--- a/光物性研究会.docx
+++ b/光物性研究会.docx
@@ -59,7 +59,7 @@
       <w:pPr>
         <w:jc w:val="center"/>
         <w:rPr>
-          <w:rFonts w:ascii="Times New Roman" w:eastAsia="ＭＳ 明朝" w:hAnsi="Times New Roman" w:cs="Times New Roman"/>
+          <w:rFonts w:ascii="Times New Roman" w:eastAsia="ＭＳ 明朝" w:hAnsi="Times New Roman" w:cs="Times New Roman" w:hint="eastAsia"/>
           <w:b/>
           <w:sz w:val="22"/>
           <w:szCs w:val="22"/>
@@ -421,43 +421,7 @@
           <w:b/>
           <w14:ligatures w14:val="none"/>
         </w:rPr>
-        <w:t xml:space="preserve">In this study, we fabricated a microcavity using an anthracene single crystal and evaluated its emission characteristics to elucidate the non-equilibrium relaxation and condensation dynamics in exciton-polariton systems based on organic molecular crystals. Optical measurements at a cryogenic temperature (6 K) revealed a distinct nonlinear increase in emission intensity with a threshold excitation energy density of approximately 5 </w:t>
-      </w:r>
-      <w:proofErr w:type="spellStart"/>
-      <w:r>
-        <w:rPr>
-          <w:rFonts w:ascii="Times New Roman" w:eastAsia="ＭＳ 明朝" w:hAnsi="Times New Roman" w:cs="Times New Roman"/>
-          <w:b/>
-          <w14:ligatures w14:val="none"/>
-        </w:rPr>
-        <w:t>μJ</w:t>
-      </w:r>
-      <w:proofErr w:type="spellEnd"/>
-      <w:r>
-        <w:rPr>
-          <w:rFonts w:ascii="Times New Roman" w:eastAsia="ＭＳ 明朝" w:hAnsi="Times New Roman" w:cs="Times New Roman"/>
-          <w:b/>
-          <w14:ligatures w14:val="none"/>
-        </w:rPr>
-        <w:t xml:space="preserve">/cm², confirming the formation of a polariton condensate. Furthermore, the emergence of a characteristic emission line was observed at around 130 </w:t>
-      </w:r>
-      <w:proofErr w:type="spellStart"/>
-      <w:r>
-        <w:rPr>
-          <w:rFonts w:ascii="Times New Roman" w:eastAsia="ＭＳ 明朝" w:hAnsi="Times New Roman" w:cs="Times New Roman"/>
-          <w:b/>
-          <w14:ligatures w14:val="none"/>
-        </w:rPr>
-        <w:t>μJ</w:t>
-      </w:r>
-      <w:proofErr w:type="spellEnd"/>
-      <w:r>
-        <w:rPr>
-          <w:rFonts w:ascii="Times New Roman" w:eastAsia="ＭＳ 明朝" w:hAnsi="Times New Roman" w:cs="Times New Roman"/>
-          <w:b/>
-          <w14:ligatures w14:val="none"/>
-        </w:rPr>
-        <w:t>/cm² even at room temperature. These findings provide crucial insights for elucidating the mechanisms of dynamic phase transitions in polaritons.</w:t>
+        <w:t>In this study, we fabricated a microcavity using an anthracene single crystal and evaluated its emission characteristics to elucidate the non-equilibrium relaxation and condensation dynamics in exciton-polariton systems based on organic molecular crystals. Optical measurements at a cryogenic temperature (6 K) revealed a distinct nonlinear increase in emission intensity with a threshold excitation energy density of approximately 5 μJ/cm², confirming the formation of a polariton condensate. Furthermore, the emergence of a characteristic emission line was observed at around 130 μJ/cm² even at room temperature. These findings provide crucial insights for elucidating the mechanisms of dynamic phase transitions in polaritons.</w:t>
       </w:r>
     </w:p>
     <w:p>
@@ -594,25 +558,7 @@
         <w:t>た</w:t>
       </w:r>
       <w:r>
-        <w:t>。有機材料は誘電率が低</w:t>
-      </w:r>
-      <w:r>
-        <w:rPr>
-          <w:rFonts w:hint="eastAsia"/>
-        </w:rPr>
-        <w:t>く、</w:t>
-      </w:r>
-      <w:r>
-        <w:t>電子と正孔が強く結びつ</w:t>
-      </w:r>
-      <w:r>
-        <w:rPr>
-          <w:rFonts w:hint="eastAsia"/>
-        </w:rPr>
-        <w:t>くため、</w:t>
-      </w:r>
-      <w:r>
-        <w:t>フレンケル型励起子を形成し、室温でも極めて安定に存在する</w:t>
+        <w:t>。有機材料は誘電率が低くクーロン遮蔽が弱いため、電子と正孔が強く結びついたフレンケル型励起子を形成し、室温でも極めて安定に存在する</w:t>
       </w:r>
       <w:r>
         <w:rPr>
@@ -621,7 +567,10 @@
         <w:t>[2]</w:t>
       </w:r>
       <w:r>
-        <w:t>。さらに、ポラリトンは低密度領域においてボース粒子として振る舞い、その有効質量が電子の</w:t>
+        <w:t>。さらに、ポラリトンは低密度領域においてボース粒子として振る舞い、その有</w:t>
+      </w:r>
+      <w:r>
+        <w:t>効質量が電子の</w:t>
       </w:r>
       <w:r>
         <w:rPr>
@@ -682,7 +631,7 @@
       </w:r>
       <w:r>
         <w:rPr>
-          <w:color w:val="EE0000"/>
+          <w:color w:val="000000" w:themeColor="text1"/>
         </w:rPr>
         <w:t>非マルコフ的な相互作用</w:t>
       </w:r>
@@ -722,7 +671,7 @@
         <w:ind w:firstLineChars="100" w:firstLine="210"/>
       </w:pPr>
       <w:r>
-        <w:t>電流注入型ポラリトンレーザーの実現や、光デバイスのさらなる高効率化に向けて、この複雑な非平衡下でのポラリトン凝縮メカニズムの解明が不可欠である。</w:t>
+        <w:t>将来的な電流注入型ポラリトンレーザーの実現や、光デバイスのさらなる高効率化に向けて、この複雑な非平衡下でのポラリトン凝縮メカニズムの解明が不可欠である。</w:t>
       </w:r>
       <w:r>
         <w:rPr>
@@ -914,16 +863,7 @@
         <w:t>1</w:t>
       </w:r>
       <w:r>
-        <w:t>に、本系におけるポラリトン</w:t>
-      </w:r>
-      <w:r>
-        <w:rPr>
-          <w:rFonts w:hint="eastAsia"/>
-        </w:rPr>
-        <w:t>の</w:t>
-      </w:r>
-      <w:r>
-        <w:t>分散関係と緩和過程の模式図を示す。面内波数</w:t>
+        <w:t>に、本系におけるポラリトン分散関係と緩和過程の模式図を示す。面内波数</w:t>
       </w:r>
       <m:oMath>
         <m:sSub>
@@ -959,13 +899,7 @@
         <w:rPr>
           <w:rFonts w:hint="eastAsia"/>
         </w:rPr>
-        <w:t>実験では0-1</w:t>
-      </w:r>
-      <w:r>
-        <w:rPr>
-          <w:rFonts w:hint="eastAsia"/>
-        </w:rPr>
-        <w:t>励起子（</w:t>
+        <w:t>実験では0-1励起子（</w:t>
       </w:r>
       <w:r>
         <w:rPr>
@@ -983,43 +917,19 @@
         <w:rPr>
           <w:rFonts w:hint="eastAsia"/>
         </w:rPr>
-        <w:t>サイド</w:t>
-      </w:r>
-      <w:r>
-        <w:rPr>
-          <w:rFonts w:hint="eastAsia"/>
-        </w:rPr>
-        <w:t>バンドに</w:t>
-      </w:r>
-      <w:r>
-        <w:rPr>
-          <w:rFonts w:hint="eastAsia"/>
-        </w:rPr>
-        <w:t>おける</w:t>
-      </w:r>
-      <w:r>
-        <w:rPr>
-          <w:rFonts w:hint="eastAsia"/>
-        </w:rPr>
-        <w:t>電子励起状態、</w:t>
-      </w:r>
-      <w:r>
-        <w:rPr>
-          <w:rFonts w:hint="eastAsia"/>
-        </w:rPr>
-        <w:t>第一</w:t>
-      </w:r>
-      <w:r>
-        <w:rPr>
-          <w:rFonts w:hint="eastAsia"/>
-        </w:rPr>
-        <w:t>振動</w:t>
-      </w:r>
-      <w:r>
-        <w:rPr>
-          <w:rFonts w:hint="eastAsia"/>
-        </w:rPr>
-        <w:t>励起状態）を</w:t>
+        <w:t>再度バンド</w:t>
+      </w:r>
+      <w:r>
+        <w:rPr>
+          <w:rFonts w:hint="eastAsia"/>
+        </w:rPr>
+        <w:t>に</w:t>
+      </w:r>
+      <w:r>
+        <w:rPr>
+          <w:rFonts w:hint="eastAsia"/>
+        </w:rPr>
+        <w:t>おける第一励起状態）を</w:t>
       </w:r>
       <w:r>
         <w:t>光励起</w:t>
@@ -1028,10 +938,16 @@
         <w:rPr>
           <w:rFonts w:hint="eastAsia"/>
         </w:rPr>
-        <w:t>することによって</w:t>
+        <w:t>し</w:t>
       </w:r>
       <w:r>
         <w:t>、</w:t>
+      </w:r>
+      <w:r>
+        <w:rPr>
+          <w:rFonts w:hint="eastAsia"/>
+        </w:rPr>
+        <w:t>分子内振動を介して</w:t>
       </w:r>
       <m:oMath>
         <m:sSub>
@@ -1079,10 +995,10 @@
         <w:rPr>
           <w:rFonts w:hint="eastAsia"/>
         </w:rPr>
-        <w:t>を生じる。</w:t>
-      </w:r>
-      <w:r>
-        <w:t>最終的に</w:t>
+        <w:t>へ</w:t>
+      </w:r>
+      <w:r>
+        <w:t>緩和し、最終的に</w:t>
       </w:r>
       <m:oMath>
         <m:sSub>
@@ -1128,12 +1044,6 @@
       </w:r>
       <w:r>
         <w:t>。</w:t>
-      </w:r>
-      <w:r>
-        <w:rPr>
-          <w:rFonts w:hint="eastAsia"/>
-        </w:rPr>
-        <w:t>また、これらの緩和過程は分子内振動を介して起こる。</w:t>
       </w:r>
     </w:p>
     <w:p>
@@ -1365,14 +1275,6 @@
                                 <w:szCs w:val="20"/>
                               </w:rPr>
                             </w:pPr>
-                            <w:r>
-                              <w:rPr>
-                                <w:rFonts w:hint="eastAsia"/>
-                                <w:sz w:val="18"/>
-                                <w:szCs w:val="21"/>
-                              </w:rPr>
-                              <w:t>図1：</w:t>
-                            </w:r>
                             <w:r>
                               <w:rPr>
                                 <w:rFonts w:hint="eastAsia"/>
@@ -1509,14 +1411,6 @@
                           <w:sz w:val="18"/>
                           <w:szCs w:val="21"/>
                         </w:rPr>
-                        <w:t>図1：</w:t>
-                      </w:r>
-                      <w:r>
-                        <w:rPr>
-                          <w:rFonts w:hint="eastAsia"/>
-                          <w:sz w:val="18"/>
-                          <w:szCs w:val="21"/>
-                        </w:rPr>
                         <w:t>縦軸がエネルギー、横軸が面内波数</w:t>
                       </w:r>
                       <w:r>
@@ -1669,16 +1563,7 @@
         <w:t>とシリカを</w:t>
       </w:r>
       <w:r>
-        <w:lastRenderedPageBreak/>
-        <w:t>（</w:t>
-      </w:r>
-      <w:proofErr w:type="spellStart"/>
-      <w:r>
-        <w:t>TiO</w:t>
-      </w:r>
-      <w:proofErr w:type="spellEnd"/>
-      <w:r>
-        <w:t>₂/SiO₂）7.5ペア</w:t>
+        <w:t>（TiO₂/SiO₂）7.5ペア</w:t>
       </w:r>
       <w:r>
         <w:rPr>
@@ -1692,6 +1577,7 @@
     </w:p>
     <w:p>
       <w:r>
+        <w:lastRenderedPageBreak/>
         <w:t>キャビティ構造の組み立てにおいては、もう一枚の対向するDBR基板を用いて</w:t>
       </w:r>
       <w:r>
@@ -1707,19 +1593,7 @@
         <w:rPr>
           <w:rFonts w:hint="eastAsia"/>
         </w:rPr>
-        <w:t>DBRトップ層に導入したシリカ</w:t>
-      </w:r>
-      <w:r>
-        <w:rPr>
-          <w:rFonts w:hint="eastAsia"/>
-        </w:rPr>
-        <w:t>において</w:t>
-      </w:r>
-      <w:r>
-        <w:rPr>
-          <w:rFonts w:hint="eastAsia"/>
-        </w:rPr>
-        <w:t>水を媒介にした水素結合[</w:t>
+        <w:t>DBRトップ層に導入したシリカにおける水を媒介にした水素結合[</w:t>
       </w:r>
       <w:r>
         <w:rPr>
@@ -2342,7 +2216,15 @@
                                 <w:sz w:val="18"/>
                                 <w:szCs w:val="21"/>
                               </w:rPr>
-                              <w:t>縦軸が発光強度</w:t>
+                              <w:t>縦軸が</w:t>
+                            </w:r>
+                            <w:r>
+                              <w:rPr>
+                                <w:rFonts w:hint="eastAsia"/>
+                                <w:sz w:val="18"/>
+                                <w:szCs w:val="21"/>
+                              </w:rPr>
+                              <w:t>発光強度</w:t>
                             </w:r>
                             <w:r>
                               <w:rPr>
@@ -2483,10 +2365,7 @@
         <w:ind w:firstLineChars="100" w:firstLine="210"/>
       </w:pPr>
       <w:r>
-        <w:t>本章では、作製したアントラセンマイクロキャビティにおける発光特性と、時間分解測</w:t>
-      </w:r>
-      <w:r>
-        <w:t>定によって得られたポラリトン凝縮のダイナミクスに関する結果を議論する。</w:t>
+        <w:t>本章では、作製したアントラセンマイクロキャビティにおける発光特性と、時間分解測定によって得られたポラリトン凝縮のダイナミクスに関する結果を議論する。</w:t>
       </w:r>
     </w:p>
     <w:p>
@@ -2701,15 +2580,7 @@
         <w:t>とシリカの</w:t>
       </w:r>
       <w:r>
-        <w:t>（</w:t>
-      </w:r>
-      <w:proofErr w:type="spellStart"/>
-      <w:r>
-        <w:t>TiO</w:t>
-      </w:r>
-      <w:proofErr w:type="spellEnd"/>
-      <w:r>
-        <w:t>₂/SiO₂）7.5ペア</w:t>
+        <w:t>（TiO₂/SiO₂）7.5ペア</w:t>
       </w:r>
       <w:r>
         <w:rPr>
@@ -2750,11 +2621,14 @@
         <w:rPr>
           <w:rFonts w:hint="eastAsia"/>
         </w:rPr>
+        <w:t>いる</w:t>
+      </w:r>
+      <w:r>
+        <w:t>。したがって、アントラセン活性層に実際に到達し吸収された実効的なエネルギー密</w:t>
+      </w:r>
+      <w:r>
         <w:lastRenderedPageBreak/>
-        <w:t>いる</w:t>
-      </w:r>
-      <w:r>
-        <w:t>。したがって、アントラセン活性層に実際に到達し吸収された実効的なエネルギー密度はより小さいと推測される。</w:t>
+        <w:t>度はより小さいと推測される。</w:t>
       </w:r>
       <w:r>
         <w:rPr>
@@ -3096,7 +2970,13 @@
           <w:rPr>
             <w:rFonts w:ascii="Cambria Math" w:hAnsi="Cambria Math"/>
           </w:rPr>
-          <m:t>5 μ</m:t>
+          <m:t>5</m:t>
+        </m:r>
+        <m:r>
+          <w:rPr>
+            <w:rFonts w:ascii="Cambria Math" w:hAnsi="Cambria Math"/>
+          </w:rPr>
+          <m:t> μ</m:t>
         </m:r>
         <m:sSup>
           <m:sSupPr>
@@ -3131,6 +3011,9 @@
     <w:p>
       <w:pPr>
         <w:ind w:firstLineChars="100" w:firstLine="210"/>
+        <w:rPr>
+          <w:rFonts w:hint="eastAsia"/>
+        </w:rPr>
       </w:pPr>
       <w:r>
         <w:rPr>
@@ -3248,15 +3131,7 @@
     </w:p>
     <w:p>
       <w:r>
-        <w:t xml:space="preserve">ポラリトン凝縮に至る初期の高速な緩和過程を評価するため、6 Kにおいてストリークカメラを用いた時間分解PL測定を実施した。その結果、励起パルス照射後の発光の立ち上がりから減衰に至る緩和時間は約 3 </w:t>
-      </w:r>
-      <w:proofErr w:type="spellStart"/>
-      <w:r>
-        <w:t>ps</w:t>
-      </w:r>
-      <w:proofErr w:type="spellEnd"/>
-      <w:r>
-        <w:t xml:space="preserve"> と見積もられた。</w:t>
+        <w:t>ポラリトン凝縮に至る初期の高速な緩和過程を評価するため、6 Kにおいてストリークカメラを用いた時間分解PL測定を実施した。その結果、励起パルス照射後の発光の立ち上がりから減衰に至る緩和時間は約 3 ps と見積もられた。</w:t>
       </w:r>
       <w:r>
         <w:rPr>
@@ -3483,27 +3358,7 @@
             <w:sz w:val="20"/>
             <w:szCs w:val="18"/>
           </w:rPr>
-          <w:t>S. Kén</w:t>
-        </w:r>
-        <w:r>
-          <w:rPr>
-            <w:rStyle w:val="aa"/>
-            <w:rFonts w:ascii="Times New Roman" w:hAnsi="Times New Roman" w:cs="Times New Roman"/>
-            <w:noProof/>
-            <w:sz w:val="20"/>
-            <w:szCs w:val="18"/>
-          </w:rPr>
-          <w:t>a</w:t>
-        </w:r>
-        <w:r>
-          <w:rPr>
-            <w:rStyle w:val="aa"/>
-            <w:rFonts w:ascii="Times New Roman" w:hAnsi="Times New Roman" w:cs="Times New Roman"/>
-            <w:noProof/>
-            <w:sz w:val="20"/>
-            <w:szCs w:val="18"/>
-          </w:rPr>
-          <w:t>-Cohen, et al.,</w:t>
+          <w:t>S. Kéna-Cohen, et al.,</w:t>
         </w:r>
         <w:r>
           <w:rPr>
@@ -3758,7 +3613,7 @@
             <w:sz w:val="20"/>
             <w:szCs w:val="18"/>
           </w:rPr>
-          <w:t>L. Mazza</w:t>
+          <w:t xml:space="preserve">L. Mazza, et al., </w:t>
         </w:r>
         <w:r>
           <w:rPr>
@@ -3768,7 +3623,7 @@
             <w:sz w:val="20"/>
             <w:szCs w:val="18"/>
           </w:rPr>
-          <w:t>,</w:t>
+          <w:t>P</w:t>
         </w:r>
         <w:r>
           <w:rPr>
@@ -3778,7 +3633,7 @@
             <w:sz w:val="20"/>
             <w:szCs w:val="18"/>
           </w:rPr>
-          <w:t xml:space="preserve"> et al., PHYSICAL REVIEW B 88, 075321 (2013)</w:t>
+          <w:t>HYSICAL REVIEW B 88, 075321 (2013)</w:t>
         </w:r>
       </w:hyperlink>
     </w:p>
@@ -3847,7 +3702,13 @@
         </w:r>
       </w:hyperlink>
     </w:p>
-    <w:p/>
+    <w:p>
+      <w:pPr>
+        <w:rPr>
+          <w:rFonts w:hint="eastAsia"/>
+        </w:rPr>
+      </w:pPr>
+    </w:p>
     <w:sectPr>
       <w:type w:val="continuous"/>
       <w:pgSz w:w="11906" w:h="16838"/>
@@ -4557,7 +4418,6 @@
   <w:style w:type="character" w:default="1" w:styleId="a0">
     <w:name w:val="Default Paragraph Font"/>
     <w:uiPriority w:val="1"/>
-    <w:semiHidden/>
     <w:unhideWhenUsed/>
   </w:style>
   <w:style w:type="table" w:default="1" w:styleId="a1">

--- a/光物性研究会.docx
+++ b/光物性研究会.docx
@@ -1,6 +1,6 @@
 
 <file path=word/document.xml><?xml version="1.0" encoding="utf-8"?>
-<w:document xmlns:wpc="http://schemas.microsoft.com/office/word/2010/wordprocessingCanvas" xmlns:cx="http://schemas.microsoft.com/office/drawing/2014/chartex" xmlns:cx1="http://schemas.microsoft.com/office/drawing/2015/9/8/chartex" xmlns:cx2="http://schemas.microsoft.com/office/drawing/2015/10/21/chartex" xmlns:cx3="http://schemas.microsoft.com/office/drawing/2016/5/9/chartex" xmlns:cx4="http://schemas.microsoft.com/office/drawing/2016/5/10/chartex" xmlns:cx5="http://schemas.microsoft.com/office/drawing/2016/5/11/chartex" xmlns:cx6="http://schemas.microsoft.com/office/drawing/2016/5/12/chartex" xmlns:cx7="http://schemas.microsoft.com/office/drawing/2016/5/13/chartex" xmlns:cx8="http://schemas.microsoft.com/office/drawing/2016/5/14/chartex" xmlns:mc="http://schemas.openxmlformats.org/markup-compatibility/2006" xmlns:aink="http://schemas.microsoft.com/office/drawing/2016/ink" xmlns:am3d="http://schemas.microsoft.com/office/drawing/2017/model3d" xmlns:o="urn:schemas-microsoft-com:office:office" xmlns:oel="http://schemas.microsoft.com/office/2019/extlst" xmlns:r="http://schemas.openxmlformats.org/officeDocument/2006/relationships" xmlns:m="http://schemas.openxmlformats.org/officeDocument/2006/math" xmlns:v="urn:schemas-microsoft-com:vml" xmlns:wp14="http://schemas.microsoft.com/office/word/2010/wordprocessingDrawing" xmlns:wp="http://schemas.openxmlformats.org/drawingml/2006/wordprocessingDrawing" xmlns:w10="urn:schemas-microsoft-com:office:word" xmlns:w="http://schemas.openxmlformats.org/wordprocessingml/2006/main" xmlns:w14="http://schemas.microsoft.com/office/word/2010/wordml" xmlns:w15="http://schemas.microsoft.com/office/word/2012/wordml" xmlns:w16cex="http://schemas.microsoft.com/office/word/2018/wordml/cex" xmlns:w16cid="http://schemas.microsoft.com/office/word/2016/wordml/cid" xmlns:w16="http://schemas.microsoft.com/office/word/2018/wordml" xmlns:w16du="http://schemas.microsoft.com/office/word/2023/wordml/word16du" xmlns:w16sdtdh="http://schemas.microsoft.com/office/word/2020/wordml/sdtdatahash" xmlns:w16sdtfl="http://schemas.microsoft.com/office/word/2024/wordml/sdtformatlock" xmlns:w16se="http://schemas.microsoft.com/office/word/2015/wordml/symex" xmlns:wpg="http://schemas.microsoft.com/office/word/2010/wordprocessingGroup" xmlns:wpi="http://schemas.microsoft.com/office/word/2010/wordprocessingInk" xmlns:wne="http://schemas.microsoft.com/office/word/2006/wordml" xmlns:wps="http://schemas.microsoft.com/office/word/2010/wordprocessingShape" mc:Ignorable="w14 w15 w16se w16cid w16 w16cex w16sdtdh w16sdtfl w16du wp14">
+<w:document xmlns:wpc="http://schemas.microsoft.com/office/word/2010/wordprocessingCanvas" xmlns:mc="http://schemas.openxmlformats.org/markup-compatibility/2006" xmlns:o="urn:schemas-microsoft-com:office:office" xmlns:r="http://schemas.openxmlformats.org/officeDocument/2006/relationships" xmlns:m="http://schemas.openxmlformats.org/officeDocument/2006/math" xmlns:v="urn:schemas-microsoft-com:vml" xmlns:wp14="http://schemas.microsoft.com/office/word/2010/wordprocessingDrawing" xmlns:wp="http://schemas.openxmlformats.org/drawingml/2006/wordprocessingDrawing" xmlns:w10="urn:schemas-microsoft-com:office:word" xmlns:w="http://schemas.openxmlformats.org/wordprocessingml/2006/main" xmlns:w14="http://schemas.microsoft.com/office/word/2010/wordml" xmlns:w15="http://schemas.microsoft.com/office/word/2012/wordml" xmlns:wpg="http://schemas.microsoft.com/office/word/2010/wordprocessingGroup" xmlns:wpi="http://schemas.microsoft.com/office/word/2010/wordprocessingInk" xmlns:wne="http://schemas.microsoft.com/office/word/2006/wordml" xmlns:wps="http://schemas.microsoft.com/office/word/2010/wordprocessingShape" mc:Ignorable="w14 w15 wp14">
   <w:body>
     <w:p>
       <w:pPr>
@@ -59,7 +59,7 @@
       <w:pPr>
         <w:jc w:val="center"/>
         <w:rPr>
-          <w:rFonts w:ascii="Times New Roman" w:eastAsia="ＭＳ 明朝" w:hAnsi="Times New Roman" w:cs="Times New Roman" w:hint="eastAsia"/>
+          <w:rFonts w:ascii="Times New Roman" w:eastAsia="ＭＳ 明朝" w:hAnsi="Times New Roman" w:cs="Times New Roman"/>
           <w:b/>
           <w:sz w:val="22"/>
           <w:szCs w:val="22"/>
@@ -113,13 +113,31 @@
         <w:snapToGrid w:val="0"/>
         <w:jc w:val="center"/>
         <w:rPr>
+          <w:rFonts w:asciiTheme="minorEastAsia" w:hAnsiTheme="minorEastAsia" w:cs="Times New Roman" w:hint="eastAsia"/>
+          <w:b/>
+          <w:sz w:val="24"/>
+          <w14:ligatures w14:val="none"/>
+        </w:rPr>
+      </w:pPr>
+      <w:r>
+        <w:rPr>
+          <w:rFonts w:asciiTheme="minorEastAsia" w:hAnsiTheme="minorEastAsia" w:cs="Times New Roman"/>
+          <w:b/>
+          <w:sz w:val="24"/>
+          <w14:ligatures w14:val="none"/>
+        </w:rPr>
+        <w:t>星野冬馬</w:t>
+      </w:r>
+      <w:r>
+        <w:rPr>
           <w:rFonts w:asciiTheme="minorEastAsia" w:hAnsiTheme="minorEastAsia" w:cs="Times New Roman"/>
           <w:b/>
           <w:sz w:val="24"/>
           <w:vertAlign w:val="superscript"/>
           <w14:ligatures w14:val="none"/>
         </w:rPr>
-      </w:pPr>
+        <w:t>1</w:t>
+      </w:r>
       <w:r>
         <w:rPr>
           <w:rFonts w:asciiTheme="minorEastAsia" w:hAnsiTheme="minorEastAsia" w:cs="Times New Roman"/>
@@ -127,7 +145,7 @@
           <w:sz w:val="24"/>
           <w14:ligatures w14:val="none"/>
         </w:rPr>
-        <w:t>星野冬馬</w:t>
+        <w:t>、小田勝</w:t>
       </w:r>
       <w:r>
         <w:rPr>
@@ -137,16 +155,25 @@
           <w:vertAlign w:val="superscript"/>
           <w14:ligatures w14:val="none"/>
         </w:rPr>
-        <w:t>1</w:t>
-      </w:r>
-      <w:r>
-        <w:rPr>
-          <w:rFonts w:asciiTheme="minorEastAsia" w:hAnsiTheme="minorEastAsia" w:cs="Times New Roman"/>
+        <w:t>2</w:t>
+      </w:r>
+      <w:r>
+        <w:rPr>
+          <w:rFonts w:asciiTheme="minorEastAsia" w:hAnsiTheme="minorEastAsia" w:cs="Times New Roman" w:hint="eastAsia"/>
           <w:b/>
           <w:sz w:val="24"/>
           <w14:ligatures w14:val="none"/>
         </w:rPr>
-        <w:t>、近藤久雄</w:t>
+        <w:t>、</w:t>
+      </w:r>
+      <w:r>
+        <w:rPr>
+          <w:rFonts w:asciiTheme="minorEastAsia" w:hAnsiTheme="minorEastAsia" w:cs="Times New Roman"/>
+          <w:b/>
+          <w:sz w:val="24"/>
+          <w14:ligatures w14:val="none"/>
+        </w:rPr>
+        <w:t>近藤久雄</w:t>
       </w:r>
       <w:r>
         <w:rPr>
@@ -157,25 +184,6 @@
           <w14:ligatures w14:val="none"/>
         </w:rPr>
         <w:t>1</w:t>
-      </w:r>
-      <w:r>
-        <w:rPr>
-          <w:rFonts w:asciiTheme="minorEastAsia" w:hAnsiTheme="minorEastAsia" w:cs="Times New Roman"/>
-          <w:b/>
-          <w:sz w:val="24"/>
-          <w14:ligatures w14:val="none"/>
-        </w:rPr>
-        <w:t>、小田勝</w:t>
-      </w:r>
-      <w:r>
-        <w:rPr>
-          <w:rFonts w:asciiTheme="minorEastAsia" w:hAnsiTheme="minorEastAsia" w:cs="Times New Roman"/>
-          <w:b/>
-          <w:sz w:val="24"/>
-          <w:vertAlign w:val="superscript"/>
-          <w14:ligatures w14:val="none"/>
-        </w:rPr>
-        <w:t>2</w:t>
       </w:r>
     </w:p>
     <w:p>
@@ -283,7 +291,7 @@
           <w:szCs w:val="22"/>
           <w14:ligatures w14:val="none"/>
         </w:rPr>
-        <w:t>, H. Kondo</w:t>
+        <w:t>, M. Oda</w:t>
       </w:r>
       <w:r>
         <w:rPr>
@@ -294,7 +302,7 @@
           <w:vertAlign w:val="superscript"/>
           <w14:ligatures w14:val="none"/>
         </w:rPr>
-        <w:t>1</w:t>
+        <w:t>2</w:t>
       </w:r>
       <w:r>
         <w:rPr>
@@ -304,7 +312,27 @@
           <w:szCs w:val="22"/>
           <w14:ligatures w14:val="none"/>
         </w:rPr>
-        <w:t>, M. Oda</w:t>
+        <w:t>,</w:t>
+      </w:r>
+      <w:r>
+        <w:rPr>
+          <w:rFonts w:ascii="Times New Roman" w:eastAsia="ＭＳ 明朝" w:hAnsi="Times New Roman" w:cs="Times New Roman"/>
+          <w:b/>
+          <w:sz w:val="20"/>
+          <w:szCs w:val="22"/>
+          <w14:ligatures w14:val="none"/>
+        </w:rPr>
+        <w:t xml:space="preserve"> </w:t>
+      </w:r>
+      <w:r>
+        <w:rPr>
+          <w:rFonts w:ascii="Times New Roman" w:eastAsia="ＭＳ 明朝" w:hAnsi="Times New Roman" w:cs="Times New Roman"/>
+          <w:b/>
+          <w:sz w:val="20"/>
+          <w:szCs w:val="22"/>
+          <w14:ligatures w14:val="none"/>
+        </w:rPr>
+        <w:t>H. Kondo</w:t>
       </w:r>
       <w:r>
         <w:rPr>
@@ -315,7 +343,7 @@
           <w:vertAlign w:val="superscript"/>
           <w14:ligatures w14:val="none"/>
         </w:rPr>
-        <w:t>2</w:t>
+        <w:t>1</w:t>
       </w:r>
       <w:r>
         <w:rPr>
@@ -325,7 +353,7 @@
           <w:szCs w:val="22"/>
           <w14:ligatures w14:val="none"/>
         </w:rPr>
-        <w:t xml:space="preserve"> </w:t>
+        <w:t>,</w:t>
       </w:r>
     </w:p>
     <w:p>
@@ -421,7 +449,61 @@
           <w:b/>
           <w14:ligatures w14:val="none"/>
         </w:rPr>
-        <w:t>In this study, we fabricated a microcavity using an anthracene single crystal and evaluated its emission characteristics to elucidate the non-equilibrium relaxation and condensation dynamics in exciton-polariton systems based on organic molecular crystals. Optical measurements at a cryogenic temperature (6 K) revealed a distinct nonlinear increase in emission intensity with a threshold excitation energy density of approximately 5 μJ/cm², confirming the formation of a polariton condensate. Furthermore, the emergence of a characteristic emission line was observed at around 130 μJ/cm² even at room temperature. These findings provide crucial insights for elucidating the mechanisms of dynamic phase transitions in polaritons.</w:t>
+        <w:t xml:space="preserve">In this study, we fabricated a microcavity using an anthracene single crystal and evaluated its emission characteristics to elucidate the non-equilibrium relaxation and condensation dynamics in exciton-polariton systems based on organic molecular crystals. Optical measurements at a cryogenic temperature (6 K) revealed a distinct nonlinear increase in emission intensity with a threshold excitation energy density of approximately 5 </w:t>
+      </w:r>
+      <w:proofErr w:type="spellStart"/>
+      <w:r>
+        <w:rPr>
+          <w:rFonts w:ascii="Times New Roman" w:eastAsia="ＭＳ 明朝" w:hAnsi="Times New Roman" w:cs="Times New Roman"/>
+          <w:b/>
+          <w14:ligatures w14:val="none"/>
+        </w:rPr>
+        <w:t>μJ</w:t>
+      </w:r>
+      <w:proofErr w:type="spellEnd"/>
+      <w:r>
+        <w:rPr>
+          <w:rFonts w:ascii="Times New Roman" w:eastAsia="ＭＳ 明朝" w:hAnsi="Times New Roman" w:cs="Times New Roman"/>
+          <w:b/>
+          <w14:ligatures w14:val="none"/>
+        </w:rPr>
+        <w:t xml:space="preserve">/cm², confirming the formation of a polariton condensate. Furthermore, the emergence of a characteristic emission line was observed at around 130 </w:t>
+      </w:r>
+      <w:proofErr w:type="spellStart"/>
+      <w:r>
+        <w:rPr>
+          <w:rFonts w:ascii="Times New Roman" w:eastAsia="ＭＳ 明朝" w:hAnsi="Times New Roman" w:cs="Times New Roman"/>
+          <w:b/>
+          <w14:ligatures w14:val="none"/>
+        </w:rPr>
+        <w:t>μJ</w:t>
+      </w:r>
+      <w:proofErr w:type="spellEnd"/>
+      <w:r>
+        <w:rPr>
+          <w:rFonts w:ascii="Times New Roman" w:eastAsia="ＭＳ 明朝" w:hAnsi="Times New Roman" w:cs="Times New Roman"/>
+          <w:b/>
+          <w14:ligatures w14:val="none"/>
+        </w:rPr>
+        <w:t xml:space="preserve">/cm² even at room temperature. These findings provide crucial insights for elucidating the mechanisms of dynamic phase transitions in </w:t>
+      </w:r>
+      <w:proofErr w:type="spellStart"/>
+      <w:r>
+        <w:rPr>
+          <w:rFonts w:ascii="Times New Roman" w:eastAsia="ＭＳ 明朝" w:hAnsi="Times New Roman" w:cs="Times New Roman"/>
+          <w:b/>
+          <w14:ligatures w14:val="none"/>
+        </w:rPr>
+        <w:t>polaritons</w:t>
+      </w:r>
+      <w:proofErr w:type="spellEnd"/>
+      <w:r>
+        <w:rPr>
+          <w:rFonts w:ascii="Times New Roman" w:eastAsia="ＭＳ 明朝" w:hAnsi="Times New Roman" w:cs="Times New Roman"/>
+          <w:b/>
+          <w14:ligatures w14:val="none"/>
+        </w:rPr>
+        <w:t>.</w:t>
       </w:r>
     </w:p>
     <w:p>
@@ -481,7 +563,13 @@
         <w:ind w:firstLineChars="100" w:firstLine="210"/>
       </w:pPr>
       <w:r>
-        <w:t>エキシトンポラリトンは、微小共振器（マイクロキャビティ）内部に閉じ込められた光子と、物質中の励起子が強く相互作用することによって生じる準粒子である。対向する高反射率の誘電体多層膜ミラー（</w:t>
+        <w:rPr>
+          <w:rFonts w:hint="eastAsia"/>
+        </w:rPr>
+        <w:t>キャビティ</w:t>
+      </w:r>
+      <w:r>
+        <w:t>ポラリトンは、微小共振器（マイクロキャビティ）内部に閉じ込められた光子と、物質中の励起子が強く相互作用することによって生じる準粒子である。対向する高反射率の誘電体多層膜ミラー（</w:t>
       </w:r>
       <w:r>
         <w:rPr>
@@ -532,7 +620,79 @@
         <w:rPr>
           <w:rFonts w:hint="eastAsia"/>
         </w:rPr>
-        <w:t>）を達成することができる[1]。</w:t>
+        <w:t>）を達成することができ</w:t>
+      </w:r>
+      <w:r>
+        <w:rPr>
+          <w:rFonts w:hint="eastAsia"/>
+        </w:rPr>
+        <w:t>、キャビティポラリトンが生じる</w:t>
+      </w:r>
+      <w:r>
+        <w:rPr>
+          <w:rFonts w:hint="eastAsia"/>
+        </w:rPr>
+        <w:t>[1]。</w:t>
+      </w:r>
+      <w:r>
+        <w:rPr>
+          <w:rFonts w:hint="eastAsia"/>
+          <w:color w:val="FF0000"/>
+        </w:rPr>
+        <w:t>また</w:t>
+      </w:r>
+      <w:r>
+        <w:rPr>
+          <w:color w:val="FF0000"/>
+        </w:rPr>
+        <w:t>、ポラリトンは低密度領域においてボース粒子として振る舞い、その有効質量が電子の</w:t>
+      </w:r>
+      <w:r>
+        <w:rPr>
+          <w:rFonts w:hint="eastAsia"/>
+          <w:color w:val="FF0000"/>
+        </w:rPr>
+        <w:t>10</w:t>
+      </w:r>
+      <w:r>
+        <w:rPr>
+          <w:rFonts w:hint="eastAsia"/>
+          <w:color w:val="FF0000"/>
+          <w:vertAlign w:val="superscript"/>
+        </w:rPr>
+        <w:t>-4</w:t>
+      </w:r>
+      <w:r>
+        <w:rPr>
+          <w:color w:val="FF0000"/>
+        </w:rPr>
+        <w:t>倍程度と極めて軽いため、室温においても</w:t>
+      </w:r>
+      <w:r>
+        <w:rPr>
+          <w:rFonts w:hint="eastAsia"/>
+          <w:color w:val="FF0000"/>
+        </w:rPr>
+        <w:t>量子凝縮</w:t>
+      </w:r>
+      <w:r>
+        <w:rPr>
+          <w:color w:val="FF0000"/>
+        </w:rPr>
+        <w:t>の観測が可能である</w:t>
+      </w:r>
+      <w:r>
+        <w:rPr>
+          <w:rFonts w:hint="eastAsia"/>
+          <w:color w:val="FF0000"/>
+        </w:rPr>
+        <w:t>[3]</w:t>
+      </w:r>
+      <w:r>
+        <w:rPr>
+          <w:color w:val="FF0000"/>
+        </w:rPr>
+        <w:t>。</w:t>
       </w:r>
     </w:p>
     <w:p>
@@ -558,7 +718,10 @@
         <w:t>た</w:t>
       </w:r>
       <w:r>
-        <w:t>。有機材料は誘電率が低くクーロン遮蔽が弱いため、電子と正孔が強く結びついたフレンケル型励起子を形成し、室温でも極めて安定に存在する</w:t>
+        <w:t>。有機材料は誘電率が低くクーロン遮蔽が弱いた</w:t>
+      </w:r>
+      <w:r>
+        <w:t>め、電子と正孔が強く結びついたフレンケル型励起子を形成し、室温でも極めて安定に存在する</w:t>
       </w:r>
       <w:r>
         <w:rPr>
@@ -567,50 +730,25 @@
         <w:t>[2]</w:t>
       </w:r>
       <w:r>
-        <w:t>。さらに、ポラリトンは低密度領域においてボース粒子として振る舞い、その有</w:t>
-      </w:r>
-      <w:r>
-        <w:t>効質量が電子の</w:t>
-      </w:r>
-      <w:r>
-        <w:rPr>
-          <w:rFonts w:hint="eastAsia"/>
-        </w:rPr>
-        <w:t>10</w:t>
-      </w:r>
-      <w:r>
-        <w:rPr>
-          <w:rFonts w:hint="eastAsia"/>
-          <w:vertAlign w:val="superscript"/>
-        </w:rPr>
-        <w:t>-4</w:t>
-      </w:r>
-      <w:r>
-        <w:t>倍程度と極めて軽いため、室温においても</w:t>
-      </w:r>
-      <w:r>
-        <w:rPr>
-          <w:rFonts w:hint="eastAsia"/>
-        </w:rPr>
-        <w:t>量子凝縮</w:t>
-      </w:r>
-      <w:r>
-        <w:t>の観測が可能である</w:t>
-      </w:r>
-      <w:r>
-        <w:rPr>
-          <w:rFonts w:hint="eastAsia"/>
-        </w:rPr>
-        <w:t>[3]</w:t>
-      </w:r>
-      <w:r>
         <w:t>。</w:t>
       </w:r>
       <w:r>
         <w:rPr>
           <w:rFonts w:hint="eastAsia"/>
         </w:rPr>
-        <w:t>実際にアントラセン結晶におけるポラリトン凝縮が報告されている[4]。</w:t>
+        <w:t>実際にアントラセン結晶におけるポラリトン凝縮が</w:t>
+      </w:r>
+      <w:r>
+        <w:rPr>
+          <w:rFonts w:hint="eastAsia"/>
+        </w:rPr>
+        <w:t>室温で</w:t>
+      </w:r>
+      <w:r>
+        <w:rPr>
+          <w:rFonts w:hint="eastAsia"/>
+        </w:rPr>
+        <w:t>報告されている[4]。</w:t>
       </w:r>
     </w:p>
     <w:p>
@@ -624,19 +762,20 @@
         <w:rPr>
           <w:rFonts w:hint="eastAsia"/>
         </w:rPr>
-        <w:t>有機結晶に特有の</w:t>
-      </w:r>
-      <w:r>
-        <w:t>フレンケル型励起子とフォノンとの</w:t>
-      </w:r>
-      <w:r>
-        <w:rPr>
-          <w:color w:val="000000" w:themeColor="text1"/>
-        </w:rPr>
-        <w:t>非マルコフ的な相互作用</w:t>
-      </w:r>
-      <w:r>
-        <w:t>や、結晶</w:t>
+        <w:t>有機結晶</w:t>
+      </w:r>
+      <w:r>
+        <w:rPr>
+          <w:rFonts w:hint="eastAsia"/>
+          <w:color w:val="FF0000"/>
+        </w:rPr>
+        <w:t>に特有の</w:t>
+      </w:r>
+      <w:r>
+        <w:rPr>
+          <w:color w:val="FF0000"/>
+        </w:rPr>
+        <w:t>フレンケル型励起子とフォノンとの非マルコフ的な相互作用や、結晶</w:t>
       </w:r>
       <w:r>
         <w:rPr>
@@ -725,7 +864,22 @@
         <w:t>観測した</w:t>
       </w:r>
       <w:r>
-        <w:t>。具体的には、金属治具による固定と溶液プロセスを組み合わせ</w:t>
+        <w:t>。具体的には、</w:t>
+      </w:r>
+      <w:r>
+        <w:rPr>
+          <w:rFonts w:hint="eastAsia"/>
+        </w:rPr>
+        <w:t>DBRを向かい合わせに配置し、</w:t>
+      </w:r>
+      <w:r>
+        <w:rPr>
+          <w:color w:val="FF0000"/>
+        </w:rPr>
+        <w:t>金属治具による固定と</w:t>
+      </w:r>
+      <w:r>
+        <w:t>溶液プロセスを組み合わせ</w:t>
       </w:r>
       <w:r>
         <w:rPr>
@@ -770,19 +924,24 @@
     <w:p>
       <w:pPr>
         <w:ind w:firstLineChars="100" w:firstLine="210"/>
+        <w:rPr>
+          <w:rFonts w:ascii="Times New Roman" w:hAnsi="Times New Roman" w:cs="Times New Roman" w:hint="eastAsia"/>
+          <w:szCs w:val="21"/>
+        </w:rPr>
       </w:pPr>
       <w:r>
         <w:rPr>
           <w:noProof/>
+          <w:color w:val="FF0000"/>
         </w:rPr>
         <w:drawing>
-          <wp:anchor distT="0" distB="0" distL="114300" distR="114300" simplePos="0" relativeHeight="251672576" behindDoc="0" locked="0" layoutInCell="1" allowOverlap="1" wp14:anchorId="245DD44E" wp14:editId="2FE27C56">
+          <wp:anchor distT="0" distB="0" distL="114300" distR="114300" simplePos="0" relativeHeight="251672576" behindDoc="0" locked="0" layoutInCell="1" allowOverlap="1" wp14:anchorId="245DD44E" wp14:editId="16237C29">
             <wp:simplePos x="0" y="0"/>
             <wp:positionH relativeFrom="column">
-              <wp:posOffset>27305</wp:posOffset>
+              <wp:posOffset>40640</wp:posOffset>
             </wp:positionH>
             <wp:positionV relativeFrom="paragraph">
-              <wp:posOffset>1832024</wp:posOffset>
+              <wp:posOffset>3021660</wp:posOffset>
             </wp:positionV>
             <wp:extent cx="2744470" cy="1604010"/>
             <wp:effectExtent l="0" t="0" r="0" b="0"/>
@@ -790,7 +949,7 @@
             <wp:docPr id="67" name="図 66">
               <a:extLst xmlns:a="http://schemas.openxmlformats.org/drawingml/2006/main">
                 <a:ext uri="{FF2B5EF4-FFF2-40B4-BE49-F238E27FC236}">
-                  <a16:creationId xmlns:a16="http://schemas.microsoft.com/office/drawing/2014/main" id="{EBBDFD24-A8F5-9087-EFB3-0730D57DA751}"/>
+                  <a16:creationId xmlns:a16="http://schemas.microsoft.com/office/drawing/2014/main" xmlns:w16se="http://schemas.microsoft.com/office/word/2015/wordml/symex" xmlns:w16sdtfl="http://schemas.microsoft.com/office/word/2024/wordml/sdtformatlock" xmlns:w16sdtdh="http://schemas.microsoft.com/office/word/2020/wordml/sdtdatahash" xmlns:w16du="http://schemas.microsoft.com/office/word/2023/wordml/word16du" xmlns:w16="http://schemas.microsoft.com/office/word/2018/wordml" xmlns:w16cid="http://schemas.microsoft.com/office/word/2016/wordml/cid" xmlns:w16cex="http://schemas.microsoft.com/office/word/2018/wordml/cex" xmlns:w="http://schemas.openxmlformats.org/wordprocessingml/2006/main" xmlns:w10="urn:schemas-microsoft-com:office:word" xmlns:v="urn:schemas-microsoft-com:vml" xmlns:oel="http://schemas.microsoft.com/office/2019/extlst" xmlns:o="urn:schemas-microsoft-com:office:office" xmlns:am3d="http://schemas.microsoft.com/office/drawing/2017/model3d" xmlns:aink="http://schemas.microsoft.com/office/drawing/2016/ink" xmlns:cx8="http://schemas.microsoft.com/office/drawing/2016/5/14/chartex" xmlns:cx7="http://schemas.microsoft.com/office/drawing/2016/5/13/chartex" xmlns:cx6="http://schemas.microsoft.com/office/drawing/2016/5/12/chartex" xmlns:cx5="http://schemas.microsoft.com/office/drawing/2016/5/11/chartex" xmlns:cx4="http://schemas.microsoft.com/office/drawing/2016/5/10/chartex" xmlns:cx3="http://schemas.microsoft.com/office/drawing/2016/5/9/chartex" xmlns:cx2="http://schemas.microsoft.com/office/drawing/2015/10/21/chartex" xmlns:cx1="http://schemas.microsoft.com/office/drawing/2015/9/8/chartex" xmlns:cx="http://schemas.microsoft.com/office/drawing/2014/chartex" xmlns="" id="{EBBDFD24-A8F5-9087-EFB3-0730D57DA751}"/>
                 </a:ext>
               </a:extLst>
             </wp:docPr>
@@ -804,7 +963,7 @@
                     <pic:cNvPr id="67" name="図 66">
                       <a:extLst>
                         <a:ext uri="{FF2B5EF4-FFF2-40B4-BE49-F238E27FC236}">
-                          <a16:creationId xmlns:a16="http://schemas.microsoft.com/office/drawing/2014/main" id="{EBBDFD24-A8F5-9087-EFB3-0730D57DA751}"/>
+                          <a16:creationId xmlns:a16="http://schemas.microsoft.com/office/drawing/2014/main" xmlns:w16se="http://schemas.microsoft.com/office/word/2015/wordml/symex" xmlns:w16sdtfl="http://schemas.microsoft.com/office/word/2024/wordml/sdtformatlock" xmlns:w16sdtdh="http://schemas.microsoft.com/office/word/2020/wordml/sdtdatahash" xmlns:w16du="http://schemas.microsoft.com/office/word/2023/wordml/word16du" xmlns:w16="http://schemas.microsoft.com/office/word/2018/wordml" xmlns:w16cid="http://schemas.microsoft.com/office/word/2016/wordml/cid" xmlns:w16cex="http://schemas.microsoft.com/office/word/2018/wordml/cex" xmlns:w="http://schemas.openxmlformats.org/wordprocessingml/2006/main" xmlns:w10="urn:schemas-microsoft-com:office:word" xmlns:v="urn:schemas-microsoft-com:vml" xmlns:oel="http://schemas.microsoft.com/office/2019/extlst" xmlns:o="urn:schemas-microsoft-com:office:office" xmlns:am3d="http://schemas.microsoft.com/office/drawing/2017/model3d" xmlns:aink="http://schemas.microsoft.com/office/drawing/2016/ink" xmlns:cx8="http://schemas.microsoft.com/office/drawing/2016/5/14/chartex" xmlns:cx7="http://schemas.microsoft.com/office/drawing/2016/5/13/chartex" xmlns:cx6="http://schemas.microsoft.com/office/drawing/2016/5/12/chartex" xmlns:cx5="http://schemas.microsoft.com/office/drawing/2016/5/11/chartex" xmlns:cx4="http://schemas.microsoft.com/office/drawing/2016/5/10/chartex" xmlns:cx3="http://schemas.microsoft.com/office/drawing/2016/5/9/chartex" xmlns:cx2="http://schemas.microsoft.com/office/drawing/2015/10/21/chartex" xmlns:cx1="http://schemas.microsoft.com/office/drawing/2015/9/8/chartex" xmlns:cx="http://schemas.microsoft.com/office/drawing/2014/chartex" xmlns="" id="{EBBDFD24-A8F5-9087-EFB3-0730D57DA751}"/>
                         </a:ext>
                       </a:extLst>
                     </pic:cNvPr>
@@ -840,30 +999,7 @@
         </w:drawing>
       </w:r>
       <w:r>
-        <w:t>本研究で用いたマイクロキャビティの基礎的な光学特性を評価するため、転送行列法（Transfer Matrix Method: TMM）を用いた1次元多層膜シミュレーションを構築した。誘電体多層膜</w:t>
-      </w:r>
-      <w:r>
-        <w:rPr>
-          <w:rFonts w:hint="eastAsia"/>
-        </w:rPr>
-        <w:t>の屈折率分散をもとにして、透過スペクトル測定にフィッティングすることで共振器長を見積もり、マイクロキャビティの制作を行った。</w:t>
-      </w:r>
-    </w:p>
-    <w:p>
-      <w:pPr>
-        <w:ind w:firstLineChars="100" w:firstLine="210"/>
-      </w:pPr>
-      <w:r>
-        <w:t>図</w:t>
-      </w:r>
-      <w:r>
-        <w:rPr>
-          <w:rFonts w:hint="eastAsia"/>
-        </w:rPr>
-        <w:t>1</w:t>
-      </w:r>
-      <w:r>
-        <w:t>に、本系におけるポラリトン分散関係と緩和過程の模式図を示す。面内波数</w:t>
+        <w:t>面内波数</w:t>
       </w:r>
       <m:oMath>
         <m:sSub>
@@ -896,6 +1032,30 @@
         <w:t>に依存する放物線状のキャビティフォトンモードと、フレンケル励起子モードが強結合することで、上枝ポラリトン（UPB）と下枝ポラリトン（LPB）が形成される。</w:t>
       </w:r>
       <w:r>
+        <w:t>図</w:t>
+      </w:r>
+      <w:r>
+        <w:rPr>
+          <w:rFonts w:hint="eastAsia"/>
+        </w:rPr>
+        <w:t>1</w:t>
+      </w:r>
+      <w:r>
+        <w:t>に、本系におけるポラリトン分散</w:t>
+      </w:r>
+      <w:r>
+        <w:t>と</w:t>
+      </w:r>
+      <w:r>
+        <w:rPr>
+          <w:rFonts w:hint="eastAsia"/>
+        </w:rPr>
+        <w:t>励起子準位からの</w:t>
+      </w:r>
+      <w:r>
+        <w:t>緩和過程の模式図を示す。</w:t>
+      </w:r>
+      <w:r>
         <w:rPr>
           <w:rFonts w:hint="eastAsia"/>
         </w:rPr>
@@ -905,31 +1065,25 @@
         <w:rPr>
           <w:rFonts w:hint="eastAsia"/>
         </w:rPr>
-        <w:t>分子内振動による</w:t>
-      </w:r>
-      <w:r>
-        <w:rPr>
-          <w:rFonts w:hint="eastAsia"/>
-        </w:rPr>
-        <w:t>励起子の</w:t>
-      </w:r>
-      <w:r>
-        <w:rPr>
-          <w:rFonts w:hint="eastAsia"/>
-        </w:rPr>
-        <w:t>再度バンド</w:t>
-      </w:r>
-      <w:r>
-        <w:rPr>
-          <w:rFonts w:hint="eastAsia"/>
-        </w:rPr>
-        <w:t>に</w:t>
-      </w:r>
-      <w:r>
-        <w:rPr>
-          <w:rFonts w:hint="eastAsia"/>
-        </w:rPr>
-        <w:t>おける第一励起状態）を</w:t>
+        <w:t>アントラセン</w:t>
+      </w:r>
+      <w:r>
+        <w:rPr>
+          <w:rFonts w:hint="eastAsia"/>
+        </w:rPr>
+        <w:t>分子内振動</w:t>
+      </w:r>
+      <w:r>
+        <w:rPr>
+          <w:rFonts w:hint="eastAsia"/>
+        </w:rPr>
+        <w:t>準位</w:t>
+      </w:r>
+      <w:r>
+        <w:rPr>
+          <w:rFonts w:hint="eastAsia"/>
+        </w:rPr>
+        <w:t>）を</w:t>
       </w:r>
       <w:r>
         <w:t>光励起</w:t>
@@ -949,92 +1103,230 @@
         </w:rPr>
         <w:t>分子内振動を介して</w:t>
       </w:r>
-      <m:oMath>
-        <m:sSub>
-          <m:sSubPr>
-            <m:ctrlPr>
-              <w:rPr>
-                <w:rFonts w:ascii="Cambria Math" w:hAnsi="Cambria Math"/>
-              </w:rPr>
-            </m:ctrlPr>
-          </m:sSubPr>
-          <m:e>
-            <m:r>
-              <w:rPr>
-                <w:rFonts w:ascii="Cambria Math" w:hAnsi="Cambria Math"/>
-              </w:rPr>
-              <m:t>k</m:t>
-            </m:r>
-          </m:e>
-          <m:sub>
-            <m:r>
-              <w:rPr>
-                <w:rFonts w:ascii="Cambria Math" w:hAnsi="Cambria Math"/>
-              </w:rPr>
-              <m:t>∥</m:t>
-            </m:r>
-          </m:sub>
-        </m:sSub>
-        <m:r>
-          <w:rPr>
-            <w:rFonts w:ascii="Cambria Math" w:hAnsi="Cambria Math"/>
-          </w:rPr>
-          <m:t>≠0</m:t>
-        </m:r>
-      </m:oMath>
-      <w:r>
-        <w:rPr>
-          <w:rFonts w:hint="eastAsia"/>
-        </w:rPr>
-        <w:t>の波数を持ち</w:t>
-      </w:r>
-      <w:r>
-        <w:t>光学的に不活性なダーク状態（励起子リザーバー）</w:t>
-      </w:r>
-      <w:r>
-        <w:rPr>
-          <w:rFonts w:hint="eastAsia"/>
-        </w:rPr>
-        <w:t>へ</w:t>
-      </w:r>
-      <w:r>
-        <w:t>緩和し、最終的に</w:t>
-      </w:r>
-      <m:oMath>
-        <m:sSub>
-          <m:sSubPr>
-            <m:ctrlPr>
-              <w:rPr>
-                <w:rFonts w:ascii="Cambria Math" w:hAnsi="Cambria Math"/>
-              </w:rPr>
-            </m:ctrlPr>
-          </m:sSubPr>
-          <m:e>
-            <m:r>
-              <w:rPr>
-                <w:rFonts w:ascii="Cambria Math" w:hAnsi="Cambria Math"/>
-              </w:rPr>
-              <m:t>k</m:t>
-            </m:r>
-          </m:e>
-          <m:sub>
-            <m:r>
-              <w:rPr>
-                <w:rFonts w:ascii="Cambria Math" w:hAnsi="Cambria Math"/>
-              </w:rPr>
-              <m:t>∥</m:t>
-            </m:r>
-          </m:sub>
-        </m:sSub>
-        <m:r>
-          <w:rPr>
-            <w:rFonts w:ascii="Cambria Math" w:hAnsi="Cambria Math"/>
-          </w:rPr>
-          <m:t>=0</m:t>
-        </m:r>
-      </m:oMath>
-      <w:r>
-        <w:t>の基底状態へと到達して巨視的な凝縮状態を形成する</w:t>
+      <w:r>
+        <w:rPr>
+          <w:rFonts w:hint="eastAsia"/>
+        </w:rPr>
+        <w:t>0-</w:t>
+      </w:r>
+      <w:r>
+        <w:t>0</w:t>
+      </w:r>
+      <w:r>
+        <w:rPr>
+          <w:rFonts w:hint="eastAsia"/>
+        </w:rPr>
+        <w:t>励起子</w:t>
+      </w:r>
+      <w:r>
+        <w:rPr>
+          <w:rFonts w:hint="eastAsia"/>
+        </w:rPr>
+        <w:t>へ緩和する。</w:t>
+      </w:r>
+      <w:r>
+        <w:rPr>
+          <w:rFonts w:hint="eastAsia"/>
+        </w:rPr>
+        <w:t>ただし、波数</w:t>
+      </w:r>
+      <w:r>
+        <w:rPr>
+          <w:rFonts w:ascii="Times New Roman" w:hAnsi="Times New Roman" w:cs="Times New Roman"/>
+          <w:i/>
+          <w:szCs w:val="21"/>
+        </w:rPr>
+        <w:t>k</w:t>
+      </w:r>
+      <w:r>
+        <w:rPr>
+          <w:rFonts w:ascii="Times New Roman" w:hAnsi="Times New Roman" w:cs="Times New Roman"/>
+          <w:szCs w:val="21"/>
+          <w:vertAlign w:val="subscript"/>
+        </w:rPr>
+        <w:t>//</w:t>
+      </w:r>
+      <w:r>
+        <w:rPr>
+          <w:rFonts w:ascii="ＭＳ 明朝" w:eastAsia="ＭＳ 明朝" w:hAnsi="ＭＳ 明朝" w:cs="ＭＳ 明朝" w:hint="eastAsia"/>
+          <w:szCs w:val="21"/>
+        </w:rPr>
+        <w:t>≠</w:t>
+      </w:r>
+      <w:r>
+        <w:rPr>
+          <w:rFonts w:ascii="Times New Roman" w:hAnsi="Times New Roman" w:cs="Times New Roman" w:hint="eastAsia"/>
+          <w:szCs w:val="21"/>
+        </w:rPr>
+        <w:t>０</w:t>
+      </w:r>
+      <w:r>
+        <w:rPr>
+          <w:rFonts w:hint="eastAsia"/>
+        </w:rPr>
+        <w:t>の0-0励起子は</w:t>
+      </w:r>
+      <w:r>
+        <w:t>光学的に不活性なダーク</w:t>
+      </w:r>
+      <w:r>
+        <w:rPr>
+          <w:rFonts w:hint="eastAsia"/>
+        </w:rPr>
+        <w:t>励起子</w:t>
+      </w:r>
+      <w:r>
+        <w:t>（励起子リザーバー</w:t>
+      </w:r>
+      <w:r>
+        <w:rPr>
+          <w:rFonts w:hint="eastAsia"/>
+        </w:rPr>
+        <w:t>）となる</w:t>
+      </w:r>
+      <w:r>
+        <w:rPr>
+          <w:rFonts w:hint="eastAsia"/>
+        </w:rPr>
+        <w:t>。</w:t>
+      </w:r>
+      <w:r>
+        <w:rPr>
+          <w:rFonts w:ascii="Times New Roman" w:hAnsi="Times New Roman" w:cs="Times New Roman"/>
+          <w:i/>
+          <w:szCs w:val="21"/>
+        </w:rPr>
+        <w:t>k</w:t>
+      </w:r>
+      <w:r>
+        <w:rPr>
+          <w:rFonts w:ascii="Times New Roman" w:hAnsi="Times New Roman" w:cs="Times New Roman"/>
+          <w:szCs w:val="21"/>
+          <w:vertAlign w:val="subscript"/>
+        </w:rPr>
+        <w:t>//</w:t>
+      </w:r>
+      <w:r>
+        <w:rPr>
+          <w:rFonts w:ascii="ＭＳ 明朝" w:eastAsia="ＭＳ 明朝" w:hAnsi="ＭＳ 明朝" w:cs="ＭＳ 明朝" w:hint="eastAsia"/>
+          <w:szCs w:val="21"/>
+        </w:rPr>
+        <w:t>＝</w:t>
+      </w:r>
+      <w:r>
+        <w:rPr>
+          <w:rFonts w:ascii="Times New Roman" w:hAnsi="Times New Roman" w:cs="Times New Roman" w:hint="eastAsia"/>
+          <w:szCs w:val="21"/>
+        </w:rPr>
+        <w:t>０</w:t>
+      </w:r>
+      <w:r>
+        <w:rPr>
+          <w:rFonts w:ascii="Times New Roman" w:hAnsi="Times New Roman" w:cs="Times New Roman" w:hint="eastAsia"/>
+          <w:szCs w:val="21"/>
+        </w:rPr>
+        <w:t>の</w:t>
+      </w:r>
+      <w:r>
+        <w:rPr>
+          <w:rFonts w:ascii="Times New Roman" w:hAnsi="Times New Roman" w:cs="Times New Roman" w:hint="eastAsia"/>
+          <w:szCs w:val="21"/>
+        </w:rPr>
+        <w:t>0-0</w:t>
+      </w:r>
+      <w:r>
+        <w:rPr>
+          <w:rFonts w:ascii="Times New Roman" w:hAnsi="Times New Roman" w:cs="Times New Roman" w:hint="eastAsia"/>
+          <w:szCs w:val="21"/>
+        </w:rPr>
+        <w:t>励起子は光と結合し、ポラリトンとなる。</w:t>
+      </w:r>
+      <w:r>
+        <w:t>最終的に</w:t>
+      </w:r>
+      <w:r>
+        <w:rPr>
+          <w:rFonts w:ascii="Times New Roman" w:hAnsi="Times New Roman" w:cs="Times New Roman"/>
+          <w:i/>
+          <w:szCs w:val="21"/>
+        </w:rPr>
+        <w:t>k</w:t>
+      </w:r>
+      <w:r>
+        <w:rPr>
+          <w:rFonts w:ascii="Times New Roman" w:hAnsi="Times New Roman" w:cs="Times New Roman"/>
+          <w:szCs w:val="21"/>
+          <w:vertAlign w:val="subscript"/>
+        </w:rPr>
+        <w:t>//</w:t>
+      </w:r>
+      <w:r>
+        <w:rPr>
+          <w:rFonts w:ascii="ＭＳ 明朝" w:eastAsia="ＭＳ 明朝" w:hAnsi="ＭＳ 明朝" w:cs="ＭＳ 明朝" w:hint="eastAsia"/>
+          <w:szCs w:val="21"/>
+        </w:rPr>
+        <w:t>≠</w:t>
+      </w:r>
+      <w:r>
+        <w:rPr>
+          <w:rFonts w:ascii="Times New Roman" w:hAnsi="Times New Roman" w:cs="Times New Roman" w:hint="eastAsia"/>
+          <w:szCs w:val="21"/>
+        </w:rPr>
+        <w:t>０</w:t>
+      </w:r>
+      <w:r>
+        <w:rPr>
+          <w:rFonts w:hint="eastAsia"/>
+        </w:rPr>
+        <w:t>の</w:t>
+      </w:r>
+      <w:r>
+        <w:rPr>
+          <w:rFonts w:hint="eastAsia"/>
+        </w:rPr>
+        <w:t>ダーク状態から</w:t>
+      </w:r>
+      <w:r>
+        <w:rPr>
+          <w:rFonts w:ascii="Times New Roman" w:hAnsi="Times New Roman" w:cs="Times New Roman"/>
+          <w:i/>
+          <w:szCs w:val="21"/>
+        </w:rPr>
+        <w:t>k</w:t>
+      </w:r>
+      <w:r>
+        <w:rPr>
+          <w:rFonts w:ascii="Times New Roman" w:hAnsi="Times New Roman" w:cs="Times New Roman"/>
+          <w:szCs w:val="21"/>
+          <w:vertAlign w:val="subscript"/>
+        </w:rPr>
+        <w:t>//</w:t>
+      </w:r>
+      <w:r>
+        <w:rPr>
+          <w:rFonts w:ascii="ＭＳ 明朝" w:eastAsia="ＭＳ 明朝" w:hAnsi="ＭＳ 明朝" w:cs="ＭＳ 明朝" w:hint="eastAsia"/>
+          <w:szCs w:val="21"/>
+        </w:rPr>
+        <w:t>＝</w:t>
+      </w:r>
+      <w:r>
+        <w:rPr>
+          <w:rFonts w:ascii="Times New Roman" w:hAnsi="Times New Roman" w:cs="Times New Roman" w:hint="eastAsia"/>
+          <w:szCs w:val="21"/>
+        </w:rPr>
+        <w:t>０</w:t>
+      </w:r>
+      <w:r>
+        <w:t>のLPB</w:t>
+      </w:r>
+      <w:r>
+        <w:rPr>
+          <w:rFonts w:hint="eastAsia"/>
+        </w:rPr>
+        <w:t>の最低エネルギー状態</w:t>
+      </w:r>
+      <w:r>
+        <w:t>へと到達して巨視的な凝縮状態を形成する</w:t>
       </w:r>
       <w:r>
         <w:rPr>
@@ -1044,6 +1336,470 @@
       </w:r>
       <w:r>
         <w:t>。</w:t>
+      </w:r>
+      <w:r>
+        <w:t>LPB</w:t>
+      </w:r>
+      <w:r>
+        <w:rPr>
+          <w:rFonts w:hint="eastAsia"/>
+        </w:rPr>
+        <w:t>の</w:t>
+      </w:r>
+      <w:r>
+        <w:rPr>
+          <w:rFonts w:hint="eastAsia"/>
+        </w:rPr>
+        <w:t>最低エネルギー状態</w:t>
+      </w:r>
+      <w:r>
+        <w:rPr>
+          <w:rFonts w:hint="eastAsia"/>
+        </w:rPr>
+        <w:t>、</w:t>
+      </w:r>
+      <w:r>
+        <w:rPr>
+          <w:rFonts w:ascii="Times New Roman" w:hAnsi="Times New Roman" w:cs="Times New Roman" w:hint="eastAsia"/>
+          <w:szCs w:val="21"/>
+        </w:rPr>
+        <w:t>ダーク状態</w:t>
+      </w:r>
+      <w:r>
+        <w:rPr>
+          <w:rFonts w:ascii="Times New Roman" w:hAnsi="Times New Roman" w:cs="Times New Roman" w:hint="eastAsia"/>
+          <w:szCs w:val="21"/>
+        </w:rPr>
+        <w:t>、</w:t>
+      </w:r>
+      <w:r>
+        <w:rPr>
+          <w:rFonts w:ascii="Times New Roman" w:hAnsi="Times New Roman" w:cs="Times New Roman" w:hint="eastAsia"/>
+          <w:szCs w:val="21"/>
+        </w:rPr>
+        <w:t>アントラセンの分子内振動（全対称振動モード）</w:t>
+      </w:r>
+      <w:r>
+        <w:rPr>
+          <w:rFonts w:ascii="Times New Roman" w:hAnsi="Times New Roman" w:cs="Times New Roman" w:hint="eastAsia"/>
+          <w:szCs w:val="21"/>
+        </w:rPr>
+        <w:t>のエネルギーをそれぞれ</w:t>
+      </w:r>
+      <w:r>
+        <w:rPr>
+          <w:rFonts w:hint="eastAsia"/>
+        </w:rPr>
+        <w:t>E</w:t>
+      </w:r>
+      <w:r>
+        <w:rPr>
+          <w:vertAlign w:val="subscript"/>
+        </w:rPr>
+        <w:t>LP</w:t>
+      </w:r>
+      <w:r>
+        <w:t>(</w:t>
+      </w:r>
+      <w:r>
+        <w:rPr>
+          <w:rFonts w:ascii="Times New Roman" w:hAnsi="Times New Roman" w:cs="Times New Roman"/>
+          <w:i/>
+          <w:szCs w:val="21"/>
+        </w:rPr>
+        <w:t>k</w:t>
+      </w:r>
+      <w:r>
+        <w:rPr>
+          <w:rFonts w:ascii="Times New Roman" w:hAnsi="Times New Roman" w:cs="Times New Roman"/>
+          <w:szCs w:val="21"/>
+          <w:vertAlign w:val="subscript"/>
+        </w:rPr>
+        <w:t>//</w:t>
+      </w:r>
+      <w:r>
+        <w:rPr>
+          <w:rFonts w:ascii="ＭＳ 明朝" w:eastAsia="ＭＳ 明朝" w:hAnsi="ＭＳ 明朝" w:cs="ＭＳ 明朝" w:hint="eastAsia"/>
+          <w:szCs w:val="21"/>
+        </w:rPr>
+        <w:t>＝</w:t>
+      </w:r>
+      <w:r>
+        <w:rPr>
+          <w:rFonts w:ascii="Times New Roman" w:hAnsi="Times New Roman" w:cs="Times New Roman" w:hint="eastAsia"/>
+          <w:szCs w:val="21"/>
+        </w:rPr>
+        <w:t>０</w:t>
+      </w:r>
+      <w:r>
+        <w:rPr>
+          <w:rFonts w:ascii="Times New Roman" w:hAnsi="Times New Roman" w:cs="Times New Roman" w:hint="eastAsia"/>
+          <w:szCs w:val="21"/>
+        </w:rPr>
+        <w:t>)</w:t>
+      </w:r>
+      <w:r>
+        <w:rPr>
+          <w:rFonts w:ascii="Times New Roman" w:hAnsi="Times New Roman" w:cs="Times New Roman" w:hint="eastAsia"/>
+          <w:szCs w:val="21"/>
+        </w:rPr>
+        <w:t>、</w:t>
+      </w:r>
+      <w:r>
+        <w:rPr>
+          <w:rFonts w:ascii="Times New Roman" w:hAnsi="Times New Roman" w:cs="Times New Roman" w:hint="eastAsia"/>
+          <w:szCs w:val="21"/>
+        </w:rPr>
+        <w:t>E</w:t>
+      </w:r>
+      <w:r>
+        <w:rPr>
+          <w:rFonts w:ascii="Times New Roman" w:hAnsi="Times New Roman" w:cs="Times New Roman"/>
+          <w:szCs w:val="21"/>
+          <w:vertAlign w:val="subscript"/>
+        </w:rPr>
+        <w:t>0-0</w:t>
+      </w:r>
+      <w:r>
+        <w:rPr>
+          <w:rFonts w:ascii="Times New Roman" w:hAnsi="Times New Roman" w:cs="Times New Roman"/>
+          <w:szCs w:val="21"/>
+        </w:rPr>
+        <w:t>(</w:t>
+      </w:r>
+      <w:r>
+        <w:rPr>
+          <w:rFonts w:ascii="Times New Roman" w:hAnsi="Times New Roman" w:cs="Times New Roman"/>
+          <w:i/>
+          <w:szCs w:val="21"/>
+        </w:rPr>
+        <w:t>k</w:t>
+      </w:r>
+      <w:r>
+        <w:rPr>
+          <w:rFonts w:ascii="Times New Roman" w:hAnsi="Times New Roman" w:cs="Times New Roman"/>
+          <w:szCs w:val="21"/>
+          <w:vertAlign w:val="subscript"/>
+        </w:rPr>
+        <w:t>//</w:t>
+      </w:r>
+      <w:r>
+        <w:rPr>
+          <w:rFonts w:ascii="ＭＳ 明朝" w:eastAsia="ＭＳ 明朝" w:hAnsi="ＭＳ 明朝" w:cs="ＭＳ 明朝" w:hint="eastAsia"/>
+          <w:szCs w:val="21"/>
+        </w:rPr>
+        <w:t>≠</w:t>
+      </w:r>
+      <w:r>
+        <w:rPr>
+          <w:rFonts w:ascii="Times New Roman" w:hAnsi="Times New Roman" w:cs="Times New Roman" w:hint="eastAsia"/>
+          <w:szCs w:val="21"/>
+        </w:rPr>
+        <w:t>０</w:t>
+      </w:r>
+      <w:r>
+        <w:rPr>
+          <w:rFonts w:ascii="Times New Roman" w:hAnsi="Times New Roman" w:cs="Times New Roman"/>
+          <w:szCs w:val="21"/>
+        </w:rPr>
+        <w:t>)</w:t>
+      </w:r>
+      <w:r>
+        <w:rPr>
+          <w:rFonts w:ascii="Times New Roman" w:hAnsi="Times New Roman" w:cs="Times New Roman" w:hint="eastAsia"/>
+          <w:szCs w:val="21"/>
+        </w:rPr>
+        <w:t>、</w:t>
+      </w:r>
+      <w:proofErr w:type="spellStart"/>
+      <w:r>
+        <w:rPr>
+          <w:rFonts w:ascii="Times New Roman" w:hAnsi="Times New Roman" w:cs="Times New Roman" w:hint="eastAsia"/>
+          <w:szCs w:val="21"/>
+        </w:rPr>
+        <w:t>E</w:t>
+      </w:r>
+      <w:r>
+        <w:rPr>
+          <w:rFonts w:ascii="Times New Roman" w:hAnsi="Times New Roman" w:cs="Times New Roman"/>
+          <w:szCs w:val="21"/>
+          <w:vertAlign w:val="subscript"/>
+        </w:rPr>
+        <w:t>vib</w:t>
+      </w:r>
+      <w:proofErr w:type="spellEnd"/>
+      <w:r>
+        <w:rPr>
+          <w:rFonts w:ascii="Times New Roman" w:hAnsi="Times New Roman" w:cs="Times New Roman" w:hint="eastAsia"/>
+          <w:szCs w:val="21"/>
+        </w:rPr>
+        <w:t>とすると、これらの関係が、</w:t>
+      </w:r>
+      <w:r>
+        <w:rPr>
+          <w:rFonts w:hint="eastAsia"/>
+        </w:rPr>
+        <w:t>E</w:t>
+      </w:r>
+      <w:r>
+        <w:rPr>
+          <w:vertAlign w:val="subscript"/>
+        </w:rPr>
+        <w:t>LP</w:t>
+      </w:r>
+      <w:r>
+        <w:t>(</w:t>
+      </w:r>
+      <w:r>
+        <w:rPr>
+          <w:rFonts w:ascii="Times New Roman" w:hAnsi="Times New Roman" w:cs="Times New Roman"/>
+          <w:i/>
+          <w:szCs w:val="21"/>
+        </w:rPr>
+        <w:t>k</w:t>
+      </w:r>
+      <w:r>
+        <w:rPr>
+          <w:rFonts w:ascii="Times New Roman" w:hAnsi="Times New Roman" w:cs="Times New Roman"/>
+          <w:szCs w:val="21"/>
+          <w:vertAlign w:val="subscript"/>
+        </w:rPr>
+        <w:t>//</w:t>
+      </w:r>
+      <w:r>
+        <w:rPr>
+          <w:rFonts w:ascii="ＭＳ 明朝" w:eastAsia="ＭＳ 明朝" w:hAnsi="ＭＳ 明朝" w:cs="ＭＳ 明朝" w:hint="eastAsia"/>
+          <w:szCs w:val="21"/>
+        </w:rPr>
+        <w:t>＝</w:t>
+      </w:r>
+      <w:r>
+        <w:rPr>
+          <w:rFonts w:ascii="Times New Roman" w:hAnsi="Times New Roman" w:cs="Times New Roman" w:hint="eastAsia"/>
+          <w:szCs w:val="21"/>
+        </w:rPr>
+        <w:t>０</w:t>
+      </w:r>
+      <w:r>
+        <w:rPr>
+          <w:rFonts w:ascii="Times New Roman" w:hAnsi="Times New Roman" w:cs="Times New Roman" w:hint="eastAsia"/>
+          <w:szCs w:val="21"/>
+        </w:rPr>
+        <w:t>)</w:t>
+      </w:r>
+      <w:r>
+        <w:rPr>
+          <w:rFonts w:ascii="Times New Roman" w:hAnsi="Times New Roman" w:cs="Times New Roman" w:hint="eastAsia"/>
+          <w:szCs w:val="21"/>
+        </w:rPr>
+        <w:t xml:space="preserve"> </w:t>
+      </w:r>
+      <w:r>
+        <w:rPr>
+          <w:rFonts w:ascii="Times New Roman" w:hAnsi="Times New Roman" w:cs="Times New Roman"/>
+          <w:szCs w:val="21"/>
+        </w:rPr>
+        <w:t xml:space="preserve">= </w:t>
+      </w:r>
+      <w:r>
+        <w:rPr>
+          <w:rFonts w:ascii="Times New Roman" w:hAnsi="Times New Roman" w:cs="Times New Roman" w:hint="eastAsia"/>
+          <w:szCs w:val="21"/>
+        </w:rPr>
+        <w:t>E</w:t>
+      </w:r>
+      <w:r>
+        <w:rPr>
+          <w:rFonts w:ascii="Times New Roman" w:hAnsi="Times New Roman" w:cs="Times New Roman"/>
+          <w:szCs w:val="21"/>
+          <w:vertAlign w:val="subscript"/>
+        </w:rPr>
+        <w:t>0-0</w:t>
+      </w:r>
+      <w:r>
+        <w:rPr>
+          <w:rFonts w:ascii="Times New Roman" w:hAnsi="Times New Roman" w:cs="Times New Roman"/>
+          <w:szCs w:val="21"/>
+        </w:rPr>
+        <w:t>(</w:t>
+      </w:r>
+      <w:r>
+        <w:rPr>
+          <w:rFonts w:ascii="Times New Roman" w:hAnsi="Times New Roman" w:cs="Times New Roman"/>
+          <w:i/>
+          <w:szCs w:val="21"/>
+        </w:rPr>
+        <w:t>k</w:t>
+      </w:r>
+      <w:r>
+        <w:rPr>
+          <w:rFonts w:ascii="Times New Roman" w:hAnsi="Times New Roman" w:cs="Times New Roman"/>
+          <w:szCs w:val="21"/>
+          <w:vertAlign w:val="subscript"/>
+        </w:rPr>
+        <w:t>//</w:t>
+      </w:r>
+      <w:r>
+        <w:rPr>
+          <w:rFonts w:ascii="ＭＳ 明朝" w:eastAsia="ＭＳ 明朝" w:hAnsi="ＭＳ 明朝" w:cs="ＭＳ 明朝" w:hint="eastAsia"/>
+          <w:szCs w:val="21"/>
+        </w:rPr>
+        <w:t>≠</w:t>
+      </w:r>
+      <w:r>
+        <w:rPr>
+          <w:rFonts w:ascii="Times New Roman" w:hAnsi="Times New Roman" w:cs="Times New Roman" w:hint="eastAsia"/>
+          <w:szCs w:val="21"/>
+        </w:rPr>
+        <w:t>０</w:t>
+      </w:r>
+      <w:r>
+        <w:rPr>
+          <w:rFonts w:ascii="Times New Roman" w:hAnsi="Times New Roman" w:cs="Times New Roman"/>
+          <w:szCs w:val="21"/>
+        </w:rPr>
+        <w:t>)</w:t>
+      </w:r>
+      <w:r>
+        <w:rPr>
+          <w:rFonts w:ascii="Times New Roman" w:hAnsi="Times New Roman" w:cs="Times New Roman"/>
+          <w:szCs w:val="21"/>
+        </w:rPr>
+        <w:t xml:space="preserve"> </w:t>
+      </w:r>
+      <w:r>
+        <w:rPr>
+          <w:rFonts w:ascii="ＭＳ 明朝" w:eastAsia="ＭＳ 明朝" w:hAnsi="ＭＳ 明朝" w:cs="Times New Roman"/>
+          <w:szCs w:val="21"/>
+        </w:rPr>
+        <w:t>-</w:t>
+      </w:r>
+      <w:r>
+        <w:rPr>
+          <w:rFonts w:ascii="Times New Roman" w:hAnsi="Times New Roman" w:cs="Times New Roman"/>
+          <w:szCs w:val="21"/>
+        </w:rPr>
+        <w:t xml:space="preserve"> </w:t>
+      </w:r>
+      <w:proofErr w:type="spellStart"/>
+      <w:r>
+        <w:rPr>
+          <w:rFonts w:ascii="Times New Roman" w:hAnsi="Times New Roman" w:cs="Times New Roman" w:hint="eastAsia"/>
+          <w:szCs w:val="21"/>
+        </w:rPr>
+        <w:t>E</w:t>
+      </w:r>
+      <w:r>
+        <w:rPr>
+          <w:rFonts w:ascii="Times New Roman" w:hAnsi="Times New Roman" w:cs="Times New Roman"/>
+          <w:szCs w:val="21"/>
+          <w:vertAlign w:val="subscript"/>
+        </w:rPr>
+        <w:t>vib</w:t>
+      </w:r>
+      <w:proofErr w:type="spellEnd"/>
+      <w:r>
+        <w:rPr>
+          <w:rFonts w:ascii="Times New Roman" w:hAnsi="Times New Roman" w:cs="Times New Roman" w:hint="eastAsia"/>
+          <w:szCs w:val="21"/>
+        </w:rPr>
+        <w:t>であれば、効率よく</w:t>
+      </w:r>
+      <w:r>
+        <w:rPr>
+          <w:rFonts w:ascii="Times New Roman" w:hAnsi="Times New Roman" w:cs="Times New Roman" w:hint="eastAsia"/>
+          <w:szCs w:val="21"/>
+        </w:rPr>
+        <w:t>LPB</w:t>
+      </w:r>
+      <w:r>
+        <w:t>(</w:t>
+      </w:r>
+      <w:r>
+        <w:rPr>
+          <w:rFonts w:ascii="Times New Roman" w:hAnsi="Times New Roman" w:cs="Times New Roman"/>
+          <w:i/>
+          <w:szCs w:val="21"/>
+        </w:rPr>
+        <w:t>k</w:t>
+      </w:r>
+      <w:r>
+        <w:rPr>
+          <w:rFonts w:ascii="Times New Roman" w:hAnsi="Times New Roman" w:cs="Times New Roman"/>
+          <w:szCs w:val="21"/>
+          <w:vertAlign w:val="subscript"/>
+        </w:rPr>
+        <w:t>//</w:t>
+      </w:r>
+      <w:r>
+        <w:rPr>
+          <w:rFonts w:ascii="ＭＳ 明朝" w:eastAsia="ＭＳ 明朝" w:hAnsi="ＭＳ 明朝" w:cs="ＭＳ 明朝" w:hint="eastAsia"/>
+          <w:szCs w:val="21"/>
+        </w:rPr>
+        <w:t>＝</w:t>
+      </w:r>
+      <w:r>
+        <w:rPr>
+          <w:rFonts w:ascii="Times New Roman" w:hAnsi="Times New Roman" w:cs="Times New Roman" w:hint="eastAsia"/>
+          <w:szCs w:val="21"/>
+        </w:rPr>
+        <w:t>０</w:t>
+      </w:r>
+      <w:r>
+        <w:rPr>
+          <w:rFonts w:ascii="Times New Roman" w:hAnsi="Times New Roman" w:cs="Times New Roman" w:hint="eastAsia"/>
+          <w:szCs w:val="21"/>
+        </w:rPr>
+        <w:t>)</w:t>
+      </w:r>
+      <w:r>
+        <w:rPr>
+          <w:rFonts w:ascii="Times New Roman" w:hAnsi="Times New Roman" w:cs="Times New Roman" w:hint="eastAsia"/>
+          <w:szCs w:val="21"/>
+        </w:rPr>
+        <w:t>へと緩和することが知られている。本研究では</w:t>
+      </w:r>
+      <w:r>
+        <w:rPr>
+          <w:rFonts w:ascii="Times New Roman" w:hAnsi="Times New Roman" w:cs="Times New Roman" w:hint="eastAsia"/>
+          <w:szCs w:val="21"/>
+        </w:rPr>
+        <w:t>共振器長を変化さ</w:t>
+      </w:r>
+      <w:r>
+        <w:rPr>
+          <w:rFonts w:ascii="Times New Roman" w:hAnsi="Times New Roman" w:cs="Times New Roman" w:hint="eastAsia"/>
+          <w:szCs w:val="21"/>
+        </w:rPr>
+        <w:t>せ、</w:t>
+      </w:r>
+      <w:r>
+        <w:rPr>
+          <w:rFonts w:ascii="Times New Roman" w:hAnsi="Times New Roman" w:cs="Times New Roman" w:hint="eastAsia"/>
+          <w:szCs w:val="21"/>
+        </w:rPr>
+        <w:t>LPB</w:t>
+      </w:r>
+      <w:r>
+        <w:rPr>
+          <w:rFonts w:ascii="Times New Roman" w:hAnsi="Times New Roman" w:cs="Times New Roman" w:hint="eastAsia"/>
+          <w:szCs w:val="21"/>
+        </w:rPr>
+        <w:t>を</w:t>
+      </w:r>
+      <w:r>
+        <w:rPr>
+          <w:rFonts w:ascii="Times New Roman" w:hAnsi="Times New Roman" w:cs="Times New Roman" w:hint="eastAsia"/>
+          <w:szCs w:val="21"/>
+        </w:rPr>
+        <w:t>上記の最適なエネルギー</w:t>
+      </w:r>
+      <w:r>
+        <w:rPr>
+          <w:rFonts w:ascii="Times New Roman" w:hAnsi="Times New Roman" w:cs="Times New Roman" w:hint="eastAsia"/>
+          <w:szCs w:val="21"/>
+        </w:rPr>
+        <w:t>に調整した。</w:t>
       </w:r>
     </w:p>
     <w:p>
@@ -1053,39 +1809,61 @@
       <w:r>
         <w:t>上記のような</w:t>
       </w:r>
-      <m:oMath>
-        <m:sSub>
-          <m:sSubPr>
-            <m:ctrlPr>
-              <w:rPr>
-                <w:rFonts w:ascii="Cambria Math" w:hAnsi="Cambria Math" w:cs="Times New Roman"/>
-              </w:rPr>
-            </m:ctrlPr>
-          </m:sSubPr>
-          <m:e>
-            <m:r>
-              <w:rPr>
-                <w:rFonts w:ascii="Cambria Math" w:hAnsi="Cambria Math" w:cs="Times New Roman"/>
-              </w:rPr>
-              <m:t>k</m:t>
-            </m:r>
-          </m:e>
-          <m:sub>
-            <m:r>
-              <w:rPr>
-                <w:rFonts w:ascii="Cambria Math" w:hAnsi="Cambria Math" w:cs="Times New Roman"/>
-              </w:rPr>
-              <m:t>∥</m:t>
-            </m:r>
-          </m:sub>
-        </m:sSub>
-        <m:r>
-          <w:rPr>
-            <w:rFonts w:ascii="Cambria Math" w:hAnsi="Cambria Math" w:cs="Times New Roman"/>
-          </w:rPr>
-          <m:t>=0</m:t>
-        </m:r>
-      </m:oMath>
+      <w:r>
+        <w:rPr>
+          <w:rFonts w:ascii="Times New Roman" w:hAnsi="Times New Roman" w:cs="Times New Roman" w:hint="eastAsia"/>
+          <w:szCs w:val="21"/>
+        </w:rPr>
+        <w:t>LPB</w:t>
+      </w:r>
+      <w:r>
+        <w:rPr>
+          <w:rFonts w:ascii="Times New Roman" w:hAnsi="Times New Roman" w:cs="Times New Roman"/>
+          <w:i/>
+          <w:szCs w:val="21"/>
+        </w:rPr>
+        <w:t xml:space="preserve"> </w:t>
+      </w:r>
+      <w:r>
+        <w:t>(</w:t>
+      </w:r>
+      <w:r>
+        <w:rPr>
+          <w:rFonts w:ascii="Times New Roman" w:hAnsi="Times New Roman" w:cs="Times New Roman"/>
+          <w:i/>
+          <w:szCs w:val="21"/>
+        </w:rPr>
+        <w:t>k</w:t>
+      </w:r>
+      <w:r>
+        <w:rPr>
+          <w:rFonts w:ascii="Times New Roman" w:hAnsi="Times New Roman" w:cs="Times New Roman"/>
+          <w:szCs w:val="21"/>
+          <w:vertAlign w:val="subscript"/>
+        </w:rPr>
+        <w:t>//</w:t>
+      </w:r>
+      <w:r>
+        <w:rPr>
+          <w:rFonts w:ascii="ＭＳ 明朝" w:eastAsia="ＭＳ 明朝" w:hAnsi="ＭＳ 明朝" w:cs="ＭＳ 明朝" w:hint="eastAsia"/>
+          <w:szCs w:val="21"/>
+        </w:rPr>
+        <w:t>＝</w:t>
+      </w:r>
+      <w:r>
+        <w:rPr>
+          <w:rFonts w:ascii="Times New Roman" w:hAnsi="Times New Roman" w:cs="Times New Roman" w:hint="eastAsia"/>
+          <w:szCs w:val="21"/>
+        </w:rPr>
+        <w:t>０</w:t>
+      </w:r>
+      <w:r>
+        <w:rPr>
+          <w:rFonts w:ascii="Times New Roman" w:hAnsi="Times New Roman" w:cs="Times New Roman" w:hint="eastAsia"/>
+          <w:szCs w:val="21"/>
+        </w:rPr>
+        <w:t>)</w:t>
+      </w:r>
       <w:r>
         <w:t>への緩和および凝縮過程を微視的に記述するため、これまでも量子マスター方程式等を用いた理論的アプローチが試みられてきた</w:t>
       </w:r>
@@ -1174,7 +1952,13 @@
         <w:rPr>
           <w:rFonts w:hint="eastAsia"/>
         </w:rPr>
-        <w:t>中程度の光-物質結合領域における</w:t>
+        <w:t>ポラリトンレイジングとフォトンレーザーのクロスオーバー領域</w:t>
+      </w:r>
+      <w:r>
+        <w:rPr>
+          <w:rFonts w:hint="eastAsia"/>
+        </w:rPr>
+        <w:t>における</w:t>
       </w:r>
       <w:r>
         <w:t>動的な相転移過程を正確に記述できているかは</w:t>
@@ -1197,22 +1981,81 @@
         </w:rPr>
       </w:pPr>
       <w:r>
+        <w:t>さらに、有機結晶系における複雑な緩和経路において、結晶の局所的な歪みや表面粗さに起因する「空間的なランダムネス」がフォノン散乱等の遷移確率にどのように寄与するのかは依然として未解明である</w:t>
+      </w:r>
+      <w:r>
+        <w:rPr>
+          <w:rFonts w:hint="eastAsia"/>
+        </w:rPr>
+        <w:t>[1]</w:t>
+      </w:r>
+      <w:r>
+        <w:t>。</w:t>
+      </w:r>
+    </w:p>
+    <w:p>
+      <w:pPr>
+        <w:pStyle w:val="a9"/>
+        <w:numPr>
+          <w:ilvl w:val="0"/>
+          <w:numId w:val="1"/>
+        </w:numPr>
+        <w:rPr>
+          <w:sz w:val="20"/>
+          <w:szCs w:val="22"/>
+        </w:rPr>
+      </w:pPr>
+      <w:r>
+        <w:rPr>
+          <w:rFonts w:hint="eastAsia"/>
+          <w:sz w:val="22"/>
+          <w:szCs w:val="28"/>
+        </w:rPr>
+        <w:t>実験方法</w:t>
+      </w:r>
+    </w:p>
+    <w:p>
+      <w:pPr>
+        <w:rPr>
+          <w:b/>
+          <w:bCs/>
+        </w:rPr>
+      </w:pPr>
+      <w:r>
+        <w:rPr>
+          <w:rFonts w:hint="eastAsia"/>
+          <w:b/>
+          <w:bCs/>
+        </w:rPr>
+        <w:t>3-</w:t>
+      </w:r>
+      <w:r>
+        <w:rPr>
+          <w:b/>
+          <w:bCs/>
+        </w:rPr>
+        <w:t>1. サンプル作製</w:t>
+      </w:r>
+    </w:p>
+    <w:p>
+      <w:r>
         <w:rPr>
           <w:noProof/>
         </w:rPr>
+        <w:lastRenderedPageBreak/>
         <mc:AlternateContent>
           <mc:Choice Requires="wps">
             <w:drawing>
-              <wp:anchor distT="45720" distB="45720" distL="114300" distR="114300" simplePos="0" relativeHeight="251660288" behindDoc="0" locked="0" layoutInCell="1" allowOverlap="1" wp14:anchorId="7DBBE989" wp14:editId="776F39C8">
+              <wp:anchor distT="45720" distB="45720" distL="114300" distR="114300" simplePos="0" relativeHeight="251660288" behindDoc="0" locked="0" layoutInCell="1" allowOverlap="1" wp14:anchorId="7DBBE989" wp14:editId="6EFDAD4D">
                 <wp:simplePos x="0" y="0"/>
-                <wp:positionH relativeFrom="column">
-                  <wp:posOffset>-3014345</wp:posOffset>
+                <wp:positionH relativeFrom="margin">
+                  <wp:posOffset>-13970</wp:posOffset>
                 </wp:positionH>
                 <wp:positionV relativeFrom="paragraph">
-                  <wp:posOffset>1536651</wp:posOffset>
+                  <wp:posOffset>2829332</wp:posOffset>
                 </wp:positionV>
-                <wp:extent cx="2862580" cy="1404620"/>
-                <wp:effectExtent l="0" t="0" r="0" b="0"/>
+                <wp:extent cx="2889250" cy="1404620"/>
+                <wp:effectExtent l="0" t="0" r="6350" b="0"/>
                 <wp:wrapTopAndBottom/>
                 <wp:docPr id="217" name="テキスト ボックス 2"/>
                 <wp:cNvGraphicFramePr>
@@ -1227,7 +2070,7 @@
                       <wps:spPr bwMode="auto">
                         <a:xfrm>
                           <a:off x="0" y="0"/>
-                          <a:ext cx="2862580" cy="1404620"/>
+                          <a:ext cx="2889250" cy="1404620"/>
                         </a:xfrm>
                         <a:prstGeom prst="rect">
                           <a:avLst/>
@@ -1247,17 +2090,121 @@
                           <w:p>
                             <w:pPr>
                               <w:rPr>
+                                <w:rFonts w:hint="eastAsia"/>
+                                <w:sz w:val="16"/>
+                                <w:szCs w:val="20"/>
+                              </w:rPr>
+                            </w:pPr>
+                            <w:r>
+                              <w:rPr>
+                                <w:rFonts w:hint="eastAsia"/>
+                                <w:color w:val="0D0D0D" w:themeColor="text1" w:themeTint="F2"/>
                                 <w:sz w:val="18"/>
                                 <w:szCs w:val="21"/>
                               </w:rPr>
-                            </w:pPr>
+                              <w:t>図</w:t>
+                            </w:r>
+                            <w:r>
+                              <w:rPr>
+                                <w:color w:val="0D0D0D" w:themeColor="text1" w:themeTint="F2"/>
+                                <w:sz w:val="18"/>
+                                <w:szCs w:val="21"/>
+                              </w:rPr>
+                              <w:t>１</w:t>
+                            </w:r>
+                            <w:r>
+                              <w:rPr>
+                                <w:rFonts w:hint="eastAsia"/>
+                                <w:color w:val="FF0000"/>
+                                <w:sz w:val="18"/>
+                                <w:szCs w:val="21"/>
+                              </w:rPr>
+                              <w:t xml:space="preserve">　</w:t>
+                            </w:r>
+                            <w:r>
+                              <w:rPr>
+                                <w:rFonts w:hint="eastAsia"/>
+                                <w:color w:val="0D0D0D" w:themeColor="text1" w:themeTint="F2"/>
+                                <w:sz w:val="18"/>
+                                <w:szCs w:val="21"/>
+                              </w:rPr>
+                              <w:t>非共鳴励起下</w:t>
+                            </w:r>
+                            <w:r>
+                              <w:rPr>
+                                <w:color w:val="0D0D0D" w:themeColor="text1" w:themeTint="F2"/>
+                                <w:sz w:val="18"/>
+                                <w:szCs w:val="21"/>
+                              </w:rPr>
+                              <w:t>における</w:t>
+                            </w:r>
+                            <w:r>
+                              <w:rPr>
+                                <w:rFonts w:hint="eastAsia"/>
+                                <w:color w:val="0D0D0D" w:themeColor="text1" w:themeTint="F2"/>
+                                <w:sz w:val="18"/>
+                                <w:szCs w:val="21"/>
+                              </w:rPr>
+                              <w:t>励起子</w:t>
+                            </w:r>
+                            <w:r>
+                              <w:rPr>
+                                <w:color w:val="0D0D0D" w:themeColor="text1" w:themeTint="F2"/>
+                                <w:sz w:val="18"/>
+                                <w:szCs w:val="21"/>
+                              </w:rPr>
+                              <w:t>準位から</w:t>
+                            </w:r>
+                            <w:r>
+                              <w:rPr>
+                                <w:rFonts w:hint="eastAsia"/>
+                                <w:color w:val="0D0D0D" w:themeColor="text1" w:themeTint="F2"/>
+                                <w:sz w:val="18"/>
+                                <w:szCs w:val="21"/>
+                              </w:rPr>
+                              <w:t>LP</w:t>
+                            </w:r>
+                            <w:r>
+                              <w:rPr>
+                                <w:color w:val="0D0D0D" w:themeColor="text1" w:themeTint="F2"/>
+                                <w:sz w:val="18"/>
+                                <w:szCs w:val="21"/>
+                              </w:rPr>
+                              <w:t>B</w:t>
+                            </w:r>
+                            <w:r>
+                              <w:rPr>
+                                <w:rFonts w:hint="eastAsia"/>
+                                <w:color w:val="0D0D0D" w:themeColor="text1" w:themeTint="F2"/>
+                                <w:sz w:val="18"/>
+                                <w:szCs w:val="21"/>
+                              </w:rPr>
+                              <w:t>への</w:t>
+                            </w:r>
+                            <w:r>
+                              <w:rPr>
+                                <w:color w:val="0D0D0D" w:themeColor="text1" w:themeTint="F2"/>
+                                <w:sz w:val="18"/>
+                                <w:szCs w:val="21"/>
+                              </w:rPr>
+                              <w:t>緩和プロセス</w:t>
+                            </w:r>
+                            <w:r>
+                              <w:rPr>
+                                <w:rFonts w:hint="eastAsia"/>
+                                <w:color w:val="0D0D0D" w:themeColor="text1" w:themeTint="F2"/>
+                                <w:sz w:val="18"/>
+                                <w:szCs w:val="21"/>
+                              </w:rPr>
+                              <w:t>。</w:t>
+                            </w:r>
                             <w:r>
                               <w:rPr>
                                 <w:rFonts w:hint="eastAsia"/>
                                 <w:sz w:val="18"/>
                                 <w:szCs w:val="21"/>
                               </w:rPr>
-                              <w:t>図1：</w:t>
+                              <w:t>青線</w:t>
                             </w:r>
                             <w:r>
                               <w:rPr>
@@ -1265,23 +2212,15 @@
                                 <w:sz w:val="18"/>
                                 <w:szCs w:val="21"/>
                               </w:rPr>
-                              <w:t>ポラリトンの緩和過程模式図</w:t>
+                              <w:t>、</w:t>
                             </w:r>
-                          </w:p>
-                          <w:p>
-                            <w:pPr>
-                              <w:rPr>
-                                <w:sz w:val="16"/>
-                                <w:szCs w:val="20"/>
-                              </w:rPr>
-                            </w:pPr>
                             <w:r>
                               <w:rPr>
                                 <w:rFonts w:hint="eastAsia"/>
                                 <w:sz w:val="18"/>
                                 <w:szCs w:val="21"/>
                               </w:rPr>
-                              <w:t>縦軸がエネルギー、横軸が面内波数</w:t>
+                              <w:t>赤線</w:t>
                             </w:r>
                             <w:r>
                               <w:rPr>
@@ -1297,7 +2236,7 @@
                                 <w:sz w:val="18"/>
                                 <w:szCs w:val="21"/>
                               </w:rPr>
-                              <w:t>青線はL</w:t>
+                              <w:t>緑線</w:t>
                             </w:r>
                             <w:r>
                               <w:rPr>
@@ -1305,7 +2244,7 @@
                                 <w:sz w:val="18"/>
                                 <w:szCs w:val="21"/>
                               </w:rPr>
-                              <w:t>PBの</w:t>
+                              <w:t>は</w:t>
                             </w:r>
                             <w:r>
                               <w:rPr>
@@ -1313,7 +2252,14 @@
                                 <w:sz w:val="18"/>
                                 <w:szCs w:val="21"/>
                               </w:rPr>
-                              <w:t>分散関係 、赤線は</w:t>
+                              <w:t>それぞれ</w:t>
+                            </w:r>
+                            <w:r>
+                              <w:rPr>
+                                <w:sz w:val="18"/>
+                                <w:szCs w:val="21"/>
+                              </w:rPr>
+                              <w:t>、</w:t>
                             </w:r>
                             <w:r>
                               <w:rPr>
@@ -1321,6 +2267,30 @@
                                 <w:sz w:val="18"/>
                                 <w:szCs w:val="21"/>
                               </w:rPr>
+                              <w:t>L</w:t>
+                            </w:r>
+                            <w:r>
+                              <w:rPr>
+                                <w:rFonts w:hint="eastAsia"/>
+                                <w:sz w:val="18"/>
+                                <w:szCs w:val="21"/>
+                              </w:rPr>
+                              <w:t>PB</w:t>
+                            </w:r>
+                            <w:r>
+                              <w:rPr>
+                                <w:rFonts w:hint="eastAsia"/>
+                                <w:sz w:val="18"/>
+                                <w:szCs w:val="21"/>
+                              </w:rPr>
+                              <w:t>、</w:t>
+                            </w:r>
+                            <w:r>
+                              <w:rPr>
+                                <w:rFonts w:hint="eastAsia"/>
+                                <w:sz w:val="18"/>
+                                <w:szCs w:val="21"/>
+                              </w:rPr>
                               <w:t>0-0</w:t>
                             </w:r>
                             <w:r>
@@ -1337,7 +2307,7 @@
                                 <w:sz w:val="18"/>
                                 <w:szCs w:val="21"/>
                               </w:rPr>
-                              <w:t>、緑線は0-1励起子</w:t>
+                              <w:t>、0-1励起子</w:t>
                             </w:r>
                             <w:r>
                               <w:rPr>
@@ -1346,6 +2316,71 @@
                                 <w:szCs w:val="21"/>
                               </w:rPr>
                               <w:t>のエネルギー</w:t>
+                            </w:r>
+                            <w:r>
+                              <w:rPr>
+                                <w:rFonts w:hint="eastAsia"/>
+                                <w:sz w:val="18"/>
+                                <w:szCs w:val="21"/>
+                              </w:rPr>
+                              <w:t>分散を</w:t>
+                            </w:r>
+                            <w:r>
+                              <w:rPr>
+                                <w:sz w:val="18"/>
+                                <w:szCs w:val="21"/>
+                              </w:rPr>
+                              <w:t>表す。</w:t>
+                            </w:r>
+                            <w:r>
+                              <w:rPr>
+                                <w:rFonts w:hint="eastAsia"/>
+                                <w:sz w:val="18"/>
+                                <w:szCs w:val="21"/>
+                              </w:rPr>
+                              <w:t>ここで、横軸は</w:t>
+                            </w:r>
+                            <w:r>
+                              <w:rPr>
+                                <w:rFonts w:hint="eastAsia"/>
+                                <w:sz w:val="18"/>
+                                <w:szCs w:val="21"/>
+                              </w:rPr>
+                              <w:t>面内波数</w:t>
+                            </w:r>
+                            <w:r>
+                              <w:rPr>
+                                <w:rFonts w:ascii="Times New Roman" w:hAnsi="Times New Roman" w:cs="Times New Roman"/>
+                                <w:i/>
+                                <w:sz w:val="18"/>
+                                <w:szCs w:val="21"/>
+                              </w:rPr>
+                              <w:t>k</w:t>
+                            </w:r>
+                            <w:r>
+                              <w:rPr>
+                                <w:rFonts w:ascii="Times New Roman" w:hAnsi="Times New Roman" w:cs="Times New Roman"/>
+                                <w:sz w:val="18"/>
+                                <w:szCs w:val="21"/>
+                                <w:vertAlign w:val="subscript"/>
+                              </w:rPr>
+                              <w:t>//</w:t>
+                            </w:r>
+                            <w:r>
+                              <w:rPr>
+                                <w:rFonts w:hint="eastAsia"/>
+                                <w:sz w:val="18"/>
+                                <w:szCs w:val="21"/>
+                              </w:rPr>
+                              <w:t>、</w:t>
+                            </w:r>
+                            <w:r>
+                              <w:rPr>
+                                <w:rFonts w:hint="eastAsia"/>
+                                <w:sz w:val="18"/>
+                                <w:szCs w:val="21"/>
+                              </w:rPr>
+                              <w:t>縦軸はエネルギーである。</w:t>
                             </w:r>
                           </w:p>
                         </w:txbxContent>
@@ -1371,23 +2406,127 @@
                 <v:stroke joinstyle="miter"/>
                 <v:path gradientshapeok="t" o:connecttype="rect"/>
               </v:shapetype>
-              <v:shape id="テキスト ボックス 2" o:spid="_x0000_s1026" type="#_x0000_t202" style="position:absolute;left:0;text-align:left;margin-left:-237.35pt;margin-top:121pt;width:225.4pt;height:110.6pt;z-index:251660288;visibility:visible;mso-wrap-style:square;mso-width-percent:0;mso-height-percent:200;mso-wrap-distance-left:9pt;mso-wrap-distance-top:3.6pt;mso-wrap-distance-right:9pt;mso-wrap-distance-bottom:3.6pt;mso-position-horizontal:absolute;mso-position-horizontal-relative:text;mso-position-vertical:absolute;mso-position-vertical-relative:text;mso-width-percent:0;mso-height-percent:200;mso-width-relative:margin;mso-height-relative:margin;v-text-anchor:top" o:gfxdata="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" stroked="f">
+              <v:shape id="テキスト ボックス 2" o:spid="_x0000_s1026" type="#_x0000_t202" style="position:absolute;margin-left:-1.1pt;margin-top:222.8pt;width:227.5pt;height:110.6pt;z-index:251660288;visibility:visible;mso-wrap-style:square;mso-width-percent:0;mso-height-percent:200;mso-wrap-distance-left:9pt;mso-wrap-distance-top:3.6pt;mso-wrap-distance-right:9pt;mso-wrap-distance-bottom:3.6pt;mso-position-horizontal:absolute;mso-position-horizontal-relative:margin;mso-position-vertical:absolute;mso-position-vertical-relative:text;mso-width-percent:0;mso-height-percent:200;mso-width-relative:margin;mso-height-relative:margin;v-text-anchor:top" o:gfxdata="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" stroked="f">
                 <v:textbox style="mso-fit-shape-to-text:t">
                   <w:txbxContent>
                     <w:p>
                       <w:pPr>
                         <w:rPr>
+                          <w:rFonts w:hint="eastAsia"/>
+                          <w:sz w:val="16"/>
+                          <w:szCs w:val="20"/>
+                        </w:rPr>
+                      </w:pPr>
+                      <w:r>
+                        <w:rPr>
+                          <w:rFonts w:hint="eastAsia"/>
+                          <w:color w:val="0D0D0D" w:themeColor="text1" w:themeTint="F2"/>
                           <w:sz w:val="18"/>
                           <w:szCs w:val="21"/>
                         </w:rPr>
-                      </w:pPr>
+                        <w:t>図</w:t>
+                      </w:r>
+                      <w:r>
+                        <w:rPr>
+                          <w:color w:val="0D0D0D" w:themeColor="text1" w:themeTint="F2"/>
+                          <w:sz w:val="18"/>
+                          <w:szCs w:val="21"/>
+                        </w:rPr>
+                        <w:t>１</w:t>
+                      </w:r>
+                      <w:r>
+                        <w:rPr>
+                          <w:rFonts w:hint="eastAsia"/>
+                          <w:color w:val="FF0000"/>
+                          <w:sz w:val="18"/>
+                          <w:szCs w:val="21"/>
+                        </w:rPr>
+                        <w:t xml:space="preserve">　</w:t>
+                      </w:r>
+                      <w:r>
+                        <w:rPr>
+                          <w:rFonts w:hint="eastAsia"/>
+                          <w:color w:val="0D0D0D" w:themeColor="text1" w:themeTint="F2"/>
+                          <w:sz w:val="18"/>
+                          <w:szCs w:val="21"/>
+                        </w:rPr>
+                        <w:t>非共鳴励起下</w:t>
+                      </w:r>
+                      <w:r>
+                        <w:rPr>
+                          <w:color w:val="0D0D0D" w:themeColor="text1" w:themeTint="F2"/>
+                          <w:sz w:val="18"/>
+                          <w:szCs w:val="21"/>
+                        </w:rPr>
+                        <w:t>における</w:t>
+                      </w:r>
+                      <w:r>
+                        <w:rPr>
+                          <w:rFonts w:hint="eastAsia"/>
+                          <w:color w:val="0D0D0D" w:themeColor="text1" w:themeTint="F2"/>
+                          <w:sz w:val="18"/>
+                          <w:szCs w:val="21"/>
+                        </w:rPr>
+                        <w:t>励起子</w:t>
+                      </w:r>
+                      <w:r>
+                        <w:rPr>
+                          <w:color w:val="0D0D0D" w:themeColor="text1" w:themeTint="F2"/>
+                          <w:sz w:val="18"/>
+                          <w:szCs w:val="21"/>
+                        </w:rPr>
+                        <w:t>準位から</w:t>
+                      </w:r>
+                      <w:r>
+                        <w:rPr>
+                          <w:rFonts w:hint="eastAsia"/>
+                          <w:color w:val="0D0D0D" w:themeColor="text1" w:themeTint="F2"/>
+                          <w:sz w:val="18"/>
+                          <w:szCs w:val="21"/>
+                        </w:rPr>
+                        <w:t>LP</w:t>
+                      </w:r>
+                      <w:r>
+                        <w:rPr>
+                          <w:color w:val="0D0D0D" w:themeColor="text1" w:themeTint="F2"/>
+                          <w:sz w:val="18"/>
+                          <w:szCs w:val="21"/>
+                        </w:rPr>
+                        <w:t>B</w:t>
+                      </w:r>
+                      <w:r>
+                        <w:rPr>
+                          <w:rFonts w:hint="eastAsia"/>
+                          <w:color w:val="0D0D0D" w:themeColor="text1" w:themeTint="F2"/>
+                          <w:sz w:val="18"/>
+                          <w:szCs w:val="21"/>
+                        </w:rPr>
+                        <w:t>への</w:t>
+                      </w:r>
+                      <w:r>
+                        <w:rPr>
+                          <w:color w:val="0D0D0D" w:themeColor="text1" w:themeTint="F2"/>
+                          <w:sz w:val="18"/>
+                          <w:szCs w:val="21"/>
+                        </w:rPr>
+                        <w:t>緩和プロセス</w:t>
+                      </w:r>
+                      <w:r>
+                        <w:rPr>
+                          <w:rFonts w:hint="eastAsia"/>
+                          <w:color w:val="0D0D0D" w:themeColor="text1" w:themeTint="F2"/>
+                          <w:sz w:val="18"/>
+                          <w:szCs w:val="21"/>
+                        </w:rPr>
+                        <w:t>。</w:t>
+                      </w:r>
                       <w:r>
                         <w:rPr>
                           <w:rFonts w:hint="eastAsia"/>
                           <w:sz w:val="18"/>
                           <w:szCs w:val="21"/>
                         </w:rPr>
-                        <w:t>図1：</w:t>
+                        <w:t>青線</w:t>
                       </w:r>
                       <w:r>
                         <w:rPr>
@@ -1395,23 +2534,15 @@
                           <w:sz w:val="18"/>
                           <w:szCs w:val="21"/>
                         </w:rPr>
-                        <w:t>ポラリトンの緩和過程模式図</w:t>
+                        <w:t>、</w:t>
                       </w:r>
-                    </w:p>
-                    <w:p>
-                      <w:pPr>
-                        <w:rPr>
-                          <w:sz w:val="16"/>
-                          <w:szCs w:val="20"/>
-                        </w:rPr>
-                      </w:pPr>
                       <w:r>
                         <w:rPr>
                           <w:rFonts w:hint="eastAsia"/>
                           <w:sz w:val="18"/>
                           <w:szCs w:val="21"/>
                         </w:rPr>
-                        <w:t>縦軸がエネルギー、横軸が面内波数</w:t>
+                        <w:t>赤線</w:t>
                       </w:r>
                       <w:r>
                         <w:rPr>
@@ -1427,7 +2558,7 @@
                           <w:sz w:val="18"/>
                           <w:szCs w:val="21"/>
                         </w:rPr>
-                        <w:t>青線はL</w:t>
+                        <w:t>緑線</w:t>
                       </w:r>
                       <w:r>
                         <w:rPr>
@@ -1435,7 +2566,7 @@
                           <w:sz w:val="18"/>
                           <w:szCs w:val="21"/>
                         </w:rPr>
-                        <w:t>PBの</w:t>
+                        <w:t>は</w:t>
                       </w:r>
                       <w:r>
                         <w:rPr>
@@ -1443,7 +2574,14 @@
                           <w:sz w:val="18"/>
                           <w:szCs w:val="21"/>
                         </w:rPr>
-                        <w:t>分散関係 、赤線は</w:t>
+                        <w:t>それぞれ</w:t>
+                      </w:r>
+                      <w:r>
+                        <w:rPr>
+                          <w:sz w:val="18"/>
+                          <w:szCs w:val="21"/>
+                        </w:rPr>
+                        <w:t>、</w:t>
                       </w:r>
                       <w:r>
                         <w:rPr>
@@ -1451,6 +2589,30 @@
                           <w:sz w:val="18"/>
                           <w:szCs w:val="21"/>
                         </w:rPr>
+                        <w:t>L</w:t>
+                      </w:r>
+                      <w:r>
+                        <w:rPr>
+                          <w:rFonts w:hint="eastAsia"/>
+                          <w:sz w:val="18"/>
+                          <w:szCs w:val="21"/>
+                        </w:rPr>
+                        <w:t>PB</w:t>
+                      </w:r>
+                      <w:r>
+                        <w:rPr>
+                          <w:rFonts w:hint="eastAsia"/>
+                          <w:sz w:val="18"/>
+                          <w:szCs w:val="21"/>
+                        </w:rPr>
+                        <w:t>、</w:t>
+                      </w:r>
+                      <w:r>
+                        <w:rPr>
+                          <w:rFonts w:hint="eastAsia"/>
+                          <w:sz w:val="18"/>
+                          <w:szCs w:val="21"/>
+                        </w:rPr>
                         <w:t>0-0</w:t>
                       </w:r>
                       <w:r>
@@ -1467,7 +2629,7 @@
                           <w:sz w:val="18"/>
                           <w:szCs w:val="21"/>
                         </w:rPr>
-                        <w:t>、緑線は0-1励起子</w:t>
+                        <w:t>、0-1励起子</w:t>
                       </w:r>
                       <w:r>
                         <w:rPr>
@@ -1476,108 +2638,130 @@
                           <w:szCs w:val="21"/>
                         </w:rPr>
                         <w:t>のエネルギー</w:t>
+                      </w:r>
+                      <w:r>
+                        <w:rPr>
+                          <w:rFonts w:hint="eastAsia"/>
+                          <w:sz w:val="18"/>
+                          <w:szCs w:val="21"/>
+                        </w:rPr>
+                        <w:t>分散を</w:t>
+                      </w:r>
+                      <w:r>
+                        <w:rPr>
+                          <w:sz w:val="18"/>
+                          <w:szCs w:val="21"/>
+                        </w:rPr>
+                        <w:t>表す。</w:t>
+                      </w:r>
+                      <w:r>
+                        <w:rPr>
+                          <w:rFonts w:hint="eastAsia"/>
+                          <w:sz w:val="18"/>
+                          <w:szCs w:val="21"/>
+                        </w:rPr>
+                        <w:t>ここで、横軸は</w:t>
+                      </w:r>
+                      <w:r>
+                        <w:rPr>
+                          <w:rFonts w:hint="eastAsia"/>
+                          <w:sz w:val="18"/>
+                          <w:szCs w:val="21"/>
+                        </w:rPr>
+                        <w:t>面内波数</w:t>
+                      </w:r>
+                      <w:r>
+                        <w:rPr>
+                          <w:rFonts w:ascii="Times New Roman" w:hAnsi="Times New Roman" w:cs="Times New Roman"/>
+                          <w:i/>
+                          <w:sz w:val="18"/>
+                          <w:szCs w:val="21"/>
+                        </w:rPr>
+                        <w:t>k</w:t>
+                      </w:r>
+                      <w:r>
+                        <w:rPr>
+                          <w:rFonts w:ascii="Times New Roman" w:hAnsi="Times New Roman" w:cs="Times New Roman"/>
+                          <w:sz w:val="18"/>
+                          <w:szCs w:val="21"/>
+                          <w:vertAlign w:val="subscript"/>
+                        </w:rPr>
+                        <w:t>//</w:t>
+                      </w:r>
+                      <w:r>
+                        <w:rPr>
+                          <w:rFonts w:hint="eastAsia"/>
+                          <w:sz w:val="18"/>
+                          <w:szCs w:val="21"/>
+                        </w:rPr>
+                        <w:t>、</w:t>
+                      </w:r>
+                      <w:r>
+                        <w:rPr>
+                          <w:rFonts w:hint="eastAsia"/>
+                          <w:sz w:val="18"/>
+                          <w:szCs w:val="21"/>
+                        </w:rPr>
+                        <w:t>縦軸はエネルギーである。</w:t>
                       </w:r>
                     </w:p>
                   </w:txbxContent>
                 </v:textbox>
-                <w10:wrap type="topAndBottom"/>
+                <w10:wrap type="topAndBottom" anchorx="margin"/>
               </v:shape>
             </w:pict>
           </mc:Fallback>
         </mc:AlternateContent>
       </w:r>
       <w:r>
-        <w:t>さらに、有機結晶系における複雑な緩和経路において、結晶の局所的な歪みや表面粗さに起因する「空間的なランダムネス」がフォノン散乱等の遷移確率にどのように寄与するのかは依然として未解明である</w:t>
-      </w:r>
-      <w:r>
-        <w:rPr>
-          <w:rFonts w:hint="eastAsia"/>
-        </w:rPr>
-        <w:t>[1]</w:t>
-      </w:r>
-      <w:r>
-        <w:t>。</w:t>
+        <w:t>本研究では、高い発光量子</w:t>
+      </w:r>
+      <w:r>
+        <w:rPr>
+          <w:rFonts w:hint="eastAsia"/>
+        </w:rPr>
+        <w:t>効率を持ち、</w:t>
+      </w:r>
+      <w:r>
+        <w:t>フレンケル型励起子を形成する有機分子結晶であるアントラセンを活性層として用いた。マイクロキャビティを構成する高反射率ミラーには、誘電体多層膜であるチタニア</w:t>
+      </w:r>
+      <w:r>
+        <w:rPr>
+          <w:rFonts w:hint="eastAsia"/>
+        </w:rPr>
+        <w:t>とシリカを</w:t>
+      </w:r>
+      <w:r>
+        <w:t>（</w:t>
+      </w:r>
+      <w:proofErr w:type="spellStart"/>
+      <w:r>
+        <w:t>TiO</w:t>
+      </w:r>
+      <w:proofErr w:type="spellEnd"/>
+      <w:r>
+        <w:t>₂/</w:t>
+      </w:r>
+      <w:proofErr w:type="spellStart"/>
+      <w:r>
+        <w:t>SiO</w:t>
+      </w:r>
+      <w:proofErr w:type="spellEnd"/>
+      <w:r>
+        <w:t>₂）7.5ペア</w:t>
+      </w:r>
+      <w:r>
+        <w:rPr>
+          <w:rFonts w:hint="eastAsia"/>
+        </w:rPr>
+        <w:t>積層した</w:t>
+      </w:r>
+      <w:r>
+        <w:t>DBRを使用している。</w:t>
       </w:r>
     </w:p>
     <w:p>
-      <w:pPr>
-        <w:pStyle w:val="a9"/>
-        <w:numPr>
-          <w:ilvl w:val="0"/>
-          <w:numId w:val="1"/>
-        </w:numPr>
-        <w:rPr>
-          <w:sz w:val="20"/>
-          <w:szCs w:val="22"/>
-        </w:rPr>
-      </w:pPr>
-      <w:r>
-        <w:rPr>
-          <w:rFonts w:hint="eastAsia"/>
-          <w:sz w:val="22"/>
-          <w:szCs w:val="28"/>
-        </w:rPr>
-        <w:t>実験方法</w:t>
-      </w:r>
-    </w:p>
-    <w:p>
-      <w:pPr>
-        <w:rPr>
-          <w:b/>
-          <w:bCs/>
-        </w:rPr>
-      </w:pPr>
-      <w:r>
-        <w:rPr>
-          <w:rFonts w:hint="eastAsia"/>
-          <w:b/>
-          <w:bCs/>
-        </w:rPr>
-        <w:t>3-</w:t>
-      </w:r>
-      <w:r>
-        <w:rPr>
-          <w:b/>
-          <w:bCs/>
-        </w:rPr>
-        <w:t>1. サンプル作製</w:t>
-      </w:r>
-    </w:p>
-    <w:p>
-      <w:r>
-        <w:t>本研究では、高い発光量子</w:t>
-      </w:r>
-      <w:r>
-        <w:rPr>
-          <w:rFonts w:hint="eastAsia"/>
-        </w:rPr>
-        <w:t>効率を持ち、</w:t>
-      </w:r>
-      <w:r>
-        <w:t>フレンケル型励起子を形成する有機分子結晶であるアントラセンを活性層として用いた。マイクロキャビティを構成する高反射率ミラーには、誘電体多層膜であるチタニア</w:t>
-      </w:r>
-      <w:r>
-        <w:rPr>
-          <w:rFonts w:hint="eastAsia"/>
-        </w:rPr>
-        <w:t>とシリカを</w:t>
-      </w:r>
-      <w:r>
-        <w:t>（TiO₂/SiO₂）7.5ペア</w:t>
-      </w:r>
-      <w:r>
-        <w:rPr>
-          <w:rFonts w:hint="eastAsia"/>
-        </w:rPr>
-        <w:t>積層した</w:t>
-      </w:r>
-      <w:r>
-        <w:t>DBRを使用している。</w:t>
-      </w:r>
-    </w:p>
-    <w:p>
-      <w:r>
-        <w:lastRenderedPageBreak/>
+      <w:r>
         <w:t>キャビティ構造の組み立てにおいては、もう一枚の対向するDBR基板を用いて</w:t>
       </w:r>
       <w:r>
@@ -1620,18 +2804,113 @@
       </w:pPr>
       <w:r>
         <w:rPr>
+          <w:rFonts w:hint="eastAsia"/>
+        </w:rPr>
+        <w:t>また活性層は毛細管現象を用いて</w:t>
+      </w:r>
+      <w:r>
+        <w:t>作製した。具体的には、アセトン</w:t>
+      </w:r>
+      <w:r>
+        <w:rPr>
+          <w:rFonts w:hint="eastAsia"/>
+        </w:rPr>
+        <w:t>を</w:t>
+      </w:r>
+      <w:r>
+        <w:t>溶媒</w:t>
+      </w:r>
+      <w:r>
+        <w:rPr>
+          <w:rFonts w:hint="eastAsia"/>
+        </w:rPr>
+        <w:t>とした</w:t>
+      </w:r>
+      <w:r>
+        <w:t>濃度</w:t>
+      </w:r>
+      <w:r>
+        <w:rPr>
+          <w:rFonts w:hint="eastAsia"/>
+        </w:rPr>
+        <w:t>1</w:t>
+      </w:r>
+      <w:r>
+        <w:t xml:space="preserve"> mg/mL</w:t>
+      </w:r>
+      <w:r>
+        <w:rPr>
+          <w:rFonts w:hint="eastAsia"/>
+        </w:rPr>
+        <w:t>のアントラセン</w:t>
+      </w:r>
+      <w:r>
+        <w:t>溶液を</w:t>
+      </w:r>
+      <w:r>
+        <w:rPr>
+          <w:rFonts w:hint="eastAsia"/>
+        </w:rPr>
+        <w:t>毛細管現象で活性層に浸透させ、溶媒</w:t>
+      </w:r>
+      <w:r>
+        <w:rPr>
+          <w:rFonts w:hint="eastAsia"/>
+        </w:rPr>
+        <w:t>を</w:t>
+      </w:r>
+      <w:r>
+        <w:rPr>
+          <w:rFonts w:hint="eastAsia"/>
+        </w:rPr>
+        <w:t>揮発</w:t>
+      </w:r>
+      <w:r>
+        <w:rPr>
+          <w:rFonts w:hint="eastAsia"/>
+        </w:rPr>
+        <w:t>させる</w:t>
+      </w:r>
+      <w:r>
+        <w:rPr>
+          <w:rFonts w:hint="eastAsia"/>
+        </w:rPr>
+        <w:t>ことでアントラセン</w:t>
+      </w:r>
+      <w:r>
+        <w:t>単結晶を</w:t>
+      </w:r>
+      <w:r>
+        <w:rPr>
+          <w:rFonts w:hint="eastAsia"/>
+        </w:rPr>
+        <w:t>活性層内部に</w:t>
+      </w:r>
+      <w:r>
+        <w:t>形成した。</w:t>
+      </w:r>
+    </w:p>
+    <w:p>
+      <w:pPr>
+        <w:ind w:firstLineChars="100" w:firstLine="210"/>
+        <w:rPr>
+          <w:rFonts w:hint="eastAsia"/>
+        </w:rPr>
+      </w:pPr>
+      <w:r>
+        <w:rPr>
           <w:noProof/>
         </w:rPr>
         <mc:AlternateContent>
           <mc:Choice Requires="wps">
             <w:drawing>
-              <wp:anchor distT="45720" distB="45720" distL="114300" distR="114300" simplePos="0" relativeHeight="251663360" behindDoc="0" locked="0" layoutInCell="1" allowOverlap="1" wp14:anchorId="0F38B937" wp14:editId="53465113">
+              <wp:anchor distT="45720" distB="45720" distL="114300" distR="114300" simplePos="0" relativeHeight="251663360" behindDoc="0" locked="0" layoutInCell="1" allowOverlap="1" wp14:anchorId="0F38B937" wp14:editId="1D31628C">
                 <wp:simplePos x="0" y="0"/>
                 <wp:positionH relativeFrom="margin">
-                  <wp:posOffset>3209681</wp:posOffset>
+                  <wp:posOffset>3172460</wp:posOffset>
                 </wp:positionH>
                 <wp:positionV relativeFrom="paragraph">
-                  <wp:posOffset>137355</wp:posOffset>
+                  <wp:posOffset>578180</wp:posOffset>
                 </wp:positionV>
                 <wp:extent cx="2369820" cy="1404620"/>
                 <wp:effectExtent l="0" t="0" r="0" b="0"/>
@@ -1764,7 +3043,7 @@
           </mc:Choice>
           <mc:Fallback>
             <w:pict>
-              <v:shape w14:anchorId="0F38B937" id="_x0000_s1027" type="#_x0000_t202" style="position:absolute;left:0;text-align:left;margin-left:252.75pt;margin-top:10.8pt;width:186.6pt;height:110.6pt;z-index:251663360;visibility:visible;mso-wrap-style:square;mso-width-percent:0;mso-height-percent:200;mso-wrap-distance-left:9pt;mso-wrap-distance-top:3.6pt;mso-wrap-distance-right:9pt;mso-wrap-distance-bottom:3.6pt;mso-position-horizontal:absolute;mso-position-horizontal-relative:margin;mso-position-vertical:absolute;mso-position-vertical-relative:text;mso-width-percent:0;mso-height-percent:200;mso-width-relative:margin;mso-height-relative:margin;v-text-anchor:top" o:gfxdata="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" stroked="f">
+              <v:shape w14:anchorId="0F38B937" id="_x0000_s1027" type="#_x0000_t202" style="position:absolute;left:0;text-align:left;margin-left:249.8pt;margin-top:45.55pt;width:186.6pt;height:110.6pt;z-index:251663360;visibility:visible;mso-wrap-style:square;mso-width-percent:0;mso-height-percent:200;mso-wrap-distance-left:9pt;mso-wrap-distance-top:3.6pt;mso-wrap-distance-right:9pt;mso-wrap-distance-bottom:3.6pt;mso-position-horizontal:absolute;mso-position-horizontal-relative:margin;mso-position-vertical:absolute;mso-position-vertical-relative:text;mso-width-percent:0;mso-height-percent:200;mso-width-relative:margin;mso-height-relative:margin;v-text-anchor:top" o:gfxdata="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" stroked="f">
                 <v:textbox style="mso-fit-shape-to-text:t">
                   <w:txbxContent>
                     <w:p>
@@ -1856,90 +3135,16 @@
       </w:r>
       <w:r>
         <w:rPr>
-          <w:rFonts w:hint="eastAsia"/>
-        </w:rPr>
-        <w:t>また活性層は毛細管現象を用いて</w:t>
-      </w:r>
-      <w:r>
-        <w:t>作製した。具体的には、アセトン</w:t>
-      </w:r>
-      <w:r>
-        <w:rPr>
-          <w:rFonts w:hint="eastAsia"/>
-        </w:rPr>
-        <w:t>を</w:t>
-      </w:r>
-      <w:r>
-        <w:t>溶媒</w:t>
-      </w:r>
-      <w:r>
-        <w:rPr>
-          <w:rFonts w:hint="eastAsia"/>
-        </w:rPr>
-        <w:t>とした</w:t>
-      </w:r>
-      <w:r>
-        <w:t>濃度</w:t>
-      </w:r>
-      <w:r>
-        <w:rPr>
-          <w:rFonts w:hint="eastAsia"/>
-        </w:rPr>
-        <w:t>1</w:t>
-      </w:r>
-      <w:r>
-        <w:t xml:space="preserve"> mg/mL</w:t>
-      </w:r>
-      <w:r>
-        <w:rPr>
-          <w:rFonts w:hint="eastAsia"/>
-        </w:rPr>
-        <w:t>のアントラセン</w:t>
-      </w:r>
-      <w:r>
-        <w:t>溶液を</w:t>
-      </w:r>
-      <w:r>
-        <w:rPr>
-          <w:rFonts w:hint="eastAsia"/>
-        </w:rPr>
-        <w:t>毛細管現象で活性層に浸透させ、溶媒</w:t>
-      </w:r>
-      <w:r>
-        <w:rPr>
-          <w:rFonts w:hint="eastAsia"/>
-        </w:rPr>
-        <w:t>を</w:t>
-      </w:r>
-      <w:r>
-        <w:rPr>
-          <w:rFonts w:hint="eastAsia"/>
-        </w:rPr>
-        <w:t>揮発</w:t>
-      </w:r>
-      <w:r>
-        <w:rPr>
-          <w:rFonts w:hint="eastAsia"/>
-        </w:rPr>
-        <w:t>させる</w:t>
-      </w:r>
-      <w:r>
-        <w:rPr>
-          <w:rFonts w:hint="eastAsia"/>
-        </w:rPr>
-        <w:t>ことでアントラセン</w:t>
-      </w:r>
-      <w:r>
-        <w:t>単結晶を</w:t>
-      </w:r>
-      <w:r>
-        <w:rPr>
-          <w:rFonts w:hint="eastAsia"/>
-        </w:rPr>
-        <w:t>活性層内部に</w:t>
-      </w:r>
-      <w:r>
-        <w:t>形成した。</w:t>
+          <w:color w:val="FF0000"/>
+        </w:rPr>
+        <w:t>本研究で用いたマイクロキャビティの基礎的な光学特性を評価するため、転送行列法（Transfer Matrix Method: TMM）を用いた1次元多層膜シミュレーションを構築した。誘電体多層膜</w:t>
+      </w:r>
+      <w:r>
+        <w:rPr>
+          <w:rFonts w:hint="eastAsia"/>
+          <w:color w:val="FF0000"/>
+        </w:rPr>
+        <w:t>の屈折率分散をもとにして、透過スペクトル測定にフィッティングすることで共振器長を見積もり、マイクロキャビティの制作を行った。</w:t>
       </w:r>
     </w:p>
     <w:p>
@@ -1962,7 +3167,7 @@
           <w:b/>
           <w:bCs/>
         </w:rPr>
-        <w:t>2. 光学測定系および自作治具の構築</w:t>
+        <w:t>2. 光学測定系の構築</w:t>
       </w:r>
     </w:p>
     <w:p>
@@ -1996,67 +3201,6 @@
         <w:ind w:firstLineChars="100" w:firstLine="210"/>
       </w:pPr>
       <w:r>
-        <w:rPr>
-          <w:noProof/>
-        </w:rPr>
-        <w:drawing>
-          <wp:anchor distT="0" distB="0" distL="114300" distR="114300" simplePos="0" relativeHeight="251675648" behindDoc="0" locked="0" layoutInCell="1" allowOverlap="1" wp14:anchorId="09C0ED3D" wp14:editId="35B696CC">
-            <wp:simplePos x="0" y="0"/>
-            <wp:positionH relativeFrom="margin">
-              <wp:posOffset>2919095</wp:posOffset>
-            </wp:positionH>
-            <wp:positionV relativeFrom="paragraph">
-              <wp:posOffset>738554</wp:posOffset>
-            </wp:positionV>
-            <wp:extent cx="2744470" cy="2306955"/>
-            <wp:effectExtent l="0" t="0" r="0" b="0"/>
-            <wp:wrapTopAndBottom/>
-            <wp:docPr id="85054393" name="図 6"/>
-            <wp:cNvGraphicFramePr>
-              <a:graphicFrameLocks xmlns:a="http://schemas.openxmlformats.org/drawingml/2006/main" noChangeAspect="1"/>
-            </wp:cNvGraphicFramePr>
-            <a:graphic xmlns:a="http://schemas.openxmlformats.org/drawingml/2006/main">
-              <a:graphicData uri="http://schemas.openxmlformats.org/drawingml/2006/picture">
-                <pic:pic xmlns:pic="http://schemas.openxmlformats.org/drawingml/2006/picture">
-                  <pic:nvPicPr>
-                    <pic:cNvPr id="0" name="Picture 2"/>
-                    <pic:cNvPicPr>
-                      <a:picLocks noChangeAspect="1" noChangeArrowheads="1"/>
-                    </pic:cNvPicPr>
-                  </pic:nvPicPr>
-                  <pic:blipFill>
-                    <a:blip r:embed="rId6">
-                      <a:extLst>
-                        <a:ext uri="{28A0092B-C50C-407E-A947-70E740481C1C}">
-                          <a14:useLocalDpi xmlns:a14="http://schemas.microsoft.com/office/drawing/2010/main" val="0"/>
-                        </a:ext>
-                      </a:extLst>
-                    </a:blip>
-                    <a:srcRect/>
-                    <a:stretch>
-                      <a:fillRect/>
-                    </a:stretch>
-                  </pic:blipFill>
-                  <pic:spPr bwMode="auto">
-                    <a:xfrm>
-                      <a:off x="0" y="0"/>
-                      <a:ext cx="2744470" cy="2306955"/>
-                    </a:xfrm>
-                    <a:prstGeom prst="rect">
-                      <a:avLst/>
-                    </a:prstGeom>
-                    <a:noFill/>
-                    <a:ln>
-                      <a:noFill/>
-                    </a:ln>
-                  </pic:spPr>
-                </pic:pic>
-              </a:graphicData>
-            </a:graphic>
-          </wp:anchor>
-        </w:drawing>
-      </w:r>
-      <w:r>
         <w:t>励起光源には、繰り返し周波数</w:t>
       </w:r>
       <w:r>
@@ -2075,7 +3219,15 @@
         <w:t>、励起エネルギー3.39 eV(室温では繰り返し2MHz,励起エネルギー3.35 eV)</w:t>
       </w:r>
       <w:r>
-        <w:t>のTi:Sapphireパルスレーザーを用いた。サンプルからの発光は対物レンズで集光し、</w:t>
+        <w:t>の</w:t>
+      </w:r>
+      <w:proofErr w:type="spellStart"/>
+      <w:r>
+        <w:t>Ti:Sapphire</w:t>
+      </w:r>
+      <w:proofErr w:type="spellEnd"/>
+      <w:r>
+        <w:t>パルスレーザーを用いた。サンプルからの発光は対物レンズで集光し、</w:t>
       </w:r>
       <w:r>
         <w:t>結像レンズとピンホール等を用いた</w:t>
@@ -2123,13 +3275,13 @@
         <mc:AlternateContent>
           <mc:Choice Requires="wps">
             <w:drawing>
-              <wp:anchor distT="45720" distB="45720" distL="114300" distR="114300" simplePos="0" relativeHeight="251677696" behindDoc="0" locked="0" layoutInCell="1" allowOverlap="1" wp14:anchorId="15075C41" wp14:editId="5A5847F5">
+              <wp:anchor distT="45720" distB="45720" distL="114300" distR="114300" simplePos="0" relativeHeight="251677696" behindDoc="0" locked="0" layoutInCell="1" allowOverlap="1" wp14:anchorId="15075C41" wp14:editId="12C8786B">
                 <wp:simplePos x="0" y="0"/>
                 <wp:positionH relativeFrom="margin">
-                  <wp:posOffset>3367405</wp:posOffset>
+                  <wp:posOffset>3364865</wp:posOffset>
                 </wp:positionH>
                 <wp:positionV relativeFrom="paragraph">
-                  <wp:posOffset>399366</wp:posOffset>
+                  <wp:posOffset>178765</wp:posOffset>
                 </wp:positionV>
                 <wp:extent cx="2060575" cy="1404620"/>
                 <wp:effectExtent l="0" t="0" r="0" b="0"/>
@@ -2216,15 +3368,7 @@
                                 <w:sz w:val="18"/>
                                 <w:szCs w:val="21"/>
                               </w:rPr>
-                              <w:t>縦軸が</w:t>
-                            </w:r>
-                            <w:r>
-                              <w:rPr>
-                                <w:rFonts w:hint="eastAsia"/>
-                                <w:sz w:val="18"/>
-                                <w:szCs w:val="21"/>
-                              </w:rPr>
-                              <w:t>発光強度</w:t>
+                              <w:t>縦軸が発光強度</w:t>
                             </w:r>
                             <w:r>
                               <w:rPr>
@@ -2262,7 +3406,7 @@
           </mc:Choice>
           <mc:Fallback>
             <w:pict>
-              <v:shape w14:anchorId="15075C41" id="_x0000_s1028" type="#_x0000_t202" style="position:absolute;left:0;text-align:left;margin-left:265.15pt;margin-top:31.45pt;width:162.25pt;height:110.6pt;z-index:251677696;visibility:visible;mso-wrap-style:square;mso-width-percent:0;mso-height-percent:200;mso-wrap-distance-left:9pt;mso-wrap-distance-top:3.6pt;mso-wrap-distance-right:9pt;mso-wrap-distance-bottom:3.6pt;mso-position-horizontal:absolute;mso-position-horizontal-relative:margin;mso-position-vertical:absolute;mso-position-vertical-relative:text;mso-width-percent:0;mso-height-percent:200;mso-width-relative:margin;mso-height-relative:margin;v-text-anchor:top" o:gfxdata="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" stroked="f">
+              <v:shape w14:anchorId="15075C41" id="_x0000_s1028" type="#_x0000_t202" style="position:absolute;left:0;text-align:left;margin-left:264.95pt;margin-top:14.1pt;width:162.25pt;height:110.6pt;z-index:251677696;visibility:visible;mso-wrap-style:square;mso-width-percent:0;mso-height-percent:200;mso-wrap-distance-left:9pt;mso-wrap-distance-top:3.6pt;mso-wrap-distance-right:9pt;mso-wrap-distance-bottom:3.6pt;mso-position-horizontal:absolute;mso-position-horizontal-relative:margin;mso-position-vertical:absolute;mso-position-vertical-relative:text;mso-width-percent:0;mso-height-percent:200;mso-width-relative:margin;mso-height-relative:margin;v-text-anchor:top" o:gfxdata="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" stroked="f">
                 <v:textbox style="mso-fit-shape-to-text:t">
                   <w:txbxContent>
                     <w:p>
@@ -2317,15 +3461,7 @@
                           <w:sz w:val="18"/>
                           <w:szCs w:val="21"/>
                         </w:rPr>
-                        <w:t>縦軸が</w:t>
-                      </w:r>
-                      <w:r>
-                        <w:rPr>
-                          <w:rFonts w:hint="eastAsia"/>
-                          <w:sz w:val="18"/>
-                          <w:szCs w:val="21"/>
-                        </w:rPr>
-                        <w:t>発光強度</w:t>
+                        <w:t>縦軸が発光強度</w:t>
                       </w:r>
                       <w:r>
                         <w:rPr>
@@ -2370,7 +3506,7 @@
     </w:p>
     <w:p>
       <w:pPr>
-        <w:ind w:left="420" w:hangingChars="200" w:hanging="420"/>
+        <w:ind w:left="412" w:hangingChars="200" w:hanging="412"/>
         <w:rPr>
           <w:b/>
           <w:bCs/>
@@ -2383,13 +3519,13 @@
           <w:noProof/>
         </w:rPr>
         <w:drawing>
-          <wp:anchor distT="0" distB="0" distL="114300" distR="114300" simplePos="0" relativeHeight="251659263" behindDoc="0" locked="0" layoutInCell="1" allowOverlap="1" wp14:anchorId="04F7B3D3" wp14:editId="15534AF0">
+          <wp:anchor distT="0" distB="0" distL="114300" distR="114300" simplePos="0" relativeHeight="251659263" behindDoc="0" locked="0" layoutInCell="1" allowOverlap="1" wp14:anchorId="04F7B3D3" wp14:editId="1E806990">
             <wp:simplePos x="0" y="0"/>
             <wp:positionH relativeFrom="column">
-              <wp:posOffset>-116205</wp:posOffset>
+              <wp:posOffset>-123825</wp:posOffset>
             </wp:positionH>
             <wp:positionV relativeFrom="paragraph">
-              <wp:posOffset>252681</wp:posOffset>
+              <wp:posOffset>226695</wp:posOffset>
             </wp:positionV>
             <wp:extent cx="2744470" cy="2303145"/>
             <wp:effectExtent l="0" t="0" r="0" b="0"/>
@@ -2408,7 +3544,7 @@
                     </pic:cNvPicPr>
                   </pic:nvPicPr>
                   <pic:blipFill>
-                    <a:blip r:embed="rId7">
+                    <a:blip r:embed="rId6" cstate="print">
                       <a:extLst>
                         <a:ext uri="{28A0092B-C50C-407E-A947-70E740481C1C}">
                           <a14:useLocalDpi xmlns:a14="http://schemas.microsoft.com/office/drawing/2010/main" val="0"/>
@@ -2526,7 +3662,11 @@
         <w:t>光強度</w:t>
       </w:r>
       <w:r>
-        <w:t xml:space="preserve">依存性を示す。励起強度を徐々に増加させていくと、約 </w:t>
+        <w:t>依存性を示す。励起強度を徐々に増加させてい</w:t>
+      </w:r>
+      <w:r>
+        <w:lastRenderedPageBreak/>
+        <w:t xml:space="preserve">くと、約 </w:t>
       </w:r>
       <m:oMath>
         <m:r>
@@ -2561,9 +3701,74 @@
           </m:sup>
         </m:sSup>
       </m:oMath>
+      <w:bookmarkStart w:id="0" w:name="_GoBack"/>
+      <w:bookmarkEnd w:id="0"/>
       <w:r>
         <w:t xml:space="preserve"> を境に発光強度の顕著な非線形増大が観測された。この非線形な立ち上がりは、巨視的な基底状態へのポラリトンの大量占有、すなわちポラリトン凝縮が生じている強い証拠である。なお、本実験では</w:t>
       </w:r>
+    </w:p>
+    <w:p>
+      <w:r>
+        <w:rPr>
+          <w:noProof/>
+        </w:rPr>
+        <w:drawing>
+          <wp:anchor distT="0" distB="0" distL="114300" distR="114300" simplePos="0" relativeHeight="251675648" behindDoc="0" locked="0" layoutInCell="1" allowOverlap="1" wp14:anchorId="09C0ED3D" wp14:editId="31255A94">
+            <wp:simplePos x="0" y="0"/>
+            <wp:positionH relativeFrom="margin">
+              <wp:posOffset>2997022</wp:posOffset>
+            </wp:positionH>
+            <wp:positionV relativeFrom="paragraph">
+              <wp:posOffset>68174</wp:posOffset>
+            </wp:positionV>
+            <wp:extent cx="2744470" cy="2306955"/>
+            <wp:effectExtent l="0" t="0" r="0" b="0"/>
+            <wp:wrapTopAndBottom/>
+            <wp:docPr id="85054393" name="図 6"/>
+            <wp:cNvGraphicFramePr>
+              <a:graphicFrameLocks xmlns:a="http://schemas.openxmlformats.org/drawingml/2006/main" noChangeAspect="1"/>
+            </wp:cNvGraphicFramePr>
+            <a:graphic xmlns:a="http://schemas.openxmlformats.org/drawingml/2006/main">
+              <a:graphicData uri="http://schemas.openxmlformats.org/drawingml/2006/picture">
+                <pic:pic xmlns:pic="http://schemas.openxmlformats.org/drawingml/2006/picture">
+                  <pic:nvPicPr>
+                    <pic:cNvPr id="0" name="Picture 2"/>
+                    <pic:cNvPicPr>
+                      <a:picLocks noChangeAspect="1" noChangeArrowheads="1"/>
+                    </pic:cNvPicPr>
+                  </pic:nvPicPr>
+                  <pic:blipFill>
+                    <a:blip r:embed="rId7" cstate="print">
+                      <a:extLst>
+                        <a:ext uri="{28A0092B-C50C-407E-A947-70E740481C1C}">
+                          <a14:useLocalDpi xmlns:a14="http://schemas.microsoft.com/office/drawing/2010/main" val="0"/>
+                        </a:ext>
+                      </a:extLst>
+                    </a:blip>
+                    <a:srcRect/>
+                    <a:stretch>
+                      <a:fillRect/>
+                    </a:stretch>
+                  </pic:blipFill>
+                  <pic:spPr bwMode="auto">
+                    <a:xfrm>
+                      <a:off x="0" y="0"/>
+                      <a:ext cx="2744470" cy="2306955"/>
+                    </a:xfrm>
+                    <a:prstGeom prst="rect">
+                      <a:avLst/>
+                    </a:prstGeom>
+                    <a:noFill/>
+                    <a:ln>
+                      <a:noFill/>
+                    </a:ln>
+                  </pic:spPr>
+                </pic:pic>
+              </a:graphicData>
+            </a:graphic>
+          </wp:anchor>
+        </w:drawing>
+      </w:r>
       <w:r>
         <w:rPr>
           <w:rFonts w:hint="eastAsia"/>
@@ -2580,7 +3785,23 @@
         <w:t>とシリカの</w:t>
       </w:r>
       <w:r>
-        <w:t>（TiO₂/SiO₂）7.5ペア</w:t>
+        <w:t>（</w:t>
+      </w:r>
+      <w:proofErr w:type="spellStart"/>
+      <w:r>
+        <w:t>TiO</w:t>
+      </w:r>
+      <w:proofErr w:type="spellEnd"/>
+      <w:r>
+        <w:t>₂/</w:t>
+      </w:r>
+      <w:proofErr w:type="spellStart"/>
+      <w:r>
+        <w:t>SiO</w:t>
+      </w:r>
+      <w:proofErr w:type="spellEnd"/>
+      <w:r>
+        <w:t>₂）7.5ペア</w:t>
       </w:r>
       <w:r>
         <w:rPr>
@@ -2624,11 +3845,7 @@
         <w:t>いる</w:t>
       </w:r>
       <w:r>
-        <w:t>。したがって、アントラセン活性層に実際に到達し吸収された実効的なエネルギー密</w:t>
-      </w:r>
-      <w:r>
-        <w:lastRenderedPageBreak/>
-        <w:t>度はより小さいと推測される。</w:t>
+        <w:t>。したがって、アントラセン活性層に実際に到達し吸収された実効的なエネルギー密度はより小さいと推測される。</w:t>
       </w:r>
       <w:r>
         <w:rPr>
@@ -2801,7 +4018,7 @@
               </wp:anchor>
             </w:drawing>
           </mc:Choice>
-          <mc:Fallback>
+          <mc:Fallback xmlns:w16se="http://schemas.microsoft.com/office/word/2015/wordml/symex" xmlns:w16sdtfl="http://schemas.microsoft.com/office/word/2024/wordml/sdtformatlock" xmlns:w16sdtdh="http://schemas.microsoft.com/office/word/2020/wordml/sdtdatahash" xmlns:w16du="http://schemas.microsoft.com/office/word/2023/wordml/word16du" xmlns:w16="http://schemas.microsoft.com/office/word/2018/wordml" xmlns:w16cid="http://schemas.microsoft.com/office/word/2016/wordml/cid" xmlns:w16cex="http://schemas.microsoft.com/office/word/2018/wordml/cex" xmlns:oel="http://schemas.microsoft.com/office/2019/extlst" xmlns:am3d="http://schemas.microsoft.com/office/drawing/2017/model3d" xmlns:aink="http://schemas.microsoft.com/office/drawing/2016/ink" xmlns:cx8="http://schemas.microsoft.com/office/drawing/2016/5/14/chartex" xmlns:cx7="http://schemas.microsoft.com/office/drawing/2016/5/13/chartex" xmlns:cx6="http://schemas.microsoft.com/office/drawing/2016/5/12/chartex" xmlns:cx5="http://schemas.microsoft.com/office/drawing/2016/5/11/chartex" xmlns:cx4="http://schemas.microsoft.com/office/drawing/2016/5/10/chartex" xmlns:cx3="http://schemas.microsoft.com/office/drawing/2016/5/9/chartex" xmlns:cx2="http://schemas.microsoft.com/office/drawing/2015/10/21/chartex" xmlns:cx1="http://schemas.microsoft.com/office/drawing/2015/9/8/chartex" xmlns:cx="http://schemas.microsoft.com/office/drawing/2014/chartex">
             <w:pict>
               <v:shape w14:anchorId="40AE211C" id="_x0000_s1029" type="#_x0000_t202" style="position:absolute;left:0;text-align:left;margin-left:237.2pt;margin-top:197.75pt;width:225.4pt;height:110.6pt;z-index:251669504;visibility:visible;mso-wrap-style:square;mso-width-percent:0;mso-height-percent:200;mso-wrap-distance-left:9pt;mso-wrap-distance-top:3.6pt;mso-wrap-distance-right:9pt;mso-wrap-distance-bottom:3.6pt;mso-position-horizontal:absolute;mso-position-horizontal-relative:margin;mso-position-vertical:absolute;mso-position-vertical-relative:text;mso-width-percent:0;mso-height-percent:200;mso-width-relative:margin;mso-height-relative:margin;v-text-anchor:top" o:gfxdata="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" stroked="f">
                 <v:textbox style="mso-fit-shape-to-text:t">
@@ -2872,7 +4089,7 @@
             <wp:docPr id="48" name="図 47">
               <a:extLst xmlns:a="http://schemas.openxmlformats.org/drawingml/2006/main">
                 <a:ext uri="{FF2B5EF4-FFF2-40B4-BE49-F238E27FC236}">
-                  <a16:creationId xmlns:a16="http://schemas.microsoft.com/office/drawing/2014/main" id="{310C70AB-B595-C2E2-EFC3-20B4A94BE46D}"/>
+                  <a16:creationId xmlns:a16="http://schemas.microsoft.com/office/drawing/2014/main" xmlns:w16se="http://schemas.microsoft.com/office/word/2015/wordml/symex" xmlns:w16sdtfl="http://schemas.microsoft.com/office/word/2024/wordml/sdtformatlock" xmlns:w16sdtdh="http://schemas.microsoft.com/office/word/2020/wordml/sdtdatahash" xmlns:w16du="http://schemas.microsoft.com/office/word/2023/wordml/word16du" xmlns:w16="http://schemas.microsoft.com/office/word/2018/wordml" xmlns:w16cid="http://schemas.microsoft.com/office/word/2016/wordml/cid" xmlns:w16cex="http://schemas.microsoft.com/office/word/2018/wordml/cex" xmlns:w="http://schemas.openxmlformats.org/wordprocessingml/2006/main" xmlns:w10="urn:schemas-microsoft-com:office:word" xmlns:v="urn:schemas-microsoft-com:vml" xmlns:oel="http://schemas.microsoft.com/office/2019/extlst" xmlns:o="urn:schemas-microsoft-com:office:office" xmlns:am3d="http://schemas.microsoft.com/office/drawing/2017/model3d" xmlns:aink="http://schemas.microsoft.com/office/drawing/2016/ink" xmlns:cx8="http://schemas.microsoft.com/office/drawing/2016/5/14/chartex" xmlns:cx7="http://schemas.microsoft.com/office/drawing/2016/5/13/chartex" xmlns:cx6="http://schemas.microsoft.com/office/drawing/2016/5/12/chartex" xmlns:cx5="http://schemas.microsoft.com/office/drawing/2016/5/11/chartex" xmlns:cx4="http://schemas.microsoft.com/office/drawing/2016/5/10/chartex" xmlns:cx3="http://schemas.microsoft.com/office/drawing/2016/5/9/chartex" xmlns:cx2="http://schemas.microsoft.com/office/drawing/2015/10/21/chartex" xmlns:cx1="http://schemas.microsoft.com/office/drawing/2015/9/8/chartex" xmlns:cx="http://schemas.microsoft.com/office/drawing/2014/chartex" xmlns="" id="{310C70AB-B595-C2E2-EFC3-20B4A94BE46D}"/>
                 </a:ext>
               </a:extLst>
             </wp:docPr>
@@ -2886,7 +4103,7 @@
                     <pic:cNvPr id="48" name="図 47">
                       <a:extLst>
                         <a:ext uri="{FF2B5EF4-FFF2-40B4-BE49-F238E27FC236}">
-                          <a16:creationId xmlns:a16="http://schemas.microsoft.com/office/drawing/2014/main" id="{310C70AB-B595-C2E2-EFC3-20B4A94BE46D}"/>
+                          <a16:creationId xmlns:a16="http://schemas.microsoft.com/office/drawing/2014/main" xmlns:w16se="http://schemas.microsoft.com/office/word/2015/wordml/symex" xmlns:w16sdtfl="http://schemas.microsoft.com/office/word/2024/wordml/sdtformatlock" xmlns:w16sdtdh="http://schemas.microsoft.com/office/word/2020/wordml/sdtdatahash" xmlns:w16du="http://schemas.microsoft.com/office/word/2023/wordml/word16du" xmlns:w16="http://schemas.microsoft.com/office/word/2018/wordml" xmlns:w16cid="http://schemas.microsoft.com/office/word/2016/wordml/cid" xmlns:w16cex="http://schemas.microsoft.com/office/word/2018/wordml/cex" xmlns:w="http://schemas.openxmlformats.org/wordprocessingml/2006/main" xmlns:w10="urn:schemas-microsoft-com:office:word" xmlns:v="urn:schemas-microsoft-com:vml" xmlns:oel="http://schemas.microsoft.com/office/2019/extlst" xmlns:o="urn:schemas-microsoft-com:office:office" xmlns:am3d="http://schemas.microsoft.com/office/drawing/2017/model3d" xmlns:aink="http://schemas.microsoft.com/office/drawing/2016/ink" xmlns:cx8="http://schemas.microsoft.com/office/drawing/2016/5/14/chartex" xmlns:cx7="http://schemas.microsoft.com/office/drawing/2016/5/13/chartex" xmlns:cx6="http://schemas.microsoft.com/office/drawing/2016/5/12/chartex" xmlns:cx5="http://schemas.microsoft.com/office/drawing/2016/5/11/chartex" xmlns:cx4="http://schemas.microsoft.com/office/drawing/2016/5/10/chartex" xmlns:cx3="http://schemas.microsoft.com/office/drawing/2016/5/9/chartex" xmlns:cx2="http://schemas.microsoft.com/office/drawing/2015/10/21/chartex" xmlns:cx1="http://schemas.microsoft.com/office/drawing/2015/9/8/chartex" xmlns:cx="http://schemas.microsoft.com/office/drawing/2014/chartex" xmlns="" id="{310C70AB-B595-C2E2-EFC3-20B4A94BE46D}"/>
                         </a:ext>
                       </a:extLst>
                     </pic:cNvPr>
@@ -2970,13 +4187,7 @@
           <w:rPr>
             <w:rFonts w:ascii="Cambria Math" w:hAnsi="Cambria Math"/>
           </w:rPr>
-          <m:t>5</m:t>
-        </m:r>
-        <m:r>
-          <w:rPr>
-            <w:rFonts w:ascii="Cambria Math" w:hAnsi="Cambria Math"/>
-          </w:rPr>
-          <m:t> μ</m:t>
+          <m:t>5 μ</m:t>
         </m:r>
         <m:sSup>
           <m:sSupPr>
@@ -3011,9 +4222,6 @@
     <w:p>
       <w:pPr>
         <w:ind w:firstLineChars="100" w:firstLine="210"/>
-        <w:rPr>
-          <w:rFonts w:hint="eastAsia"/>
-        </w:rPr>
       </w:pPr>
       <w:r>
         <w:rPr>
@@ -3045,7 +4253,7 @@
                     </pic:cNvPicPr>
                   </pic:nvPicPr>
                   <pic:blipFill>
-                    <a:blip r:embed="rId9">
+                    <a:blip r:embed="rId9" cstate="print">
                       <a:extLst>
                         <a:ext uri="{28A0092B-C50C-407E-A947-70E740481C1C}">
                           <a14:useLocalDpi xmlns:a14="http://schemas.microsoft.com/office/drawing/2010/main" val="0"/>
@@ -3131,7 +4339,15 @@
     </w:p>
     <w:p>
       <w:r>
-        <w:t>ポラリトン凝縮に至る初期の高速な緩和過程を評価するため、6 Kにおいてストリークカメラを用いた時間分解PL測定を実施した。その結果、励起パルス照射後の発光の立ち上がりから減衰に至る緩和時間は約 3 ps と見積もられた。</w:t>
+        <w:t xml:space="preserve">ポラリトン凝縮に至る初期の高速な緩和過程を評価するため、6 Kにおいてストリークカメラを用いた時間分解PL測定を実施した。その結果、励起パルス照射後の発光の立ち上がりから減衰に至る緩和時間は約 3 </w:t>
+      </w:r>
+      <w:proofErr w:type="spellStart"/>
+      <w:r>
+        <w:t>ps</w:t>
+      </w:r>
+      <w:proofErr w:type="spellEnd"/>
+      <w:r>
+        <w:t xml:space="preserve"> と見積もられた。</w:t>
       </w:r>
       <w:r>
         <w:rPr>
@@ -3155,7 +4371,11 @@
         <w:t>り、実際の</w:t>
       </w:r>
       <w:r>
-        <w:t>ポラリトンの緩和時間は、さらに高速である可能性が</w:t>
+        <w:t>ポラリトンの緩和時間は、</w:t>
+      </w:r>
+      <w:r>
+        <w:lastRenderedPageBreak/>
+        <w:t>さらに高速である可能性が</w:t>
       </w:r>
       <w:r>
         <w:rPr>
@@ -3526,7 +4746,7 @@
               </wp:anchor>
             </w:drawing>
           </mc:Choice>
-          <mc:Fallback>
+          <mc:Fallback xmlns:w16se="http://schemas.microsoft.com/office/word/2015/wordml/symex" xmlns:w16sdtfl="http://schemas.microsoft.com/office/word/2024/wordml/sdtformatlock" xmlns:w16sdtdh="http://schemas.microsoft.com/office/word/2020/wordml/sdtdatahash" xmlns:w16du="http://schemas.microsoft.com/office/word/2023/wordml/word16du" xmlns:w16="http://schemas.microsoft.com/office/word/2018/wordml" xmlns:w16cid="http://schemas.microsoft.com/office/word/2016/wordml/cid" xmlns:w16cex="http://schemas.microsoft.com/office/word/2018/wordml/cex" xmlns:oel="http://schemas.microsoft.com/office/2019/extlst" xmlns:am3d="http://schemas.microsoft.com/office/drawing/2017/model3d" xmlns:aink="http://schemas.microsoft.com/office/drawing/2016/ink" xmlns:cx8="http://schemas.microsoft.com/office/drawing/2016/5/14/chartex" xmlns:cx7="http://schemas.microsoft.com/office/drawing/2016/5/13/chartex" xmlns:cx6="http://schemas.microsoft.com/office/drawing/2016/5/12/chartex" xmlns:cx5="http://schemas.microsoft.com/office/drawing/2016/5/11/chartex" xmlns:cx4="http://schemas.microsoft.com/office/drawing/2016/5/10/chartex" xmlns:cx3="http://schemas.microsoft.com/office/drawing/2016/5/9/chartex" xmlns:cx2="http://schemas.microsoft.com/office/drawing/2015/10/21/chartex" xmlns:cx1="http://schemas.microsoft.com/office/drawing/2015/9/8/chartex" xmlns:cx="http://schemas.microsoft.com/office/drawing/2014/chartex">
             <w:pict>
               <v:shape w14:anchorId="008AFAE1" id="_x0000_s1030" type="#_x0000_t202" style="position:absolute;margin-left:20.2pt;margin-top:78.05pt;width:179.4pt;height:110.6pt;z-index:251680768;visibility:visible;mso-wrap-style:square;mso-width-percent:0;mso-height-percent:200;mso-wrap-distance-left:9pt;mso-wrap-distance-top:3.6pt;mso-wrap-distance-right:9pt;mso-wrap-distance-bottom:3.6pt;mso-position-horizontal:absolute;mso-position-horizontal-relative:margin;mso-position-vertical:absolute;mso-position-vertical-relative:text;mso-width-percent:0;mso-height-percent:200;mso-width-relative:margin;mso-height-relative:margin;v-text-anchor:top" o:gfxdata="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" stroked="f">
                 <v:textbox style="mso-fit-shape-to-text:t">
@@ -3613,27 +4833,7 @@
             <w:sz w:val="20"/>
             <w:szCs w:val="18"/>
           </w:rPr>
-          <w:t xml:space="preserve">L. Mazza, et al., </w:t>
-        </w:r>
-        <w:r>
-          <w:rPr>
-            <w:rStyle w:val="aa"/>
-            <w:rFonts w:ascii="Times New Roman" w:hAnsi="Times New Roman" w:cs="Times New Roman"/>
-            <w:noProof/>
-            <w:sz w:val="20"/>
-            <w:szCs w:val="18"/>
-          </w:rPr>
-          <w:t>P</w:t>
-        </w:r>
-        <w:r>
-          <w:rPr>
-            <w:rStyle w:val="aa"/>
-            <w:rFonts w:ascii="Times New Roman" w:hAnsi="Times New Roman" w:cs="Times New Roman"/>
-            <w:noProof/>
-            <w:sz w:val="20"/>
-            <w:szCs w:val="18"/>
-          </w:rPr>
-          <w:t>HYSICAL REVIEW B 88, 075321 (2013)</w:t>
+          <w:t>L. Mazza, et al., PHYSICAL REVIEW B 88, 075321 (2013)</w:t>
         </w:r>
       </w:hyperlink>
     </w:p>
@@ -3702,13 +4902,7 @@
         </w:r>
       </w:hyperlink>
     </w:p>
-    <w:p>
-      <w:pPr>
-        <w:rPr>
-          <w:rFonts w:hint="eastAsia"/>
-        </w:rPr>
-      </w:pPr>
-    </w:p>
+    <w:p/>
     <w:sectPr>
       <w:type w:val="continuous"/>
       <w:pgSz w:w="11906" w:h="16838"/>
@@ -3721,7 +4915,7 @@
 </file>
 
 <file path=word/numbering.xml><?xml version="1.0" encoding="utf-8"?>
-<w:numbering xmlns:wpc="http://schemas.microsoft.com/office/word/2010/wordprocessingCanvas" xmlns:cx="http://schemas.microsoft.com/office/drawing/2014/chartex" xmlns:cx1="http://schemas.microsoft.com/office/drawing/2015/9/8/chartex" xmlns:cx2="http://schemas.microsoft.com/office/drawing/2015/10/21/chartex" xmlns:cx3="http://schemas.microsoft.com/office/drawing/2016/5/9/chartex" xmlns:cx4="http://schemas.microsoft.com/office/drawing/2016/5/10/chartex" xmlns:cx5="http://schemas.microsoft.com/office/drawing/2016/5/11/chartex" xmlns:cx6="http://schemas.microsoft.com/office/drawing/2016/5/12/chartex" xmlns:cx7="http://schemas.microsoft.com/office/drawing/2016/5/13/chartex" xmlns:cx8="http://schemas.microsoft.com/office/drawing/2016/5/14/chartex" xmlns:mc="http://schemas.openxmlformats.org/markup-compatibility/2006" xmlns:aink="http://schemas.microsoft.com/office/drawing/2016/ink" xmlns:am3d="http://schemas.microsoft.com/office/drawing/2017/model3d" xmlns:o="urn:schemas-microsoft-com:office:office" xmlns:oel="http://schemas.microsoft.com/office/2019/extlst" xmlns:r="http://schemas.openxmlformats.org/officeDocument/2006/relationships" xmlns:m="http://schemas.openxmlformats.org/officeDocument/2006/math" xmlns:v="urn:schemas-microsoft-com:vml" xmlns:wp14="http://schemas.microsoft.com/office/word/2010/wordprocessingDrawing" xmlns:wp="http://schemas.openxmlformats.org/drawingml/2006/wordprocessingDrawing" xmlns:w10="urn:schemas-microsoft-com:office:word" xmlns:w="http://schemas.openxmlformats.org/wordprocessingml/2006/main" xmlns:w14="http://schemas.microsoft.com/office/word/2010/wordml" xmlns:w15="http://schemas.microsoft.com/office/word/2012/wordml" xmlns:w16cex="http://schemas.microsoft.com/office/word/2018/wordml/cex" xmlns:w16cid="http://schemas.microsoft.com/office/word/2016/wordml/cid" xmlns:w16="http://schemas.microsoft.com/office/word/2018/wordml" xmlns:w16du="http://schemas.microsoft.com/office/word/2023/wordml/word16du" xmlns:w16sdtdh="http://schemas.microsoft.com/office/word/2020/wordml/sdtdatahash" xmlns:w16sdtfl="http://schemas.microsoft.com/office/word/2024/wordml/sdtformatlock" xmlns:w16se="http://schemas.microsoft.com/office/word/2015/wordml/symex" xmlns:wpg="http://schemas.microsoft.com/office/word/2010/wordprocessingGroup" xmlns:wpi="http://schemas.microsoft.com/office/word/2010/wordprocessingInk" xmlns:wne="http://schemas.microsoft.com/office/word/2006/wordml" xmlns:wps="http://schemas.microsoft.com/office/word/2010/wordprocessingShape" mc:Ignorable="w14 w15 w16se w16cid w16 w16cex w16sdtdh w16sdtfl w16du wp14">
+<w:numbering xmlns:wpc="http://schemas.microsoft.com/office/word/2010/wordprocessingCanvas" xmlns:mc="http://schemas.openxmlformats.org/markup-compatibility/2006" xmlns:o="urn:schemas-microsoft-com:office:office" xmlns:r="http://schemas.openxmlformats.org/officeDocument/2006/relationships" xmlns:m="http://schemas.openxmlformats.org/officeDocument/2006/math" xmlns:v="urn:schemas-microsoft-com:vml" xmlns:wp14="http://schemas.microsoft.com/office/word/2010/wordprocessingDrawing" xmlns:wp="http://schemas.openxmlformats.org/drawingml/2006/wordprocessingDrawing" xmlns:w10="urn:schemas-microsoft-com:office:word" xmlns:w="http://schemas.openxmlformats.org/wordprocessingml/2006/main" xmlns:w14="http://schemas.microsoft.com/office/word/2010/wordml" xmlns:w15="http://schemas.microsoft.com/office/word/2012/wordml" xmlns:wpg="http://schemas.microsoft.com/office/word/2010/wordprocessingGroup" xmlns:wpi="http://schemas.microsoft.com/office/word/2010/wordprocessingInk" xmlns:wne="http://schemas.microsoft.com/office/word/2006/wordml" xmlns:wps="http://schemas.microsoft.com/office/word/2010/wordprocessingShape" mc:Ignorable="w14 w15 wp14">
   <w:abstractNum w:abstractNumId="0" w15:restartNumberingAfterBreak="0">
     <w:nsid w:val="33127F22"/>
     <w:multiLevelType w:val="hybridMultilevel"/>
@@ -3812,14 +5006,14 @@
       </w:pPr>
     </w:lvl>
   </w:abstractNum>
-  <w:num w:numId="1" w16cid:durableId="1017200124">
+  <w:num w:numId="1">
     <w:abstractNumId w:val="0"/>
   </w:num>
 </w:numbering>
 </file>
 
 <file path=word/styles.xml><?xml version="1.0" encoding="utf-8"?>
-<w:styles xmlns:mc="http://schemas.openxmlformats.org/markup-compatibility/2006" xmlns:r="http://schemas.openxmlformats.org/officeDocument/2006/relationships" xmlns:w="http://schemas.openxmlformats.org/wordprocessingml/2006/main" xmlns:w14="http://schemas.microsoft.com/office/word/2010/wordml" xmlns:w15="http://schemas.microsoft.com/office/word/2012/wordml" xmlns:w16cex="http://schemas.microsoft.com/office/word/2018/wordml/cex" xmlns:w16cid="http://schemas.microsoft.com/office/word/2016/wordml/cid" xmlns:w16="http://schemas.microsoft.com/office/word/2018/wordml" xmlns:w16du="http://schemas.microsoft.com/office/word/2023/wordml/word16du" xmlns:w16sdtdh="http://schemas.microsoft.com/office/word/2020/wordml/sdtdatahash" xmlns:w16sdtfl="http://schemas.microsoft.com/office/word/2024/wordml/sdtformatlock" xmlns:w16se="http://schemas.microsoft.com/office/word/2015/wordml/symex" mc:Ignorable="w14 w15 w16se w16cid w16 w16cex w16sdtdh w16sdtfl w16du">
+<w:styles xmlns:mc="http://schemas.openxmlformats.org/markup-compatibility/2006" xmlns:r="http://schemas.openxmlformats.org/officeDocument/2006/relationships" xmlns:w="http://schemas.openxmlformats.org/wordprocessingml/2006/main" xmlns:w14="http://schemas.microsoft.com/office/word/2010/wordml" xmlns:w15="http://schemas.microsoft.com/office/word/2012/wordml" mc:Ignorable="w14 w15">
   <w:docDefaults>
     <w:rPrDefault>
       <w:rPr>
@@ -3833,7 +5027,7 @@
     </w:rPrDefault>
     <w:pPrDefault/>
   </w:docDefaults>
-  <w:latentStyles w:defLockedState="0" w:defUIPriority="99" w:defSemiHidden="0" w:defUnhideWhenUsed="0" w:defQFormat="0" w:count="376">
+  <w:latentStyles w:defLockedState="0" w:defUIPriority="99" w:defSemiHidden="0" w:defUnhideWhenUsed="0" w:defQFormat="0" w:count="371">
     <w:lsdException w:name="Normal" w:uiPriority="0" w:qFormat="1"/>
     <w:lsdException w:name="heading 1" w:uiPriority="9" w:qFormat="1"/>
     <w:lsdException w:name="heading 2" w:semiHidden="1" w:uiPriority="9" w:unhideWhenUsed="1" w:qFormat="1"/>
@@ -4205,11 +5399,6 @@
     <w:lsdException w:name="List Table 5 Dark Accent 6" w:uiPriority="50"/>
     <w:lsdException w:name="List Table 6 Colorful Accent 6" w:uiPriority="51"/>
     <w:lsdException w:name="List Table 7 Colorful Accent 6" w:uiPriority="52"/>
-    <w:lsdException w:name="Mention" w:semiHidden="1" w:unhideWhenUsed="1"/>
-    <w:lsdException w:name="Smart Hyperlink" w:semiHidden="1" w:unhideWhenUsed="1"/>
-    <w:lsdException w:name="Hashtag" w:semiHidden="1" w:unhideWhenUsed="1"/>
-    <w:lsdException w:name="Unresolved Mention" w:semiHidden="1" w:unhideWhenUsed="1"/>
-    <w:lsdException w:name="Smart Link" w:semiHidden="1" w:unhideWhenUsed="1"/>
   </w:latentStyles>
   <w:style w:type="paragraph" w:default="1" w:styleId="a">
     <w:name w:val="Normal"/>
@@ -4418,6 +5607,7 @@
   <w:style w:type="character" w:default="1" w:styleId="a0">
     <w:name w:val="Default Paragraph Font"/>
     <w:uiPriority w:val="1"/>
+    <w:semiHidden/>
     <w:unhideWhenUsed/>
   </w:style>
   <w:style w:type="table" w:default="1" w:styleId="a1">

--- a/光物性研究会.docx
+++ b/光物性研究会.docx
@@ -1,6 +1,6 @@
 
 <file path=word/document.xml><?xml version="1.0" encoding="utf-8"?>
-<w:document xmlns:wpc="http://schemas.microsoft.com/office/word/2010/wordprocessingCanvas" xmlns:mc="http://schemas.openxmlformats.org/markup-compatibility/2006" xmlns:o="urn:schemas-microsoft-com:office:office" xmlns:r="http://schemas.openxmlformats.org/officeDocument/2006/relationships" xmlns:m="http://schemas.openxmlformats.org/officeDocument/2006/math" xmlns:v="urn:schemas-microsoft-com:vml" xmlns:wp14="http://schemas.microsoft.com/office/word/2010/wordprocessingDrawing" xmlns:wp="http://schemas.openxmlformats.org/drawingml/2006/wordprocessingDrawing" xmlns:w10="urn:schemas-microsoft-com:office:word" xmlns:w="http://schemas.openxmlformats.org/wordprocessingml/2006/main" xmlns:w14="http://schemas.microsoft.com/office/word/2010/wordml" xmlns:w15="http://schemas.microsoft.com/office/word/2012/wordml" xmlns:wpg="http://schemas.microsoft.com/office/word/2010/wordprocessingGroup" xmlns:wpi="http://schemas.microsoft.com/office/word/2010/wordprocessingInk" xmlns:wne="http://schemas.microsoft.com/office/word/2006/wordml" xmlns:wps="http://schemas.microsoft.com/office/word/2010/wordprocessingShape" mc:Ignorable="w14 w15 wp14">
+<w:document xmlns:wpc="http://schemas.microsoft.com/office/word/2010/wordprocessingCanvas" xmlns:cx="http://schemas.microsoft.com/office/drawing/2014/chartex" xmlns:cx1="http://schemas.microsoft.com/office/drawing/2015/9/8/chartex" xmlns:cx2="http://schemas.microsoft.com/office/drawing/2015/10/21/chartex" xmlns:cx3="http://schemas.microsoft.com/office/drawing/2016/5/9/chartex" xmlns:cx4="http://schemas.microsoft.com/office/drawing/2016/5/10/chartex" xmlns:cx5="http://schemas.microsoft.com/office/drawing/2016/5/11/chartex" xmlns:cx6="http://schemas.microsoft.com/office/drawing/2016/5/12/chartex" xmlns:cx7="http://schemas.microsoft.com/office/drawing/2016/5/13/chartex" xmlns:cx8="http://schemas.microsoft.com/office/drawing/2016/5/14/chartex" xmlns:mc="http://schemas.openxmlformats.org/markup-compatibility/2006" xmlns:aink="http://schemas.microsoft.com/office/drawing/2016/ink" xmlns:am3d="http://schemas.microsoft.com/office/drawing/2017/model3d" xmlns:o="urn:schemas-microsoft-com:office:office" xmlns:oel="http://schemas.microsoft.com/office/2019/extlst" xmlns:r="http://schemas.openxmlformats.org/officeDocument/2006/relationships" xmlns:m="http://schemas.openxmlformats.org/officeDocument/2006/math" xmlns:v="urn:schemas-microsoft-com:vml" xmlns:wp14="http://schemas.microsoft.com/office/word/2010/wordprocessingDrawing" xmlns:wp="http://schemas.openxmlformats.org/drawingml/2006/wordprocessingDrawing" xmlns:w10="urn:schemas-microsoft-com:office:word" xmlns:w="http://schemas.openxmlformats.org/wordprocessingml/2006/main" xmlns:w14="http://schemas.microsoft.com/office/word/2010/wordml" xmlns:w15="http://schemas.microsoft.com/office/word/2012/wordml" xmlns:w16cex="http://schemas.microsoft.com/office/word/2018/wordml/cex" xmlns:w16cid="http://schemas.microsoft.com/office/word/2016/wordml/cid" xmlns:w16="http://schemas.microsoft.com/office/word/2018/wordml" xmlns:w16du="http://schemas.microsoft.com/office/word/2023/wordml/word16du" xmlns:w16sdtdh="http://schemas.microsoft.com/office/word/2020/wordml/sdtdatahash" xmlns:w16sdtfl="http://schemas.microsoft.com/office/word/2024/wordml/sdtformatlock" xmlns:w16se="http://schemas.microsoft.com/office/word/2015/wordml/symex" xmlns:wpg="http://schemas.microsoft.com/office/word/2010/wordprocessingGroup" xmlns:wpi="http://schemas.microsoft.com/office/word/2010/wordprocessingInk" xmlns:wne="http://schemas.microsoft.com/office/word/2006/wordml" xmlns:wps="http://schemas.microsoft.com/office/word/2010/wordprocessingShape" mc:Ignorable="w14 w15 w16se w16cid w16 w16cex w16sdtdh w16sdtfl w16du wp14">
   <w:body>
     <w:p>
       <w:pPr>
@@ -113,7 +113,7 @@
         <w:snapToGrid w:val="0"/>
         <w:jc w:val="center"/>
         <w:rPr>
-          <w:rFonts w:asciiTheme="minorEastAsia" w:hAnsiTheme="minorEastAsia" w:cs="Times New Roman" w:hint="eastAsia"/>
+          <w:rFonts w:asciiTheme="minorEastAsia" w:hAnsiTheme="minorEastAsia" w:cs="Times New Roman"/>
           <w:b/>
           <w:sz w:val="24"/>
           <w14:ligatures w14:val="none"/>
@@ -485,25 +485,7 @@
           <w:b/>
           <w14:ligatures w14:val="none"/>
         </w:rPr>
-        <w:t xml:space="preserve">/cm² even at room temperature. These findings provide crucial insights for elucidating the mechanisms of dynamic phase transitions in </w:t>
-      </w:r>
-      <w:proofErr w:type="spellStart"/>
-      <w:r>
-        <w:rPr>
-          <w:rFonts w:ascii="Times New Roman" w:eastAsia="ＭＳ 明朝" w:hAnsi="Times New Roman" w:cs="Times New Roman"/>
-          <w:b/>
-          <w14:ligatures w14:val="none"/>
-        </w:rPr>
-        <w:t>polaritons</w:t>
-      </w:r>
-      <w:proofErr w:type="spellEnd"/>
-      <w:r>
-        <w:rPr>
-          <w:rFonts w:ascii="Times New Roman" w:eastAsia="ＭＳ 明朝" w:hAnsi="Times New Roman" w:cs="Times New Roman"/>
-          <w:b/>
-          <w14:ligatures w14:val="none"/>
-        </w:rPr>
-        <w:t>.</w:t>
+        <w:t>/cm² even at room temperature. These findings provide crucial insights for elucidating the mechanisms of dynamic phase transitions in polaritons.</w:t>
       </w:r>
     </w:p>
     <w:p>
@@ -569,7 +551,25 @@
         <w:t>キャビティ</w:t>
       </w:r>
       <w:r>
-        <w:t>ポラリトンは、微小共振器（マイクロキャビティ）内部に閉じ込められた光子と、物質中の励起子が強く相互作用することによって生じる準粒子である。対向する高反射率の誘電体多層膜ミラー（</w:t>
+        <w:t>ポラリトンは、微小共振器（マイクロキャビティ）内部に閉じ込められた光</w:t>
+      </w:r>
+      <w:r>
+        <w:rPr>
+          <w:rFonts w:hint="eastAsia"/>
+        </w:rPr>
+        <w:t>（</w:t>
+      </w:r>
+      <w:r>
+        <w:t>キャビティモード</w:t>
+      </w:r>
+      <w:r>
+        <w:rPr>
+          <w:rFonts w:hint="eastAsia"/>
+        </w:rPr>
+        <w:t>）</w:t>
+      </w:r>
+      <w:r>
+        <w:t>と、物質中の励起子が強く相互作用することによって生じる準粒子である。対向する高反射率の誘電体多層膜ミラー（</w:t>
       </w:r>
       <w:r>
         <w:rPr>
@@ -593,7 +593,13 @@
         <w:rPr>
           <w:rFonts w:hint="eastAsia"/>
         </w:rPr>
-        <w:t>することによって</w:t>
+        <w:t>すること</w:t>
+      </w:r>
+      <w:r>
+        <w:rPr>
+          <w:rFonts w:hint="eastAsia"/>
+        </w:rPr>
+        <w:t>で</w:t>
       </w:r>
       <w:r>
         <w:t>、光と</w:t>
@@ -626,7 +632,7 @@
         <w:rPr>
           <w:rFonts w:hint="eastAsia"/>
         </w:rPr>
-        <w:t>、キャビティポラリトンが生じる</w:t>
+        <w:t>る</w:t>
       </w:r>
       <w:r>
         <w:rPr>
@@ -637,60 +643,116 @@
       <w:r>
         <w:rPr>
           <w:rFonts w:hint="eastAsia"/>
-          <w:color w:val="FF0000"/>
+        </w:rPr>
+        <w:t>光と物質の強結合によって</w:t>
+      </w:r>
+      <w:r>
+        <w:t>面内波数</w:t>
+      </w:r>
+      <w:r>
+        <w:rPr>
+          <w:rFonts w:ascii="Times New Roman" w:hAnsi="Times New Roman" w:cs="Times New Roman"/>
+          <w:i/>
+          <w:szCs w:val="21"/>
+        </w:rPr>
+        <w:t>k</w:t>
+      </w:r>
+      <w:r>
+        <w:rPr>
+          <w:rFonts w:ascii="Times New Roman" w:hAnsi="Times New Roman" w:cs="Times New Roman"/>
+          <w:szCs w:val="21"/>
+          <w:vertAlign w:val="subscript"/>
+        </w:rPr>
+        <w:t>//</w:t>
+      </w:r>
+      <w:r>
+        <w:t>に依存する放物線状の</w:t>
+      </w:r>
+      <w:r>
+        <w:rPr>
+          <w:rFonts w:hint="eastAsia"/>
+        </w:rPr>
+        <w:t>キャビティモード</w:t>
+      </w:r>
+      <w:r>
+        <w:t>と、フレンケル励起子モードが強結合することで、上枝ポラリトン（UPB）と下枝ポラリトン（LPB）が形成される。</w:t>
+      </w:r>
+      <w:r>
+        <w:rPr>
+          <w:rFonts w:hint="eastAsia"/>
+          <w:color w:val="000000" w:themeColor="text1"/>
         </w:rPr>
         <w:t>また</w:t>
       </w:r>
       <w:r>
         <w:rPr>
-          <w:color w:val="FF0000"/>
-        </w:rPr>
-        <w:t>、ポラリトンは低密度領域においてボース粒子として振る舞い、その有効質量が電子の</w:t>
-      </w:r>
-      <w:r>
-        <w:rPr>
-          <w:rFonts w:hint="eastAsia"/>
-          <w:color w:val="FF0000"/>
+          <w:color w:val="000000" w:themeColor="text1"/>
+        </w:rPr>
+        <w:t>、</w:t>
+      </w:r>
+      <w:r>
+        <w:rPr>
+          <w:rFonts w:hint="eastAsia"/>
+          <w:color w:val="000000" w:themeColor="text1"/>
+        </w:rPr>
+        <w:t>キャビティ</w:t>
+      </w:r>
+      <w:r>
+        <w:rPr>
+          <w:color w:val="000000" w:themeColor="text1"/>
+        </w:rPr>
+        <w:t>ポラリトンは低密度領域においてボース粒子として振る舞い、その有効質量が電子の</w:t>
+      </w:r>
+      <w:r>
+        <w:rPr>
+          <w:rFonts w:hint="eastAsia"/>
+          <w:color w:val="000000" w:themeColor="text1"/>
         </w:rPr>
         <w:t>10</w:t>
       </w:r>
       <w:r>
         <w:rPr>
           <w:rFonts w:hint="eastAsia"/>
-          <w:color w:val="FF0000"/>
+          <w:color w:val="000000" w:themeColor="text1"/>
           <w:vertAlign w:val="superscript"/>
         </w:rPr>
         <w:t>-4</w:t>
       </w:r>
       <w:r>
         <w:rPr>
-          <w:color w:val="FF0000"/>
-        </w:rPr>
-        <w:t>倍程度と極めて軽いため、室温においても</w:t>
-      </w:r>
-      <w:r>
-        <w:rPr>
-          <w:rFonts w:hint="eastAsia"/>
-          <w:color w:val="FF0000"/>
+          <w:color w:val="000000" w:themeColor="text1"/>
+        </w:rPr>
+        <w:t>倍程度と極めて軽いため、室温にお</w:t>
+      </w:r>
+      <w:r>
+        <w:rPr>
+          <w:color w:val="000000" w:themeColor="text1"/>
+        </w:rPr>
+        <w:t>いても</w:t>
+      </w:r>
+      <w:r>
+        <w:rPr>
+          <w:rFonts w:hint="eastAsia"/>
+          <w:color w:val="000000" w:themeColor="text1"/>
         </w:rPr>
         <w:t>量子凝縮</w:t>
       </w:r>
       <w:r>
         <w:rPr>
-          <w:color w:val="FF0000"/>
+          <w:color w:val="000000" w:themeColor="text1"/>
         </w:rPr>
         <w:t>の観測が可能である</w:t>
       </w:r>
       <w:r>
         <w:rPr>
           <w:rFonts w:hint="eastAsia"/>
-          <w:color w:val="FF0000"/>
+          <w:color w:val="000000" w:themeColor="text1"/>
         </w:rPr>
         <w:t>[3]</w:t>
       </w:r>
       <w:r>
         <w:rPr>
-          <w:color w:val="FF0000"/>
+          <w:color w:val="000000" w:themeColor="text1"/>
         </w:rPr>
         <w:t>。</w:t>
       </w:r>
@@ -718,10 +780,7 @@
         <w:t>た</w:t>
       </w:r>
       <w:r>
-        <w:t>。有機材料は誘電率が低くクーロン遮蔽が弱いた</w:t>
-      </w:r>
-      <w:r>
-        <w:t>め、電子と正孔が強く結びついたフレンケル型励起子を形成し、室温でも極めて安定に存在する</w:t>
+        <w:t>。有機材料は誘電率が低くクーロン遮蔽が弱いため、電子と正孔が強く結びついたフレンケル型励起子を形成し、室温でも極めて安定に存在する</w:t>
       </w:r>
       <w:r>
         <w:rPr>
@@ -767,13 +826,13 @@
       <w:r>
         <w:rPr>
           <w:rFonts w:hint="eastAsia"/>
-          <w:color w:val="FF0000"/>
+          <w:color w:val="000000" w:themeColor="text1"/>
         </w:rPr>
         <w:t>に特有の</w:t>
       </w:r>
       <w:r>
         <w:rPr>
-          <w:color w:val="FF0000"/>
+          <w:color w:val="000000" w:themeColor="text1"/>
         </w:rPr>
         <w:t>フレンケル型励起子とフォノンとの非マルコフ的な相互作用や、結晶</w:t>
       </w:r>
@@ -810,7 +869,11 @@
         <w:ind w:firstLineChars="100" w:firstLine="210"/>
       </w:pPr>
       <w:r>
-        <w:t>将来的な電流注入型ポラリトンレーザーの実現や、光デバイスのさらなる高効率化に向けて、この複雑な非平衡下でのポラリトン凝縮メカニズムの解明が不可欠である。</w:t>
+        <w:t>将来的な電流注入型ポラリトンレーザーの実現や、光デバイスのさらなる高効率化に向けて、この複雑な非平衡下でのポラリトン凝</w:t>
+      </w:r>
+      <w:r>
+        <w:lastRenderedPageBreak/>
+        <w:t>縮メカニズムの解明が不可欠である。</w:t>
       </w:r>
       <w:r>
         <w:rPr>
@@ -851,11 +914,7 @@
         <w:t>と</w:t>
       </w:r>
       <w:r>
-        <w:t>室温におけるポラリトン凝縮の基礎</w:t>
-      </w:r>
-      <w:r>
-        <w:lastRenderedPageBreak/>
-        <w:t>的な発光特性を</w:t>
+        <w:t>室温におけるポラリトン凝縮の基礎的な発光特性を</w:t>
       </w:r>
       <w:r>
         <w:rPr>
@@ -874,7 +933,7 @@
       </w:r>
       <w:r>
         <w:rPr>
-          <w:color w:val="FF0000"/>
+          <w:color w:val="000000" w:themeColor="text1"/>
         </w:rPr>
         <w:t>金属治具による固定と</w:t>
       </w:r>
@@ -918,1146 +977,35 @@
           <w:sz w:val="22"/>
           <w:szCs w:val="28"/>
         </w:rPr>
-        <w:t>理論</w:t>
+        <w:t>実験方法</w:t>
       </w:r>
     </w:p>
     <w:p>
       <w:pPr>
-        <w:ind w:firstLineChars="100" w:firstLine="210"/>
-        <w:rPr>
-          <w:rFonts w:ascii="Times New Roman" w:hAnsi="Times New Roman" w:cs="Times New Roman" w:hint="eastAsia"/>
-          <w:szCs w:val="21"/>
+        <w:rPr>
+          <w:b/>
+          <w:bCs/>
         </w:rPr>
       </w:pPr>
       <w:r>
         <w:rPr>
           <w:noProof/>
-          <w:color w:val="FF0000"/>
-        </w:rPr>
-        <w:drawing>
-          <wp:anchor distT="0" distB="0" distL="114300" distR="114300" simplePos="0" relativeHeight="251672576" behindDoc="0" locked="0" layoutInCell="1" allowOverlap="1" wp14:anchorId="245DD44E" wp14:editId="16237C29">
-            <wp:simplePos x="0" y="0"/>
-            <wp:positionH relativeFrom="column">
-              <wp:posOffset>40640</wp:posOffset>
-            </wp:positionH>
-            <wp:positionV relativeFrom="paragraph">
-              <wp:posOffset>3021660</wp:posOffset>
-            </wp:positionV>
-            <wp:extent cx="2744470" cy="1604010"/>
-            <wp:effectExtent l="0" t="0" r="0" b="0"/>
-            <wp:wrapTopAndBottom/>
-            <wp:docPr id="67" name="図 66">
-              <a:extLst xmlns:a="http://schemas.openxmlformats.org/drawingml/2006/main">
-                <a:ext uri="{FF2B5EF4-FFF2-40B4-BE49-F238E27FC236}">
-                  <a16:creationId xmlns:a16="http://schemas.microsoft.com/office/drawing/2014/main" xmlns:w16se="http://schemas.microsoft.com/office/word/2015/wordml/symex" xmlns:w16sdtfl="http://schemas.microsoft.com/office/word/2024/wordml/sdtformatlock" xmlns:w16sdtdh="http://schemas.microsoft.com/office/word/2020/wordml/sdtdatahash" xmlns:w16du="http://schemas.microsoft.com/office/word/2023/wordml/word16du" xmlns:w16="http://schemas.microsoft.com/office/word/2018/wordml" xmlns:w16cid="http://schemas.microsoft.com/office/word/2016/wordml/cid" xmlns:w16cex="http://schemas.microsoft.com/office/word/2018/wordml/cex" xmlns:w="http://schemas.openxmlformats.org/wordprocessingml/2006/main" xmlns:w10="urn:schemas-microsoft-com:office:word" xmlns:v="urn:schemas-microsoft-com:vml" xmlns:oel="http://schemas.microsoft.com/office/2019/extlst" xmlns:o="urn:schemas-microsoft-com:office:office" xmlns:am3d="http://schemas.microsoft.com/office/drawing/2017/model3d" xmlns:aink="http://schemas.microsoft.com/office/drawing/2016/ink" xmlns:cx8="http://schemas.microsoft.com/office/drawing/2016/5/14/chartex" xmlns:cx7="http://schemas.microsoft.com/office/drawing/2016/5/13/chartex" xmlns:cx6="http://schemas.microsoft.com/office/drawing/2016/5/12/chartex" xmlns:cx5="http://schemas.microsoft.com/office/drawing/2016/5/11/chartex" xmlns:cx4="http://schemas.microsoft.com/office/drawing/2016/5/10/chartex" xmlns:cx3="http://schemas.microsoft.com/office/drawing/2016/5/9/chartex" xmlns:cx2="http://schemas.microsoft.com/office/drawing/2015/10/21/chartex" xmlns:cx1="http://schemas.microsoft.com/office/drawing/2015/9/8/chartex" xmlns:cx="http://schemas.microsoft.com/office/drawing/2014/chartex" xmlns="" id="{EBBDFD24-A8F5-9087-EFB3-0730D57DA751}"/>
-                </a:ext>
-              </a:extLst>
-            </wp:docPr>
-            <wp:cNvGraphicFramePr>
-              <a:graphicFrameLocks xmlns:a="http://schemas.openxmlformats.org/drawingml/2006/main" noChangeAspect="1"/>
-            </wp:cNvGraphicFramePr>
-            <a:graphic xmlns:a="http://schemas.openxmlformats.org/drawingml/2006/main">
-              <a:graphicData uri="http://schemas.openxmlformats.org/drawingml/2006/picture">
-                <pic:pic xmlns:pic="http://schemas.openxmlformats.org/drawingml/2006/picture">
-                  <pic:nvPicPr>
-                    <pic:cNvPr id="67" name="図 66">
-                      <a:extLst>
-                        <a:ext uri="{FF2B5EF4-FFF2-40B4-BE49-F238E27FC236}">
-                          <a16:creationId xmlns:a16="http://schemas.microsoft.com/office/drawing/2014/main" xmlns:w16se="http://schemas.microsoft.com/office/word/2015/wordml/symex" xmlns:w16sdtfl="http://schemas.microsoft.com/office/word/2024/wordml/sdtformatlock" xmlns:w16sdtdh="http://schemas.microsoft.com/office/word/2020/wordml/sdtdatahash" xmlns:w16du="http://schemas.microsoft.com/office/word/2023/wordml/word16du" xmlns:w16="http://schemas.microsoft.com/office/word/2018/wordml" xmlns:w16cid="http://schemas.microsoft.com/office/word/2016/wordml/cid" xmlns:w16cex="http://schemas.microsoft.com/office/word/2018/wordml/cex" xmlns:w="http://schemas.openxmlformats.org/wordprocessingml/2006/main" xmlns:w10="urn:schemas-microsoft-com:office:word" xmlns:v="urn:schemas-microsoft-com:vml" xmlns:oel="http://schemas.microsoft.com/office/2019/extlst" xmlns:o="urn:schemas-microsoft-com:office:office" xmlns:am3d="http://schemas.microsoft.com/office/drawing/2017/model3d" xmlns:aink="http://schemas.microsoft.com/office/drawing/2016/ink" xmlns:cx8="http://schemas.microsoft.com/office/drawing/2016/5/14/chartex" xmlns:cx7="http://schemas.microsoft.com/office/drawing/2016/5/13/chartex" xmlns:cx6="http://schemas.microsoft.com/office/drawing/2016/5/12/chartex" xmlns:cx5="http://schemas.microsoft.com/office/drawing/2016/5/11/chartex" xmlns:cx4="http://schemas.microsoft.com/office/drawing/2016/5/10/chartex" xmlns:cx3="http://schemas.microsoft.com/office/drawing/2016/5/9/chartex" xmlns:cx2="http://schemas.microsoft.com/office/drawing/2015/10/21/chartex" xmlns:cx1="http://schemas.microsoft.com/office/drawing/2015/9/8/chartex" xmlns:cx="http://schemas.microsoft.com/office/drawing/2014/chartex" xmlns="" id="{EBBDFD24-A8F5-9087-EFB3-0730D57DA751}"/>
-                        </a:ext>
-                      </a:extLst>
-                    </pic:cNvPr>
-                    <pic:cNvPicPr>
-                      <a:picLocks noChangeAspect="1"/>
-                    </pic:cNvPicPr>
-                  </pic:nvPicPr>
-                  <pic:blipFill>
-                    <a:blip r:embed="rId5" cstate="print">
-                      <a:extLst>
-                        <a:ext uri="{28A0092B-C50C-407E-A947-70E740481C1C}">
-                          <a14:useLocalDpi xmlns:a14="http://schemas.microsoft.com/office/drawing/2010/main" val="0"/>
-                        </a:ext>
-                      </a:extLst>
-                    </a:blip>
-                    <a:stretch>
-                      <a:fillRect/>
-                    </a:stretch>
-                  </pic:blipFill>
-                  <pic:spPr>
-                    <a:xfrm>
-                      <a:off x="0" y="0"/>
-                      <a:ext cx="2744470" cy="1604010"/>
-                    </a:xfrm>
-                    <a:prstGeom prst="rect">
-                      <a:avLst/>
-                    </a:prstGeom>
-                  </pic:spPr>
-                </pic:pic>
-              </a:graphicData>
-            </a:graphic>
-          </wp:anchor>
-        </w:drawing>
-      </w:r>
-      <w:r>
-        <w:t>面内波数</w:t>
-      </w:r>
-      <m:oMath>
-        <m:sSub>
-          <m:sSubPr>
-            <m:ctrlPr>
-              <w:rPr>
-                <w:rFonts w:ascii="Cambria Math" w:hAnsi="Cambria Math"/>
-              </w:rPr>
-            </m:ctrlPr>
-          </m:sSubPr>
-          <m:e>
-            <m:r>
-              <w:rPr>
-                <w:rFonts w:ascii="Cambria Math" w:hAnsi="Cambria Math"/>
-              </w:rPr>
-              <m:t>k</m:t>
-            </m:r>
-          </m:e>
-          <m:sub>
-            <m:r>
-              <w:rPr>
-                <w:rFonts w:ascii="Cambria Math" w:hAnsi="Cambria Math"/>
-              </w:rPr>
-              <m:t>∥</m:t>
-            </m:r>
-          </m:sub>
-        </m:sSub>
-      </m:oMath>
-      <w:r>
-        <w:t>に依存する放物線状のキャビティフォトンモードと、フレンケル励起子モードが強結合することで、上枝ポラリトン（UPB）と下枝ポラリトン（LPB）が形成される。</w:t>
-      </w:r>
-      <w:r>
-        <w:t>図</w:t>
-      </w:r>
-      <w:r>
-        <w:rPr>
-          <w:rFonts w:hint="eastAsia"/>
-        </w:rPr>
-        <w:t>1</w:t>
-      </w:r>
-      <w:r>
-        <w:t>に、本系におけるポラリトン分散</w:t>
-      </w:r>
-      <w:r>
-        <w:t>と</w:t>
-      </w:r>
-      <w:r>
-        <w:rPr>
-          <w:rFonts w:hint="eastAsia"/>
-        </w:rPr>
-        <w:t>励起子準位からの</w:t>
-      </w:r>
-      <w:r>
-        <w:t>緩和過程の模式図を示す。</w:t>
-      </w:r>
-      <w:r>
-        <w:rPr>
-          <w:rFonts w:hint="eastAsia"/>
-        </w:rPr>
-        <w:t>実験では0-1励起子（</w:t>
-      </w:r>
-      <w:r>
-        <w:rPr>
-          <w:rFonts w:hint="eastAsia"/>
-        </w:rPr>
-        <w:t>アントラセン</w:t>
-      </w:r>
-      <w:r>
-        <w:rPr>
-          <w:rFonts w:hint="eastAsia"/>
-        </w:rPr>
-        <w:t>分子内振動</w:t>
-      </w:r>
-      <w:r>
-        <w:rPr>
-          <w:rFonts w:hint="eastAsia"/>
-        </w:rPr>
-        <w:t>準位</w:t>
-      </w:r>
-      <w:r>
-        <w:rPr>
-          <w:rFonts w:hint="eastAsia"/>
-        </w:rPr>
-        <w:t>）を</w:t>
-      </w:r>
-      <w:r>
-        <w:t>光励起</w:t>
-      </w:r>
-      <w:r>
-        <w:rPr>
-          <w:rFonts w:hint="eastAsia"/>
-        </w:rPr>
-        <w:t>し</w:t>
-      </w:r>
-      <w:r>
-        <w:t>、</w:t>
-      </w:r>
-      <w:r>
-        <w:rPr>
-          <w:rFonts w:hint="eastAsia"/>
-        </w:rPr>
-        <w:t>分子内振動を介して</w:t>
-      </w:r>
-      <w:r>
-        <w:rPr>
-          <w:rFonts w:hint="eastAsia"/>
-        </w:rPr>
-        <w:t>0-</w:t>
-      </w:r>
-      <w:r>
-        <w:t>0</w:t>
-      </w:r>
-      <w:r>
-        <w:rPr>
-          <w:rFonts w:hint="eastAsia"/>
-        </w:rPr>
-        <w:t>励起子</w:t>
-      </w:r>
-      <w:r>
-        <w:rPr>
-          <w:rFonts w:hint="eastAsia"/>
-        </w:rPr>
-        <w:t>へ緩和する。</w:t>
-      </w:r>
-      <w:r>
-        <w:rPr>
-          <w:rFonts w:hint="eastAsia"/>
-        </w:rPr>
-        <w:t>ただし、波数</w:t>
-      </w:r>
-      <w:r>
-        <w:rPr>
-          <w:rFonts w:ascii="Times New Roman" w:hAnsi="Times New Roman" w:cs="Times New Roman"/>
-          <w:i/>
-          <w:szCs w:val="21"/>
-        </w:rPr>
-        <w:t>k</w:t>
-      </w:r>
-      <w:r>
-        <w:rPr>
-          <w:rFonts w:ascii="Times New Roman" w:hAnsi="Times New Roman" w:cs="Times New Roman"/>
-          <w:szCs w:val="21"/>
-          <w:vertAlign w:val="subscript"/>
-        </w:rPr>
-        <w:t>//</w:t>
-      </w:r>
-      <w:r>
-        <w:rPr>
-          <w:rFonts w:ascii="ＭＳ 明朝" w:eastAsia="ＭＳ 明朝" w:hAnsi="ＭＳ 明朝" w:cs="ＭＳ 明朝" w:hint="eastAsia"/>
-          <w:szCs w:val="21"/>
-        </w:rPr>
-        <w:t>≠</w:t>
-      </w:r>
-      <w:r>
-        <w:rPr>
-          <w:rFonts w:ascii="Times New Roman" w:hAnsi="Times New Roman" w:cs="Times New Roman" w:hint="eastAsia"/>
-          <w:szCs w:val="21"/>
-        </w:rPr>
-        <w:t>０</w:t>
-      </w:r>
-      <w:r>
-        <w:rPr>
-          <w:rFonts w:hint="eastAsia"/>
-        </w:rPr>
-        <w:t>の0-0励起子は</w:t>
-      </w:r>
-      <w:r>
-        <w:t>光学的に不活性なダーク</w:t>
-      </w:r>
-      <w:r>
-        <w:rPr>
-          <w:rFonts w:hint="eastAsia"/>
-        </w:rPr>
-        <w:t>励起子</w:t>
-      </w:r>
-      <w:r>
-        <w:t>（励起子リザーバー</w:t>
-      </w:r>
-      <w:r>
-        <w:rPr>
-          <w:rFonts w:hint="eastAsia"/>
-        </w:rPr>
-        <w:t>）となる</w:t>
-      </w:r>
-      <w:r>
-        <w:rPr>
-          <w:rFonts w:hint="eastAsia"/>
-        </w:rPr>
-        <w:t>。</w:t>
-      </w:r>
-      <w:r>
-        <w:rPr>
-          <w:rFonts w:ascii="Times New Roman" w:hAnsi="Times New Roman" w:cs="Times New Roman"/>
-          <w:i/>
-          <w:szCs w:val="21"/>
-        </w:rPr>
-        <w:t>k</w:t>
-      </w:r>
-      <w:r>
-        <w:rPr>
-          <w:rFonts w:ascii="Times New Roman" w:hAnsi="Times New Roman" w:cs="Times New Roman"/>
-          <w:szCs w:val="21"/>
-          <w:vertAlign w:val="subscript"/>
-        </w:rPr>
-        <w:t>//</w:t>
-      </w:r>
-      <w:r>
-        <w:rPr>
-          <w:rFonts w:ascii="ＭＳ 明朝" w:eastAsia="ＭＳ 明朝" w:hAnsi="ＭＳ 明朝" w:cs="ＭＳ 明朝" w:hint="eastAsia"/>
-          <w:szCs w:val="21"/>
-        </w:rPr>
-        <w:t>＝</w:t>
-      </w:r>
-      <w:r>
-        <w:rPr>
-          <w:rFonts w:ascii="Times New Roman" w:hAnsi="Times New Roman" w:cs="Times New Roman" w:hint="eastAsia"/>
-          <w:szCs w:val="21"/>
-        </w:rPr>
-        <w:t>０</w:t>
-      </w:r>
-      <w:r>
-        <w:rPr>
-          <w:rFonts w:ascii="Times New Roman" w:hAnsi="Times New Roman" w:cs="Times New Roman" w:hint="eastAsia"/>
-          <w:szCs w:val="21"/>
-        </w:rPr>
-        <w:t>の</w:t>
-      </w:r>
-      <w:r>
-        <w:rPr>
-          <w:rFonts w:ascii="Times New Roman" w:hAnsi="Times New Roman" w:cs="Times New Roman" w:hint="eastAsia"/>
-          <w:szCs w:val="21"/>
-        </w:rPr>
-        <w:t>0-0</w:t>
-      </w:r>
-      <w:r>
-        <w:rPr>
-          <w:rFonts w:ascii="Times New Roman" w:hAnsi="Times New Roman" w:cs="Times New Roman" w:hint="eastAsia"/>
-          <w:szCs w:val="21"/>
-        </w:rPr>
-        <w:t>励起子は光と結合し、ポラリトンとなる。</w:t>
-      </w:r>
-      <w:r>
-        <w:t>最終的に</w:t>
-      </w:r>
-      <w:r>
-        <w:rPr>
-          <w:rFonts w:ascii="Times New Roman" w:hAnsi="Times New Roman" w:cs="Times New Roman"/>
-          <w:i/>
-          <w:szCs w:val="21"/>
-        </w:rPr>
-        <w:t>k</w:t>
-      </w:r>
-      <w:r>
-        <w:rPr>
-          <w:rFonts w:ascii="Times New Roman" w:hAnsi="Times New Roman" w:cs="Times New Roman"/>
-          <w:szCs w:val="21"/>
-          <w:vertAlign w:val="subscript"/>
-        </w:rPr>
-        <w:t>//</w:t>
-      </w:r>
-      <w:r>
-        <w:rPr>
-          <w:rFonts w:ascii="ＭＳ 明朝" w:eastAsia="ＭＳ 明朝" w:hAnsi="ＭＳ 明朝" w:cs="ＭＳ 明朝" w:hint="eastAsia"/>
-          <w:szCs w:val="21"/>
-        </w:rPr>
-        <w:t>≠</w:t>
-      </w:r>
-      <w:r>
-        <w:rPr>
-          <w:rFonts w:ascii="Times New Roman" w:hAnsi="Times New Roman" w:cs="Times New Roman" w:hint="eastAsia"/>
-          <w:szCs w:val="21"/>
-        </w:rPr>
-        <w:t>０</w:t>
-      </w:r>
-      <w:r>
-        <w:rPr>
-          <w:rFonts w:hint="eastAsia"/>
-        </w:rPr>
-        <w:t>の</w:t>
-      </w:r>
-      <w:r>
-        <w:rPr>
-          <w:rFonts w:hint="eastAsia"/>
-        </w:rPr>
-        <w:t>ダーク状態から</w:t>
-      </w:r>
-      <w:r>
-        <w:rPr>
-          <w:rFonts w:ascii="Times New Roman" w:hAnsi="Times New Roman" w:cs="Times New Roman"/>
-          <w:i/>
-          <w:szCs w:val="21"/>
-        </w:rPr>
-        <w:t>k</w:t>
-      </w:r>
-      <w:r>
-        <w:rPr>
-          <w:rFonts w:ascii="Times New Roman" w:hAnsi="Times New Roman" w:cs="Times New Roman"/>
-          <w:szCs w:val="21"/>
-          <w:vertAlign w:val="subscript"/>
-        </w:rPr>
-        <w:t>//</w:t>
-      </w:r>
-      <w:r>
-        <w:rPr>
-          <w:rFonts w:ascii="ＭＳ 明朝" w:eastAsia="ＭＳ 明朝" w:hAnsi="ＭＳ 明朝" w:cs="ＭＳ 明朝" w:hint="eastAsia"/>
-          <w:szCs w:val="21"/>
-        </w:rPr>
-        <w:t>＝</w:t>
-      </w:r>
-      <w:r>
-        <w:rPr>
-          <w:rFonts w:ascii="Times New Roman" w:hAnsi="Times New Roman" w:cs="Times New Roman" w:hint="eastAsia"/>
-          <w:szCs w:val="21"/>
-        </w:rPr>
-        <w:t>０</w:t>
-      </w:r>
-      <w:r>
-        <w:t>のLPB</w:t>
-      </w:r>
-      <w:r>
-        <w:rPr>
-          <w:rFonts w:hint="eastAsia"/>
-        </w:rPr>
-        <w:t>の最低エネルギー状態</w:t>
-      </w:r>
-      <w:r>
-        <w:t>へと到達して巨視的な凝縮状態を形成する</w:t>
-      </w:r>
-      <w:r>
-        <w:rPr>
-          <w:rFonts w:hint="eastAsia"/>
-        </w:rPr>
-        <w:t>と考えられている[5]</w:t>
-      </w:r>
-      <w:r>
-        <w:t>。</w:t>
-      </w:r>
-      <w:r>
-        <w:t>LPB</w:t>
-      </w:r>
-      <w:r>
-        <w:rPr>
-          <w:rFonts w:hint="eastAsia"/>
-        </w:rPr>
-        <w:t>の</w:t>
-      </w:r>
-      <w:r>
-        <w:rPr>
-          <w:rFonts w:hint="eastAsia"/>
-        </w:rPr>
-        <w:t>最低エネルギー状態</w:t>
-      </w:r>
-      <w:r>
-        <w:rPr>
-          <w:rFonts w:hint="eastAsia"/>
-        </w:rPr>
-        <w:t>、</w:t>
-      </w:r>
-      <w:r>
-        <w:rPr>
-          <w:rFonts w:ascii="Times New Roman" w:hAnsi="Times New Roman" w:cs="Times New Roman" w:hint="eastAsia"/>
-          <w:szCs w:val="21"/>
-        </w:rPr>
-        <w:t>ダーク状態</w:t>
-      </w:r>
-      <w:r>
-        <w:rPr>
-          <w:rFonts w:ascii="Times New Roman" w:hAnsi="Times New Roman" w:cs="Times New Roman" w:hint="eastAsia"/>
-          <w:szCs w:val="21"/>
-        </w:rPr>
-        <w:t>、</w:t>
-      </w:r>
-      <w:r>
-        <w:rPr>
-          <w:rFonts w:ascii="Times New Roman" w:hAnsi="Times New Roman" w:cs="Times New Roman" w:hint="eastAsia"/>
-          <w:szCs w:val="21"/>
-        </w:rPr>
-        <w:t>アントラセンの分子内振動（全対称振動モード）</w:t>
-      </w:r>
-      <w:r>
-        <w:rPr>
-          <w:rFonts w:ascii="Times New Roman" w:hAnsi="Times New Roman" w:cs="Times New Roman" w:hint="eastAsia"/>
-          <w:szCs w:val="21"/>
-        </w:rPr>
-        <w:t>のエネルギーをそれぞれ</w:t>
-      </w:r>
-      <w:r>
-        <w:rPr>
-          <w:rFonts w:hint="eastAsia"/>
-        </w:rPr>
-        <w:t>E</w:t>
-      </w:r>
-      <w:r>
-        <w:rPr>
-          <w:vertAlign w:val="subscript"/>
-        </w:rPr>
-        <w:t>LP</w:t>
-      </w:r>
-      <w:r>
-        <w:t>(</w:t>
-      </w:r>
-      <w:r>
-        <w:rPr>
-          <w:rFonts w:ascii="Times New Roman" w:hAnsi="Times New Roman" w:cs="Times New Roman"/>
-          <w:i/>
-          <w:szCs w:val="21"/>
-        </w:rPr>
-        <w:t>k</w:t>
-      </w:r>
-      <w:r>
-        <w:rPr>
-          <w:rFonts w:ascii="Times New Roman" w:hAnsi="Times New Roman" w:cs="Times New Roman"/>
-          <w:szCs w:val="21"/>
-          <w:vertAlign w:val="subscript"/>
-        </w:rPr>
-        <w:t>//</w:t>
-      </w:r>
-      <w:r>
-        <w:rPr>
-          <w:rFonts w:ascii="ＭＳ 明朝" w:eastAsia="ＭＳ 明朝" w:hAnsi="ＭＳ 明朝" w:cs="ＭＳ 明朝" w:hint="eastAsia"/>
-          <w:szCs w:val="21"/>
-        </w:rPr>
-        <w:t>＝</w:t>
-      </w:r>
-      <w:r>
-        <w:rPr>
-          <w:rFonts w:ascii="Times New Roman" w:hAnsi="Times New Roman" w:cs="Times New Roman" w:hint="eastAsia"/>
-          <w:szCs w:val="21"/>
-        </w:rPr>
-        <w:t>０</w:t>
-      </w:r>
-      <w:r>
-        <w:rPr>
-          <w:rFonts w:ascii="Times New Roman" w:hAnsi="Times New Roman" w:cs="Times New Roman" w:hint="eastAsia"/>
-          <w:szCs w:val="21"/>
-        </w:rPr>
-        <w:t>)</w:t>
-      </w:r>
-      <w:r>
-        <w:rPr>
-          <w:rFonts w:ascii="Times New Roman" w:hAnsi="Times New Roman" w:cs="Times New Roman" w:hint="eastAsia"/>
-          <w:szCs w:val="21"/>
-        </w:rPr>
-        <w:t>、</w:t>
-      </w:r>
-      <w:r>
-        <w:rPr>
-          <w:rFonts w:ascii="Times New Roman" w:hAnsi="Times New Roman" w:cs="Times New Roman" w:hint="eastAsia"/>
-          <w:szCs w:val="21"/>
-        </w:rPr>
-        <w:t>E</w:t>
-      </w:r>
-      <w:r>
-        <w:rPr>
-          <w:rFonts w:ascii="Times New Roman" w:hAnsi="Times New Roman" w:cs="Times New Roman"/>
-          <w:szCs w:val="21"/>
-          <w:vertAlign w:val="subscript"/>
-        </w:rPr>
-        <w:t>0-0</w:t>
-      </w:r>
-      <w:r>
-        <w:rPr>
-          <w:rFonts w:ascii="Times New Roman" w:hAnsi="Times New Roman" w:cs="Times New Roman"/>
-          <w:szCs w:val="21"/>
-        </w:rPr>
-        <w:t>(</w:t>
-      </w:r>
-      <w:r>
-        <w:rPr>
-          <w:rFonts w:ascii="Times New Roman" w:hAnsi="Times New Roman" w:cs="Times New Roman"/>
-          <w:i/>
-          <w:szCs w:val="21"/>
-        </w:rPr>
-        <w:t>k</w:t>
-      </w:r>
-      <w:r>
-        <w:rPr>
-          <w:rFonts w:ascii="Times New Roman" w:hAnsi="Times New Roman" w:cs="Times New Roman"/>
-          <w:szCs w:val="21"/>
-          <w:vertAlign w:val="subscript"/>
-        </w:rPr>
-        <w:t>//</w:t>
-      </w:r>
-      <w:r>
-        <w:rPr>
-          <w:rFonts w:ascii="ＭＳ 明朝" w:eastAsia="ＭＳ 明朝" w:hAnsi="ＭＳ 明朝" w:cs="ＭＳ 明朝" w:hint="eastAsia"/>
-          <w:szCs w:val="21"/>
-        </w:rPr>
-        <w:t>≠</w:t>
-      </w:r>
-      <w:r>
-        <w:rPr>
-          <w:rFonts w:ascii="Times New Roman" w:hAnsi="Times New Roman" w:cs="Times New Roman" w:hint="eastAsia"/>
-          <w:szCs w:val="21"/>
-        </w:rPr>
-        <w:t>０</w:t>
-      </w:r>
-      <w:r>
-        <w:rPr>
-          <w:rFonts w:ascii="Times New Roman" w:hAnsi="Times New Roman" w:cs="Times New Roman"/>
-          <w:szCs w:val="21"/>
-        </w:rPr>
-        <w:t>)</w:t>
-      </w:r>
-      <w:r>
-        <w:rPr>
-          <w:rFonts w:ascii="Times New Roman" w:hAnsi="Times New Roman" w:cs="Times New Roman" w:hint="eastAsia"/>
-          <w:szCs w:val="21"/>
-        </w:rPr>
-        <w:t>、</w:t>
-      </w:r>
-      <w:proofErr w:type="spellStart"/>
-      <w:r>
-        <w:rPr>
-          <w:rFonts w:ascii="Times New Roman" w:hAnsi="Times New Roman" w:cs="Times New Roman" w:hint="eastAsia"/>
-          <w:szCs w:val="21"/>
-        </w:rPr>
-        <w:t>E</w:t>
-      </w:r>
-      <w:r>
-        <w:rPr>
-          <w:rFonts w:ascii="Times New Roman" w:hAnsi="Times New Roman" w:cs="Times New Roman"/>
-          <w:szCs w:val="21"/>
-          <w:vertAlign w:val="subscript"/>
-        </w:rPr>
-        <w:t>vib</w:t>
-      </w:r>
-      <w:proofErr w:type="spellEnd"/>
-      <w:r>
-        <w:rPr>
-          <w:rFonts w:ascii="Times New Roman" w:hAnsi="Times New Roman" w:cs="Times New Roman" w:hint="eastAsia"/>
-          <w:szCs w:val="21"/>
-        </w:rPr>
-        <w:t>とすると、これらの関係が、</w:t>
-      </w:r>
-      <w:r>
-        <w:rPr>
-          <w:rFonts w:hint="eastAsia"/>
-        </w:rPr>
-        <w:t>E</w:t>
-      </w:r>
-      <w:r>
-        <w:rPr>
-          <w:vertAlign w:val="subscript"/>
-        </w:rPr>
-        <w:t>LP</w:t>
-      </w:r>
-      <w:r>
-        <w:t>(</w:t>
-      </w:r>
-      <w:r>
-        <w:rPr>
-          <w:rFonts w:ascii="Times New Roman" w:hAnsi="Times New Roman" w:cs="Times New Roman"/>
-          <w:i/>
-          <w:szCs w:val="21"/>
-        </w:rPr>
-        <w:t>k</w:t>
-      </w:r>
-      <w:r>
-        <w:rPr>
-          <w:rFonts w:ascii="Times New Roman" w:hAnsi="Times New Roman" w:cs="Times New Roman"/>
-          <w:szCs w:val="21"/>
-          <w:vertAlign w:val="subscript"/>
-        </w:rPr>
-        <w:t>//</w:t>
-      </w:r>
-      <w:r>
-        <w:rPr>
-          <w:rFonts w:ascii="ＭＳ 明朝" w:eastAsia="ＭＳ 明朝" w:hAnsi="ＭＳ 明朝" w:cs="ＭＳ 明朝" w:hint="eastAsia"/>
-          <w:szCs w:val="21"/>
-        </w:rPr>
-        <w:t>＝</w:t>
-      </w:r>
-      <w:r>
-        <w:rPr>
-          <w:rFonts w:ascii="Times New Roman" w:hAnsi="Times New Roman" w:cs="Times New Roman" w:hint="eastAsia"/>
-          <w:szCs w:val="21"/>
-        </w:rPr>
-        <w:t>０</w:t>
-      </w:r>
-      <w:r>
-        <w:rPr>
-          <w:rFonts w:ascii="Times New Roman" w:hAnsi="Times New Roman" w:cs="Times New Roman" w:hint="eastAsia"/>
-          <w:szCs w:val="21"/>
-        </w:rPr>
-        <w:t>)</w:t>
-      </w:r>
-      <w:r>
-        <w:rPr>
-          <w:rFonts w:ascii="Times New Roman" w:hAnsi="Times New Roman" w:cs="Times New Roman" w:hint="eastAsia"/>
-          <w:szCs w:val="21"/>
-        </w:rPr>
-        <w:t xml:space="preserve"> </w:t>
-      </w:r>
-      <w:r>
-        <w:rPr>
-          <w:rFonts w:ascii="Times New Roman" w:hAnsi="Times New Roman" w:cs="Times New Roman"/>
-          <w:szCs w:val="21"/>
-        </w:rPr>
-        <w:t xml:space="preserve">= </w:t>
-      </w:r>
-      <w:r>
-        <w:rPr>
-          <w:rFonts w:ascii="Times New Roman" w:hAnsi="Times New Roman" w:cs="Times New Roman" w:hint="eastAsia"/>
-          <w:szCs w:val="21"/>
-        </w:rPr>
-        <w:t>E</w:t>
-      </w:r>
-      <w:r>
-        <w:rPr>
-          <w:rFonts w:ascii="Times New Roman" w:hAnsi="Times New Roman" w:cs="Times New Roman"/>
-          <w:szCs w:val="21"/>
-          <w:vertAlign w:val="subscript"/>
-        </w:rPr>
-        <w:t>0-0</w:t>
-      </w:r>
-      <w:r>
-        <w:rPr>
-          <w:rFonts w:ascii="Times New Roman" w:hAnsi="Times New Roman" w:cs="Times New Roman"/>
-          <w:szCs w:val="21"/>
-        </w:rPr>
-        <w:t>(</w:t>
-      </w:r>
-      <w:r>
-        <w:rPr>
-          <w:rFonts w:ascii="Times New Roman" w:hAnsi="Times New Roman" w:cs="Times New Roman"/>
-          <w:i/>
-          <w:szCs w:val="21"/>
-        </w:rPr>
-        <w:t>k</w:t>
-      </w:r>
-      <w:r>
-        <w:rPr>
-          <w:rFonts w:ascii="Times New Roman" w:hAnsi="Times New Roman" w:cs="Times New Roman"/>
-          <w:szCs w:val="21"/>
-          <w:vertAlign w:val="subscript"/>
-        </w:rPr>
-        <w:t>//</w:t>
-      </w:r>
-      <w:r>
-        <w:rPr>
-          <w:rFonts w:ascii="ＭＳ 明朝" w:eastAsia="ＭＳ 明朝" w:hAnsi="ＭＳ 明朝" w:cs="ＭＳ 明朝" w:hint="eastAsia"/>
-          <w:szCs w:val="21"/>
-        </w:rPr>
-        <w:t>≠</w:t>
-      </w:r>
-      <w:r>
-        <w:rPr>
-          <w:rFonts w:ascii="Times New Roman" w:hAnsi="Times New Roman" w:cs="Times New Roman" w:hint="eastAsia"/>
-          <w:szCs w:val="21"/>
-        </w:rPr>
-        <w:t>０</w:t>
-      </w:r>
-      <w:r>
-        <w:rPr>
-          <w:rFonts w:ascii="Times New Roman" w:hAnsi="Times New Roman" w:cs="Times New Roman"/>
-          <w:szCs w:val="21"/>
-        </w:rPr>
-        <w:t>)</w:t>
-      </w:r>
-      <w:r>
-        <w:rPr>
-          <w:rFonts w:ascii="Times New Roman" w:hAnsi="Times New Roman" w:cs="Times New Roman"/>
-          <w:szCs w:val="21"/>
-        </w:rPr>
-        <w:t xml:space="preserve"> </w:t>
-      </w:r>
-      <w:r>
-        <w:rPr>
-          <w:rFonts w:ascii="ＭＳ 明朝" w:eastAsia="ＭＳ 明朝" w:hAnsi="ＭＳ 明朝" w:cs="Times New Roman"/>
-          <w:szCs w:val="21"/>
-        </w:rPr>
-        <w:t>-</w:t>
-      </w:r>
-      <w:r>
-        <w:rPr>
-          <w:rFonts w:ascii="Times New Roman" w:hAnsi="Times New Roman" w:cs="Times New Roman"/>
-          <w:szCs w:val="21"/>
-        </w:rPr>
-        <w:t xml:space="preserve"> </w:t>
-      </w:r>
-      <w:proofErr w:type="spellStart"/>
-      <w:r>
-        <w:rPr>
-          <w:rFonts w:ascii="Times New Roman" w:hAnsi="Times New Roman" w:cs="Times New Roman" w:hint="eastAsia"/>
-          <w:szCs w:val="21"/>
-        </w:rPr>
-        <w:t>E</w:t>
-      </w:r>
-      <w:r>
-        <w:rPr>
-          <w:rFonts w:ascii="Times New Roman" w:hAnsi="Times New Roman" w:cs="Times New Roman"/>
-          <w:szCs w:val="21"/>
-          <w:vertAlign w:val="subscript"/>
-        </w:rPr>
-        <w:t>vib</w:t>
-      </w:r>
-      <w:proofErr w:type="spellEnd"/>
-      <w:r>
-        <w:rPr>
-          <w:rFonts w:ascii="Times New Roman" w:hAnsi="Times New Roman" w:cs="Times New Roman" w:hint="eastAsia"/>
-          <w:szCs w:val="21"/>
-        </w:rPr>
-        <w:t>であれば、効率よく</w:t>
-      </w:r>
-      <w:r>
-        <w:rPr>
-          <w:rFonts w:ascii="Times New Roman" w:hAnsi="Times New Roman" w:cs="Times New Roman" w:hint="eastAsia"/>
-          <w:szCs w:val="21"/>
-        </w:rPr>
-        <w:t>LPB</w:t>
-      </w:r>
-      <w:r>
-        <w:t>(</w:t>
-      </w:r>
-      <w:r>
-        <w:rPr>
-          <w:rFonts w:ascii="Times New Roman" w:hAnsi="Times New Roman" w:cs="Times New Roman"/>
-          <w:i/>
-          <w:szCs w:val="21"/>
-        </w:rPr>
-        <w:t>k</w:t>
-      </w:r>
-      <w:r>
-        <w:rPr>
-          <w:rFonts w:ascii="Times New Roman" w:hAnsi="Times New Roman" w:cs="Times New Roman"/>
-          <w:szCs w:val="21"/>
-          <w:vertAlign w:val="subscript"/>
-        </w:rPr>
-        <w:t>//</w:t>
-      </w:r>
-      <w:r>
-        <w:rPr>
-          <w:rFonts w:ascii="ＭＳ 明朝" w:eastAsia="ＭＳ 明朝" w:hAnsi="ＭＳ 明朝" w:cs="ＭＳ 明朝" w:hint="eastAsia"/>
-          <w:szCs w:val="21"/>
-        </w:rPr>
-        <w:t>＝</w:t>
-      </w:r>
-      <w:r>
-        <w:rPr>
-          <w:rFonts w:ascii="Times New Roman" w:hAnsi="Times New Roman" w:cs="Times New Roman" w:hint="eastAsia"/>
-          <w:szCs w:val="21"/>
-        </w:rPr>
-        <w:t>０</w:t>
-      </w:r>
-      <w:r>
-        <w:rPr>
-          <w:rFonts w:ascii="Times New Roman" w:hAnsi="Times New Roman" w:cs="Times New Roman" w:hint="eastAsia"/>
-          <w:szCs w:val="21"/>
-        </w:rPr>
-        <w:t>)</w:t>
-      </w:r>
-      <w:r>
-        <w:rPr>
-          <w:rFonts w:ascii="Times New Roman" w:hAnsi="Times New Roman" w:cs="Times New Roman" w:hint="eastAsia"/>
-          <w:szCs w:val="21"/>
-        </w:rPr>
-        <w:t>へと緩和することが知られている。本研究では</w:t>
-      </w:r>
-      <w:r>
-        <w:rPr>
-          <w:rFonts w:ascii="Times New Roman" w:hAnsi="Times New Roman" w:cs="Times New Roman" w:hint="eastAsia"/>
-          <w:szCs w:val="21"/>
-        </w:rPr>
-        <w:t>共振器長を変化さ</w:t>
-      </w:r>
-      <w:r>
-        <w:rPr>
-          <w:rFonts w:ascii="Times New Roman" w:hAnsi="Times New Roman" w:cs="Times New Roman" w:hint="eastAsia"/>
-          <w:szCs w:val="21"/>
-        </w:rPr>
-        <w:t>せ、</w:t>
-      </w:r>
-      <w:r>
-        <w:rPr>
-          <w:rFonts w:ascii="Times New Roman" w:hAnsi="Times New Roman" w:cs="Times New Roman" w:hint="eastAsia"/>
-          <w:szCs w:val="21"/>
-        </w:rPr>
-        <w:t>LPB</w:t>
-      </w:r>
-      <w:r>
-        <w:rPr>
-          <w:rFonts w:ascii="Times New Roman" w:hAnsi="Times New Roman" w:cs="Times New Roman" w:hint="eastAsia"/>
-          <w:szCs w:val="21"/>
-        </w:rPr>
-        <w:t>を</w:t>
-      </w:r>
-      <w:r>
-        <w:rPr>
-          <w:rFonts w:ascii="Times New Roman" w:hAnsi="Times New Roman" w:cs="Times New Roman" w:hint="eastAsia"/>
-          <w:szCs w:val="21"/>
-        </w:rPr>
-        <w:t>上記の最適なエネルギー</w:t>
-      </w:r>
-      <w:r>
-        <w:rPr>
-          <w:rFonts w:ascii="Times New Roman" w:hAnsi="Times New Roman" w:cs="Times New Roman" w:hint="eastAsia"/>
-          <w:szCs w:val="21"/>
-        </w:rPr>
-        <w:t>に調整した。</w:t>
-      </w:r>
-    </w:p>
-    <w:p>
-      <w:pPr>
-        <w:ind w:firstLineChars="100" w:firstLine="210"/>
-      </w:pPr>
-      <w:r>
-        <w:t>上記のような</w:t>
-      </w:r>
-      <w:r>
-        <w:rPr>
-          <w:rFonts w:ascii="Times New Roman" w:hAnsi="Times New Roman" w:cs="Times New Roman" w:hint="eastAsia"/>
-          <w:szCs w:val="21"/>
-        </w:rPr>
-        <w:t>LPB</w:t>
-      </w:r>
-      <w:r>
-        <w:rPr>
-          <w:rFonts w:ascii="Times New Roman" w:hAnsi="Times New Roman" w:cs="Times New Roman"/>
-          <w:i/>
-          <w:szCs w:val="21"/>
-        </w:rPr>
-        <w:t xml:space="preserve"> </w:t>
-      </w:r>
-      <w:r>
-        <w:t>(</w:t>
-      </w:r>
-      <w:r>
-        <w:rPr>
-          <w:rFonts w:ascii="Times New Roman" w:hAnsi="Times New Roman" w:cs="Times New Roman"/>
-          <w:i/>
-          <w:szCs w:val="21"/>
-        </w:rPr>
-        <w:t>k</w:t>
-      </w:r>
-      <w:r>
-        <w:rPr>
-          <w:rFonts w:ascii="Times New Roman" w:hAnsi="Times New Roman" w:cs="Times New Roman"/>
-          <w:szCs w:val="21"/>
-          <w:vertAlign w:val="subscript"/>
-        </w:rPr>
-        <w:t>//</w:t>
-      </w:r>
-      <w:r>
-        <w:rPr>
-          <w:rFonts w:ascii="ＭＳ 明朝" w:eastAsia="ＭＳ 明朝" w:hAnsi="ＭＳ 明朝" w:cs="ＭＳ 明朝" w:hint="eastAsia"/>
-          <w:szCs w:val="21"/>
-        </w:rPr>
-        <w:t>＝</w:t>
-      </w:r>
-      <w:r>
-        <w:rPr>
-          <w:rFonts w:ascii="Times New Roman" w:hAnsi="Times New Roman" w:cs="Times New Roman" w:hint="eastAsia"/>
-          <w:szCs w:val="21"/>
-        </w:rPr>
-        <w:t>０</w:t>
-      </w:r>
-      <w:r>
-        <w:rPr>
-          <w:rFonts w:ascii="Times New Roman" w:hAnsi="Times New Roman" w:cs="Times New Roman" w:hint="eastAsia"/>
-          <w:szCs w:val="21"/>
-        </w:rPr>
-        <w:t>)</w:t>
-      </w:r>
-      <w:r>
-        <w:t>への緩和および凝縮過程を微視的に記述するため、これまでも量子マスター方程式等を用いた理論的アプローチが試みられてきた</w:t>
-      </w:r>
-      <w:r>
-        <w:rPr>
-          <w:rFonts w:hint="eastAsia"/>
-        </w:rPr>
-        <w:t>[5]</w:t>
-      </w:r>
-      <w:r>
-        <w:t>。</w:t>
-      </w:r>
-      <w:r>
-        <w:rPr>
-          <w:color w:val="000000" w:themeColor="text1"/>
-        </w:rPr>
-        <w:t>このモデルは、</w:t>
-      </w:r>
-      <w:r>
-        <w:rPr>
-          <w:color w:val="000000" w:themeColor="text1"/>
-        </w:rPr>
-        <w:t>ポラリトンレーザー発振における非線形な閾値の出現</w:t>
-      </w:r>
-      <w:r>
-        <w:rPr>
-          <w:rFonts w:hint="eastAsia"/>
-          <w:color w:val="000000" w:themeColor="text1"/>
-        </w:rPr>
-        <w:t>を適切に記述することに成功している</w:t>
-      </w:r>
-      <w:r>
-        <w:rPr>
-          <w:rFonts w:hint="eastAsia"/>
-        </w:rPr>
-        <w:t>[5]</w:t>
-      </w:r>
-      <w:r>
-        <w:t>。</w:t>
-      </w:r>
-    </w:p>
-    <w:p>
-      <w:pPr>
-        <w:ind w:firstLineChars="100" w:firstLine="210"/>
-      </w:pPr>
-      <w:r>
-        <w:t>しかし、この標準的な理論枠組みは、対角化によって得られたポラリトンの固有状態が時間的に不変（静的）であると暗に仮定している点に本質的な限界がある</w:t>
-      </w:r>
-      <w:r>
-        <w:rPr>
-          <w:rFonts w:hint="eastAsia"/>
-        </w:rPr>
-        <w:t>[1]</w:t>
-      </w:r>
-      <w:r>
-        <w:t>。実際の凝縮閾値近傍では、</w:t>
-      </w:r>
-      <w:r>
-        <w:rPr>
-          <w:rFonts w:hint="eastAsia"/>
-        </w:rPr>
-        <w:t>ポラリトンの高密度化による</w:t>
-      </w:r>
-      <w:r>
-        <w:t>強力な励起子間相互作用や</w:t>
-      </w:r>
-      <w:r>
-        <w:rPr>
-          <w:color w:val="000000" w:themeColor="text1"/>
-        </w:rPr>
-        <w:t>位相空間充填効果</w:t>
-      </w:r>
-      <w:r>
-        <w:t>に伴</w:t>
-      </w:r>
-      <w:r>
-        <w:rPr>
-          <w:rFonts w:hint="eastAsia"/>
-        </w:rPr>
-        <w:t>い</w:t>
-      </w:r>
-      <w:r>
-        <w:t>、ポラリトンの状態そのものが動的に変調される。そのため、静的な固有状態を前提とした緩和モデルが、</w:t>
-      </w:r>
-      <w:r>
-        <w:rPr>
-          <w:rFonts w:hint="eastAsia"/>
-        </w:rPr>
-        <w:t>ポラリトンレイジングとフォトンレーザーのクロスオーバー領域</w:t>
-      </w:r>
-      <w:r>
-        <w:rPr>
-          <w:rFonts w:hint="eastAsia"/>
-        </w:rPr>
-        <w:t>における</w:t>
-      </w:r>
-      <w:r>
-        <w:t>動的な相転移過程を正確に記述できているかは</w:t>
-      </w:r>
-      <w:r>
-        <w:rPr>
-          <w:rFonts w:hint="eastAsia"/>
-        </w:rPr>
-        <w:t>不明確である[1]</w:t>
-      </w:r>
-      <w:r>
-        <w:t>。</w:t>
-      </w:r>
-    </w:p>
-    <w:p>
-      <w:pPr>
-        <w:ind w:firstLineChars="100" w:firstLine="210"/>
-        <w:rPr>
-          <w:color w:val="EE0000"/>
-        </w:rPr>
-      </w:pPr>
-      <w:r>
-        <w:t>さらに、有機結晶系における複雑な緩和経路において、結晶の局所的な歪みや表面粗さに起因する「空間的なランダムネス」がフォノン散乱等の遷移確率にどのように寄与するのかは依然として未解明である</w:t>
-      </w:r>
-      <w:r>
-        <w:rPr>
-          <w:rFonts w:hint="eastAsia"/>
-        </w:rPr>
-        <w:t>[1]</w:t>
-      </w:r>
-      <w:r>
-        <w:t>。</w:t>
-      </w:r>
-    </w:p>
-    <w:p>
-      <w:pPr>
-        <w:pStyle w:val="a9"/>
-        <w:numPr>
-          <w:ilvl w:val="0"/>
-          <w:numId w:val="1"/>
-        </w:numPr>
-        <w:rPr>
-          <w:sz w:val="20"/>
-          <w:szCs w:val="22"/>
-        </w:rPr>
-      </w:pPr>
-      <w:r>
-        <w:rPr>
-          <w:rFonts w:hint="eastAsia"/>
-          <w:sz w:val="22"/>
-          <w:szCs w:val="28"/>
-        </w:rPr>
-        <w:t>実験方法</w:t>
-      </w:r>
-    </w:p>
-    <w:p>
-      <w:pPr>
-        <w:rPr>
-          <w:b/>
-          <w:bCs/>
-        </w:rPr>
-      </w:pPr>
-      <w:r>
-        <w:rPr>
-          <w:rFonts w:hint="eastAsia"/>
-          <w:b/>
-          <w:bCs/>
-        </w:rPr>
-        <w:t>3-</w:t>
-      </w:r>
-      <w:r>
-        <w:rPr>
-          <w:b/>
-          <w:bCs/>
-        </w:rPr>
-        <w:t>1. サンプル作製</w:t>
-      </w:r>
-    </w:p>
-    <w:p>
-      <w:r>
-        <w:rPr>
-          <w:noProof/>
-        </w:rPr>
-        <w:lastRenderedPageBreak/>
+        </w:rPr>
         <mc:AlternateContent>
           <mc:Choice Requires="wps">
             <w:drawing>
-              <wp:anchor distT="45720" distB="45720" distL="114300" distR="114300" simplePos="0" relativeHeight="251660288" behindDoc="0" locked="0" layoutInCell="1" allowOverlap="1" wp14:anchorId="7DBBE989" wp14:editId="6EFDAD4D">
+              <wp:anchor distT="45720" distB="45720" distL="114300" distR="114300" simplePos="0" relativeHeight="251711488" behindDoc="0" locked="0" layoutInCell="1" allowOverlap="1" wp14:anchorId="004095F6" wp14:editId="706A3006">
                 <wp:simplePos x="0" y="0"/>
                 <wp:positionH relativeFrom="margin">
-                  <wp:posOffset>-13970</wp:posOffset>
+                  <wp:posOffset>2867660</wp:posOffset>
                 </wp:positionH>
                 <wp:positionV relativeFrom="paragraph">
-                  <wp:posOffset>2829332</wp:posOffset>
+                  <wp:posOffset>238760</wp:posOffset>
                 </wp:positionV>
                 <wp:extent cx="2889250" cy="1404620"/>
                 <wp:effectExtent l="0" t="0" r="6350" b="0"/>
                 <wp:wrapTopAndBottom/>
-                <wp:docPr id="217" name="テキスト ボックス 2"/>
+                <wp:docPr id="1234875891" name="テキスト ボックス 2"/>
                 <wp:cNvGraphicFramePr>
                   <a:graphicFrameLocks xmlns:a="http://schemas.openxmlformats.org/drawingml/2006/main"/>
                 </wp:cNvGraphicFramePr>
@@ -2090,7 +1038,6 @@
                           <w:p>
                             <w:pPr>
                               <w:rPr>
-                                <w:rFonts w:hint="eastAsia"/>
                                 <w:sz w:val="16"/>
                                 <w:szCs w:val="20"/>
                               </w:rPr>
@@ -2106,11 +1053,12 @@
                             </w:r>
                             <w:r>
                               <w:rPr>
+                                <w:rFonts w:hint="eastAsia"/>
                                 <w:color w:val="0D0D0D" w:themeColor="text1" w:themeTint="F2"/>
                                 <w:sz w:val="18"/>
                                 <w:szCs w:val="21"/>
                               </w:rPr>
-                              <w:t>１</w:t>
+                              <w:t>1</w:t>
                             </w:r>
                             <w:r>
                               <w:rPr>
@@ -2204,55 +1152,7 @@
                                 <w:sz w:val="18"/>
                                 <w:szCs w:val="21"/>
                               </w:rPr>
-                              <w:t>青線</w:t>
-                            </w:r>
-                            <w:r>
-                              <w:rPr>
-                                <w:rFonts w:hint="eastAsia"/>
-                                <w:sz w:val="18"/>
-                                <w:szCs w:val="21"/>
-                              </w:rPr>
-                              <w:t>、</w:t>
-                            </w:r>
-                            <w:r>
-                              <w:rPr>
-                                <w:rFonts w:hint="eastAsia"/>
-                                <w:sz w:val="18"/>
-                                <w:szCs w:val="21"/>
-                              </w:rPr>
-                              <w:t>赤線</w:t>
-                            </w:r>
-                            <w:r>
-                              <w:rPr>
-                                <w:rFonts w:hint="eastAsia"/>
-                                <w:sz w:val="18"/>
-                                <w:szCs w:val="21"/>
-                              </w:rPr>
-                              <w:t>、</w:t>
-                            </w:r>
-                            <w:r>
-                              <w:rPr>
-                                <w:rFonts w:hint="eastAsia"/>
-                                <w:sz w:val="18"/>
-                                <w:szCs w:val="21"/>
-                              </w:rPr>
-                              <w:t>緑線</w:t>
-                            </w:r>
-                            <w:r>
-                              <w:rPr>
-                                <w:rFonts w:hint="eastAsia"/>
-                                <w:sz w:val="18"/>
-                                <w:szCs w:val="21"/>
-                              </w:rPr>
-                              <w:t>は</w:t>
-                            </w:r>
-                            <w:r>
-                              <w:rPr>
-                                <w:rFonts w:hint="eastAsia"/>
-                                <w:sz w:val="18"/>
-                                <w:szCs w:val="21"/>
-                              </w:rPr>
-                              <w:t>それぞれ</w:t>
+                              <w:t>青線、赤線、緑線はそれぞれ</w:t>
                             </w:r>
                             <w:r>
                               <w:rPr>
@@ -2267,63 +1167,7 @@
                                 <w:sz w:val="18"/>
                                 <w:szCs w:val="21"/>
                               </w:rPr>
-                              <w:t>L</w:t>
-                            </w:r>
-                            <w:r>
-                              <w:rPr>
-                                <w:rFonts w:hint="eastAsia"/>
-                                <w:sz w:val="18"/>
-                                <w:szCs w:val="21"/>
-                              </w:rPr>
-                              <w:t>PB</w:t>
-                            </w:r>
-                            <w:r>
-                              <w:rPr>
-                                <w:rFonts w:hint="eastAsia"/>
-                                <w:sz w:val="18"/>
-                                <w:szCs w:val="21"/>
-                              </w:rPr>
-                              <w:t>、</w:t>
-                            </w:r>
-                            <w:r>
-                              <w:rPr>
-                                <w:rFonts w:hint="eastAsia"/>
-                                <w:sz w:val="18"/>
-                                <w:szCs w:val="21"/>
-                              </w:rPr>
-                              <w:t>0-0</w:t>
-                            </w:r>
-                            <w:r>
-                              <w:rPr>
-                                <w:rFonts w:hint="eastAsia"/>
-                                <w:sz w:val="18"/>
-                                <w:szCs w:val="21"/>
-                              </w:rPr>
-                              <w:t>励起子</w:t>
-                            </w:r>
-                            <w:r>
-                              <w:rPr>
-                                <w:rFonts w:hint="eastAsia"/>
-                                <w:sz w:val="18"/>
-                                <w:szCs w:val="21"/>
-                              </w:rPr>
-                              <w:t>、0-1励起子</w:t>
-                            </w:r>
-                            <w:r>
-                              <w:rPr>
-                                <w:rFonts w:hint="eastAsia"/>
-                                <w:sz w:val="18"/>
-                                <w:szCs w:val="21"/>
-                              </w:rPr>
-                              <w:t>のエネルギー</w:t>
-                            </w:r>
-                            <w:r>
-                              <w:rPr>
-                                <w:rFonts w:hint="eastAsia"/>
-                                <w:sz w:val="18"/>
-                                <w:szCs w:val="21"/>
-                              </w:rPr>
-                              <w:t>分散を</w:t>
+                              <w:t>LPB、0-0励起子、0-1励起子のエネルギー分散を</w:t>
                             </w:r>
                             <w:r>
                               <w:rPr>
@@ -2372,15 +1216,7 @@
                                 <w:sz w:val="18"/>
                                 <w:szCs w:val="21"/>
                               </w:rPr>
-                              <w:t>、</w:t>
-                            </w:r>
-                            <w:r>
-                              <w:rPr>
-                                <w:rFonts w:hint="eastAsia"/>
-                                <w:sz w:val="18"/>
-                                <w:szCs w:val="21"/>
-                              </w:rPr>
-                              <w:t>縦軸はエネルギーである。</w:t>
+                              <w:t>、縦軸はエネルギーである。</w:t>
                             </w:r>
                           </w:p>
                         </w:txbxContent>
@@ -2402,17 +1238,16 @@
           </mc:Choice>
           <mc:Fallback>
             <w:pict>
-              <v:shapetype w14:anchorId="7DBBE989" id="_x0000_t202" coordsize="21600,21600" o:spt="202" path="m,l,21600r21600,l21600,xe">
+              <v:shapetype w14:anchorId="004095F6" id="_x0000_t202" coordsize="21600,21600" o:spt="202" path="m,l,21600r21600,l21600,xe">
                 <v:stroke joinstyle="miter"/>
                 <v:path gradientshapeok="t" o:connecttype="rect"/>
               </v:shapetype>
-              <v:shape id="テキスト ボックス 2" o:spid="_x0000_s1026" type="#_x0000_t202" style="position:absolute;margin-left:-1.1pt;margin-top:222.8pt;width:227.5pt;height:110.6pt;z-index:251660288;visibility:visible;mso-wrap-style:square;mso-width-percent:0;mso-height-percent:200;mso-wrap-distance-left:9pt;mso-wrap-distance-top:3.6pt;mso-wrap-distance-right:9pt;mso-wrap-distance-bottom:3.6pt;mso-position-horizontal:absolute;mso-position-horizontal-relative:margin;mso-position-vertical:absolute;mso-position-vertical-relative:text;mso-width-percent:0;mso-height-percent:200;mso-width-relative:margin;mso-height-relative:margin;v-text-anchor:top" o:gfxdata="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" stroked="f">
+              <v:shape id="テキスト ボックス 2" o:spid="_x0000_s1026" type="#_x0000_t202" style="position:absolute;margin-left:225.8pt;margin-top:18.8pt;width:227.5pt;height:110.6pt;z-index:251711488;visibility:visible;mso-wrap-style:square;mso-width-percent:0;mso-height-percent:200;mso-wrap-distance-left:9pt;mso-wrap-distance-top:3.6pt;mso-wrap-distance-right:9pt;mso-wrap-distance-bottom:3.6pt;mso-position-horizontal:absolute;mso-position-horizontal-relative:margin;mso-position-vertical:absolute;mso-position-vertical-relative:text;mso-width-percent:0;mso-height-percent:200;mso-width-relative:margin;mso-height-relative:margin;v-text-anchor:top" o:gfxdata="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" stroked="f">
                 <v:textbox style="mso-fit-shape-to-text:t">
                   <w:txbxContent>
                     <w:p>
                       <w:pPr>
                         <w:rPr>
-                          <w:rFonts w:hint="eastAsia"/>
                           <w:sz w:val="16"/>
                           <w:szCs w:val="20"/>
                         </w:rPr>
@@ -2428,11 +1263,12 @@
                       </w:r>
                       <w:r>
                         <w:rPr>
+                          <w:rFonts w:hint="eastAsia"/>
                           <w:color w:val="0D0D0D" w:themeColor="text1" w:themeTint="F2"/>
                           <w:sz w:val="18"/>
                           <w:szCs w:val="21"/>
                         </w:rPr>
-                        <w:t>１</w:t>
+                        <w:t>1</w:t>
                       </w:r>
                       <w:r>
                         <w:rPr>
@@ -2526,55 +1362,7 @@
                           <w:sz w:val="18"/>
                           <w:szCs w:val="21"/>
                         </w:rPr>
-                        <w:t>青線</w:t>
-                      </w:r>
-                      <w:r>
-                        <w:rPr>
-                          <w:rFonts w:hint="eastAsia"/>
-                          <w:sz w:val="18"/>
-                          <w:szCs w:val="21"/>
-                        </w:rPr>
-                        <w:t>、</w:t>
-                      </w:r>
-                      <w:r>
-                        <w:rPr>
-                          <w:rFonts w:hint="eastAsia"/>
-                          <w:sz w:val="18"/>
-                          <w:szCs w:val="21"/>
-                        </w:rPr>
-                        <w:t>赤線</w:t>
-                      </w:r>
-                      <w:r>
-                        <w:rPr>
-                          <w:rFonts w:hint="eastAsia"/>
-                          <w:sz w:val="18"/>
-                          <w:szCs w:val="21"/>
-                        </w:rPr>
-                        <w:t>、</w:t>
-                      </w:r>
-                      <w:r>
-                        <w:rPr>
-                          <w:rFonts w:hint="eastAsia"/>
-                          <w:sz w:val="18"/>
-                          <w:szCs w:val="21"/>
-                        </w:rPr>
-                        <w:t>緑線</w:t>
-                      </w:r>
-                      <w:r>
-                        <w:rPr>
-                          <w:rFonts w:hint="eastAsia"/>
-                          <w:sz w:val="18"/>
-                          <w:szCs w:val="21"/>
-                        </w:rPr>
-                        <w:t>は</w:t>
-                      </w:r>
-                      <w:r>
-                        <w:rPr>
-                          <w:rFonts w:hint="eastAsia"/>
-                          <w:sz w:val="18"/>
-                          <w:szCs w:val="21"/>
-                        </w:rPr>
-                        <w:t>それぞれ</w:t>
+                        <w:t>青線、赤線、緑線はそれぞれ</w:t>
                       </w:r>
                       <w:r>
                         <w:rPr>
@@ -2589,63 +1377,7 @@
                           <w:sz w:val="18"/>
                           <w:szCs w:val="21"/>
                         </w:rPr>
-                        <w:t>L</w:t>
-                      </w:r>
-                      <w:r>
-                        <w:rPr>
-                          <w:rFonts w:hint="eastAsia"/>
-                          <w:sz w:val="18"/>
-                          <w:szCs w:val="21"/>
-                        </w:rPr>
-                        <w:t>PB</w:t>
-                      </w:r>
-                      <w:r>
-                        <w:rPr>
-                          <w:rFonts w:hint="eastAsia"/>
-                          <w:sz w:val="18"/>
-                          <w:szCs w:val="21"/>
-                        </w:rPr>
-                        <w:t>、</w:t>
-                      </w:r>
-                      <w:r>
-                        <w:rPr>
-                          <w:rFonts w:hint="eastAsia"/>
-                          <w:sz w:val="18"/>
-                          <w:szCs w:val="21"/>
-                        </w:rPr>
-                        <w:t>0-0</w:t>
-                      </w:r>
-                      <w:r>
-                        <w:rPr>
-                          <w:rFonts w:hint="eastAsia"/>
-                          <w:sz w:val="18"/>
-                          <w:szCs w:val="21"/>
-                        </w:rPr>
-                        <w:t>励起子</w:t>
-                      </w:r>
-                      <w:r>
-                        <w:rPr>
-                          <w:rFonts w:hint="eastAsia"/>
-                          <w:sz w:val="18"/>
-                          <w:szCs w:val="21"/>
-                        </w:rPr>
-                        <w:t>、0-1励起子</w:t>
-                      </w:r>
-                      <w:r>
-                        <w:rPr>
-                          <w:rFonts w:hint="eastAsia"/>
-                          <w:sz w:val="18"/>
-                          <w:szCs w:val="21"/>
-                        </w:rPr>
-                        <w:t>のエネルギー</w:t>
-                      </w:r>
-                      <w:r>
-                        <w:rPr>
-                          <w:rFonts w:hint="eastAsia"/>
-                          <w:sz w:val="18"/>
-                          <w:szCs w:val="21"/>
-                        </w:rPr>
-                        <w:t>分散を</w:t>
+                        <w:t>LPB、0-0励起子、0-1励起子のエネルギー分散を</w:t>
                       </w:r>
                       <w:r>
                         <w:rPr>
@@ -2694,15 +1426,7 @@
                           <w:sz w:val="18"/>
                           <w:szCs w:val="21"/>
                         </w:rPr>
-                        <w:t>、</w:t>
-                      </w:r>
-                      <w:r>
-                        <w:rPr>
-                          <w:rFonts w:hint="eastAsia"/>
-                          <w:sz w:val="18"/>
-                          <w:szCs w:val="21"/>
-                        </w:rPr>
-                        <w:t>縦軸はエネルギーである。</w:t>
+                        <w:t>、縦軸はエネルギーである。</w:t>
                       </w:r>
                     </w:p>
                   </w:txbxContent>
@@ -2714,88 +1438,27 @@
         </mc:AlternateContent>
       </w:r>
       <w:r>
-        <w:t>本研究では、高い発光量子</w:t>
-      </w:r>
-      <w:r>
-        <w:rPr>
-          <w:rFonts w:hint="eastAsia"/>
-        </w:rPr>
-        <w:t>効率を持ち、</w:t>
-      </w:r>
-      <w:r>
-        <w:t>フレンケル型励起子を形成する有機分子結晶であるアントラセンを活性層として用いた。マイクロキャビティを構成する高反射率ミラーには、誘電体多層膜であるチタニア</w:t>
-      </w:r>
-      <w:r>
-        <w:rPr>
-          <w:rFonts w:hint="eastAsia"/>
-        </w:rPr>
-        <w:t>とシリカを</w:t>
-      </w:r>
-      <w:r>
-        <w:t>（</w:t>
-      </w:r>
-      <w:proofErr w:type="spellStart"/>
-      <w:r>
-        <w:t>TiO</w:t>
-      </w:r>
-      <w:proofErr w:type="spellEnd"/>
-      <w:r>
-        <w:t>₂/</w:t>
-      </w:r>
-      <w:proofErr w:type="spellStart"/>
-      <w:r>
-        <w:t>SiO</w:t>
-      </w:r>
-      <w:proofErr w:type="spellEnd"/>
-      <w:r>
-        <w:t>₂）7.5ペア</w:t>
-      </w:r>
-      <w:r>
-        <w:rPr>
-          <w:rFonts w:hint="eastAsia"/>
-        </w:rPr>
-        <w:t>積層した</w:t>
-      </w:r>
-      <w:r>
-        <w:t>DBRを使用している。</w:t>
-      </w:r>
-    </w:p>
-    <w:p>
-      <w:r>
-        <w:t>キャビティ構造の組み立てにおいては、もう一枚の対向するDBR基板を用いて</w:t>
-      </w:r>
-      <w:r>
-        <w:rPr>
-          <w:rFonts w:hint="eastAsia"/>
-        </w:rPr>
-        <w:t>マイクロキャビティを構成し</w:t>
-      </w:r>
-      <w:r>
-        <w:t>、金属製クランプ治具で機械的に固定した。この固定操作の際、</w:t>
-      </w:r>
-      <w:r>
-        <w:rPr>
-          <w:rFonts w:hint="eastAsia"/>
-        </w:rPr>
-        <w:t>DBRトップ層に導入したシリカにおける水を媒介にした水素結合[</w:t>
-      </w:r>
-      <w:r>
-        <w:rPr>
-          <w:rFonts w:hint="eastAsia"/>
-        </w:rPr>
-        <w:t>6</w:t>
-      </w:r>
-      <w:r>
-        <w:rPr>
-          <w:rFonts w:hint="eastAsia"/>
-        </w:rPr>
-        <w:t>]</w:t>
-      </w:r>
-      <w:r>
-        <w:t>と推測される部分接合が生じる現象が確認された。</w:t>
-      </w:r>
-      <w:r>
-        <w:t>本実験では接合の影響を避けた箇所を測定に用いたが、今後はこの意図的な接合を利用して空隙の平行度向上を図るアプローチも考えられる。</w:t>
+        <w:rPr>
+          <w:rFonts w:hint="eastAsia"/>
+          <w:b/>
+          <w:bCs/>
+        </w:rPr>
+        <w:t>2</w:t>
+      </w:r>
+      <w:r>
+        <w:rPr>
+          <w:rFonts w:hint="eastAsia"/>
+          <w:b/>
+          <w:bCs/>
+        </w:rPr>
+        <w:t>-</w:t>
+      </w:r>
+      <w:r>
+        <w:rPr>
+          <w:b/>
+          <w:bCs/>
+        </w:rPr>
+        <w:t>1. サンプル作製</w:t>
       </w:r>
     </w:p>
     <w:p>
@@ -2803,98 +1466,1058 @@
         <w:ind w:firstLineChars="100" w:firstLine="210"/>
       </w:pPr>
       <w:r>
-        <w:rPr>
-          <w:rFonts w:hint="eastAsia"/>
-        </w:rPr>
-        <w:t>また活性層は毛細管現象を用いて</w:t>
-      </w:r>
-      <w:r>
-        <w:t>作製した。具体的には、アセトン</w:t>
-      </w:r>
-      <w:r>
-        <w:rPr>
-          <w:rFonts w:hint="eastAsia"/>
-        </w:rPr>
-        <w:t>を</w:t>
-      </w:r>
-      <w:r>
-        <w:t>溶媒</w:t>
-      </w:r>
-      <w:r>
-        <w:rPr>
-          <w:rFonts w:hint="eastAsia"/>
-        </w:rPr>
-        <w:t>とした</w:t>
-      </w:r>
-      <w:r>
-        <w:t>濃度</w:t>
-      </w:r>
-      <w:r>
-        <w:rPr>
-          <w:rFonts w:hint="eastAsia"/>
-        </w:rPr>
-        <w:t>1</w:t>
-      </w:r>
-      <w:r>
-        <w:t xml:space="preserve"> mg/mL</w:t>
-      </w:r>
-      <w:r>
-        <w:rPr>
-          <w:rFonts w:hint="eastAsia"/>
-        </w:rPr>
-        <w:t>のアントラセン</w:t>
-      </w:r>
-      <w:r>
-        <w:t>溶液を</w:t>
-      </w:r>
-      <w:r>
-        <w:rPr>
-          <w:rFonts w:hint="eastAsia"/>
-        </w:rPr>
-        <w:t>毛細管現象で活性層に浸透させ、溶媒</w:t>
-      </w:r>
-      <w:r>
-        <w:rPr>
-          <w:rFonts w:hint="eastAsia"/>
-        </w:rPr>
-        <w:t>を</w:t>
-      </w:r>
-      <w:r>
-        <w:rPr>
-          <w:rFonts w:hint="eastAsia"/>
-        </w:rPr>
-        <w:t>揮発</w:t>
-      </w:r>
-      <w:r>
-        <w:rPr>
-          <w:rFonts w:hint="eastAsia"/>
-        </w:rPr>
-        <w:t>させる</w:t>
-      </w:r>
-      <w:r>
-        <w:rPr>
-          <w:rFonts w:hint="eastAsia"/>
-        </w:rPr>
-        <w:t>ことでアントラセン</w:t>
-      </w:r>
-      <w:r>
-        <w:t>単結晶を</w:t>
-      </w:r>
-      <w:r>
-        <w:rPr>
-          <w:rFonts w:hint="eastAsia"/>
-        </w:rPr>
-        <w:t>活性層内部に</w:t>
-      </w:r>
-      <w:r>
-        <w:t>形成した。</w:t>
+        <w:t>本研究では、高い発光量子</w:t>
+      </w:r>
+      <w:r>
+        <w:rPr>
+          <w:rFonts w:hint="eastAsia"/>
+        </w:rPr>
+        <w:t>効率を持ち、</w:t>
+      </w:r>
+      <w:r>
+        <w:t>フレンケル型励起子を形成する有機分子結晶であるアントラセンを活性層として用いた。マイクロキャビティを構成する高反射率ミラーには、誘電体多層膜であるチタニア</w:t>
+      </w:r>
+      <w:r>
+        <w:rPr>
+          <w:rFonts w:hint="eastAsia"/>
+        </w:rPr>
+        <w:t>とシリカを</w:t>
+      </w:r>
+      <w:r>
+        <w:t>（</w:t>
+      </w:r>
+      <w:proofErr w:type="spellStart"/>
+      <w:r>
+        <w:t>TiO</w:t>
+      </w:r>
+      <w:proofErr w:type="spellEnd"/>
+      <w:r>
+        <w:t>₂/SiO₂）7.5ペア</w:t>
+      </w:r>
+      <w:r>
+        <w:rPr>
+          <w:rFonts w:hint="eastAsia"/>
+        </w:rPr>
+        <w:t>積層した</w:t>
+      </w:r>
+      <w:r>
+        <w:t>DBRを使用している。</w:t>
       </w:r>
     </w:p>
     <w:p>
       <w:pPr>
         <w:ind w:firstLineChars="100" w:firstLine="210"/>
         <w:rPr>
-          <w:rFonts w:hint="eastAsia"/>
+          <w:color w:val="000000" w:themeColor="text1"/>
+        </w:rPr>
+      </w:pPr>
+      <w:r>
+        <w:t>キャビティ構造の組み立てにおいては、</w:t>
+      </w:r>
+      <w:r>
+        <w:rPr>
+          <w:rFonts w:hint="eastAsia"/>
+        </w:rPr>
+        <w:t>二</w:t>
+      </w:r>
+      <w:r>
+        <w:t>枚の対向するDBRを用いて</w:t>
+      </w:r>
+      <w:r>
+        <w:rPr>
+          <w:rFonts w:hint="eastAsia"/>
+        </w:rPr>
+        <w:t>マイクロキャビティを構成し</w:t>
+      </w:r>
+      <w:r>
+        <w:t>、金属製クランプ治具で機械的に固定した。</w:t>
+      </w:r>
+      <w:r>
+        <w:rPr>
+          <w:color w:val="000000" w:themeColor="text1"/>
+        </w:rPr>
+        <w:t>本研究で用いたマイクロキャビティの基礎的な光学特性を評価するため、転送行列法（Transfer Matrix Method: TMM）を用いた1次元多層膜シミュレーションを構築した。誘電体多層膜</w:t>
+      </w:r>
+      <w:r>
+        <w:rPr>
+          <w:rFonts w:hint="eastAsia"/>
+          <w:color w:val="000000" w:themeColor="text1"/>
+        </w:rPr>
+        <w:t>の屈折率分散をもとにして、透過スペクトル測定にフィッティングすることで共振器長を見積もり、マイクロキャビティの制作を行った。</w:t>
+      </w:r>
+    </w:p>
+    <w:p>
+      <w:pPr>
+        <w:ind w:firstLineChars="100" w:firstLine="210"/>
+      </w:pPr>
+      <w:r>
+        <w:t>この固定操作の際、</w:t>
+      </w:r>
+      <w:r>
+        <w:rPr>
+          <w:rFonts w:hint="eastAsia"/>
+        </w:rPr>
+        <w:t>DBRトップ層に導入したシリカにお</w:t>
+      </w:r>
+      <w:r>
+        <w:rPr>
+          <w:rFonts w:hint="eastAsia"/>
+        </w:rPr>
+        <w:t>いて、</w:t>
+      </w:r>
+      <w:r>
+        <w:rPr>
+          <w:rFonts w:hint="eastAsia"/>
+        </w:rPr>
+        <w:t>水を媒介にした水素結合</w:t>
+      </w:r>
+      <w:r>
+        <w:rPr>
+          <w:rFonts w:hint="eastAsia"/>
+        </w:rPr>
+        <w:t>[</w:t>
+      </w:r>
+      <w:r>
+        <w:rPr>
+          <w:rFonts w:hint="eastAsia"/>
+        </w:rPr>
+        <w:t>6</w:t>
+      </w:r>
+      <w:r>
+        <w:rPr>
+          <w:rFonts w:hint="eastAsia"/>
+        </w:rPr>
+        <w:t>]</w:t>
+      </w:r>
+      <w:r>
+        <w:t>と推測される部分接合が生じる現象が確認された。</w:t>
+      </w:r>
+      <w:r>
+        <w:t>本実験では接合の影響を避けた箇所を測定に用いたが、今後はこの意図的な接合を利用して空隙の平行度向上を図るアプローチも考えられる。</w:t>
+      </w:r>
+    </w:p>
+    <w:p>
+      <w:pPr>
+        <w:ind w:firstLineChars="100" w:firstLine="210"/>
+        <w:rPr>
+          <w:rFonts w:hint="eastAsia"/>
+        </w:rPr>
+      </w:pPr>
+      <w:r>
+        <w:rPr>
+          <w:noProof/>
+        </w:rPr>
+        <w:drawing>
+          <wp:anchor distT="0" distB="0" distL="114300" distR="114300" simplePos="0" relativeHeight="251709440" behindDoc="0" locked="0" layoutInCell="1" allowOverlap="1" wp14:anchorId="3DE0AAFC" wp14:editId="5377C76E">
+            <wp:simplePos x="0" y="0"/>
+            <wp:positionH relativeFrom="column">
+              <wp:align>right</wp:align>
+            </wp:positionH>
+            <wp:positionV relativeFrom="paragraph">
+              <wp:posOffset>1438079</wp:posOffset>
+            </wp:positionV>
+            <wp:extent cx="2744470" cy="1604010"/>
+            <wp:effectExtent l="0" t="0" r="0" b="0"/>
+            <wp:wrapTopAndBottom/>
+            <wp:docPr id="33" name="図 32">
+              <a:extLst xmlns:a="http://schemas.openxmlformats.org/drawingml/2006/main">
+                <a:ext uri="{FF2B5EF4-FFF2-40B4-BE49-F238E27FC236}">
+                  <a16:creationId xmlns:a16="http://schemas.microsoft.com/office/drawing/2014/main" id="{306B32D2-85DD-29C3-3638-5CCB9A2B1711}"/>
+                </a:ext>
+              </a:extLst>
+            </wp:docPr>
+            <wp:cNvGraphicFramePr>
+              <a:graphicFrameLocks xmlns:a="http://schemas.openxmlformats.org/drawingml/2006/main" noChangeAspect="1"/>
+            </wp:cNvGraphicFramePr>
+            <a:graphic xmlns:a="http://schemas.openxmlformats.org/drawingml/2006/main">
+              <a:graphicData uri="http://schemas.openxmlformats.org/drawingml/2006/picture">
+                <pic:pic xmlns:pic="http://schemas.openxmlformats.org/drawingml/2006/picture">
+                  <pic:nvPicPr>
+                    <pic:cNvPr id="33" name="図 32">
+                      <a:extLst>
+                        <a:ext uri="{FF2B5EF4-FFF2-40B4-BE49-F238E27FC236}">
+                          <a16:creationId xmlns:a16="http://schemas.microsoft.com/office/drawing/2014/main" id="{306B32D2-85DD-29C3-3638-5CCB9A2B1711}"/>
+                        </a:ext>
+                      </a:extLst>
+                    </pic:cNvPr>
+                    <pic:cNvPicPr>
+                      <a:picLocks noChangeAspect="1"/>
+                    </pic:cNvPicPr>
+                  </pic:nvPicPr>
+                  <pic:blipFill>
+                    <a:blip r:embed="rId5" cstate="print">
+                      <a:extLst>
+                        <a:ext uri="{28A0092B-C50C-407E-A947-70E740481C1C}">
+                          <a14:useLocalDpi xmlns:a14="http://schemas.microsoft.com/office/drawing/2010/main" val="0"/>
+                        </a:ext>
+                      </a:extLst>
+                    </a:blip>
+                    <a:stretch>
+                      <a:fillRect/>
+                    </a:stretch>
+                  </pic:blipFill>
+                  <pic:spPr>
+                    <a:xfrm>
+                      <a:off x="0" y="0"/>
+                      <a:ext cx="2744470" cy="1604010"/>
+                    </a:xfrm>
+                    <a:prstGeom prst="rect">
+                      <a:avLst/>
+                    </a:prstGeom>
+                  </pic:spPr>
+                </pic:pic>
+              </a:graphicData>
+            </a:graphic>
+          </wp:anchor>
+        </w:drawing>
+      </w:r>
+      <w:r>
+        <w:rPr>
+          <w:rFonts w:hint="eastAsia"/>
+        </w:rPr>
+        <w:t>また活性層は毛細管現象を用いて</w:t>
+      </w:r>
+      <w:r>
+        <w:t>作製した。具体的には、アセトン</w:t>
+      </w:r>
+      <w:r>
+        <w:rPr>
+          <w:rFonts w:hint="eastAsia"/>
+        </w:rPr>
+        <w:t>を</w:t>
+      </w:r>
+      <w:r>
+        <w:t>溶媒</w:t>
+      </w:r>
+      <w:r>
+        <w:rPr>
+          <w:rFonts w:hint="eastAsia"/>
+        </w:rPr>
+        <w:t>とした</w:t>
+      </w:r>
+      <w:r>
+        <w:t>濃度</w:t>
+      </w:r>
+      <w:r>
+        <w:rPr>
+          <w:rFonts w:hint="eastAsia"/>
+        </w:rPr>
+        <w:t>1</w:t>
+      </w:r>
+      <w:r>
+        <w:t xml:space="preserve"> mg/mL</w:t>
+      </w:r>
+      <w:r>
+        <w:rPr>
+          <w:rFonts w:hint="eastAsia"/>
+        </w:rPr>
+        <w:t>のアントラセン</w:t>
+      </w:r>
+      <w:r>
+        <w:t>溶液を</w:t>
+      </w:r>
+      <w:r>
+        <w:rPr>
+          <w:rFonts w:hint="eastAsia"/>
+        </w:rPr>
+        <w:t>毛細管現象で活性層に浸透させ、溶媒</w:t>
+      </w:r>
+      <w:r>
+        <w:rPr>
+          <w:rFonts w:hint="eastAsia"/>
+        </w:rPr>
+        <w:t>を</w:t>
+      </w:r>
+      <w:r>
+        <w:rPr>
+          <w:rFonts w:hint="eastAsia"/>
+        </w:rPr>
+        <w:t>揮発</w:t>
+      </w:r>
+      <w:r>
+        <w:rPr>
+          <w:rFonts w:hint="eastAsia"/>
+        </w:rPr>
+        <w:t>させる</w:t>
+      </w:r>
+      <w:r>
+        <w:rPr>
+          <w:rFonts w:hint="eastAsia"/>
+        </w:rPr>
+        <w:t>ことでアントラセン</w:t>
+      </w:r>
+      <w:r>
+        <w:t>単結晶を</w:t>
+      </w:r>
+      <w:r>
+        <w:rPr>
+          <w:rFonts w:hint="eastAsia"/>
+        </w:rPr>
+        <w:t>活性層内部に</w:t>
+      </w:r>
+      <w:r>
+        <w:t>形成した。</w:t>
+      </w:r>
+    </w:p>
+    <w:p>
+      <w:pPr>
+        <w:ind w:firstLineChars="100" w:firstLine="210"/>
+      </w:pPr>
+      <w:r>
+        <w:t>図</w:t>
+      </w:r>
+      <w:r>
+        <w:rPr>
+          <w:rFonts w:hint="eastAsia"/>
+        </w:rPr>
+        <w:t>1</w:t>
+      </w:r>
+      <w:r>
+        <w:t>に、本系における</w:t>
+      </w:r>
+      <w:r>
+        <w:rPr>
+          <w:rFonts w:hint="eastAsia"/>
+        </w:rPr>
+        <w:t>励起子準位から</w:t>
+      </w:r>
+      <w:r>
+        <w:t>ポラリトン分散</w:t>
+      </w:r>
+      <w:r>
+        <w:rPr>
+          <w:rFonts w:hint="eastAsia"/>
+        </w:rPr>
+        <w:t>へ</w:t>
+      </w:r>
+      <w:r>
+        <w:rPr>
+          <w:rFonts w:hint="eastAsia"/>
+        </w:rPr>
+        <w:t>の</w:t>
+      </w:r>
+      <w:r>
+        <w:t>緩和過程の模式図を示す。</w:t>
+      </w:r>
+      <w:r>
+        <w:rPr>
+          <w:rFonts w:hint="eastAsia"/>
+        </w:rPr>
+        <w:t>実験では0-1励起子（アントラセン分子内振動準位）を</w:t>
+      </w:r>
+      <w:r>
+        <w:t>光励起</w:t>
+      </w:r>
+      <w:r>
+        <w:rPr>
+          <w:rFonts w:hint="eastAsia"/>
+        </w:rPr>
+        <w:t>し</w:t>
+      </w:r>
+      <w:r>
+        <w:t>、</w:t>
+      </w:r>
+      <w:r>
+        <w:rPr>
+          <w:rFonts w:hint="eastAsia"/>
+        </w:rPr>
+        <w:t>分子内振動を介して0-</w:t>
+      </w:r>
+      <w:r>
+        <w:t>0</w:t>
+      </w:r>
+      <w:r>
+        <w:rPr>
+          <w:rFonts w:hint="eastAsia"/>
+        </w:rPr>
+        <w:t>励起子へ緩和する。ただし、波数</w:t>
+      </w:r>
+      <w:r>
+        <w:rPr>
+          <w:rFonts w:ascii="Times New Roman" w:hAnsi="Times New Roman" w:cs="Times New Roman"/>
+          <w:i/>
+          <w:szCs w:val="21"/>
+        </w:rPr>
+        <w:t>k</w:t>
+      </w:r>
+      <w:r>
+        <w:rPr>
+          <w:rFonts w:ascii="Times New Roman" w:hAnsi="Times New Roman" w:cs="Times New Roman"/>
+          <w:szCs w:val="21"/>
+          <w:vertAlign w:val="subscript"/>
+        </w:rPr>
+        <w:t>//</w:t>
+      </w:r>
+      <w:r>
+        <w:rPr>
+          <w:rFonts w:ascii="ＭＳ 明朝" w:eastAsia="ＭＳ 明朝" w:hAnsi="ＭＳ 明朝" w:cs="ＭＳ 明朝" w:hint="eastAsia"/>
+          <w:szCs w:val="21"/>
+        </w:rPr>
+        <w:t>≠</w:t>
+      </w:r>
+      <w:r>
+        <w:rPr>
+          <w:rFonts w:ascii="Times New Roman" w:hAnsi="Times New Roman" w:cs="Times New Roman" w:hint="eastAsia"/>
+          <w:szCs w:val="21"/>
+        </w:rPr>
+        <w:t>０</w:t>
+      </w:r>
+      <w:r>
+        <w:rPr>
+          <w:rFonts w:hint="eastAsia"/>
+        </w:rPr>
+        <w:t>の0-0励起子は</w:t>
+      </w:r>
+      <w:r>
+        <w:t>光学的に不活性なダーク</w:t>
+      </w:r>
+      <w:r>
+        <w:rPr>
+          <w:rFonts w:hint="eastAsia"/>
+        </w:rPr>
+        <w:t>励起子</w:t>
+      </w:r>
+      <w:r>
+        <w:t>（励起子リザーバー</w:t>
+      </w:r>
+      <w:r>
+        <w:rPr>
+          <w:rFonts w:hint="eastAsia"/>
+        </w:rPr>
+        <w:t>）</w:t>
+      </w:r>
+      <w:r>
+        <w:rPr>
+          <w:rFonts w:hint="eastAsia"/>
+        </w:rPr>
+        <w:t>であり、0-1励起子のほとんどがダーク励起子へ緩和する</w:t>
+      </w:r>
+      <w:r>
+        <w:rPr>
+          <w:rFonts w:hint="eastAsia"/>
+        </w:rPr>
+        <w:t>。</w:t>
+      </w:r>
+      <w:r>
+        <w:rPr>
+          <w:rFonts w:hint="eastAsia"/>
+        </w:rPr>
+        <w:t>また</w:t>
+      </w:r>
+      <w:r>
+        <w:rPr>
+          <w:rFonts w:ascii="Times New Roman" w:hAnsi="Times New Roman" w:cs="Times New Roman"/>
+          <w:i/>
+          <w:szCs w:val="21"/>
+        </w:rPr>
+        <w:t>k</w:t>
+      </w:r>
+      <w:r>
+        <w:rPr>
+          <w:rFonts w:ascii="Times New Roman" w:hAnsi="Times New Roman" w:cs="Times New Roman"/>
+          <w:szCs w:val="21"/>
+          <w:vertAlign w:val="subscript"/>
+        </w:rPr>
+        <w:t>//</w:t>
+      </w:r>
+      <w:r>
+        <w:rPr>
+          <w:rFonts w:ascii="ＭＳ 明朝" w:eastAsia="ＭＳ 明朝" w:hAnsi="ＭＳ 明朝" w:cs="ＭＳ 明朝" w:hint="eastAsia"/>
+          <w:szCs w:val="21"/>
+        </w:rPr>
+        <w:t>＝</w:t>
+      </w:r>
+      <w:r>
+        <w:rPr>
+          <w:rFonts w:ascii="Times New Roman" w:hAnsi="Times New Roman" w:cs="Times New Roman" w:hint="eastAsia"/>
+          <w:szCs w:val="21"/>
+        </w:rPr>
+        <w:t>０</w:t>
+      </w:r>
+      <w:r>
+        <w:rPr>
+          <w:rFonts w:ascii="Times New Roman" w:hAnsi="Times New Roman" w:cs="Times New Roman" w:hint="eastAsia"/>
+          <w:szCs w:val="21"/>
+        </w:rPr>
+        <w:t>の</w:t>
+      </w:r>
+      <w:r>
+        <w:rPr>
+          <w:rFonts w:ascii="Times New Roman" w:hAnsi="Times New Roman" w:cs="Times New Roman" w:hint="eastAsia"/>
+          <w:szCs w:val="21"/>
+        </w:rPr>
+        <w:t>0-0</w:t>
+      </w:r>
+      <w:r>
+        <w:rPr>
+          <w:rFonts w:ascii="Times New Roman" w:hAnsi="Times New Roman" w:cs="Times New Roman" w:hint="eastAsia"/>
+          <w:szCs w:val="21"/>
+        </w:rPr>
+        <w:t>励起子は光と結合し、ポラリトンとなる。</w:t>
+      </w:r>
+      <w:r>
+        <w:t>最終的に</w:t>
+      </w:r>
+      <w:r>
+        <w:rPr>
+          <w:rFonts w:ascii="Times New Roman" w:hAnsi="Times New Roman" w:cs="Times New Roman"/>
+          <w:i/>
+          <w:szCs w:val="21"/>
+        </w:rPr>
+        <w:t>k</w:t>
+      </w:r>
+      <w:r>
+        <w:rPr>
+          <w:rFonts w:ascii="Times New Roman" w:hAnsi="Times New Roman" w:cs="Times New Roman"/>
+          <w:szCs w:val="21"/>
+          <w:vertAlign w:val="subscript"/>
+        </w:rPr>
+        <w:t>//</w:t>
+      </w:r>
+      <w:r>
+        <w:rPr>
+          <w:rFonts w:ascii="ＭＳ 明朝" w:eastAsia="ＭＳ 明朝" w:hAnsi="ＭＳ 明朝" w:cs="ＭＳ 明朝" w:hint="eastAsia"/>
+          <w:szCs w:val="21"/>
+        </w:rPr>
+        <w:t>≠</w:t>
+      </w:r>
+      <w:r>
+        <w:rPr>
+          <w:rFonts w:ascii="Times New Roman" w:hAnsi="Times New Roman" w:cs="Times New Roman" w:hint="eastAsia"/>
+          <w:szCs w:val="21"/>
+        </w:rPr>
+        <w:t>０</w:t>
+      </w:r>
+      <w:r>
+        <w:rPr>
+          <w:rFonts w:hint="eastAsia"/>
+        </w:rPr>
+        <w:t>のダーク状態から</w:t>
+      </w:r>
+      <w:r>
+        <w:rPr>
+          <w:rFonts w:ascii="Times New Roman" w:hAnsi="Times New Roman" w:cs="Times New Roman"/>
+          <w:i/>
+          <w:szCs w:val="21"/>
+        </w:rPr>
+        <w:t>k</w:t>
+      </w:r>
+      <w:r>
+        <w:rPr>
+          <w:rFonts w:ascii="Times New Roman" w:hAnsi="Times New Roman" w:cs="Times New Roman"/>
+          <w:szCs w:val="21"/>
+          <w:vertAlign w:val="subscript"/>
+        </w:rPr>
+        <w:t>//</w:t>
+      </w:r>
+      <w:r>
+        <w:rPr>
+          <w:rFonts w:ascii="ＭＳ 明朝" w:eastAsia="ＭＳ 明朝" w:hAnsi="ＭＳ 明朝" w:cs="ＭＳ 明朝" w:hint="eastAsia"/>
+          <w:szCs w:val="21"/>
+        </w:rPr>
+        <w:t>＝</w:t>
+      </w:r>
+      <w:r>
+        <w:rPr>
+          <w:rFonts w:ascii="Times New Roman" w:hAnsi="Times New Roman" w:cs="Times New Roman" w:hint="eastAsia"/>
+          <w:szCs w:val="21"/>
+        </w:rPr>
+        <w:t>０</w:t>
+      </w:r>
+      <w:r>
+        <w:t>のLPB</w:t>
+      </w:r>
+      <w:r>
+        <w:rPr>
+          <w:rFonts w:hint="eastAsia"/>
+        </w:rPr>
+        <w:t>の最低エネルギー状態</w:t>
+      </w:r>
+      <w:r>
+        <w:t>へと到達して巨視的な凝縮状態を形成する</w:t>
+      </w:r>
+      <w:r>
+        <w:rPr>
+          <w:rFonts w:hint="eastAsia"/>
+        </w:rPr>
+        <w:t>と考えられている[5]</w:t>
+      </w:r>
+      <w:r>
+        <w:t>。</w:t>
+      </w:r>
+      <w:r>
+        <w:rPr>
+          <w:rFonts w:hint="eastAsia"/>
+        </w:rPr>
+        <w:t>ここで、</w:t>
+      </w:r>
+      <w:r>
+        <w:t>LPB</w:t>
+      </w:r>
+      <w:r>
+        <w:rPr>
+          <w:rFonts w:hint="eastAsia"/>
+        </w:rPr>
+        <w:t>の最低エネルギー状態、</w:t>
+      </w:r>
+      <w:r>
+        <w:rPr>
+          <w:rFonts w:ascii="Times New Roman" w:hAnsi="Times New Roman" w:cs="Times New Roman" w:hint="eastAsia"/>
+          <w:szCs w:val="21"/>
+        </w:rPr>
+        <w:t>ダーク状態、アントラセンの分子内振動（全対称振動モード）のエネルギーをそれぞ</w:t>
+      </w:r>
+      <w:r>
+        <w:rPr>
+          <w:b/>
+          <w:bCs/>
+          <w:noProof/>
+        </w:rPr>
+        <w:lastRenderedPageBreak/>
+        <w:drawing>
+          <wp:anchor distT="0" distB="0" distL="114300" distR="114300" simplePos="0" relativeHeight="251712512" behindDoc="0" locked="0" layoutInCell="1" allowOverlap="1" wp14:anchorId="1B0BC1E7" wp14:editId="3E54F562">
+            <wp:simplePos x="0" y="0"/>
+            <wp:positionH relativeFrom="margin">
+              <wp:posOffset>2957830</wp:posOffset>
+            </wp:positionH>
+            <wp:positionV relativeFrom="paragraph">
+              <wp:posOffset>122751</wp:posOffset>
+            </wp:positionV>
+            <wp:extent cx="2744470" cy="2306955"/>
+            <wp:effectExtent l="0" t="0" r="0" b="0"/>
+            <wp:wrapTopAndBottom/>
+            <wp:docPr id="1573759283" name="図 6"/>
+            <wp:cNvGraphicFramePr>
+              <a:graphicFrameLocks xmlns:a="http://schemas.openxmlformats.org/drawingml/2006/main" noChangeAspect="1"/>
+            </wp:cNvGraphicFramePr>
+            <a:graphic xmlns:a="http://schemas.openxmlformats.org/drawingml/2006/main">
+              <a:graphicData uri="http://schemas.openxmlformats.org/drawingml/2006/picture">
+                <pic:pic xmlns:pic="http://schemas.openxmlformats.org/drawingml/2006/picture">
+                  <pic:nvPicPr>
+                    <pic:cNvPr id="0" name="Picture 1"/>
+                    <pic:cNvPicPr>
+                      <a:picLocks noChangeAspect="1" noChangeArrowheads="1"/>
+                    </pic:cNvPicPr>
+                  </pic:nvPicPr>
+                  <pic:blipFill>
+                    <a:blip r:embed="rId6">
+                      <a:extLst>
+                        <a:ext uri="{28A0092B-C50C-407E-A947-70E740481C1C}">
+                          <a14:useLocalDpi xmlns:a14="http://schemas.microsoft.com/office/drawing/2010/main" val="0"/>
+                        </a:ext>
+                      </a:extLst>
+                    </a:blip>
+                    <a:srcRect/>
+                    <a:stretch>
+                      <a:fillRect/>
+                    </a:stretch>
+                  </pic:blipFill>
+                  <pic:spPr bwMode="auto">
+                    <a:xfrm>
+                      <a:off x="0" y="0"/>
+                      <a:ext cx="2744470" cy="2306955"/>
+                    </a:xfrm>
+                    <a:prstGeom prst="rect">
+                      <a:avLst/>
+                    </a:prstGeom>
+                    <a:noFill/>
+                    <a:ln>
+                      <a:noFill/>
+                    </a:ln>
+                  </pic:spPr>
+                </pic:pic>
+              </a:graphicData>
+            </a:graphic>
+          </wp:anchor>
+        </w:drawing>
+      </w:r>
+      <w:r>
+        <w:rPr>
+          <w:rFonts w:ascii="Times New Roman" w:hAnsi="Times New Roman" w:cs="Times New Roman" w:hint="eastAsia"/>
+          <w:szCs w:val="21"/>
+        </w:rPr>
+        <w:t>れ</w:t>
+      </w:r>
+      <w:r>
+        <w:rPr>
+          <w:rFonts w:hint="eastAsia"/>
+        </w:rPr>
+        <w:t>E</w:t>
+      </w:r>
+      <w:r>
+        <w:rPr>
+          <w:vertAlign w:val="subscript"/>
+        </w:rPr>
+        <w:t>LP</w:t>
+      </w:r>
+      <w:r>
+        <w:t>(</w:t>
+      </w:r>
+      <w:r>
+        <w:rPr>
+          <w:rFonts w:ascii="Times New Roman" w:hAnsi="Times New Roman" w:cs="Times New Roman"/>
+          <w:i/>
+          <w:szCs w:val="21"/>
+        </w:rPr>
+        <w:t>k</w:t>
+      </w:r>
+      <w:r>
+        <w:rPr>
+          <w:rFonts w:ascii="Times New Roman" w:hAnsi="Times New Roman" w:cs="Times New Roman"/>
+          <w:szCs w:val="21"/>
+          <w:vertAlign w:val="subscript"/>
+        </w:rPr>
+        <w:t>//</w:t>
+      </w:r>
+      <w:r>
+        <w:rPr>
+          <w:rFonts w:ascii="ＭＳ 明朝" w:eastAsia="ＭＳ 明朝" w:hAnsi="ＭＳ 明朝" w:cs="ＭＳ 明朝" w:hint="eastAsia"/>
+          <w:szCs w:val="21"/>
+        </w:rPr>
+        <w:t>＝</w:t>
+      </w:r>
+      <w:r>
+        <w:rPr>
+          <w:rFonts w:ascii="Times New Roman" w:hAnsi="Times New Roman" w:cs="Times New Roman" w:hint="eastAsia"/>
+          <w:szCs w:val="21"/>
+        </w:rPr>
+        <w:t>０</w:t>
+      </w:r>
+      <w:r>
+        <w:rPr>
+          <w:rFonts w:ascii="Times New Roman" w:hAnsi="Times New Roman" w:cs="Times New Roman" w:hint="eastAsia"/>
+          <w:szCs w:val="21"/>
+        </w:rPr>
+        <w:t>)</w:t>
+      </w:r>
+      <w:r>
+        <w:rPr>
+          <w:rFonts w:ascii="Times New Roman" w:hAnsi="Times New Roman" w:cs="Times New Roman" w:hint="eastAsia"/>
+          <w:szCs w:val="21"/>
+        </w:rPr>
+        <w:t>、</w:t>
+      </w:r>
+      <w:r>
+        <w:rPr>
+          <w:rFonts w:ascii="Times New Roman" w:hAnsi="Times New Roman" w:cs="Times New Roman" w:hint="eastAsia"/>
+          <w:szCs w:val="21"/>
+        </w:rPr>
+        <w:t>E</w:t>
+      </w:r>
+      <w:r>
+        <w:rPr>
+          <w:rFonts w:ascii="Times New Roman" w:hAnsi="Times New Roman" w:cs="Times New Roman"/>
+          <w:szCs w:val="21"/>
+          <w:vertAlign w:val="subscript"/>
+        </w:rPr>
+        <w:t>0-0</w:t>
+      </w:r>
+      <w:r>
+        <w:rPr>
+          <w:rFonts w:ascii="Times New Roman" w:hAnsi="Times New Roman" w:cs="Times New Roman"/>
+          <w:szCs w:val="21"/>
+        </w:rPr>
+        <w:t>(</w:t>
+      </w:r>
+      <w:r>
+        <w:rPr>
+          <w:rFonts w:ascii="Times New Roman" w:hAnsi="Times New Roman" w:cs="Times New Roman"/>
+          <w:i/>
+          <w:szCs w:val="21"/>
+        </w:rPr>
+        <w:t>k</w:t>
+      </w:r>
+      <w:r>
+        <w:rPr>
+          <w:rFonts w:ascii="Times New Roman" w:hAnsi="Times New Roman" w:cs="Times New Roman"/>
+          <w:szCs w:val="21"/>
+          <w:vertAlign w:val="subscript"/>
+        </w:rPr>
+        <w:t>//</w:t>
+      </w:r>
+      <w:r>
+        <w:rPr>
+          <w:rFonts w:ascii="ＭＳ 明朝" w:eastAsia="ＭＳ 明朝" w:hAnsi="ＭＳ 明朝" w:cs="ＭＳ 明朝" w:hint="eastAsia"/>
+          <w:szCs w:val="21"/>
+        </w:rPr>
+        <w:t>≠</w:t>
+      </w:r>
+      <w:r>
+        <w:rPr>
+          <w:rFonts w:ascii="Times New Roman" w:hAnsi="Times New Roman" w:cs="Times New Roman" w:hint="eastAsia"/>
+          <w:szCs w:val="21"/>
+        </w:rPr>
+        <w:t>０</w:t>
+      </w:r>
+      <w:r>
+        <w:rPr>
+          <w:rFonts w:ascii="Times New Roman" w:hAnsi="Times New Roman" w:cs="Times New Roman"/>
+          <w:szCs w:val="21"/>
+        </w:rPr>
+        <w:t>)</w:t>
+      </w:r>
+      <w:r>
+        <w:rPr>
+          <w:rFonts w:ascii="Times New Roman" w:hAnsi="Times New Roman" w:cs="Times New Roman" w:hint="eastAsia"/>
+          <w:szCs w:val="21"/>
+        </w:rPr>
+        <w:t>、</w:t>
+      </w:r>
+      <w:proofErr w:type="spellStart"/>
+      <w:r>
+        <w:rPr>
+          <w:rFonts w:ascii="Times New Roman" w:hAnsi="Times New Roman" w:cs="Times New Roman" w:hint="eastAsia"/>
+          <w:szCs w:val="21"/>
+        </w:rPr>
+        <w:t>E</w:t>
+      </w:r>
+      <w:r>
+        <w:rPr>
+          <w:rFonts w:ascii="Times New Roman" w:hAnsi="Times New Roman" w:cs="Times New Roman"/>
+          <w:szCs w:val="21"/>
+          <w:vertAlign w:val="subscript"/>
+        </w:rPr>
+        <w:t>vib</w:t>
+      </w:r>
+      <w:proofErr w:type="spellEnd"/>
+      <w:r>
+        <w:rPr>
+          <w:rFonts w:ascii="Times New Roman" w:hAnsi="Times New Roman" w:cs="Times New Roman" w:hint="eastAsia"/>
+          <w:szCs w:val="21"/>
+        </w:rPr>
+        <w:t>とすると、これらの関係が、</w:t>
+      </w:r>
+      <w:r>
+        <w:rPr>
+          <w:rFonts w:hint="eastAsia"/>
+        </w:rPr>
+        <w:t>E</w:t>
+      </w:r>
+      <w:r>
+        <w:rPr>
+          <w:vertAlign w:val="subscript"/>
+        </w:rPr>
+        <w:t>LP</w:t>
+      </w:r>
+      <w:r>
+        <w:t>(</w:t>
+      </w:r>
+      <w:r>
+        <w:rPr>
+          <w:rFonts w:ascii="Times New Roman" w:hAnsi="Times New Roman" w:cs="Times New Roman"/>
+          <w:i/>
+          <w:szCs w:val="21"/>
+        </w:rPr>
+        <w:t>k</w:t>
+      </w:r>
+      <w:r>
+        <w:rPr>
+          <w:rFonts w:ascii="Times New Roman" w:hAnsi="Times New Roman" w:cs="Times New Roman"/>
+          <w:szCs w:val="21"/>
+          <w:vertAlign w:val="subscript"/>
+        </w:rPr>
+        <w:t>//</w:t>
+      </w:r>
+      <w:r>
+        <w:rPr>
+          <w:rFonts w:ascii="ＭＳ 明朝" w:eastAsia="ＭＳ 明朝" w:hAnsi="ＭＳ 明朝" w:cs="ＭＳ 明朝" w:hint="eastAsia"/>
+          <w:szCs w:val="21"/>
+        </w:rPr>
+        <w:t>＝</w:t>
+      </w:r>
+      <w:r>
+        <w:rPr>
+          <w:rFonts w:ascii="Times New Roman" w:hAnsi="Times New Roman" w:cs="Times New Roman" w:hint="eastAsia"/>
+          <w:szCs w:val="21"/>
+        </w:rPr>
+        <w:t>０</w:t>
+      </w:r>
+      <w:r>
+        <w:rPr>
+          <w:rFonts w:ascii="Times New Roman" w:hAnsi="Times New Roman" w:cs="Times New Roman" w:hint="eastAsia"/>
+          <w:szCs w:val="21"/>
+        </w:rPr>
+        <w:t xml:space="preserve">) </w:t>
+      </w:r>
+      <w:r>
+        <w:rPr>
+          <w:rFonts w:ascii="Times New Roman" w:hAnsi="Times New Roman" w:cs="Times New Roman"/>
+          <w:szCs w:val="21"/>
+        </w:rPr>
+        <w:t xml:space="preserve">= </w:t>
+      </w:r>
+      <w:r>
+        <w:rPr>
+          <w:rFonts w:ascii="Times New Roman" w:hAnsi="Times New Roman" w:cs="Times New Roman" w:hint="eastAsia"/>
+          <w:szCs w:val="21"/>
+        </w:rPr>
+        <w:t>E</w:t>
+      </w:r>
+      <w:r>
+        <w:rPr>
+          <w:rFonts w:ascii="Times New Roman" w:hAnsi="Times New Roman" w:cs="Times New Roman"/>
+          <w:szCs w:val="21"/>
+          <w:vertAlign w:val="subscript"/>
+        </w:rPr>
+        <w:t>0-0</w:t>
+      </w:r>
+      <w:r>
+        <w:rPr>
+          <w:rFonts w:ascii="Times New Roman" w:hAnsi="Times New Roman" w:cs="Times New Roman"/>
+          <w:szCs w:val="21"/>
+        </w:rPr>
+        <w:t>(</w:t>
+      </w:r>
+      <w:r>
+        <w:rPr>
+          <w:rFonts w:ascii="Times New Roman" w:hAnsi="Times New Roman" w:cs="Times New Roman"/>
+          <w:i/>
+          <w:szCs w:val="21"/>
+        </w:rPr>
+        <w:t>k</w:t>
+      </w:r>
+      <w:r>
+        <w:rPr>
+          <w:rFonts w:ascii="Times New Roman" w:hAnsi="Times New Roman" w:cs="Times New Roman"/>
+          <w:szCs w:val="21"/>
+          <w:vertAlign w:val="subscript"/>
+        </w:rPr>
+        <w:t>//</w:t>
+      </w:r>
+      <w:r>
+        <w:rPr>
+          <w:rFonts w:ascii="ＭＳ 明朝" w:eastAsia="ＭＳ 明朝" w:hAnsi="ＭＳ 明朝" w:cs="ＭＳ 明朝" w:hint="eastAsia"/>
+          <w:szCs w:val="21"/>
+        </w:rPr>
+        <w:t>≠</w:t>
+      </w:r>
+      <w:r>
+        <w:rPr>
+          <w:rFonts w:ascii="Times New Roman" w:hAnsi="Times New Roman" w:cs="Times New Roman" w:hint="eastAsia"/>
+          <w:szCs w:val="21"/>
+        </w:rPr>
+        <w:t>０</w:t>
+      </w:r>
+      <w:r>
+        <w:rPr>
+          <w:rFonts w:ascii="Times New Roman" w:hAnsi="Times New Roman" w:cs="Times New Roman"/>
+          <w:szCs w:val="21"/>
+        </w:rPr>
+        <w:t xml:space="preserve">) </w:t>
+      </w:r>
+      <w:r>
+        <w:rPr>
+          <w:rFonts w:ascii="ＭＳ 明朝" w:eastAsia="ＭＳ 明朝" w:hAnsi="ＭＳ 明朝" w:cs="Times New Roman"/>
+          <w:szCs w:val="21"/>
+        </w:rPr>
+        <w:t>-</w:t>
+      </w:r>
+      <w:r>
+        <w:rPr>
+          <w:rFonts w:ascii="Times New Roman" w:hAnsi="Times New Roman" w:cs="Times New Roman"/>
+          <w:szCs w:val="21"/>
+        </w:rPr>
+        <w:t xml:space="preserve"> </w:t>
+      </w:r>
+      <w:proofErr w:type="spellStart"/>
+      <w:r>
+        <w:rPr>
+          <w:rFonts w:ascii="Times New Roman" w:hAnsi="Times New Roman" w:cs="Times New Roman" w:hint="eastAsia"/>
+          <w:szCs w:val="21"/>
+        </w:rPr>
+        <w:t>E</w:t>
+      </w:r>
+      <w:r>
+        <w:rPr>
+          <w:rFonts w:ascii="Times New Roman" w:hAnsi="Times New Roman" w:cs="Times New Roman"/>
+          <w:szCs w:val="21"/>
+          <w:vertAlign w:val="subscript"/>
+        </w:rPr>
+        <w:t>vib</w:t>
+      </w:r>
+      <w:proofErr w:type="spellEnd"/>
+      <w:r>
+        <w:rPr>
+          <w:rFonts w:ascii="Times New Roman" w:hAnsi="Times New Roman" w:cs="Times New Roman" w:hint="eastAsia"/>
+          <w:szCs w:val="21"/>
+        </w:rPr>
+        <w:t>であれば、効率よく</w:t>
+      </w:r>
+      <w:r>
+        <w:rPr>
+          <w:rFonts w:ascii="Times New Roman" w:hAnsi="Times New Roman" w:cs="Times New Roman" w:hint="eastAsia"/>
+          <w:szCs w:val="21"/>
+        </w:rPr>
+        <w:t>LPB</w:t>
+      </w:r>
+      <w:r>
+        <w:t>(</w:t>
+      </w:r>
+      <w:r>
+        <w:rPr>
+          <w:rFonts w:ascii="Times New Roman" w:hAnsi="Times New Roman" w:cs="Times New Roman"/>
+          <w:i/>
+          <w:szCs w:val="21"/>
+        </w:rPr>
+        <w:t>k</w:t>
+      </w:r>
+      <w:r>
+        <w:rPr>
+          <w:rFonts w:ascii="Times New Roman" w:hAnsi="Times New Roman" w:cs="Times New Roman"/>
+          <w:szCs w:val="21"/>
+          <w:vertAlign w:val="subscript"/>
+        </w:rPr>
+        <w:t>//</w:t>
+      </w:r>
+      <w:r>
+        <w:rPr>
+          <w:rFonts w:ascii="ＭＳ 明朝" w:eastAsia="ＭＳ 明朝" w:hAnsi="ＭＳ 明朝" w:cs="ＭＳ 明朝" w:hint="eastAsia"/>
+          <w:szCs w:val="21"/>
+        </w:rPr>
+        <w:t>＝</w:t>
+      </w:r>
+      <w:r>
+        <w:rPr>
+          <w:rFonts w:ascii="Times New Roman" w:hAnsi="Times New Roman" w:cs="Times New Roman" w:hint="eastAsia"/>
+          <w:szCs w:val="21"/>
+        </w:rPr>
+        <w:t>０</w:t>
+      </w:r>
+      <w:r>
+        <w:rPr>
+          <w:rFonts w:ascii="Times New Roman" w:hAnsi="Times New Roman" w:cs="Times New Roman" w:hint="eastAsia"/>
+          <w:szCs w:val="21"/>
+        </w:rPr>
+        <w:t>)</w:t>
+      </w:r>
+      <w:r>
+        <w:rPr>
+          <w:rFonts w:ascii="Times New Roman" w:hAnsi="Times New Roman" w:cs="Times New Roman" w:hint="eastAsia"/>
+          <w:szCs w:val="21"/>
+        </w:rPr>
+        <w:t>へと緩和することが知られている。本研究では共振器長を変化させ、</w:t>
+      </w:r>
+      <w:r>
+        <w:rPr>
+          <w:rFonts w:ascii="Times New Roman" w:hAnsi="Times New Roman" w:cs="Times New Roman" w:hint="eastAsia"/>
+          <w:szCs w:val="21"/>
+        </w:rPr>
+        <w:t>LPB</w:t>
+      </w:r>
+      <w:r>
+        <w:rPr>
+          <w:rFonts w:ascii="Times New Roman" w:hAnsi="Times New Roman" w:cs="Times New Roman" w:hint="eastAsia"/>
+          <w:szCs w:val="21"/>
+        </w:rPr>
+        <w:t>を上記の最適なエネルギーに調整した。</w:t>
+      </w:r>
+    </w:p>
+    <w:p>
+      <w:pPr>
+        <w:ind w:firstLineChars="100" w:firstLine="210"/>
+        <w:rPr>
+          <w:rFonts w:hint="eastAsia"/>
+          <w:color w:val="000000" w:themeColor="text1"/>
         </w:rPr>
       </w:pPr>
       <w:r>
@@ -2904,18 +2527,18 @@
         <mc:AlternateContent>
           <mc:Choice Requires="wps">
             <w:drawing>
-              <wp:anchor distT="45720" distB="45720" distL="114300" distR="114300" simplePos="0" relativeHeight="251663360" behindDoc="0" locked="0" layoutInCell="1" allowOverlap="1" wp14:anchorId="0F38B937" wp14:editId="1D31628C">
+              <wp:anchor distT="45720" distB="45720" distL="114300" distR="114300" simplePos="0" relativeHeight="251677696" behindDoc="0" locked="0" layoutInCell="1" allowOverlap="1" wp14:anchorId="15075C41" wp14:editId="78651D6E">
                 <wp:simplePos x="0" y="0"/>
                 <wp:positionH relativeFrom="margin">
-                  <wp:posOffset>3172460</wp:posOffset>
+                  <wp:posOffset>3368040</wp:posOffset>
                 </wp:positionH>
                 <wp:positionV relativeFrom="paragraph">
-                  <wp:posOffset>578180</wp:posOffset>
+                  <wp:posOffset>985324</wp:posOffset>
                 </wp:positionV>
-                <wp:extent cx="2369820" cy="1404620"/>
+                <wp:extent cx="2060575" cy="557530"/>
                 <wp:effectExtent l="0" t="0" r="0" b="0"/>
                 <wp:wrapTopAndBottom/>
-                <wp:docPr id="175508187" name="テキスト ボックス 2"/>
+                <wp:docPr id="1584705273" name="テキスト ボックス 2"/>
                 <wp:cNvGraphicFramePr>
                   <a:graphicFrameLocks xmlns:a="http://schemas.openxmlformats.org/drawingml/2006/main"/>
                 </wp:cNvGraphicFramePr>
@@ -2928,7 +2551,7 @@
                       <wps:spPr bwMode="auto">
                         <a:xfrm>
                           <a:off x="0" y="0"/>
-                          <a:ext cx="2369820" cy="1404620"/>
+                          <a:ext cx="2060575" cy="557530"/>
                         </a:xfrm>
                         <a:prstGeom prst="rect">
                           <a:avLst/>
@@ -2974,378 +2597,7 @@
                                 <w:sz w:val="18"/>
                                 <w:szCs w:val="21"/>
                               </w:rPr>
-                              <w:t>：</w:t>
-                            </w:r>
-                            <w:r>
-                              <w:rPr>
-                                <w:rFonts w:hint="eastAsia"/>
-                                <w:sz w:val="18"/>
-                                <w:szCs w:val="21"/>
-                              </w:rPr>
-                              <w:t>発光積分強度の励起光強度依存性</w:t>
-                            </w:r>
-                            <w:r>
-                              <w:rPr>
-                                <w:sz w:val="18"/>
-                                <w:szCs w:val="21"/>
-                              </w:rPr>
-                              <w:br/>
-                            </w:r>
-                            <w:r>
-                              <w:rPr>
-                                <w:rFonts w:hint="eastAsia"/>
-                                <w:sz w:val="18"/>
-                                <w:szCs w:val="21"/>
-                              </w:rPr>
-                              <w:t>縦軸が</w:t>
-                            </w:r>
-                            <w:r>
-                              <w:rPr>
-                                <w:rFonts w:hint="eastAsia"/>
-                                <w:sz w:val="18"/>
-                                <w:szCs w:val="21"/>
-                              </w:rPr>
-                              <w:t>発光積分強度</w:t>
-                            </w:r>
-                            <w:r>
-                              <w:rPr>
-                                <w:rFonts w:hint="eastAsia"/>
-                                <w:sz w:val="18"/>
-                                <w:szCs w:val="21"/>
-                              </w:rPr>
-                              <w:t>、横軸が</w:t>
-                            </w:r>
-                            <w:r>
-                              <w:rPr>
-                                <w:rFonts w:hint="eastAsia"/>
-                                <w:sz w:val="18"/>
-                                <w:szCs w:val="21"/>
-                              </w:rPr>
-                              <w:t>励起光強度</w:t>
-                            </w:r>
-                          </w:p>
-                        </w:txbxContent>
-                      </wps:txbx>
-                      <wps:bodyPr rot="0" vert="horz" wrap="square" lIns="91440" tIns="45720" rIns="91440" bIns="45720" anchor="t" anchorCtr="0">
-                        <a:spAutoFit/>
-                      </wps:bodyPr>
-                    </wps:wsp>
-                  </a:graphicData>
-                </a:graphic>
-                <wp14:sizeRelH relativeFrom="margin">
-                  <wp14:pctWidth>0</wp14:pctWidth>
-                </wp14:sizeRelH>
-                <wp14:sizeRelV relativeFrom="margin">
-                  <wp14:pctHeight>20000</wp14:pctHeight>
-                </wp14:sizeRelV>
-              </wp:anchor>
-            </w:drawing>
-          </mc:Choice>
-          <mc:Fallback>
-            <w:pict>
-              <v:shape w14:anchorId="0F38B937" id="_x0000_s1027" type="#_x0000_t202" style="position:absolute;left:0;text-align:left;margin-left:249.8pt;margin-top:45.55pt;width:186.6pt;height:110.6pt;z-index:251663360;visibility:visible;mso-wrap-style:square;mso-width-percent:0;mso-height-percent:200;mso-wrap-distance-left:9pt;mso-wrap-distance-top:3.6pt;mso-wrap-distance-right:9pt;mso-wrap-distance-bottom:3.6pt;mso-position-horizontal:absolute;mso-position-horizontal-relative:margin;mso-position-vertical:absolute;mso-position-vertical-relative:text;mso-width-percent:0;mso-height-percent:200;mso-width-relative:margin;mso-height-relative:margin;v-text-anchor:top" o:gfxdata="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" stroked="f">
-                <v:textbox style="mso-fit-shape-to-text:t">
-                  <w:txbxContent>
-                    <w:p>
-                      <w:pPr>
-                        <w:rPr>
-                          <w:sz w:val="16"/>
-                          <w:szCs w:val="20"/>
-                        </w:rPr>
-                      </w:pPr>
-                      <w:r>
-                        <w:rPr>
-                          <w:rFonts w:hint="eastAsia"/>
-                          <w:sz w:val="18"/>
-                          <w:szCs w:val="21"/>
-                        </w:rPr>
-                        <w:t>図</w:t>
-                      </w:r>
-                      <w:r>
-                        <w:rPr>
-                          <w:rFonts w:hint="eastAsia"/>
-                          <w:sz w:val="18"/>
-                          <w:szCs w:val="21"/>
-                        </w:rPr>
-                        <w:t>2</w:t>
-                      </w:r>
-                      <w:r>
-                        <w:rPr>
-                          <w:rFonts w:hint="eastAsia"/>
-                          <w:sz w:val="18"/>
-                          <w:szCs w:val="21"/>
-                        </w:rPr>
-                        <w:t>：</w:t>
-                      </w:r>
-                      <w:r>
-                        <w:rPr>
-                          <w:rFonts w:hint="eastAsia"/>
-                          <w:sz w:val="18"/>
-                          <w:szCs w:val="21"/>
-                        </w:rPr>
-                        <w:t>発光積分強度の励起光強度依存性</w:t>
-                      </w:r>
-                      <w:r>
-                        <w:rPr>
-                          <w:sz w:val="18"/>
-                          <w:szCs w:val="21"/>
-                        </w:rPr>
-                        <w:br/>
-                      </w:r>
-                      <w:r>
-                        <w:rPr>
-                          <w:rFonts w:hint="eastAsia"/>
-                          <w:sz w:val="18"/>
-                          <w:szCs w:val="21"/>
-                        </w:rPr>
-                        <w:t>縦軸が</w:t>
-                      </w:r>
-                      <w:r>
-                        <w:rPr>
-                          <w:rFonts w:hint="eastAsia"/>
-                          <w:sz w:val="18"/>
-                          <w:szCs w:val="21"/>
-                        </w:rPr>
-                        <w:t>発光積分強度</w:t>
-                      </w:r>
-                      <w:r>
-                        <w:rPr>
-                          <w:rFonts w:hint="eastAsia"/>
-                          <w:sz w:val="18"/>
-                          <w:szCs w:val="21"/>
-                        </w:rPr>
-                        <w:t>、横軸が</w:t>
-                      </w:r>
-                      <w:r>
-                        <w:rPr>
-                          <w:rFonts w:hint="eastAsia"/>
-                          <w:sz w:val="18"/>
-                          <w:szCs w:val="21"/>
-                        </w:rPr>
-                        <w:t>励起光強度</w:t>
-                      </w:r>
-                    </w:p>
-                  </w:txbxContent>
-                </v:textbox>
-                <w10:wrap type="topAndBottom" anchorx="margin"/>
-              </v:shape>
-            </w:pict>
-          </mc:Fallback>
-        </mc:AlternateContent>
-      </w:r>
-      <w:r>
-        <w:rPr>
-          <w:color w:val="FF0000"/>
-        </w:rPr>
-        <w:t>本研究で用いたマイクロキャビティの基礎的な光学特性を評価するため、転送行列法（Transfer Matrix Method: TMM）を用いた1次元多層膜シミュレーションを構築した。誘電体多層膜</w:t>
-      </w:r>
-      <w:r>
-        <w:rPr>
-          <w:rFonts w:hint="eastAsia"/>
-          <w:color w:val="FF0000"/>
-        </w:rPr>
-        <w:t>の屈折率分散をもとにして、透過スペクトル測定にフィッティングすることで共振器長を見積もり、マイクロキャビティの制作を行った。</w:t>
-      </w:r>
-    </w:p>
-    <w:p>
-      <w:pPr>
-        <w:rPr>
-          <w:b/>
-          <w:bCs/>
-        </w:rPr>
-      </w:pPr>
-      <w:r>
-        <w:rPr>
-          <w:rFonts w:hint="eastAsia"/>
-          <w:b/>
-          <w:bCs/>
-        </w:rPr>
-        <w:t>3-</w:t>
-      </w:r>
-      <w:r>
-        <w:rPr>
-          <w:b/>
-          <w:bCs/>
-        </w:rPr>
-        <w:t>2. 光学測定系の構築</w:t>
-      </w:r>
-    </w:p>
-    <w:p>
-      <w:pPr>
-        <w:ind w:firstLineChars="100" w:firstLine="210"/>
-      </w:pPr>
-      <w:r>
-        <w:t>極低温（6 K）</w:t>
-      </w:r>
-      <w:r>
-        <w:rPr>
-          <w:rFonts w:hint="eastAsia"/>
-        </w:rPr>
-        <w:t>と</w:t>
-      </w:r>
-      <w:r>
-        <w:t>室温</w:t>
-      </w:r>
-      <w:r>
-        <w:rPr>
-          <w:rFonts w:hint="eastAsia"/>
-        </w:rPr>
-        <w:t>においてLower Polaritonに対する非共鳴励起を行うことによって、ポラリトン凝縮に由来すると思われる発光線の確認に成功した</w:t>
-      </w:r>
-      <w:r>
-        <w:t>。</w:t>
-      </w:r>
-    </w:p>
-    <w:p>
-      <w:pPr>
-        <w:ind w:firstLineChars="100" w:firstLine="210"/>
-      </w:pPr>
-      <w:r>
-        <w:t>励起光源には、繰り返し周波数</w:t>
-      </w:r>
-      <w:r>
-        <w:rPr>
-          <w:rFonts w:hint="eastAsia"/>
-        </w:rPr>
-        <w:t>4</w:t>
-      </w:r>
-      <w:r>
-        <w:t xml:space="preserve"> MHz</w:t>
-      </w:r>
-      <w:r>
-        <w:rPr>
-          <w:rFonts w:hint="eastAsia"/>
-        </w:rPr>
-        <w:t>、励起エネルギー3.39 eV(室温では繰り返し2MHz,励起エネルギー3.35 eV)</w:t>
-      </w:r>
-      <w:r>
-        <w:t>の</w:t>
-      </w:r>
-      <w:proofErr w:type="spellStart"/>
-      <w:r>
-        <w:t>Ti:Sapphire</w:t>
-      </w:r>
-      <w:proofErr w:type="spellEnd"/>
-      <w:r>
-        <w:t>パルスレーザーを用いた。サンプルからの発光は対物レンズで集光し、</w:t>
-      </w:r>
-      <w:r>
-        <w:t>結像レンズとピンホール等を用いた</w:t>
-      </w:r>
-      <w:r>
-        <w:rPr>
-          <w:rFonts w:hint="eastAsia"/>
-        </w:rPr>
-        <w:t>共焦点光学系を用いて測定を行った。</w:t>
-      </w:r>
-    </w:p>
-    <w:p>
-      <w:pPr>
-        <w:ind w:firstLineChars="100" w:firstLine="210"/>
-      </w:pPr>
-      <w:r>
-        <w:t>また、凝縮初期の高速な緩和過程を直接観測するため、ストリークカメラを</w:t>
-      </w:r>
-      <w:r>
-        <w:rPr>
-          <w:rFonts w:hint="eastAsia"/>
-        </w:rPr>
-        <w:t>用いて</w:t>
-      </w:r>
-      <w:r>
-        <w:t>ピコ秒オーダーの時間分解能での発光ダイナミクス測定を実施した。</w:t>
-      </w:r>
-    </w:p>
-    <w:p>
-      <w:pPr>
-        <w:pStyle w:val="a9"/>
-        <w:numPr>
-          <w:ilvl w:val="0"/>
-          <w:numId w:val="1"/>
-        </w:numPr>
-        <w:rPr>
-          <w:sz w:val="20"/>
-          <w:szCs w:val="22"/>
-        </w:rPr>
-      </w:pPr>
-      <w:r>
-        <w:rPr>
-          <w:noProof/>
-        </w:rPr>
-        <mc:AlternateContent>
-          <mc:Choice Requires="wps">
-            <w:drawing>
-              <wp:anchor distT="45720" distB="45720" distL="114300" distR="114300" simplePos="0" relativeHeight="251677696" behindDoc="0" locked="0" layoutInCell="1" allowOverlap="1" wp14:anchorId="15075C41" wp14:editId="12C8786B">
-                <wp:simplePos x="0" y="0"/>
-                <wp:positionH relativeFrom="margin">
-                  <wp:posOffset>3364865</wp:posOffset>
-                </wp:positionH>
-                <wp:positionV relativeFrom="paragraph">
-                  <wp:posOffset>178765</wp:posOffset>
-                </wp:positionV>
-                <wp:extent cx="2060575" cy="1404620"/>
-                <wp:effectExtent l="0" t="0" r="0" b="0"/>
-                <wp:wrapTopAndBottom/>
-                <wp:docPr id="1584705273" name="テキスト ボックス 2"/>
-                <wp:cNvGraphicFramePr>
-                  <a:graphicFrameLocks xmlns:a="http://schemas.openxmlformats.org/drawingml/2006/main"/>
-                </wp:cNvGraphicFramePr>
-                <a:graphic xmlns:a="http://schemas.openxmlformats.org/drawingml/2006/main">
-                  <a:graphicData uri="http://schemas.microsoft.com/office/word/2010/wordprocessingShape">
-                    <wps:wsp>
-                      <wps:cNvSpPr txBox="1">
-                        <a:spLocks noChangeArrowheads="1"/>
-                      </wps:cNvSpPr>
-                      <wps:spPr bwMode="auto">
-                        <a:xfrm>
-                          <a:off x="0" y="0"/>
-                          <a:ext cx="2060575" cy="1404620"/>
-                        </a:xfrm>
-                        <a:prstGeom prst="rect">
-                          <a:avLst/>
-                        </a:prstGeom>
-                        <a:solidFill>
-                          <a:srgbClr val="FFFFFF"/>
-                        </a:solidFill>
-                        <a:ln w="9525">
-                          <a:noFill/>
-                          <a:miter lim="800000"/>
-                          <a:headEnd/>
-                          <a:tailEnd/>
-                        </a:ln>
-                      </wps:spPr>
-                      <wps:txbx>
-                        <w:txbxContent>
-                          <w:p>
-                            <w:pPr>
-                              <w:rPr>
-                                <w:sz w:val="16"/>
-                                <w:szCs w:val="20"/>
-                              </w:rPr>
-                            </w:pPr>
-                            <w:r>
-                              <w:rPr>
-                                <w:rFonts w:hint="eastAsia"/>
-                                <w:sz w:val="18"/>
-                                <w:szCs w:val="21"/>
-                              </w:rPr>
-                              <w:t>図</w:t>
-                            </w:r>
-                            <w:r>
-                              <w:rPr>
-                                <w:rFonts w:hint="eastAsia"/>
-                                <w:sz w:val="18"/>
-                                <w:szCs w:val="21"/>
-                              </w:rPr>
-                              <w:t>3</w:t>
-                            </w:r>
-                            <w:r>
-                              <w:rPr>
-                                <w:rFonts w:hint="eastAsia"/>
-                                <w:sz w:val="18"/>
-                                <w:szCs w:val="21"/>
-                              </w:rPr>
-                              <w:t>：</w:t>
+                              <w:t xml:space="preserve">　</w:t>
                             </w:r>
                             <w:r>
                               <w:rPr>
@@ -3406,7 +2658,7 @@
           </mc:Choice>
           <mc:Fallback>
             <w:pict>
-              <v:shape w14:anchorId="15075C41" id="_x0000_s1028" type="#_x0000_t202" style="position:absolute;left:0;text-align:left;margin-left:264.95pt;margin-top:14.1pt;width:162.25pt;height:110.6pt;z-index:251677696;visibility:visible;mso-wrap-style:square;mso-width-percent:0;mso-height-percent:200;mso-wrap-distance-left:9pt;mso-wrap-distance-top:3.6pt;mso-wrap-distance-right:9pt;mso-wrap-distance-bottom:3.6pt;mso-position-horizontal:absolute;mso-position-horizontal-relative:margin;mso-position-vertical:absolute;mso-position-vertical-relative:text;mso-width-percent:0;mso-height-percent:200;mso-width-relative:margin;mso-height-relative:margin;v-text-anchor:top" o:gfxdata="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" stroked="f">
+              <v:shape w14:anchorId="15075C41" id="_x0000_s1027" type="#_x0000_t202" style="position:absolute;left:0;text-align:left;margin-left:265.2pt;margin-top:77.6pt;width:162.25pt;height:43.9pt;z-index:251677696;visibility:visible;mso-wrap-style:square;mso-width-percent:0;mso-height-percent:200;mso-wrap-distance-left:9pt;mso-wrap-distance-top:3.6pt;mso-wrap-distance-right:9pt;mso-wrap-distance-bottom:3.6pt;mso-position-horizontal:absolute;mso-position-horizontal-relative:margin;mso-position-vertical:absolute;mso-position-vertical-relative:text;mso-width-percent:0;mso-height-percent:200;mso-width-relative:margin;mso-height-relative:margin;v-text-anchor:top" o:gfxdata="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" stroked="f">
                 <v:textbox style="mso-fit-shape-to-text:t">
                   <w:txbxContent>
                     <w:p>
@@ -3430,7 +2682,7 @@
                           <w:sz w:val="18"/>
                           <w:szCs w:val="21"/>
                         </w:rPr>
-                        <w:t>3</w:t>
+                        <w:t>2</w:t>
                       </w:r>
                       <w:r>
                         <w:rPr>
@@ -3438,7 +2690,7 @@
                           <w:sz w:val="18"/>
                           <w:szCs w:val="21"/>
                         </w:rPr>
-                        <w:t>：</w:t>
+                        <w:t xml:space="preserve">　</w:t>
                       </w:r>
                       <w:r>
                         <w:rPr>
@@ -3489,11 +2741,147 @@
         </mc:AlternateContent>
       </w:r>
       <w:r>
-        <w:rPr>
-          <w:sz w:val="22"/>
-          <w:szCs w:val="28"/>
-        </w:rPr>
-        <w:t>実験結果と考察</w:t>
+        <w:t>上記のような</w:t>
+      </w:r>
+      <w:r>
+        <w:rPr>
+          <w:rFonts w:ascii="Times New Roman" w:hAnsi="Times New Roman" w:cs="Times New Roman" w:hint="eastAsia"/>
+          <w:szCs w:val="21"/>
+        </w:rPr>
+        <w:t>LPB</w:t>
+      </w:r>
+      <w:r>
+        <w:rPr>
+          <w:rFonts w:ascii="Times New Roman" w:hAnsi="Times New Roman" w:cs="Times New Roman"/>
+          <w:i/>
+          <w:szCs w:val="21"/>
+        </w:rPr>
+        <w:t xml:space="preserve"> </w:t>
+      </w:r>
+      <w:r>
+        <w:t>(</w:t>
+      </w:r>
+      <w:r>
+        <w:rPr>
+          <w:rFonts w:ascii="Times New Roman" w:hAnsi="Times New Roman" w:cs="Times New Roman"/>
+          <w:i/>
+          <w:szCs w:val="21"/>
+        </w:rPr>
+        <w:t>k</w:t>
+      </w:r>
+      <w:r>
+        <w:rPr>
+          <w:rFonts w:ascii="Times New Roman" w:hAnsi="Times New Roman" w:cs="Times New Roman"/>
+          <w:szCs w:val="21"/>
+          <w:vertAlign w:val="subscript"/>
+        </w:rPr>
+        <w:t>//</w:t>
+      </w:r>
+      <w:r>
+        <w:rPr>
+          <w:rFonts w:ascii="ＭＳ 明朝" w:eastAsia="ＭＳ 明朝" w:hAnsi="ＭＳ 明朝" w:cs="ＭＳ 明朝" w:hint="eastAsia"/>
+          <w:szCs w:val="21"/>
+        </w:rPr>
+        <w:t>＝</w:t>
+      </w:r>
+      <w:r>
+        <w:rPr>
+          <w:rFonts w:ascii="Times New Roman" w:hAnsi="Times New Roman" w:cs="Times New Roman" w:hint="eastAsia"/>
+          <w:szCs w:val="21"/>
+        </w:rPr>
+        <w:t>０</w:t>
+      </w:r>
+      <w:r>
+        <w:rPr>
+          <w:rFonts w:ascii="Times New Roman" w:hAnsi="Times New Roman" w:cs="Times New Roman" w:hint="eastAsia"/>
+          <w:szCs w:val="21"/>
+        </w:rPr>
+        <w:t>)</w:t>
+      </w:r>
+      <w:r>
+        <w:t>への緩和および凝縮過程を微視的に記述するため、これまでも量子マスター方程式等を用いた理論的アプローチが試みられてきた</w:t>
+      </w:r>
+      <w:r>
+        <w:rPr>
+          <w:rFonts w:hint="eastAsia"/>
+        </w:rPr>
+        <w:t>[5]</w:t>
+      </w:r>
+      <w:r>
+        <w:t>。</w:t>
+      </w:r>
+      <w:r>
+        <w:rPr>
+          <w:color w:val="000000" w:themeColor="text1"/>
+        </w:rPr>
+        <w:t>このモデルは、ポラリトンレーザー発振における非線形な閾値の出現</w:t>
+      </w:r>
+      <w:r>
+        <w:rPr>
+          <w:rFonts w:hint="eastAsia"/>
+          <w:color w:val="000000" w:themeColor="text1"/>
+        </w:rPr>
+        <w:t>を適切に記述することに成功している[5]。</w:t>
+      </w:r>
+    </w:p>
+    <w:p>
+      <w:pPr>
+        <w:rPr>
+          <w:b/>
+          <w:bCs/>
+        </w:rPr>
+      </w:pPr>
+      <w:r>
+        <w:rPr>
+          <w:rFonts w:hint="eastAsia"/>
+          <w:b/>
+          <w:bCs/>
+        </w:rPr>
+        <w:t>2</w:t>
+      </w:r>
+      <w:r>
+        <w:rPr>
+          <w:rFonts w:hint="eastAsia"/>
+          <w:b/>
+          <w:bCs/>
+        </w:rPr>
+        <w:t>-</w:t>
+      </w:r>
+      <w:r>
+        <w:rPr>
+          <w:b/>
+          <w:bCs/>
+        </w:rPr>
+        <w:t>2. 光学測定系の構築</w:t>
+      </w:r>
+    </w:p>
+    <w:p>
+      <w:pPr>
+        <w:ind w:firstLineChars="100" w:firstLine="210"/>
+        <w:rPr>
+          <w:rFonts w:hint="eastAsia"/>
+        </w:rPr>
+      </w:pPr>
+      <w:r>
+        <w:t>極低温（6 K）</w:t>
+      </w:r>
+      <w:r>
+        <w:rPr>
+          <w:rFonts w:hint="eastAsia"/>
+        </w:rPr>
+        <w:t>と</w:t>
+      </w:r>
+      <w:r>
+        <w:t>室温</w:t>
+      </w:r>
+      <w:r>
+        <w:rPr>
+          <w:rFonts w:hint="eastAsia"/>
+        </w:rPr>
+        <w:t>においてLower Polaritonに対する非共鳴励起を行うことによって、ポラリトン凝縮に由来すると思われる発光線の確認に成功した</w:t>
+      </w:r>
+      <w:r>
+        <w:t>。</w:t>
       </w:r>
     </w:p>
     <w:p>
@@ -3501,15 +2889,41 @@
         <w:ind w:firstLineChars="100" w:firstLine="210"/>
       </w:pPr>
       <w:r>
-        <w:t>本章では、作製したアントラセンマイクロキャビティにおける発光特性と、時間分解測定によって得られたポラリトン凝縮のダイナミクスに関する結果を議論する。</w:t>
+        <w:t>励起光源には、繰り返し周波数</w:t>
+      </w:r>
+      <w:r>
+        <w:rPr>
+          <w:rFonts w:hint="eastAsia"/>
+        </w:rPr>
+        <w:t>4</w:t>
+      </w:r>
+      <w:r>
+        <w:t xml:space="preserve"> MHz</w:t>
+      </w:r>
+      <w:r>
+        <w:rPr>
+          <w:rFonts w:hint="eastAsia"/>
+        </w:rPr>
+        <w:t>、励起エネルギー3.39 eV(室温では繰り返し2MHz,励起エネルギー3.35 eV)</w:t>
+      </w:r>
+      <w:r>
+        <w:t>のTi:Sapphireパルスレーザーを用いた。サンプルからの発光は対物レンズで集光し、</w:t>
+      </w:r>
+      <w:r>
+        <w:t>結像レンズとピンホール等を用いた</w:t>
+      </w:r>
+      <w:r>
+        <w:rPr>
+          <w:rFonts w:hint="eastAsia"/>
+        </w:rPr>
+        <w:t>共焦点光学系を用いて測定を行った。</w:t>
       </w:r>
     </w:p>
     <w:p>
       <w:pPr>
-        <w:ind w:left="412" w:hangingChars="200" w:hanging="412"/>
-        <w:rPr>
-          <w:b/>
-          <w:bCs/>
+        <w:ind w:firstLineChars="100" w:firstLine="210"/>
+        <w:rPr>
+          <w:rFonts w:hint="eastAsia"/>
         </w:rPr>
       </w:pPr>
       <w:r>
@@ -3519,16 +2933,16 @@
           <w:noProof/>
         </w:rPr>
         <w:drawing>
-          <wp:anchor distT="0" distB="0" distL="114300" distR="114300" simplePos="0" relativeHeight="251659263" behindDoc="0" locked="0" layoutInCell="1" allowOverlap="1" wp14:anchorId="04F7B3D3" wp14:editId="1E806990">
+          <wp:anchor distT="0" distB="0" distL="114300" distR="114300" simplePos="0" relativeHeight="251659263" behindDoc="0" locked="0" layoutInCell="1" allowOverlap="1" wp14:anchorId="04F7B3D3" wp14:editId="697E4B07">
             <wp:simplePos x="0" y="0"/>
             <wp:positionH relativeFrom="column">
-              <wp:posOffset>-123825</wp:posOffset>
+              <wp:posOffset>2986210</wp:posOffset>
             </wp:positionH>
             <wp:positionV relativeFrom="paragraph">
-              <wp:posOffset>226695</wp:posOffset>
+              <wp:posOffset>397022</wp:posOffset>
             </wp:positionV>
-            <wp:extent cx="2744470" cy="2303145"/>
-            <wp:effectExtent l="0" t="0" r="0" b="0"/>
+            <wp:extent cx="2517775" cy="1993265"/>
+            <wp:effectExtent l="0" t="0" r="0" b="6985"/>
             <wp:wrapTopAndBottom/>
             <wp:docPr id="646582522" name="図 5"/>
             <wp:cNvGraphicFramePr>
@@ -3543,15 +2957,15 @@
                       <a:picLocks noChangeAspect="1" noChangeArrowheads="1"/>
                     </pic:cNvPicPr>
                   </pic:nvPicPr>
-                  <pic:blipFill>
-                    <a:blip r:embed="rId6" cstate="print">
+                  <pic:blipFill rotWithShape="1">
+                    <a:blip r:embed="rId7" cstate="print">
                       <a:extLst>
                         <a:ext uri="{28A0092B-C50C-407E-A947-70E740481C1C}">
                           <a14:useLocalDpi xmlns:a14="http://schemas.microsoft.com/office/drawing/2010/main" val="0"/>
                         </a:ext>
                       </a:extLst>
                     </a:blip>
-                    <a:srcRect/>
+                    <a:srcRect l="3844" t="4580" b="4693"/>
                     <a:stretch>
                       <a:fillRect/>
                     </a:stretch>
@@ -3559,7 +2973,7 @@
                   <pic:spPr bwMode="auto">
                     <a:xfrm>
                       <a:off x="0" y="0"/>
-                      <a:ext cx="2744470" cy="2303145"/>
+                      <a:ext cx="2517775" cy="1993265"/>
                     </a:xfrm>
                     <a:prstGeom prst="rect">
                       <a:avLst/>
@@ -3568,45 +2982,399 @@
                     <a:ln>
                       <a:noFill/>
                     </a:ln>
+                    <a:extLst>
+                      <a:ext uri="{53640926-AAD7-44D8-BBD7-CCE9431645EC}">
+                        <a14:shadowObscured xmlns:a14="http://schemas.microsoft.com/office/drawing/2010/main"/>
+                      </a:ext>
+                    </a:extLst>
                   </pic:spPr>
                 </pic:pic>
               </a:graphicData>
             </a:graphic>
+            <wp14:sizeRelH relativeFrom="margin">
+              <wp14:pctWidth>0</wp14:pctWidth>
+            </wp14:sizeRelH>
+            <wp14:sizeRelV relativeFrom="margin">
+              <wp14:pctHeight>0</wp14:pctHeight>
+            </wp14:sizeRelV>
           </wp:anchor>
         </w:drawing>
       </w:r>
       <w:r>
-        <w:rPr>
-          <w:rFonts w:hint="eastAsia"/>
-          <w:b/>
-          <w:bCs/>
-        </w:rPr>
-        <w:t>4-</w:t>
-      </w:r>
-      <w:r>
-        <w:rPr>
-          <w:b/>
-          <w:bCs/>
-        </w:rPr>
-        <w:t xml:space="preserve">1. </w:t>
-      </w:r>
-      <w:r>
-        <w:rPr>
-          <w:rFonts w:hint="eastAsia"/>
-          <w:b/>
-          <w:bCs/>
-        </w:rPr>
-        <w:t>極低温下の</w:t>
-      </w:r>
-      <w:r>
-        <w:rPr>
-          <w:b/>
-          <w:bCs/>
-        </w:rPr>
-        <w:t>ポラリトン凝縮の閾値特性</w:t>
+        <w:t>また、凝縮初期の高速な緩和過程を直接観測するため、ストリークカメラを</w:t>
+      </w:r>
+      <w:r>
+        <w:rPr>
+          <w:rFonts w:hint="eastAsia"/>
+        </w:rPr>
+        <w:t>用いて</w:t>
+      </w:r>
+      <w:r>
+        <w:t>ピコ秒オーダーの時間分解能での発光ダイナミクス測定を実施した。</w:t>
       </w:r>
     </w:p>
     <w:p>
+      <w:pPr>
+        <w:pStyle w:val="a9"/>
+        <w:numPr>
+          <w:ilvl w:val="0"/>
+          <w:numId w:val="1"/>
+        </w:numPr>
+        <w:rPr>
+          <w:rFonts w:hint="eastAsia"/>
+          <w:sz w:val="20"/>
+          <w:szCs w:val="22"/>
+        </w:rPr>
+      </w:pPr>
+      <w:r>
+        <w:rPr>
+          <w:sz w:val="22"/>
+          <w:szCs w:val="28"/>
+        </w:rPr>
+        <w:t>実験結果と考察</w:t>
+      </w:r>
+    </w:p>
+    <w:p>
+      <w:r>
+        <w:rPr>
+          <w:rFonts w:hint="eastAsia"/>
+          <w:b/>
+          <w:bCs/>
+        </w:rPr>
+        <w:t>3</w:t>
+      </w:r>
+      <w:r>
+        <w:rPr>
+          <w:rFonts w:hint="eastAsia"/>
+          <w:b/>
+          <w:bCs/>
+        </w:rPr>
+        <w:t>-</w:t>
+      </w:r>
+      <w:r>
+        <w:rPr>
+          <w:b/>
+          <w:bCs/>
+        </w:rPr>
+        <w:t xml:space="preserve">1. </w:t>
+      </w:r>
+      <w:r>
+        <w:rPr>
+          <w:rFonts w:hint="eastAsia"/>
+          <w:b/>
+          <w:bCs/>
+        </w:rPr>
+        <w:t>極低温下の</w:t>
+      </w:r>
+      <w:r>
+        <w:rPr>
+          <w:b/>
+          <w:bCs/>
+        </w:rPr>
+        <w:t>ポラリトン凝縮の閾値特性</w:t>
+      </w:r>
+    </w:p>
+    <w:p>
+      <w:pPr>
+        <w:ind w:firstLineChars="100" w:firstLine="210"/>
+        <w:rPr>
+          <w:rFonts w:hint="eastAsia"/>
+        </w:rPr>
+      </w:pPr>
+      <w:r>
+        <w:rPr>
+          <w:noProof/>
+        </w:rPr>
+        <mc:AlternateContent>
+          <mc:Choice Requires="wps">
+            <w:drawing>
+              <wp:anchor distT="45720" distB="45720" distL="114300" distR="114300" simplePos="0" relativeHeight="251714560" behindDoc="0" locked="0" layoutInCell="1" allowOverlap="1" wp14:anchorId="44216F6A" wp14:editId="504D0BFA">
+                <wp:simplePos x="0" y="0"/>
+                <wp:positionH relativeFrom="margin">
+                  <wp:posOffset>3207092</wp:posOffset>
+                </wp:positionH>
+                <wp:positionV relativeFrom="paragraph">
+                  <wp:posOffset>780415</wp:posOffset>
+                </wp:positionV>
+                <wp:extent cx="2236470" cy="1404620"/>
+                <wp:effectExtent l="0" t="0" r="0" b="0"/>
+                <wp:wrapTopAndBottom/>
+                <wp:docPr id="175958347" name="テキスト ボックス 2"/>
+                <wp:cNvGraphicFramePr>
+                  <a:graphicFrameLocks xmlns:a="http://schemas.openxmlformats.org/drawingml/2006/main"/>
+                </wp:cNvGraphicFramePr>
+                <a:graphic xmlns:a="http://schemas.openxmlformats.org/drawingml/2006/main">
+                  <a:graphicData uri="http://schemas.microsoft.com/office/word/2010/wordprocessingShape">
+                    <wps:wsp>
+                      <wps:cNvSpPr txBox="1">
+                        <a:spLocks noChangeArrowheads="1"/>
+                      </wps:cNvSpPr>
+                      <wps:spPr bwMode="auto">
+                        <a:xfrm>
+                          <a:off x="0" y="0"/>
+                          <a:ext cx="2236470" cy="1404620"/>
+                        </a:xfrm>
+                        <a:prstGeom prst="rect">
+                          <a:avLst/>
+                        </a:prstGeom>
+                        <a:solidFill>
+                          <a:srgbClr val="FFFFFF"/>
+                        </a:solidFill>
+                        <a:ln w="9525">
+                          <a:noFill/>
+                          <a:miter lim="800000"/>
+                          <a:headEnd/>
+                          <a:tailEnd/>
+                        </a:ln>
+                      </wps:spPr>
+                      <wps:txbx>
+                        <w:txbxContent>
+                          <w:p>
+                            <w:pPr>
+                              <w:ind w:left="540" w:hangingChars="300" w:hanging="540"/>
+                              <w:rPr>
+                                <w:sz w:val="18"/>
+                                <w:szCs w:val="21"/>
+                              </w:rPr>
+                            </w:pPr>
+                            <w:r>
+                              <w:rPr>
+                                <w:rFonts w:hint="eastAsia"/>
+                                <w:sz w:val="18"/>
+                                <w:szCs w:val="21"/>
+                              </w:rPr>
+                              <w:t>図</w:t>
+                            </w:r>
+                            <w:r>
+                              <w:rPr>
+                                <w:rFonts w:hint="eastAsia"/>
+                                <w:sz w:val="18"/>
+                                <w:szCs w:val="21"/>
+                              </w:rPr>
+                              <w:t>4</w:t>
+                            </w:r>
+                            <w:r>
+                              <w:rPr>
+                                <w:rFonts w:hint="eastAsia"/>
+                                <w:sz w:val="18"/>
+                                <w:szCs w:val="21"/>
+                              </w:rPr>
+                              <w:t xml:space="preserve">　6K下における発光積分強度の</w:t>
+                            </w:r>
+                          </w:p>
+                          <w:p>
+                            <w:pPr>
+                              <w:ind w:left="540" w:hangingChars="300" w:hanging="540"/>
+                              <w:rPr>
+                                <w:sz w:val="18"/>
+                                <w:szCs w:val="21"/>
+                              </w:rPr>
+                            </w:pPr>
+                            <w:r>
+                              <w:rPr>
+                                <w:rFonts w:hint="eastAsia"/>
+                                <w:sz w:val="18"/>
+                                <w:szCs w:val="21"/>
+                              </w:rPr>
+                              <w:t>励起光強度依存性。</w:t>
+                            </w:r>
+                          </w:p>
+                          <w:p>
+                            <w:pPr>
+                              <w:ind w:left="540" w:hangingChars="300" w:hanging="540"/>
+                              <w:rPr>
+                                <w:rFonts w:hint="eastAsia"/>
+                                <w:sz w:val="18"/>
+                                <w:szCs w:val="21"/>
+                              </w:rPr>
+                            </w:pPr>
+                            <w:r>
+                              <w:rPr>
+                                <w:rFonts w:hint="eastAsia"/>
+                                <w:sz w:val="18"/>
+                                <w:szCs w:val="21"/>
+                              </w:rPr>
+                              <w:t>縦軸</w:t>
+                            </w:r>
+                            <w:r>
+                              <w:rPr>
+                                <w:rFonts w:hint="eastAsia"/>
+                                <w:sz w:val="18"/>
+                                <w:szCs w:val="21"/>
+                              </w:rPr>
+                              <w:t>は</w:t>
+                            </w:r>
+                            <w:r>
+                              <w:rPr>
+                                <w:rFonts w:hint="eastAsia"/>
+                                <w:sz w:val="18"/>
+                                <w:szCs w:val="21"/>
+                              </w:rPr>
+                              <w:t>強度、横軸</w:t>
+                            </w:r>
+                            <w:r>
+                              <w:rPr>
+                                <w:rFonts w:hint="eastAsia"/>
+                                <w:sz w:val="18"/>
+                                <w:szCs w:val="21"/>
+                              </w:rPr>
+                              <w:t>は</w:t>
+                            </w:r>
+                            <w:r>
+                              <w:rPr>
+                                <w:rFonts w:hint="eastAsia"/>
+                                <w:sz w:val="18"/>
+                                <w:szCs w:val="21"/>
+                              </w:rPr>
+                              <w:t>エネルギー</w:t>
+                            </w:r>
+                            <w:r>
+                              <w:rPr>
+                                <w:rFonts w:hint="eastAsia"/>
+                                <w:sz w:val="18"/>
+                                <w:szCs w:val="21"/>
+                              </w:rPr>
+                              <w:t>を表す。</w:t>
+                            </w:r>
+                          </w:p>
+                        </w:txbxContent>
+                      </wps:txbx>
+                      <wps:bodyPr rot="0" vert="horz" wrap="square" lIns="91440" tIns="45720" rIns="91440" bIns="45720" anchor="t" anchorCtr="0">
+                        <a:spAutoFit/>
+                      </wps:bodyPr>
+                    </wps:wsp>
+                  </a:graphicData>
+                </a:graphic>
+                <wp14:sizeRelH relativeFrom="margin">
+                  <wp14:pctWidth>0</wp14:pctWidth>
+                </wp14:sizeRelH>
+                <wp14:sizeRelV relativeFrom="margin">
+                  <wp14:pctHeight>20000</wp14:pctHeight>
+                </wp14:sizeRelV>
+              </wp:anchor>
+            </w:drawing>
+          </mc:Choice>
+          <mc:Fallback>
+            <w:pict>
+              <v:shape w14:anchorId="44216F6A" id="_x0000_s1028" type="#_x0000_t202" style="position:absolute;left:0;text-align:left;margin-left:252.55pt;margin-top:61.45pt;width:176.1pt;height:110.6pt;z-index:251714560;visibility:visible;mso-wrap-style:square;mso-width-percent:0;mso-height-percent:200;mso-wrap-distance-left:9pt;mso-wrap-distance-top:3.6pt;mso-wrap-distance-right:9pt;mso-wrap-distance-bottom:3.6pt;mso-position-horizontal:absolute;mso-position-horizontal-relative:margin;mso-position-vertical:absolute;mso-position-vertical-relative:text;mso-width-percent:0;mso-height-percent:200;mso-width-relative:margin;mso-height-relative:margin;v-text-anchor:top" o:gfxdata="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" stroked="f">
+                <v:textbox style="mso-fit-shape-to-text:t">
+                  <w:txbxContent>
+                    <w:p>
+                      <w:pPr>
+                        <w:ind w:left="540" w:hangingChars="300" w:hanging="540"/>
+                        <w:rPr>
+                          <w:sz w:val="18"/>
+                          <w:szCs w:val="21"/>
+                        </w:rPr>
+                      </w:pPr>
+                      <w:r>
+                        <w:rPr>
+                          <w:rFonts w:hint="eastAsia"/>
+                          <w:sz w:val="18"/>
+                          <w:szCs w:val="21"/>
+                        </w:rPr>
+                        <w:t>図</w:t>
+                      </w:r>
+                      <w:r>
+                        <w:rPr>
+                          <w:rFonts w:hint="eastAsia"/>
+                          <w:sz w:val="18"/>
+                          <w:szCs w:val="21"/>
+                        </w:rPr>
+                        <w:t>4</w:t>
+                      </w:r>
+                      <w:r>
+                        <w:rPr>
+                          <w:rFonts w:hint="eastAsia"/>
+                          <w:sz w:val="18"/>
+                          <w:szCs w:val="21"/>
+                        </w:rPr>
+                        <w:t xml:space="preserve">　6K下における発光積分強度の</w:t>
+                      </w:r>
+                    </w:p>
+                    <w:p>
+                      <w:pPr>
+                        <w:ind w:left="540" w:hangingChars="300" w:hanging="540"/>
+                        <w:rPr>
+                          <w:sz w:val="18"/>
+                          <w:szCs w:val="21"/>
+                        </w:rPr>
+                      </w:pPr>
+                      <w:r>
+                        <w:rPr>
+                          <w:rFonts w:hint="eastAsia"/>
+                          <w:sz w:val="18"/>
+                          <w:szCs w:val="21"/>
+                        </w:rPr>
+                        <w:t>励起光強度依存性。</w:t>
+                      </w:r>
+                    </w:p>
+                    <w:p>
+                      <w:pPr>
+                        <w:ind w:left="540" w:hangingChars="300" w:hanging="540"/>
+                        <w:rPr>
+                          <w:rFonts w:hint="eastAsia"/>
+                          <w:sz w:val="18"/>
+                          <w:szCs w:val="21"/>
+                        </w:rPr>
+                      </w:pPr>
+                      <w:r>
+                        <w:rPr>
+                          <w:rFonts w:hint="eastAsia"/>
+                          <w:sz w:val="18"/>
+                          <w:szCs w:val="21"/>
+                        </w:rPr>
+                        <w:t>縦軸</w:t>
+                      </w:r>
+                      <w:r>
+                        <w:rPr>
+                          <w:rFonts w:hint="eastAsia"/>
+                          <w:sz w:val="18"/>
+                          <w:szCs w:val="21"/>
+                        </w:rPr>
+                        <w:t>は</w:t>
+                      </w:r>
+                      <w:r>
+                        <w:rPr>
+                          <w:rFonts w:hint="eastAsia"/>
+                          <w:sz w:val="18"/>
+                          <w:szCs w:val="21"/>
+                        </w:rPr>
+                        <w:t>強度、横軸</w:t>
+                      </w:r>
+                      <w:r>
+                        <w:rPr>
+                          <w:rFonts w:hint="eastAsia"/>
+                          <w:sz w:val="18"/>
+                          <w:szCs w:val="21"/>
+                        </w:rPr>
+                        <w:t>は</w:t>
+                      </w:r>
+                      <w:r>
+                        <w:rPr>
+                          <w:rFonts w:hint="eastAsia"/>
+                          <w:sz w:val="18"/>
+                          <w:szCs w:val="21"/>
+                        </w:rPr>
+                        <w:t>エネルギー</w:t>
+                      </w:r>
+                      <w:r>
+                        <w:rPr>
+                          <w:rFonts w:hint="eastAsia"/>
+                          <w:sz w:val="18"/>
+                          <w:szCs w:val="21"/>
+                        </w:rPr>
+                        <w:t>を表す。</w:t>
+                      </w:r>
+                    </w:p>
+                  </w:txbxContent>
+                </v:textbox>
+                <w10:wrap type="topAndBottom" anchorx="margin"/>
+              </v:shape>
+            </w:pict>
+          </mc:Fallback>
+        </mc:AlternateContent>
+      </w:r>
       <w:r>
         <w:t>図</w:t>
       </w:r>
@@ -3623,6 +3391,12 @@
         <w:rPr>
           <w:rFonts w:hint="eastAsia"/>
         </w:rPr>
+        <w:t>下</w:t>
+      </w:r>
+      <w:r>
+        <w:rPr>
+          <w:rFonts w:hint="eastAsia"/>
+        </w:rPr>
         <w:t>に</w:t>
       </w:r>
       <w:r>
@@ -3644,16 +3418,16 @@
         <w:t>によって</w:t>
       </w:r>
       <w:r>
-        <w:t>取得した発光</w:t>
-      </w:r>
-      <w:r>
-        <w:rPr>
-          <w:rFonts w:hint="eastAsia"/>
-        </w:rPr>
-        <w:t>積分</w:t>
-      </w:r>
-      <w:r>
-        <w:t>強度の励起</w:t>
+        <w:t>取得した</w:t>
+      </w:r>
+      <w:r>
+        <w:rPr>
+          <w:rFonts w:hint="eastAsia"/>
+        </w:rPr>
+        <w:t>発光スペクトル</w:t>
+      </w:r>
+      <w:r>
+        <w:t>の励起</w:t>
       </w:r>
       <w:r>
         <w:rPr>
@@ -3662,11 +3436,36 @@
         <w:t>光強度</w:t>
       </w:r>
       <w:r>
-        <w:t>依存性を示す。励起強度を徐々に増加させてい</w:t>
-      </w:r>
-      <w:r>
-        <w:lastRenderedPageBreak/>
-        <w:t xml:space="preserve">くと、約 </w:t>
+        <w:t>依存性を示す。</w:t>
+      </w:r>
+      <w:r>
+        <w:rPr>
+          <w:rFonts w:hint="eastAsia"/>
+        </w:rPr>
+        <w:t>励起強度の増加に伴</w:t>
+      </w:r>
+      <w:r>
+        <w:rPr>
+          <w:rFonts w:hint="eastAsia"/>
+        </w:rPr>
+        <w:t>ってスペクトルの狭窄化がみられ、図２がレーザー発振によって観測されたスペクトルであることの証明になっている。</w:t>
+      </w:r>
+    </w:p>
+    <w:p>
+      <w:r>
+        <w:rPr>
+          <w:rFonts w:hint="eastAsia"/>
+        </w:rPr>
+        <w:t>図3に</w:t>
+      </w:r>
+      <w:r>
+        <w:rPr>
+          <w:rFonts w:hint="eastAsia"/>
+        </w:rPr>
+        <w:t>発光積分強度の励起光強度依存性を示す。</w:t>
+      </w:r>
+      <w:r>
+        <w:t xml:space="preserve">励起強度を徐々に増加させていくと、約 </w:t>
       </w:r>
       <m:oMath>
         <m:r>
@@ -3701,8 +3500,6 @@
           </m:sup>
         </m:sSup>
       </m:oMath>
-      <w:bookmarkStart w:id="0" w:name="_GoBack"/>
-      <w:bookmarkEnd w:id="0"/>
       <w:r>
         <w:t xml:space="preserve"> を境に発光強度の顕著な非線形増大が観測された。この非線形な立ち上がりは、巨視的な基底状態へのポラリトンの大量占有、すなわちポラリトン凝縮が生じている強い証拠である。なお、本実験では</w:t>
       </w:r>
@@ -3710,67 +3507,6 @@
     <w:p>
       <w:r>
         <w:rPr>
-          <w:noProof/>
-        </w:rPr>
-        <w:drawing>
-          <wp:anchor distT="0" distB="0" distL="114300" distR="114300" simplePos="0" relativeHeight="251675648" behindDoc="0" locked="0" layoutInCell="1" allowOverlap="1" wp14:anchorId="09C0ED3D" wp14:editId="31255A94">
-            <wp:simplePos x="0" y="0"/>
-            <wp:positionH relativeFrom="margin">
-              <wp:posOffset>2997022</wp:posOffset>
-            </wp:positionH>
-            <wp:positionV relativeFrom="paragraph">
-              <wp:posOffset>68174</wp:posOffset>
-            </wp:positionV>
-            <wp:extent cx="2744470" cy="2306955"/>
-            <wp:effectExtent l="0" t="0" r="0" b="0"/>
-            <wp:wrapTopAndBottom/>
-            <wp:docPr id="85054393" name="図 6"/>
-            <wp:cNvGraphicFramePr>
-              <a:graphicFrameLocks xmlns:a="http://schemas.openxmlformats.org/drawingml/2006/main" noChangeAspect="1"/>
-            </wp:cNvGraphicFramePr>
-            <a:graphic xmlns:a="http://schemas.openxmlformats.org/drawingml/2006/main">
-              <a:graphicData uri="http://schemas.openxmlformats.org/drawingml/2006/picture">
-                <pic:pic xmlns:pic="http://schemas.openxmlformats.org/drawingml/2006/picture">
-                  <pic:nvPicPr>
-                    <pic:cNvPr id="0" name="Picture 2"/>
-                    <pic:cNvPicPr>
-                      <a:picLocks noChangeAspect="1" noChangeArrowheads="1"/>
-                    </pic:cNvPicPr>
-                  </pic:nvPicPr>
-                  <pic:blipFill>
-                    <a:blip r:embed="rId7" cstate="print">
-                      <a:extLst>
-                        <a:ext uri="{28A0092B-C50C-407E-A947-70E740481C1C}">
-                          <a14:useLocalDpi xmlns:a14="http://schemas.microsoft.com/office/drawing/2010/main" val="0"/>
-                        </a:ext>
-                      </a:extLst>
-                    </a:blip>
-                    <a:srcRect/>
-                    <a:stretch>
-                      <a:fillRect/>
-                    </a:stretch>
-                  </pic:blipFill>
-                  <pic:spPr bwMode="auto">
-                    <a:xfrm>
-                      <a:off x="0" y="0"/>
-                      <a:ext cx="2744470" cy="2306955"/>
-                    </a:xfrm>
-                    <a:prstGeom prst="rect">
-                      <a:avLst/>
-                    </a:prstGeom>
-                    <a:noFill/>
-                    <a:ln>
-                      <a:noFill/>
-                    </a:ln>
-                  </pic:spPr>
-                </pic:pic>
-              </a:graphicData>
-            </a:graphic>
-          </wp:anchor>
-        </w:drawing>
-      </w:r>
-      <w:r>
-        <w:rPr>
           <w:rFonts w:hint="eastAsia"/>
         </w:rPr>
         <w:t>λ/4の厚さを持つ</w:t>
@@ -3793,15 +3529,7 @@
       </w:r>
       <w:proofErr w:type="spellEnd"/>
       <w:r>
-        <w:t>₂/</w:t>
-      </w:r>
-      <w:proofErr w:type="spellStart"/>
-      <w:r>
-        <w:t>SiO</w:t>
-      </w:r>
-      <w:proofErr w:type="spellEnd"/>
-      <w:r>
-        <w:t>₂）7.5ペア</w:t>
+        <w:t>₂/SiO₂）7.5ペア</w:t>
       </w:r>
       <w:r>
         <w:rPr>
@@ -3835,7 +3563,7 @@
     <w:p>
       <w:pPr>
         <w:rPr>
-          <w:color w:val="000000" w:themeColor="text1"/>
+          <w:rFonts w:hint="eastAsia"/>
         </w:rPr>
       </w:pPr>
       <w:r>
@@ -3845,46 +3573,7 @@
         <w:t>いる</w:t>
       </w:r>
       <w:r>
-        <w:t>。したがって、アントラセン活性層に実際に到達し吸収された実効的なエネルギー密度はより小さいと推測される。</w:t>
-      </w:r>
-      <w:r>
-        <w:rPr>
-          <w:rFonts w:hint="eastAsia"/>
-          <w:color w:val="000000" w:themeColor="text1"/>
-        </w:rPr>
-        <w:t>また</w:t>
-      </w:r>
-      <w:r>
-        <w:rPr>
-          <w:color w:val="000000" w:themeColor="text1"/>
-        </w:rPr>
-        <w:t>、閾値以上の励起強度における発光スペクトルの半値全幅（FWHM）</w:t>
-      </w:r>
-      <w:r>
-        <w:rPr>
-          <w:rFonts w:hint="eastAsia"/>
-          <w:color w:val="000000" w:themeColor="text1"/>
-        </w:rPr>
-        <w:t>の</w:t>
-      </w:r>
-      <w:r>
-        <w:rPr>
-          <w:color w:val="000000" w:themeColor="text1"/>
-        </w:rPr>
-        <w:t>狭窄化</w:t>
-      </w:r>
-      <w:r>
-        <w:rPr>
-          <w:rFonts w:hint="eastAsia"/>
-          <w:color w:val="000000" w:themeColor="text1"/>
-        </w:rPr>
-        <w:t>が</w:t>
-      </w:r>
-      <w:r>
-        <w:rPr>
-          <w:color w:val="000000" w:themeColor="text1"/>
-        </w:rPr>
-        <w:t>確認された。</w:t>
+        <w:t>。したがって、アントラセン活性層に実際に吸収された実効的なエネルギー密度はより小さいと推測される。</w:t>
       </w:r>
     </w:p>
     <w:p>
@@ -3900,7 +3589,16 @@
           <w:b/>
           <w:bCs/>
         </w:rPr>
-        <w:t>4-</w:t>
+        <w:lastRenderedPageBreak/>
+        <w:t>3</w:t>
+      </w:r>
+      <w:r>
+        <w:rPr>
+          <w:rFonts w:hint="eastAsia"/>
+          <w:b/>
+          <w:bCs/>
+        </w:rPr>
+        <w:t>-</w:t>
       </w:r>
       <w:r>
         <w:rPr>
@@ -3921,724 +3619,13 @@
         <mc:AlternateContent>
           <mc:Choice Requires="wps">
             <w:drawing>
-              <wp:anchor distT="45720" distB="45720" distL="114300" distR="114300" simplePos="0" relativeHeight="251669504" behindDoc="0" locked="0" layoutInCell="1" allowOverlap="1" wp14:anchorId="40AE211C" wp14:editId="31729A06">
+              <wp:anchor distT="45720" distB="45720" distL="114300" distR="114300" simplePos="0" relativeHeight="251696128" behindDoc="0" locked="0" layoutInCell="1" allowOverlap="1" wp14:anchorId="3E3DD297" wp14:editId="6D66735C">
                 <wp:simplePos x="0" y="0"/>
                 <wp:positionH relativeFrom="margin">
-                  <wp:posOffset>3012440</wp:posOffset>
+                  <wp:posOffset>280865</wp:posOffset>
                 </wp:positionH>
                 <wp:positionV relativeFrom="paragraph">
-                  <wp:posOffset>2511376</wp:posOffset>
-                </wp:positionV>
-                <wp:extent cx="2862580" cy="1404620"/>
-                <wp:effectExtent l="0" t="0" r="0" b="0"/>
-                <wp:wrapTopAndBottom/>
-                <wp:docPr id="2077636686" name="テキスト ボックス 2"/>
-                <wp:cNvGraphicFramePr>
-                  <a:graphicFrameLocks xmlns:a="http://schemas.openxmlformats.org/drawingml/2006/main"/>
-                </wp:cNvGraphicFramePr>
-                <a:graphic xmlns:a="http://schemas.openxmlformats.org/drawingml/2006/main">
-                  <a:graphicData uri="http://schemas.microsoft.com/office/word/2010/wordprocessingShape">
-                    <wps:wsp>
-                      <wps:cNvSpPr txBox="1">
-                        <a:spLocks noChangeArrowheads="1"/>
-                      </wps:cNvSpPr>
-                      <wps:spPr bwMode="auto">
-                        <a:xfrm>
-                          <a:off x="0" y="0"/>
-                          <a:ext cx="2862580" cy="1404620"/>
-                        </a:xfrm>
-                        <a:prstGeom prst="rect">
-                          <a:avLst/>
-                        </a:prstGeom>
-                        <a:solidFill>
-                          <a:srgbClr val="FFFFFF"/>
-                        </a:solidFill>
-                        <a:ln w="9525">
-                          <a:noFill/>
-                          <a:miter lim="800000"/>
-                          <a:headEnd/>
-                          <a:tailEnd/>
-                        </a:ln>
-                      </wps:spPr>
-                      <wps:txbx>
-                        <w:txbxContent>
-                          <w:p>
-                            <w:pPr>
-                              <w:rPr>
-                                <w:sz w:val="16"/>
-                                <w:szCs w:val="20"/>
-                              </w:rPr>
-                            </w:pPr>
-                            <w:r>
-                              <w:rPr>
-                                <w:rFonts w:hint="eastAsia"/>
-                                <w:sz w:val="18"/>
-                                <w:szCs w:val="21"/>
-                              </w:rPr>
-                              <w:t>図</w:t>
-                            </w:r>
-                            <w:r>
-                              <w:rPr>
-                                <w:rFonts w:hint="eastAsia"/>
-                                <w:sz w:val="18"/>
-                                <w:szCs w:val="21"/>
-                              </w:rPr>
-                              <w:t>5</w:t>
-                            </w:r>
-                            <w:r>
-                              <w:rPr>
-                                <w:rFonts w:hint="eastAsia"/>
-                                <w:sz w:val="18"/>
-                                <w:szCs w:val="21"/>
-                              </w:rPr>
-                              <w:t>：</w:t>
-                            </w:r>
-                            <w:r>
-                              <w:rPr>
-                                <w:sz w:val="18"/>
-                                <w:szCs w:val="21"/>
-                              </w:rPr>
-                              <w:t>発光の時間-波長マップ。横軸が波長、縦軸が時間（励起パルス照射時間は約0.2 ns）である。カラーバーは発光強度を表している。</w:t>
-                            </w:r>
-                          </w:p>
-                        </w:txbxContent>
-                      </wps:txbx>
-                      <wps:bodyPr rot="0" vert="horz" wrap="square" lIns="91440" tIns="45720" rIns="91440" bIns="45720" anchor="t" anchorCtr="0">
-                        <a:spAutoFit/>
-                      </wps:bodyPr>
-                    </wps:wsp>
-                  </a:graphicData>
-                </a:graphic>
-                <wp14:sizeRelH relativeFrom="margin">
-                  <wp14:pctWidth>0</wp14:pctWidth>
-                </wp14:sizeRelH>
-                <wp14:sizeRelV relativeFrom="margin">
-                  <wp14:pctHeight>20000</wp14:pctHeight>
-                </wp14:sizeRelV>
-              </wp:anchor>
-            </w:drawing>
-          </mc:Choice>
-          <mc:Fallback xmlns:w16se="http://schemas.microsoft.com/office/word/2015/wordml/symex" xmlns:w16sdtfl="http://schemas.microsoft.com/office/word/2024/wordml/sdtformatlock" xmlns:w16sdtdh="http://schemas.microsoft.com/office/word/2020/wordml/sdtdatahash" xmlns:w16du="http://schemas.microsoft.com/office/word/2023/wordml/word16du" xmlns:w16="http://schemas.microsoft.com/office/word/2018/wordml" xmlns:w16cid="http://schemas.microsoft.com/office/word/2016/wordml/cid" xmlns:w16cex="http://schemas.microsoft.com/office/word/2018/wordml/cex" xmlns:oel="http://schemas.microsoft.com/office/2019/extlst" xmlns:am3d="http://schemas.microsoft.com/office/drawing/2017/model3d" xmlns:aink="http://schemas.microsoft.com/office/drawing/2016/ink" xmlns:cx8="http://schemas.microsoft.com/office/drawing/2016/5/14/chartex" xmlns:cx7="http://schemas.microsoft.com/office/drawing/2016/5/13/chartex" xmlns:cx6="http://schemas.microsoft.com/office/drawing/2016/5/12/chartex" xmlns:cx5="http://schemas.microsoft.com/office/drawing/2016/5/11/chartex" xmlns:cx4="http://schemas.microsoft.com/office/drawing/2016/5/10/chartex" xmlns:cx3="http://schemas.microsoft.com/office/drawing/2016/5/9/chartex" xmlns:cx2="http://schemas.microsoft.com/office/drawing/2015/10/21/chartex" xmlns:cx1="http://schemas.microsoft.com/office/drawing/2015/9/8/chartex" xmlns:cx="http://schemas.microsoft.com/office/drawing/2014/chartex">
-            <w:pict>
-              <v:shape w14:anchorId="40AE211C" id="_x0000_s1029" type="#_x0000_t202" style="position:absolute;left:0;text-align:left;margin-left:237.2pt;margin-top:197.75pt;width:225.4pt;height:110.6pt;z-index:251669504;visibility:visible;mso-wrap-style:square;mso-width-percent:0;mso-height-percent:200;mso-wrap-distance-left:9pt;mso-wrap-distance-top:3.6pt;mso-wrap-distance-right:9pt;mso-wrap-distance-bottom:3.6pt;mso-position-horizontal:absolute;mso-position-horizontal-relative:margin;mso-position-vertical:absolute;mso-position-vertical-relative:text;mso-width-percent:0;mso-height-percent:200;mso-width-relative:margin;mso-height-relative:margin;v-text-anchor:top" o:gfxdata="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" stroked="f">
-                <v:textbox style="mso-fit-shape-to-text:t">
-                  <w:txbxContent>
-                    <w:p>
-                      <w:pPr>
-                        <w:rPr>
-                          <w:sz w:val="16"/>
-                          <w:szCs w:val="20"/>
-                        </w:rPr>
-                      </w:pPr>
-                      <w:r>
-                        <w:rPr>
-                          <w:rFonts w:hint="eastAsia"/>
-                          <w:sz w:val="18"/>
-                          <w:szCs w:val="21"/>
-                        </w:rPr>
-                        <w:t>図</w:t>
-                      </w:r>
-                      <w:r>
-                        <w:rPr>
-                          <w:rFonts w:hint="eastAsia"/>
-                          <w:sz w:val="18"/>
-                          <w:szCs w:val="21"/>
-                        </w:rPr>
-                        <w:t>5</w:t>
-                      </w:r>
-                      <w:r>
-                        <w:rPr>
-                          <w:rFonts w:hint="eastAsia"/>
-                          <w:sz w:val="18"/>
-                          <w:szCs w:val="21"/>
-                        </w:rPr>
-                        <w:t>：</w:t>
-                      </w:r>
-                      <w:r>
-                        <w:rPr>
-                          <w:sz w:val="18"/>
-                          <w:szCs w:val="21"/>
-                        </w:rPr>
-                        <w:t>発光の時間-波長マップ。横軸が波長、縦軸が時間（励起パルス照射時間は約0.2 ns）である。カラーバーは発光強度を表している。</w:t>
-                      </w:r>
-                    </w:p>
-                  </w:txbxContent>
-                </v:textbox>
-                <w10:wrap type="topAndBottom" anchorx="margin"/>
-              </v:shape>
-            </w:pict>
-          </mc:Fallback>
-        </mc:AlternateContent>
-      </w:r>
-      <w:r>
-        <w:rPr>
-          <w:noProof/>
-        </w:rPr>
-        <w:drawing>
-          <wp:anchor distT="0" distB="0" distL="114300" distR="114300" simplePos="0" relativeHeight="251667456" behindDoc="0" locked="0" layoutInCell="1" allowOverlap="1" wp14:anchorId="4F361335" wp14:editId="780460B9">
-            <wp:simplePos x="0" y="0"/>
-            <wp:positionH relativeFrom="margin">
-              <wp:posOffset>3014980</wp:posOffset>
-            </wp:positionH>
-            <wp:positionV relativeFrom="paragraph">
-              <wp:posOffset>229919</wp:posOffset>
-            </wp:positionV>
-            <wp:extent cx="2744470" cy="2340610"/>
-            <wp:effectExtent l="0" t="0" r="0" b="0"/>
-            <wp:wrapTopAndBottom/>
-            <wp:docPr id="48" name="図 47">
-              <a:extLst xmlns:a="http://schemas.openxmlformats.org/drawingml/2006/main">
-                <a:ext uri="{FF2B5EF4-FFF2-40B4-BE49-F238E27FC236}">
-                  <a16:creationId xmlns:a16="http://schemas.microsoft.com/office/drawing/2014/main" xmlns:w16se="http://schemas.microsoft.com/office/word/2015/wordml/symex" xmlns:w16sdtfl="http://schemas.microsoft.com/office/word/2024/wordml/sdtformatlock" xmlns:w16sdtdh="http://schemas.microsoft.com/office/word/2020/wordml/sdtdatahash" xmlns:w16du="http://schemas.microsoft.com/office/word/2023/wordml/word16du" xmlns:w16="http://schemas.microsoft.com/office/word/2018/wordml" xmlns:w16cid="http://schemas.microsoft.com/office/word/2016/wordml/cid" xmlns:w16cex="http://schemas.microsoft.com/office/word/2018/wordml/cex" xmlns:w="http://schemas.openxmlformats.org/wordprocessingml/2006/main" xmlns:w10="urn:schemas-microsoft-com:office:word" xmlns:v="urn:schemas-microsoft-com:vml" xmlns:oel="http://schemas.microsoft.com/office/2019/extlst" xmlns:o="urn:schemas-microsoft-com:office:office" xmlns:am3d="http://schemas.microsoft.com/office/drawing/2017/model3d" xmlns:aink="http://schemas.microsoft.com/office/drawing/2016/ink" xmlns:cx8="http://schemas.microsoft.com/office/drawing/2016/5/14/chartex" xmlns:cx7="http://schemas.microsoft.com/office/drawing/2016/5/13/chartex" xmlns:cx6="http://schemas.microsoft.com/office/drawing/2016/5/12/chartex" xmlns:cx5="http://schemas.microsoft.com/office/drawing/2016/5/11/chartex" xmlns:cx4="http://schemas.microsoft.com/office/drawing/2016/5/10/chartex" xmlns:cx3="http://schemas.microsoft.com/office/drawing/2016/5/9/chartex" xmlns:cx2="http://schemas.microsoft.com/office/drawing/2015/10/21/chartex" xmlns:cx1="http://schemas.microsoft.com/office/drawing/2015/9/8/chartex" xmlns:cx="http://schemas.microsoft.com/office/drawing/2014/chartex" xmlns="" id="{310C70AB-B595-C2E2-EFC3-20B4A94BE46D}"/>
-                </a:ext>
-              </a:extLst>
-            </wp:docPr>
-            <wp:cNvGraphicFramePr>
-              <a:graphicFrameLocks xmlns:a="http://schemas.openxmlformats.org/drawingml/2006/main" noChangeAspect="1"/>
-            </wp:cNvGraphicFramePr>
-            <a:graphic xmlns:a="http://schemas.openxmlformats.org/drawingml/2006/main">
-              <a:graphicData uri="http://schemas.openxmlformats.org/drawingml/2006/picture">
-                <pic:pic xmlns:pic="http://schemas.openxmlformats.org/drawingml/2006/picture">
-                  <pic:nvPicPr>
-                    <pic:cNvPr id="48" name="図 47">
-                      <a:extLst>
-                        <a:ext uri="{FF2B5EF4-FFF2-40B4-BE49-F238E27FC236}">
-                          <a16:creationId xmlns:a16="http://schemas.microsoft.com/office/drawing/2014/main" xmlns:w16se="http://schemas.microsoft.com/office/word/2015/wordml/symex" xmlns:w16sdtfl="http://schemas.microsoft.com/office/word/2024/wordml/sdtformatlock" xmlns:w16sdtdh="http://schemas.microsoft.com/office/word/2020/wordml/sdtdatahash" xmlns:w16du="http://schemas.microsoft.com/office/word/2023/wordml/word16du" xmlns:w16="http://schemas.microsoft.com/office/word/2018/wordml" xmlns:w16cid="http://schemas.microsoft.com/office/word/2016/wordml/cid" xmlns:w16cex="http://schemas.microsoft.com/office/word/2018/wordml/cex" xmlns:w="http://schemas.openxmlformats.org/wordprocessingml/2006/main" xmlns:w10="urn:schemas-microsoft-com:office:word" xmlns:v="urn:schemas-microsoft-com:vml" xmlns:oel="http://schemas.microsoft.com/office/2019/extlst" xmlns:o="urn:schemas-microsoft-com:office:office" xmlns:am3d="http://schemas.microsoft.com/office/drawing/2017/model3d" xmlns:aink="http://schemas.microsoft.com/office/drawing/2016/ink" xmlns:cx8="http://schemas.microsoft.com/office/drawing/2016/5/14/chartex" xmlns:cx7="http://schemas.microsoft.com/office/drawing/2016/5/13/chartex" xmlns:cx6="http://schemas.microsoft.com/office/drawing/2016/5/12/chartex" xmlns:cx5="http://schemas.microsoft.com/office/drawing/2016/5/11/chartex" xmlns:cx4="http://schemas.microsoft.com/office/drawing/2016/5/10/chartex" xmlns:cx3="http://schemas.microsoft.com/office/drawing/2016/5/9/chartex" xmlns:cx2="http://schemas.microsoft.com/office/drawing/2015/10/21/chartex" xmlns:cx1="http://schemas.microsoft.com/office/drawing/2015/9/8/chartex" xmlns:cx="http://schemas.microsoft.com/office/drawing/2014/chartex" xmlns="" id="{310C70AB-B595-C2E2-EFC3-20B4A94BE46D}"/>
-                        </a:ext>
-                      </a:extLst>
-                    </pic:cNvPr>
-                    <pic:cNvPicPr>
-                      <a:picLocks noChangeAspect="1"/>
-                    </pic:cNvPicPr>
-                  </pic:nvPicPr>
-                  <pic:blipFill>
-                    <a:blip r:embed="rId8" cstate="print">
-                      <a:extLst>
-                        <a:ext uri="{28A0092B-C50C-407E-A947-70E740481C1C}">
-                          <a14:useLocalDpi xmlns:a14="http://schemas.microsoft.com/office/drawing/2010/main" val="0"/>
-                        </a:ext>
-                      </a:extLst>
-                    </a:blip>
-                    <a:srcRect/>
-                    <a:stretch>
-                      <a:fillRect/>
-                    </a:stretch>
-                  </pic:blipFill>
-                  <pic:spPr bwMode="auto">
-                    <a:xfrm>
-                      <a:off x="0" y="0"/>
-                      <a:ext cx="2744470" cy="2340610"/>
-                    </a:xfrm>
-                    <a:prstGeom prst="rect">
-                      <a:avLst/>
-                    </a:prstGeom>
-                    <a:noFill/>
-                    <a:ln>
-                      <a:noFill/>
-                    </a:ln>
-                  </pic:spPr>
-                </pic:pic>
-              </a:graphicData>
-            </a:graphic>
-          </wp:anchor>
-        </w:drawing>
-      </w:r>
-      <w:r>
-        <w:t xml:space="preserve">続いて、室温（約 300 K）における発光特性の評価を行った。室温条件下においても、励起エネルギー密度が </w:t>
-      </w:r>
-      <m:oMath>
-        <m:r>
-          <w:rPr>
-            <w:rFonts w:ascii="Cambria Math" w:hAnsi="Cambria Math"/>
-          </w:rPr>
-          <m:t>130 μ</m:t>
-        </m:r>
-        <m:sSup>
-          <m:sSupPr>
-            <m:ctrlPr>
-              <w:rPr>
-                <w:rFonts w:ascii="Cambria Math" w:hAnsi="Cambria Math"/>
-              </w:rPr>
-            </m:ctrlPr>
-          </m:sSupPr>
-          <m:e>
-            <m:r>
-              <m:rPr>
-                <m:nor/>
-              </m:rPr>
-              <m:t>J/cm</m:t>
-            </m:r>
-          </m:e>
-          <m:sup>
-            <m:r>
-              <w:rPr>
-                <w:rFonts w:ascii="Cambria Math" w:hAnsi="Cambria Math"/>
-              </w:rPr>
-              <m:t>2</m:t>
-            </m:r>
-          </m:sup>
-        </m:sSup>
-      </m:oMath>
-      <w:r>
-        <w:t xml:space="preserve"> 付近において、ポラリトン凝縮に由来すると推測される鋭い発光線の出現を確認した。低温（6 K）の閾値（</w:t>
-      </w:r>
-      <m:oMath>
-        <m:r>
-          <w:rPr>
-            <w:rFonts w:ascii="Cambria Math" w:hAnsi="Cambria Math"/>
-          </w:rPr>
-          <m:t>5 μ</m:t>
-        </m:r>
-        <m:sSup>
-          <m:sSupPr>
-            <m:ctrlPr>
-              <w:rPr>
-                <w:rFonts w:ascii="Cambria Math" w:hAnsi="Cambria Math"/>
-              </w:rPr>
-            </m:ctrlPr>
-          </m:sSupPr>
-          <m:e>
-            <m:r>
-              <m:rPr>
-                <m:nor/>
-              </m:rPr>
-              <m:t>J/cm</m:t>
-            </m:r>
-          </m:e>
-          <m:sup>
-            <m:r>
-              <w:rPr>
-                <w:rFonts w:ascii="Cambria Math" w:hAnsi="Cambria Math"/>
-              </w:rPr>
-              <m:t>2</m:t>
-            </m:r>
-          </m:sup>
-        </m:sSup>
-      </m:oMath>
-      <w:r>
-        <w:t>）と比較して閾値エネルギーが上昇した主な要因としては、室温における熱揺らぎの増大や、フォノン散乱を介した非輻射失活パスの活性化により、強結合状態の維持と十分なポラリトン密度の形成により多くのエネルギーを要したためと考えられる。</w:t>
-      </w:r>
-    </w:p>
-    <w:p>
-      <w:pPr>
-        <w:ind w:firstLineChars="100" w:firstLine="210"/>
-      </w:pPr>
-      <w:r>
-        <w:rPr>
-          <w:noProof/>
-        </w:rPr>
-        <w:drawing>
-          <wp:anchor distT="0" distB="0" distL="114300" distR="114300" simplePos="0" relativeHeight="251678720" behindDoc="0" locked="0" layoutInCell="1" allowOverlap="1" wp14:anchorId="0EC09782" wp14:editId="63FD842B">
-            <wp:simplePos x="0" y="0"/>
-            <wp:positionH relativeFrom="column">
-              <wp:posOffset>-135890</wp:posOffset>
-            </wp:positionH>
-            <wp:positionV relativeFrom="paragraph">
-              <wp:posOffset>1618664</wp:posOffset>
-            </wp:positionV>
-            <wp:extent cx="2744470" cy="2227580"/>
-            <wp:effectExtent l="0" t="0" r="0" b="0"/>
-            <wp:wrapTopAndBottom/>
-            <wp:docPr id="1474202407" name="図 5"/>
-            <wp:cNvGraphicFramePr>
-              <a:graphicFrameLocks xmlns:a="http://schemas.openxmlformats.org/drawingml/2006/main" noChangeAspect="1"/>
-            </wp:cNvGraphicFramePr>
-            <a:graphic xmlns:a="http://schemas.openxmlformats.org/drawingml/2006/main">
-              <a:graphicData uri="http://schemas.openxmlformats.org/drawingml/2006/picture">
-                <pic:pic xmlns:pic="http://schemas.openxmlformats.org/drawingml/2006/picture">
-                  <pic:nvPicPr>
-                    <pic:cNvPr id="0" name="Picture 1"/>
-                    <pic:cNvPicPr>
-                      <a:picLocks noChangeAspect="1" noChangeArrowheads="1"/>
-                    </pic:cNvPicPr>
-                  </pic:nvPicPr>
-                  <pic:blipFill>
-                    <a:blip r:embed="rId9" cstate="print">
-                      <a:extLst>
-                        <a:ext uri="{28A0092B-C50C-407E-A947-70E740481C1C}">
-                          <a14:useLocalDpi xmlns:a14="http://schemas.microsoft.com/office/drawing/2010/main" val="0"/>
-                        </a:ext>
-                      </a:extLst>
-                    </a:blip>
-                    <a:srcRect/>
-                    <a:stretch>
-                      <a:fillRect/>
-                    </a:stretch>
-                  </pic:blipFill>
-                  <pic:spPr bwMode="auto">
-                    <a:xfrm>
-                      <a:off x="0" y="0"/>
-                      <a:ext cx="2744470" cy="2227580"/>
-                    </a:xfrm>
-                    <a:prstGeom prst="rect">
-                      <a:avLst/>
-                    </a:prstGeom>
-                    <a:noFill/>
-                    <a:ln>
-                      <a:noFill/>
-                    </a:ln>
-                  </pic:spPr>
-                </pic:pic>
-              </a:graphicData>
-            </a:graphic>
-          </wp:anchor>
-        </w:drawing>
-      </w:r>
-      <w:r>
-        <w:t>ただし、室温での測定においては、高強度のパルスレーザー照射に伴う局所的な熱ダメージや、有機結晶特有の熱揺らぎに起因して発光状態が極めて不安定であった。そのため、現状では精密な閾値の特定や、定常的なスペクトル形状の詳細な評価には至っていない。</w:t>
-      </w:r>
-      <w:r>
-        <w:rPr>
-          <w:rFonts w:hint="eastAsia"/>
-        </w:rPr>
-        <w:t>そのため</w:t>
-      </w:r>
-      <w:r>
-        <w:t>安定した室温連続観測に向けた</w:t>
-      </w:r>
-      <w:r>
-        <w:rPr>
-          <w:rFonts w:hint="eastAsia"/>
-        </w:rPr>
-        <w:t>観測方法や</w:t>
-      </w:r>
-      <w:r>
-        <w:t>作製プロセスの最適化が今後の実験的課題である。</w:t>
-      </w:r>
-    </w:p>
-    <w:p>
-      <w:pPr>
-        <w:rPr>
-          <w:b/>
-          <w:bCs/>
-        </w:rPr>
-      </w:pPr>
-      <w:r>
-        <w:rPr>
-          <w:rFonts w:hint="eastAsia"/>
-          <w:b/>
-          <w:bCs/>
-        </w:rPr>
-        <w:t>4-</w:t>
-      </w:r>
-      <w:r>
-        <w:rPr>
-          <w:b/>
-          <w:bCs/>
-        </w:rPr>
-        <w:t>3. ストリークカメラによる緩和</w:t>
-      </w:r>
-      <w:r>
-        <w:rPr>
-          <w:rFonts w:hint="eastAsia"/>
-          <w:b/>
-          <w:bCs/>
-        </w:rPr>
-        <w:t>測定</w:t>
-      </w:r>
-    </w:p>
-    <w:p>
-      <w:r>
-        <w:t xml:space="preserve">ポラリトン凝縮に至る初期の高速な緩和過程を評価するため、6 Kにおいてストリークカメラを用いた時間分解PL測定を実施した。その結果、励起パルス照射後の発光の立ち上がりから減衰に至る緩和時間は約 3 </w:t>
-      </w:r>
-      <w:proofErr w:type="spellStart"/>
-      <w:r>
-        <w:t>ps</w:t>
-      </w:r>
-      <w:proofErr w:type="spellEnd"/>
-      <w:r>
-        <w:t xml:space="preserve"> と見積もられた。</w:t>
-      </w:r>
-      <w:r>
-        <w:rPr>
-          <w:rFonts w:hint="eastAsia"/>
-        </w:rPr>
-        <w:t>こ</w:t>
-      </w:r>
-      <w:r>
-        <w:rPr>
-          <w:rFonts w:hint="eastAsia"/>
-        </w:rPr>
-        <w:t>の緩和時間は、</w:t>
-      </w:r>
-      <w:r>
-        <w:t>今回用いたストリークカメラの装置的な時間分解能と同程度であ</w:t>
-      </w:r>
-      <w:r>
-        <w:rPr>
-          <w:rFonts w:hint="eastAsia"/>
-        </w:rPr>
-        <w:t>り、実際の</w:t>
-      </w:r>
-      <w:r>
-        <w:t>ポラリトンの緩和時間は、</w:t>
-      </w:r>
-      <w:r>
-        <w:lastRenderedPageBreak/>
-        <w:t>さらに高速である可能性が</w:t>
-      </w:r>
-      <w:r>
-        <w:rPr>
-          <w:rFonts w:hint="eastAsia"/>
-        </w:rPr>
-        <w:t>ある</w:t>
-      </w:r>
-      <w:r>
-        <w:t>。</w:t>
-      </w:r>
-    </w:p>
-    <w:p>
-      <w:r>
-        <w:rPr>
-          <w:rFonts w:hint="eastAsia"/>
-        </w:rPr>
-        <w:t>参考文献</w:t>
-      </w:r>
-    </w:p>
-    <w:p>
-      <w:pPr>
-        <w:rPr>
-          <w:rFonts w:ascii="Times New Roman" w:hAnsi="Times New Roman" w:cs="Times New Roman"/>
-          <w:noProof/>
-          <w:sz w:val="20"/>
-          <w:szCs w:val="18"/>
-        </w:rPr>
-      </w:pPr>
-      <w:r>
-        <w:rPr>
-          <w:rFonts w:ascii="Times New Roman" w:hAnsi="Times New Roman" w:cs="Times New Roman"/>
-          <w:sz w:val="20"/>
-          <w:szCs w:val="18"/>
-        </w:rPr>
-        <w:t xml:space="preserve">[1] </w:t>
-      </w:r>
-      <w:hyperlink r:id="rId10" w:history="1">
-        <w:r>
-          <w:rPr>
-            <w:rStyle w:val="aa"/>
-            <w:rFonts w:ascii="Times New Roman" w:hAnsi="Times New Roman" w:cs="Times New Roman"/>
-            <w:noProof/>
-            <w:sz w:val="20"/>
-            <w:szCs w:val="18"/>
-          </w:rPr>
-          <w:t>J.Keeling, et al., Annu. Rev. Phys. Chem. (2020) 71,19.</w:t>
-        </w:r>
-      </w:hyperlink>
-    </w:p>
-    <w:p>
-      <w:r>
-        <w:rPr>
-          <w:rFonts w:ascii="Times New Roman" w:hAnsi="Times New Roman" w:cs="Times New Roman" w:hint="eastAsia"/>
-          <w:noProof/>
-          <w:sz w:val="20"/>
-          <w:szCs w:val="18"/>
-        </w:rPr>
-        <w:t>[2]</w:t>
-      </w:r>
-      <w:hyperlink r:id="rId11" w:history="1">
-        <w:r>
-          <w:rPr>
-            <w:rStyle w:val="aa"/>
-            <w:rFonts w:hint="eastAsia"/>
-            <w:u w:val="none"/>
-          </w:rPr>
-          <w:t xml:space="preserve"> </w:t>
-        </w:r>
-        <w:r>
-          <w:rPr>
-            <w:rStyle w:val="aa"/>
-            <w:rFonts w:ascii="Times New Roman" w:hAnsi="Times New Roman" w:cs="Times New Roman"/>
-          </w:rPr>
-          <w:t>G</w:t>
-        </w:r>
-        <w:r>
-          <w:rPr>
-            <w:rStyle w:val="aa"/>
-            <w:rFonts w:hint="eastAsia"/>
-          </w:rPr>
-          <w:t>.</w:t>
-        </w:r>
-        <w:r>
-          <w:rPr>
-            <w:rStyle w:val="aa"/>
-            <w:rFonts w:ascii="Times New Roman" w:hAnsi="Times New Roman" w:cs="Times New Roman" w:hint="eastAsia"/>
-            <w:noProof/>
-            <w:sz w:val="20"/>
-            <w:szCs w:val="18"/>
-          </w:rPr>
-          <w:t>L</w:t>
-        </w:r>
-        <w:r>
-          <w:rPr>
-            <w:rStyle w:val="aa"/>
-            <w:rFonts w:ascii="Times New Roman" w:hAnsi="Times New Roman" w:cs="Times New Roman"/>
-            <w:noProof/>
-            <w:sz w:val="20"/>
-            <w:szCs w:val="18"/>
-          </w:rPr>
-          <w:t>i</w:t>
-        </w:r>
-        <w:r>
-          <w:rPr>
-            <w:rStyle w:val="aa"/>
-            <w:rFonts w:ascii="Times New Roman" w:hAnsi="Times New Roman" w:cs="Times New Roman" w:hint="eastAsia"/>
-            <w:noProof/>
-            <w:sz w:val="20"/>
-            <w:szCs w:val="18"/>
-          </w:rPr>
-          <w:t>,</w:t>
-        </w:r>
-        <w:r>
-          <w:rPr>
-            <w:rStyle w:val="aa"/>
-            <w:rFonts w:ascii="Times New Roman" w:hAnsi="Times New Roman" w:cs="Times New Roman"/>
-            <w:noProof/>
-            <w:sz w:val="20"/>
-            <w:szCs w:val="18"/>
-          </w:rPr>
-          <w:t xml:space="preserve"> et al., Chem Catalysis 2, 1734–1747 (2022)</w:t>
-        </w:r>
-      </w:hyperlink>
-    </w:p>
-    <w:p>
-      <w:pPr>
-        <w:rPr>
-          <w:rFonts w:ascii="Times New Roman" w:hAnsi="Times New Roman" w:cs="Times New Roman"/>
-          <w:noProof/>
-          <w:sz w:val="20"/>
-          <w:szCs w:val="18"/>
-        </w:rPr>
-      </w:pPr>
-      <w:r>
-        <w:rPr>
-          <w:rFonts w:ascii="Times New Roman" w:hAnsi="Times New Roman" w:cs="Times New Roman" w:hint="eastAsia"/>
-          <w:noProof/>
-          <w:sz w:val="20"/>
-          <w:szCs w:val="18"/>
-        </w:rPr>
-        <w:t xml:space="preserve">[3] </w:t>
-      </w:r>
-      <w:hyperlink r:id="rId12" w:history="1">
-        <w:r>
-          <w:rPr>
-            <w:rStyle w:val="aa"/>
-            <w:rFonts w:ascii="Times New Roman" w:hAnsi="Times New Roman" w:cs="Times New Roman"/>
-            <w:noProof/>
-            <w:sz w:val="20"/>
-            <w:szCs w:val="18"/>
-          </w:rPr>
-          <w:t xml:space="preserve">Y.Yosihisa, et al., </w:t>
-        </w:r>
-        <w:r>
-          <w:rPr>
-            <w:rStyle w:val="aa"/>
-            <w:rFonts w:ascii="Times New Roman" w:hAnsi="Times New Roman" w:cs="Times New Roman"/>
-            <w:noProof/>
-            <w:sz w:val="20"/>
-            <w:szCs w:val="18"/>
-          </w:rPr>
-          <w:t>日本物理学会誌</w:t>
-        </w:r>
-        <w:r>
-          <w:rPr>
-            <w:rStyle w:val="aa"/>
-            <w:rFonts w:ascii="Times New Roman" w:hAnsi="Times New Roman" w:cs="Times New Roman"/>
-            <w:noProof/>
-            <w:sz w:val="20"/>
-            <w:szCs w:val="18"/>
-          </w:rPr>
-          <w:t>,vol,67,No2.(2012)</w:t>
-        </w:r>
-      </w:hyperlink>
-    </w:p>
-    <w:p>
-      <w:pPr>
-        <w:rPr>
-          <w:rFonts w:ascii="Times New Roman" w:hAnsi="Times New Roman" w:cs="Times New Roman"/>
-          <w:noProof/>
-          <w:sz w:val="20"/>
-          <w:szCs w:val="18"/>
-        </w:rPr>
-      </w:pPr>
-      <w:r>
-        <w:rPr>
-          <w:rFonts w:ascii="Times New Roman" w:hAnsi="Times New Roman" w:cs="Times New Roman" w:hint="eastAsia"/>
-          <w:noProof/>
-          <w:sz w:val="20"/>
-          <w:szCs w:val="18"/>
-        </w:rPr>
-        <w:t xml:space="preserve">[4] </w:t>
-      </w:r>
-      <w:hyperlink r:id="rId13" w:history="1">
-        <w:r>
-          <w:rPr>
-            <w:rStyle w:val="aa"/>
-            <w:rFonts w:ascii="Times New Roman" w:hAnsi="Times New Roman" w:cs="Times New Roman"/>
-            <w:noProof/>
-            <w:sz w:val="20"/>
-            <w:szCs w:val="18"/>
-          </w:rPr>
-          <w:t>S. Kéna-Cohen, et al.,</w:t>
-        </w:r>
-        <w:r>
-          <w:rPr>
-            <w:rStyle w:val="aa"/>
-          </w:rPr>
-          <w:t xml:space="preserve"> </w:t>
-        </w:r>
-        <w:r>
-          <w:rPr>
-            <w:rStyle w:val="aa"/>
-            <w:rFonts w:ascii="Times New Roman" w:hAnsi="Times New Roman" w:cs="Times New Roman"/>
-            <w:noProof/>
-            <w:sz w:val="20"/>
-            <w:szCs w:val="18"/>
-          </w:rPr>
-          <w:t>Nature Photonics volume 4, pages371–375 (2010)</w:t>
-        </w:r>
-      </w:hyperlink>
-      <w:r>
-        <w:rPr>
-          <w:rFonts w:ascii="Times New Roman" w:hAnsi="Times New Roman" w:cs="Times New Roman" w:hint="eastAsia"/>
-          <w:noProof/>
-          <w:sz w:val="20"/>
-          <w:szCs w:val="18"/>
-        </w:rPr>
-        <w:t xml:space="preserve">  </w:t>
-      </w:r>
-      <w:r>
-        <w:rPr>
-          <w:rFonts w:ascii="Times New Roman" w:hAnsi="Times New Roman" w:cs="Times New Roman"/>
-          <w:noProof/>
-          <w:sz w:val="20"/>
-          <w:szCs w:val="18"/>
-        </w:rPr>
-        <w:t> </w:t>
-      </w:r>
-    </w:p>
-    <w:p>
-      <w:pPr>
-        <w:rPr>
-          <w:rFonts w:ascii="Times New Roman" w:hAnsi="Times New Roman" w:cs="Times New Roman"/>
-          <w:noProof/>
-          <w:sz w:val="20"/>
-          <w:szCs w:val="18"/>
-        </w:rPr>
-      </w:pPr>
-      <w:r>
-        <w:rPr>
-          <w:noProof/>
-        </w:rPr>
-        <mc:AlternateContent>
-          <mc:Choice Requires="wps">
-            <w:drawing>
-              <wp:anchor distT="45720" distB="45720" distL="114300" distR="114300" simplePos="0" relativeHeight="251680768" behindDoc="0" locked="0" layoutInCell="1" allowOverlap="1" wp14:anchorId="008AFAE1" wp14:editId="35CBEDE8">
-                <wp:simplePos x="0" y="0"/>
-                <wp:positionH relativeFrom="margin">
-                  <wp:posOffset>256540</wp:posOffset>
-                </wp:positionH>
-                <wp:positionV relativeFrom="paragraph">
-                  <wp:posOffset>991284</wp:posOffset>
+                  <wp:posOffset>5126942</wp:posOffset>
                 </wp:positionV>
                 <wp:extent cx="2278380" cy="1404620"/>
                 <wp:effectExtent l="0" t="0" r="7620" b="0"/>
@@ -4746,9 +3733,9 @@
               </wp:anchor>
             </w:drawing>
           </mc:Choice>
-          <mc:Fallback xmlns:w16se="http://schemas.microsoft.com/office/word/2015/wordml/symex" xmlns:w16sdtfl="http://schemas.microsoft.com/office/word/2024/wordml/sdtformatlock" xmlns:w16sdtdh="http://schemas.microsoft.com/office/word/2020/wordml/sdtdatahash" xmlns:w16du="http://schemas.microsoft.com/office/word/2023/wordml/word16du" xmlns:w16="http://schemas.microsoft.com/office/word/2018/wordml" xmlns:w16cid="http://schemas.microsoft.com/office/word/2016/wordml/cid" xmlns:w16cex="http://schemas.microsoft.com/office/word/2018/wordml/cex" xmlns:oel="http://schemas.microsoft.com/office/2019/extlst" xmlns:am3d="http://schemas.microsoft.com/office/drawing/2017/model3d" xmlns:aink="http://schemas.microsoft.com/office/drawing/2016/ink" xmlns:cx8="http://schemas.microsoft.com/office/drawing/2016/5/14/chartex" xmlns:cx7="http://schemas.microsoft.com/office/drawing/2016/5/13/chartex" xmlns:cx6="http://schemas.microsoft.com/office/drawing/2016/5/12/chartex" xmlns:cx5="http://schemas.microsoft.com/office/drawing/2016/5/11/chartex" xmlns:cx4="http://schemas.microsoft.com/office/drawing/2016/5/10/chartex" xmlns:cx3="http://schemas.microsoft.com/office/drawing/2016/5/9/chartex" xmlns:cx2="http://schemas.microsoft.com/office/drawing/2015/10/21/chartex" xmlns:cx1="http://schemas.microsoft.com/office/drawing/2015/9/8/chartex" xmlns:cx="http://schemas.microsoft.com/office/drawing/2014/chartex">
+          <mc:Fallback>
             <w:pict>
-              <v:shape w14:anchorId="008AFAE1" id="_x0000_s1030" type="#_x0000_t202" style="position:absolute;margin-left:20.2pt;margin-top:78.05pt;width:179.4pt;height:110.6pt;z-index:251680768;visibility:visible;mso-wrap-style:square;mso-width-percent:0;mso-height-percent:200;mso-wrap-distance-left:9pt;mso-wrap-distance-top:3.6pt;mso-wrap-distance-right:9pt;mso-wrap-distance-bottom:3.6pt;mso-position-horizontal:absolute;mso-position-horizontal-relative:margin;mso-position-vertical:absolute;mso-position-vertical-relative:text;mso-width-percent:0;mso-height-percent:200;mso-width-relative:margin;mso-height-relative:margin;v-text-anchor:top" o:gfxdata="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" stroked="f">
+              <v:shape w14:anchorId="3E3DD297" id="_x0000_s1029" type="#_x0000_t202" style="position:absolute;left:0;text-align:left;margin-left:22.1pt;margin-top:403.7pt;width:179.4pt;height:110.6pt;z-index:251696128;visibility:visible;mso-wrap-style:square;mso-width-percent:0;mso-height-percent:200;mso-wrap-distance-left:9pt;mso-wrap-distance-top:3.6pt;mso-wrap-distance-right:9pt;mso-wrap-distance-bottom:3.6pt;mso-position-horizontal:absolute;mso-position-horizontal-relative:margin;mso-position-vertical:absolute;mso-position-vertical-relative:text;mso-width-percent:0;mso-height-percent:200;mso-width-relative:margin;mso-height-relative:margin;v-text-anchor:top" o:gfxdata="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" stroked="f">
                 <v:textbox style="mso-fit-shape-to-text:t">
                   <w:txbxContent>
                     <w:p>
@@ -4817,6 +3804,773 @@
       </w:r>
       <w:r>
         <w:rPr>
+          <w:noProof/>
+        </w:rPr>
+        <w:drawing>
+          <wp:anchor distT="0" distB="0" distL="114300" distR="114300" simplePos="0" relativeHeight="251694080" behindDoc="0" locked="0" layoutInCell="1" allowOverlap="1" wp14:anchorId="036DF6C7" wp14:editId="081CC4FE">
+            <wp:simplePos x="0" y="0"/>
+            <wp:positionH relativeFrom="column">
+              <wp:posOffset>0</wp:posOffset>
+            </wp:positionH>
+            <wp:positionV relativeFrom="paragraph">
+              <wp:posOffset>2975024</wp:posOffset>
+            </wp:positionV>
+            <wp:extent cx="2744470" cy="2227580"/>
+            <wp:effectExtent l="0" t="0" r="0" b="0"/>
+            <wp:wrapTopAndBottom/>
+            <wp:docPr id="1474202407" name="図 5"/>
+            <wp:cNvGraphicFramePr>
+              <a:graphicFrameLocks xmlns:a="http://schemas.openxmlformats.org/drawingml/2006/main" noChangeAspect="1"/>
+            </wp:cNvGraphicFramePr>
+            <a:graphic xmlns:a="http://schemas.openxmlformats.org/drawingml/2006/main">
+              <a:graphicData uri="http://schemas.openxmlformats.org/drawingml/2006/picture">
+                <pic:pic xmlns:pic="http://schemas.openxmlformats.org/drawingml/2006/picture">
+                  <pic:nvPicPr>
+                    <pic:cNvPr id="0" name="Picture 1"/>
+                    <pic:cNvPicPr>
+                      <a:picLocks noChangeAspect="1" noChangeArrowheads="1"/>
+                    </pic:cNvPicPr>
+                  </pic:nvPicPr>
+                  <pic:blipFill>
+                    <a:blip r:embed="rId8" cstate="print">
+                      <a:extLst>
+                        <a:ext uri="{28A0092B-C50C-407E-A947-70E740481C1C}">
+                          <a14:useLocalDpi xmlns:a14="http://schemas.microsoft.com/office/drawing/2010/main" val="0"/>
+                        </a:ext>
+                      </a:extLst>
+                    </a:blip>
+                    <a:srcRect/>
+                    <a:stretch>
+                      <a:fillRect/>
+                    </a:stretch>
+                  </pic:blipFill>
+                  <pic:spPr bwMode="auto">
+                    <a:xfrm>
+                      <a:off x="0" y="0"/>
+                      <a:ext cx="2744470" cy="2227580"/>
+                    </a:xfrm>
+                    <a:prstGeom prst="rect">
+                      <a:avLst/>
+                    </a:prstGeom>
+                    <a:noFill/>
+                    <a:ln>
+                      <a:noFill/>
+                    </a:ln>
+                  </pic:spPr>
+                </pic:pic>
+              </a:graphicData>
+            </a:graphic>
+          </wp:anchor>
+        </w:drawing>
+      </w:r>
+      <w:r>
+        <w:t>続いて、室温（約 300 K）における発光特性の評価を行った。</w:t>
+      </w:r>
+      <w:r>
+        <w:rPr>
+          <w:rFonts w:hint="eastAsia"/>
+        </w:rPr>
+        <w:t>図４に</w:t>
+      </w:r>
+      <w:r>
+        <w:t>室温条件下に</w:t>
+      </w:r>
+      <w:r>
+        <w:rPr>
+          <w:rFonts w:hint="eastAsia"/>
+        </w:rPr>
+        <w:t>おいて</w:t>
+      </w:r>
+      <w:r>
+        <w:t xml:space="preserve">、エネルギー密度 </w:t>
+      </w:r>
+      <m:oMath>
+        <m:r>
+          <w:rPr>
+            <w:rFonts w:ascii="Cambria Math" w:hAnsi="Cambria Math"/>
+          </w:rPr>
+          <m:t>130 μ</m:t>
+        </m:r>
+        <m:sSup>
+          <m:sSupPr>
+            <m:ctrlPr>
+              <w:rPr>
+                <w:rFonts w:ascii="Cambria Math" w:hAnsi="Cambria Math"/>
+              </w:rPr>
+            </m:ctrlPr>
+          </m:sSupPr>
+          <m:e>
+            <m:r>
+              <m:rPr>
+                <m:nor/>
+              </m:rPr>
+              <m:t>J/cm</m:t>
+            </m:r>
+          </m:e>
+          <m:sup>
+            <m:r>
+              <w:rPr>
+                <w:rFonts w:ascii="Cambria Math" w:hAnsi="Cambria Math"/>
+              </w:rPr>
+              <m:t>2</m:t>
+            </m:r>
+          </m:sup>
+        </m:sSup>
+      </m:oMath>
+      <w:r>
+        <w:t xml:space="preserve"> </w:t>
+      </w:r>
+      <w:r>
+        <w:rPr>
+          <w:rFonts w:hint="eastAsia"/>
+        </w:rPr>
+        <w:t>のパルスレーザー励起</w:t>
+      </w:r>
+      <w:r>
+        <w:rPr>
+          <w:rFonts w:hint="eastAsia"/>
+        </w:rPr>
+        <w:t>によって</w:t>
+      </w:r>
+      <w:r>
+        <w:rPr>
+          <w:rFonts w:hint="eastAsia"/>
+        </w:rPr>
+        <w:t>得られたスペクトルを示す。2.93 eV</w:t>
+      </w:r>
+      <w:r>
+        <w:t>付近において、ポラリトン凝縮に由来すると推測される鋭い発光線の出現を確認した。低温（6 K）の閾値（</w:t>
+      </w:r>
+      <m:oMath>
+        <m:r>
+          <w:rPr>
+            <w:rFonts w:ascii="Cambria Math" w:hAnsi="Cambria Math"/>
+          </w:rPr>
+          <m:t>5 μ</m:t>
+        </m:r>
+        <m:sSup>
+          <m:sSupPr>
+            <m:ctrlPr>
+              <w:rPr>
+                <w:rFonts w:ascii="Cambria Math" w:hAnsi="Cambria Math"/>
+              </w:rPr>
+            </m:ctrlPr>
+          </m:sSupPr>
+          <m:e>
+            <m:r>
+              <m:rPr>
+                <m:nor/>
+              </m:rPr>
+              <m:t>J/cm</m:t>
+            </m:r>
+          </m:e>
+          <m:sup>
+            <m:r>
+              <w:rPr>
+                <w:rFonts w:ascii="Cambria Math" w:hAnsi="Cambria Math"/>
+              </w:rPr>
+              <m:t>2</m:t>
+            </m:r>
+          </m:sup>
+        </m:sSup>
+      </m:oMath>
+      <w:r>
+        <w:t>）と比較して閾値エネルギーが上昇した主な要因としては、室温における熱揺らぎの増大や、フォノン散乱を介した非輻射失活パスの活性化により、強結合状態の維持と十分なポラリトン密度の形成により多くのエネルギーを要したためと考えられる。</w:t>
+      </w:r>
+    </w:p>
+    <w:p>
+      <w:pPr>
+        <w:ind w:firstLineChars="100" w:firstLine="210"/>
+      </w:pPr>
+      <w:r>
+        <w:t>ただし、室温での測定においては、高強度のパルスレーザー照射に伴う局所的な熱ダメージや、有機結晶特有の熱揺らぎに起因して発光状態が極めて不安定であった。そのため、現状では精密な閾値の特定や、定常的なスペクトル形状の詳細な評価には至っていない。</w:t>
+      </w:r>
+      <w:r>
+        <w:rPr>
+          <w:rFonts w:hint="eastAsia"/>
+        </w:rPr>
+        <w:t>そのため</w:t>
+      </w:r>
+      <w:r>
+        <w:t>安定した室温連続観測に向けた</w:t>
+      </w:r>
+      <w:r>
+        <w:rPr>
+          <w:rFonts w:hint="eastAsia"/>
+        </w:rPr>
+        <w:t>観測方法や</w:t>
+      </w:r>
+      <w:r>
+        <w:t>作製プロセスの最適化が今後の実験的課題である。</w:t>
+      </w:r>
+    </w:p>
+    <w:p>
+      <w:pPr>
+        <w:ind w:firstLineChars="100" w:firstLine="210"/>
+      </w:pPr>
+    </w:p>
+    <w:p>
+      <w:pPr>
+        <w:ind w:firstLineChars="100" w:firstLine="210"/>
+        <w:rPr>
+          <w:rFonts w:hint="eastAsia"/>
+        </w:rPr>
+      </w:pPr>
+    </w:p>
+    <w:p>
+      <w:pPr>
+        <w:rPr>
+          <w:b/>
+          <w:bCs/>
+        </w:rPr>
+      </w:pPr>
+      <w:r>
+        <w:rPr>
+          <w:rFonts w:hint="eastAsia"/>
+          <w:b/>
+          <w:bCs/>
+        </w:rPr>
+        <w:t>3</w:t>
+      </w:r>
+      <w:r>
+        <w:rPr>
+          <w:rFonts w:hint="eastAsia"/>
+          <w:b/>
+          <w:bCs/>
+        </w:rPr>
+        <w:t>-</w:t>
+      </w:r>
+      <w:r>
+        <w:rPr>
+          <w:b/>
+          <w:bCs/>
+        </w:rPr>
+        <w:t>3. ストリークカメラによる緩和</w:t>
+      </w:r>
+      <w:r>
+        <w:rPr>
+          <w:rFonts w:hint="eastAsia"/>
+          <w:b/>
+          <w:bCs/>
+        </w:rPr>
+        <w:t>測定</w:t>
+      </w:r>
+    </w:p>
+    <w:p>
+      <w:r>
+        <w:rPr>
+          <w:noProof/>
+        </w:rPr>
+        <mc:AlternateContent>
+          <mc:Choice Requires="wps">
+            <w:drawing>
+              <wp:anchor distT="45720" distB="45720" distL="114300" distR="114300" simplePos="0" relativeHeight="251686912" behindDoc="0" locked="0" layoutInCell="1" allowOverlap="1" wp14:anchorId="1A1E593F" wp14:editId="5F0057BF">
+                <wp:simplePos x="0" y="0"/>
+                <wp:positionH relativeFrom="column">
+                  <wp:posOffset>-123532</wp:posOffset>
+                </wp:positionH>
+                <wp:positionV relativeFrom="paragraph">
+                  <wp:posOffset>4476945</wp:posOffset>
+                </wp:positionV>
+                <wp:extent cx="2862580" cy="786130"/>
+                <wp:effectExtent l="0" t="0" r="0" b="0"/>
+                <wp:wrapTopAndBottom/>
+                <wp:docPr id="2077636686" name="テキスト ボックス 2"/>
+                <wp:cNvGraphicFramePr>
+                  <a:graphicFrameLocks xmlns:a="http://schemas.openxmlformats.org/drawingml/2006/main"/>
+                </wp:cNvGraphicFramePr>
+                <a:graphic xmlns:a="http://schemas.openxmlformats.org/drawingml/2006/main">
+                  <a:graphicData uri="http://schemas.microsoft.com/office/word/2010/wordprocessingShape">
+                    <wps:wsp>
+                      <wps:cNvSpPr txBox="1">
+                        <a:spLocks noChangeArrowheads="1"/>
+                      </wps:cNvSpPr>
+                      <wps:spPr bwMode="auto">
+                        <a:xfrm>
+                          <a:off x="0" y="0"/>
+                          <a:ext cx="2862580" cy="786130"/>
+                        </a:xfrm>
+                        <a:prstGeom prst="rect">
+                          <a:avLst/>
+                        </a:prstGeom>
+                        <a:solidFill>
+                          <a:srgbClr val="FFFFFF"/>
+                        </a:solidFill>
+                        <a:ln w="9525">
+                          <a:noFill/>
+                          <a:miter lim="800000"/>
+                          <a:headEnd/>
+                          <a:tailEnd/>
+                        </a:ln>
+                      </wps:spPr>
+                      <wps:txbx>
+                        <w:txbxContent>
+                          <w:p>
+                            <w:pPr>
+                              <w:rPr>
+                                <w:sz w:val="16"/>
+                                <w:szCs w:val="20"/>
+                              </w:rPr>
+                            </w:pPr>
+                            <w:r>
+                              <w:rPr>
+                                <w:rFonts w:hint="eastAsia"/>
+                                <w:sz w:val="18"/>
+                                <w:szCs w:val="21"/>
+                              </w:rPr>
+                              <w:t>図</w:t>
+                            </w:r>
+                            <w:r>
+                              <w:rPr>
+                                <w:rFonts w:hint="eastAsia"/>
+                                <w:sz w:val="18"/>
+                                <w:szCs w:val="21"/>
+                              </w:rPr>
+                              <w:t>5</w:t>
+                            </w:r>
+                            <w:r>
+                              <w:rPr>
+                                <w:rFonts w:hint="eastAsia"/>
+                                <w:sz w:val="18"/>
+                                <w:szCs w:val="21"/>
+                              </w:rPr>
+                              <w:t>：</w:t>
+                            </w:r>
+                            <w:r>
+                              <w:rPr>
+                                <w:sz w:val="18"/>
+                                <w:szCs w:val="21"/>
+                              </w:rPr>
+                              <w:t>発光の時間-波長マップ。横軸が波長、縦軸が時間（励起パルス照射時間は約0.2 ns）である。カラーバーは発光強度を表している。</w:t>
+                            </w:r>
+                          </w:p>
+                        </w:txbxContent>
+                      </wps:txbx>
+                      <wps:bodyPr rot="0" vert="horz" wrap="square" lIns="91440" tIns="45720" rIns="91440" bIns="45720" anchor="t" anchorCtr="0">
+                        <a:spAutoFit/>
+                      </wps:bodyPr>
+                    </wps:wsp>
+                  </a:graphicData>
+                </a:graphic>
+                <wp14:sizeRelH relativeFrom="margin">
+                  <wp14:pctWidth>0</wp14:pctWidth>
+                </wp14:sizeRelH>
+                <wp14:sizeRelV relativeFrom="margin">
+                  <wp14:pctHeight>20000</wp14:pctHeight>
+                </wp14:sizeRelV>
+              </wp:anchor>
+            </w:drawing>
+          </mc:Choice>
+          <mc:Fallback>
+            <w:pict>
+              <v:shape w14:anchorId="1A1E593F" id="_x0000_s1030" type="#_x0000_t202" style="position:absolute;margin-left:-9.75pt;margin-top:352.5pt;width:225.4pt;height:61.9pt;z-index:251686912;visibility:visible;mso-wrap-style:square;mso-width-percent:0;mso-height-percent:200;mso-wrap-distance-left:9pt;mso-wrap-distance-top:3.6pt;mso-wrap-distance-right:9pt;mso-wrap-distance-bottom:3.6pt;mso-position-horizontal:absolute;mso-position-horizontal-relative:text;mso-position-vertical:absolute;mso-position-vertical-relative:text;mso-width-percent:0;mso-height-percent:200;mso-width-relative:margin;mso-height-relative:margin;v-text-anchor:top" o:gfxdata="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" stroked="f">
+                <v:textbox style="mso-fit-shape-to-text:t">
+                  <w:txbxContent>
+                    <w:p>
+                      <w:pPr>
+                        <w:rPr>
+                          <w:sz w:val="16"/>
+                          <w:szCs w:val="20"/>
+                        </w:rPr>
+                      </w:pPr>
+                      <w:r>
+                        <w:rPr>
+                          <w:rFonts w:hint="eastAsia"/>
+                          <w:sz w:val="18"/>
+                          <w:szCs w:val="21"/>
+                        </w:rPr>
+                        <w:t>図</w:t>
+                      </w:r>
+                      <w:r>
+                        <w:rPr>
+                          <w:rFonts w:hint="eastAsia"/>
+                          <w:sz w:val="18"/>
+                          <w:szCs w:val="21"/>
+                        </w:rPr>
+                        <w:t>5</w:t>
+                      </w:r>
+                      <w:r>
+                        <w:rPr>
+                          <w:rFonts w:hint="eastAsia"/>
+                          <w:sz w:val="18"/>
+                          <w:szCs w:val="21"/>
+                        </w:rPr>
+                        <w:t>：</w:t>
+                      </w:r>
+                      <w:r>
+                        <w:rPr>
+                          <w:sz w:val="18"/>
+                          <w:szCs w:val="21"/>
+                        </w:rPr>
+                        <w:t>発光の時間-波長マップ。横軸が波長、縦軸が時間（励起パルス照射時間は約0.2 ns）である。カラーバーは発光強度を表している。</w:t>
+                      </w:r>
+                    </w:p>
+                  </w:txbxContent>
+                </v:textbox>
+                <w10:wrap type="topAndBottom"/>
+              </v:shape>
+            </w:pict>
+          </mc:Fallback>
+        </mc:AlternateContent>
+      </w:r>
+      <w:r>
+        <w:rPr>
+          <w:noProof/>
+        </w:rPr>
+        <w:drawing>
+          <wp:anchor distT="0" distB="0" distL="114300" distR="114300" simplePos="0" relativeHeight="251667456" behindDoc="0" locked="0" layoutInCell="1" allowOverlap="1" wp14:anchorId="4F361335" wp14:editId="70517F84">
+            <wp:simplePos x="0" y="0"/>
+            <wp:positionH relativeFrom="margin">
+              <wp:posOffset>3014980</wp:posOffset>
+            </wp:positionH>
+            <wp:positionV relativeFrom="paragraph">
+              <wp:posOffset>2153920</wp:posOffset>
+            </wp:positionV>
+            <wp:extent cx="2744470" cy="2340610"/>
+            <wp:effectExtent l="0" t="0" r="0" b="0"/>
+            <wp:wrapTopAndBottom/>
+            <wp:docPr id="48" name="図 47">
+              <a:extLst xmlns:a="http://schemas.openxmlformats.org/drawingml/2006/main">
+                <a:ext uri="{FF2B5EF4-FFF2-40B4-BE49-F238E27FC236}">
+                  <a16:creationId xmlns:a16="http://schemas.microsoft.com/office/drawing/2014/main" id="{310C70AB-B595-C2E2-EFC3-20B4A94BE46D}"/>
+                </a:ext>
+              </a:extLst>
+            </wp:docPr>
+            <wp:cNvGraphicFramePr>
+              <a:graphicFrameLocks xmlns:a="http://schemas.openxmlformats.org/drawingml/2006/main" noChangeAspect="1"/>
+            </wp:cNvGraphicFramePr>
+            <a:graphic xmlns:a="http://schemas.openxmlformats.org/drawingml/2006/main">
+              <a:graphicData uri="http://schemas.openxmlformats.org/drawingml/2006/picture">
+                <pic:pic xmlns:pic="http://schemas.openxmlformats.org/drawingml/2006/picture">
+                  <pic:nvPicPr>
+                    <pic:cNvPr id="48" name="図 47">
+                      <a:extLst>
+                        <a:ext uri="{FF2B5EF4-FFF2-40B4-BE49-F238E27FC236}">
+                          <a16:creationId xmlns:a16="http://schemas.microsoft.com/office/drawing/2014/main" id="{310C70AB-B595-C2E2-EFC3-20B4A94BE46D}"/>
+                        </a:ext>
+                      </a:extLst>
+                    </pic:cNvPr>
+                    <pic:cNvPicPr>
+                      <a:picLocks noChangeAspect="1"/>
+                    </pic:cNvPicPr>
+                  </pic:nvPicPr>
+                  <pic:blipFill>
+                    <a:blip r:embed="rId9" cstate="print">
+                      <a:extLst>
+                        <a:ext uri="{28A0092B-C50C-407E-A947-70E740481C1C}">
+                          <a14:useLocalDpi xmlns:a14="http://schemas.microsoft.com/office/drawing/2010/main" val="0"/>
+                        </a:ext>
+                      </a:extLst>
+                    </a:blip>
+                    <a:srcRect/>
+                    <a:stretch>
+                      <a:fillRect/>
+                    </a:stretch>
+                  </pic:blipFill>
+                  <pic:spPr bwMode="auto">
+                    <a:xfrm>
+                      <a:off x="0" y="0"/>
+                      <a:ext cx="2744470" cy="2340610"/>
+                    </a:xfrm>
+                    <a:prstGeom prst="rect">
+                      <a:avLst/>
+                    </a:prstGeom>
+                    <a:noFill/>
+                    <a:ln>
+                      <a:noFill/>
+                    </a:ln>
+                  </pic:spPr>
+                </pic:pic>
+              </a:graphicData>
+            </a:graphic>
+          </wp:anchor>
+        </w:drawing>
+      </w:r>
+      <w:r>
+        <w:t xml:space="preserve">ポラリトン凝縮に至る初期の高速な緩和過程を評価するため、6 Kにおいてストリークカメラを用いた時間分解PL測定を実施した。その結果、励起パルス照射後の発光の立ち上がりから減衰に至る緩和時間は約 3 </w:t>
+      </w:r>
+      <w:proofErr w:type="spellStart"/>
+      <w:r>
+        <w:t>ps</w:t>
+      </w:r>
+      <w:proofErr w:type="spellEnd"/>
+      <w:r>
+        <w:t xml:space="preserve"> と見積もられた。</w:t>
+      </w:r>
+      <w:r>
+        <w:rPr>
+          <w:rFonts w:hint="eastAsia"/>
+        </w:rPr>
+        <w:t>こ</w:t>
+      </w:r>
+      <w:r>
+        <w:rPr>
+          <w:rFonts w:hint="eastAsia"/>
+        </w:rPr>
+        <w:t>の緩和時間は、</w:t>
+      </w:r>
+      <w:r>
+        <w:t>今回用いたストリークカメラの装置的な時間分解能と同程度であ</w:t>
+      </w:r>
+      <w:r>
+        <w:rPr>
+          <w:rFonts w:hint="eastAsia"/>
+        </w:rPr>
+        <w:t>り、実際の</w:t>
+      </w:r>
+      <w:r>
+        <w:t>ポラリトンの緩和時間は、さらに高速である可能性が</w:t>
+      </w:r>
+      <w:r>
+        <w:rPr>
+          <w:rFonts w:hint="eastAsia"/>
+        </w:rPr>
+        <w:t>ある</w:t>
+      </w:r>
+      <w:r>
+        <w:t>。</w:t>
+      </w:r>
+    </w:p>
+    <w:p>
+      <w:r>
+        <w:rPr>
+          <w:rFonts w:hint="eastAsia"/>
+        </w:rPr>
+        <w:t>参考文献</w:t>
+      </w:r>
+    </w:p>
+    <w:p>
+      <w:pPr>
+        <w:rPr>
+          <w:rFonts w:ascii="Times New Roman" w:hAnsi="Times New Roman" w:cs="Times New Roman"/>
+          <w:noProof/>
+          <w:sz w:val="20"/>
+          <w:szCs w:val="18"/>
+        </w:rPr>
+      </w:pPr>
+      <w:r>
+        <w:rPr>
+          <w:rFonts w:ascii="Times New Roman" w:hAnsi="Times New Roman" w:cs="Times New Roman"/>
+          <w:sz w:val="20"/>
+          <w:szCs w:val="18"/>
+        </w:rPr>
+        <w:t xml:space="preserve">[1] </w:t>
+      </w:r>
+      <w:hyperlink r:id="rId10" w:history="1">
+        <w:r>
+          <w:rPr>
+            <w:rStyle w:val="aa"/>
+            <w:rFonts w:ascii="Times New Roman" w:hAnsi="Times New Roman" w:cs="Times New Roman"/>
+            <w:noProof/>
+            <w:sz w:val="20"/>
+            <w:szCs w:val="18"/>
+          </w:rPr>
+          <w:t>J.Keeling, et al., Annu. Rev. Phys. Chem. (2020) 71,19.</w:t>
+        </w:r>
+      </w:hyperlink>
+    </w:p>
+    <w:p>
+      <w:r>
+        <w:rPr>
+          <w:rFonts w:ascii="Times New Roman" w:hAnsi="Times New Roman" w:cs="Times New Roman" w:hint="eastAsia"/>
+          <w:noProof/>
+          <w:sz w:val="20"/>
+          <w:szCs w:val="18"/>
+        </w:rPr>
+        <w:t>[2]</w:t>
+      </w:r>
+      <w:hyperlink r:id="rId11" w:history="1">
+        <w:r>
+          <w:rPr>
+            <w:rStyle w:val="aa"/>
+            <w:rFonts w:hint="eastAsia"/>
+            <w:u w:val="none"/>
+          </w:rPr>
+          <w:t xml:space="preserve"> </w:t>
+        </w:r>
+        <w:r>
+          <w:rPr>
+            <w:rStyle w:val="aa"/>
+            <w:rFonts w:ascii="Times New Roman" w:hAnsi="Times New Roman" w:cs="Times New Roman"/>
+          </w:rPr>
+          <w:t>G</w:t>
+        </w:r>
+        <w:r>
+          <w:rPr>
+            <w:rStyle w:val="aa"/>
+            <w:rFonts w:hint="eastAsia"/>
+          </w:rPr>
+          <w:t>.</w:t>
+        </w:r>
+        <w:r>
+          <w:rPr>
+            <w:rStyle w:val="aa"/>
+            <w:rFonts w:ascii="Times New Roman" w:hAnsi="Times New Roman" w:cs="Times New Roman" w:hint="eastAsia"/>
+            <w:noProof/>
+            <w:sz w:val="20"/>
+            <w:szCs w:val="18"/>
+          </w:rPr>
+          <w:t>L</w:t>
+        </w:r>
+        <w:r>
+          <w:rPr>
+            <w:rStyle w:val="aa"/>
+            <w:rFonts w:ascii="Times New Roman" w:hAnsi="Times New Roman" w:cs="Times New Roman"/>
+            <w:noProof/>
+            <w:sz w:val="20"/>
+            <w:szCs w:val="18"/>
+          </w:rPr>
+          <w:t>i</w:t>
+        </w:r>
+        <w:r>
+          <w:rPr>
+            <w:rStyle w:val="aa"/>
+            <w:rFonts w:ascii="Times New Roman" w:hAnsi="Times New Roman" w:cs="Times New Roman" w:hint="eastAsia"/>
+            <w:noProof/>
+            <w:sz w:val="20"/>
+            <w:szCs w:val="18"/>
+          </w:rPr>
+          <w:t>,</w:t>
+        </w:r>
+        <w:r>
+          <w:rPr>
+            <w:rStyle w:val="aa"/>
+            <w:rFonts w:ascii="Times New Roman" w:hAnsi="Times New Roman" w:cs="Times New Roman"/>
+            <w:noProof/>
+            <w:sz w:val="20"/>
+            <w:szCs w:val="18"/>
+          </w:rPr>
+          <w:t xml:space="preserve"> et al., Chem Catalysis 2, 1734–1747 (2022)</w:t>
+        </w:r>
+      </w:hyperlink>
+    </w:p>
+    <w:p>
+      <w:pPr>
+        <w:rPr>
+          <w:rFonts w:ascii="Times New Roman" w:hAnsi="Times New Roman" w:cs="Times New Roman"/>
+          <w:noProof/>
+          <w:sz w:val="20"/>
+          <w:szCs w:val="18"/>
+        </w:rPr>
+      </w:pPr>
+      <w:r>
+        <w:rPr>
+          <w:rFonts w:ascii="Times New Roman" w:hAnsi="Times New Roman" w:cs="Times New Roman" w:hint="eastAsia"/>
+          <w:noProof/>
+          <w:sz w:val="20"/>
+          <w:szCs w:val="18"/>
+        </w:rPr>
+        <w:t xml:space="preserve">[3] </w:t>
+      </w:r>
+      <w:hyperlink r:id="rId12" w:history="1">
+        <w:r>
+          <w:rPr>
+            <w:rStyle w:val="aa"/>
+            <w:rFonts w:ascii="Times New Roman" w:hAnsi="Times New Roman" w:cs="Times New Roman"/>
+            <w:noProof/>
+            <w:sz w:val="20"/>
+            <w:szCs w:val="18"/>
+          </w:rPr>
+          <w:t xml:space="preserve">Y.Yosihisa, et al., </w:t>
+        </w:r>
+        <w:r>
+          <w:rPr>
+            <w:rStyle w:val="aa"/>
+            <w:rFonts w:ascii="Times New Roman" w:hAnsi="Times New Roman" w:cs="Times New Roman"/>
+            <w:noProof/>
+            <w:sz w:val="20"/>
+            <w:szCs w:val="18"/>
+          </w:rPr>
+          <w:t>日本物理学会誌</w:t>
+        </w:r>
+        <w:r>
+          <w:rPr>
+            <w:rStyle w:val="aa"/>
+            <w:rFonts w:ascii="Times New Roman" w:hAnsi="Times New Roman" w:cs="Times New Roman"/>
+            <w:noProof/>
+            <w:sz w:val="20"/>
+            <w:szCs w:val="18"/>
+          </w:rPr>
+          <w:t>,vol,67,No2.(2012)</w:t>
+        </w:r>
+      </w:hyperlink>
+    </w:p>
+    <w:p>
+      <w:pPr>
+        <w:rPr>
+          <w:rFonts w:ascii="Times New Roman" w:hAnsi="Times New Roman" w:cs="Times New Roman"/>
+          <w:noProof/>
+          <w:sz w:val="20"/>
+          <w:szCs w:val="18"/>
+        </w:rPr>
+      </w:pPr>
+      <w:r>
+        <w:rPr>
+          <w:rFonts w:ascii="Times New Roman" w:hAnsi="Times New Roman" w:cs="Times New Roman" w:hint="eastAsia"/>
+          <w:noProof/>
+          <w:sz w:val="20"/>
+          <w:szCs w:val="18"/>
+        </w:rPr>
+        <w:t xml:space="preserve">[4] </w:t>
+      </w:r>
+      <w:hyperlink r:id="rId13" w:history="1">
+        <w:r>
+          <w:rPr>
+            <w:rStyle w:val="aa"/>
+            <w:rFonts w:ascii="Times New Roman" w:hAnsi="Times New Roman" w:cs="Times New Roman"/>
+            <w:noProof/>
+            <w:sz w:val="20"/>
+            <w:szCs w:val="18"/>
+          </w:rPr>
+          <w:t>S. Kéna-Cohen, et al.,</w:t>
+        </w:r>
+        <w:r>
+          <w:rPr>
+            <w:rStyle w:val="aa"/>
+          </w:rPr>
+          <w:t xml:space="preserve"> </w:t>
+        </w:r>
+        <w:r>
+          <w:rPr>
+            <w:rStyle w:val="aa"/>
+            <w:rFonts w:ascii="Times New Roman" w:hAnsi="Times New Roman" w:cs="Times New Roman"/>
+            <w:noProof/>
+            <w:sz w:val="20"/>
+            <w:szCs w:val="18"/>
+          </w:rPr>
+          <w:t>Nature Photonics volume 4, pages371–375 (2010)</w:t>
+        </w:r>
+      </w:hyperlink>
+      <w:r>
+        <w:rPr>
+          <w:rFonts w:ascii="Times New Roman" w:hAnsi="Times New Roman" w:cs="Times New Roman" w:hint="eastAsia"/>
+          <w:noProof/>
+          <w:sz w:val="20"/>
+          <w:szCs w:val="18"/>
+        </w:rPr>
+        <w:t xml:space="preserve">  </w:t>
+      </w:r>
+      <w:r>
+        <w:rPr>
+          <w:rFonts w:ascii="Times New Roman" w:hAnsi="Times New Roman" w:cs="Times New Roman"/>
+          <w:noProof/>
+          <w:sz w:val="20"/>
+          <w:szCs w:val="18"/>
+        </w:rPr>
+        <w:t> </w:t>
+      </w:r>
+    </w:p>
+    <w:p>
+      <w:pPr>
+        <w:rPr>
+          <w:rFonts w:ascii="Times New Roman" w:hAnsi="Times New Roman" w:cs="Times New Roman"/>
+          <w:noProof/>
+          <w:sz w:val="20"/>
+          <w:szCs w:val="18"/>
+        </w:rPr>
+      </w:pPr>
+      <w:r>
+        <w:rPr>
           <w:rFonts w:ascii="Times New Roman" w:hAnsi="Times New Roman" w:cs="Times New Roman" w:hint="eastAsia"/>
           <w:noProof/>
           <w:sz w:val="20"/>
@@ -4915,7 +4669,7 @@
 </file>
 
 <file path=word/numbering.xml><?xml version="1.0" encoding="utf-8"?>
-<w:numbering xmlns:wpc="http://schemas.microsoft.com/office/word/2010/wordprocessingCanvas" xmlns:mc="http://schemas.openxmlformats.org/markup-compatibility/2006" xmlns:o="urn:schemas-microsoft-com:office:office" xmlns:r="http://schemas.openxmlformats.org/officeDocument/2006/relationships" xmlns:m="http://schemas.openxmlformats.org/officeDocument/2006/math" xmlns:v="urn:schemas-microsoft-com:vml" xmlns:wp14="http://schemas.microsoft.com/office/word/2010/wordprocessingDrawing" xmlns:wp="http://schemas.openxmlformats.org/drawingml/2006/wordprocessingDrawing" xmlns:w10="urn:schemas-microsoft-com:office:word" xmlns:w="http://schemas.openxmlformats.org/wordprocessingml/2006/main" xmlns:w14="http://schemas.microsoft.com/office/word/2010/wordml" xmlns:w15="http://schemas.microsoft.com/office/word/2012/wordml" xmlns:wpg="http://schemas.microsoft.com/office/word/2010/wordprocessingGroup" xmlns:wpi="http://schemas.microsoft.com/office/word/2010/wordprocessingInk" xmlns:wne="http://schemas.microsoft.com/office/word/2006/wordml" xmlns:wps="http://schemas.microsoft.com/office/word/2010/wordprocessingShape" mc:Ignorable="w14 w15 wp14">
+<w:numbering xmlns:wpc="http://schemas.microsoft.com/office/word/2010/wordprocessingCanvas" xmlns:cx="http://schemas.microsoft.com/office/drawing/2014/chartex" xmlns:cx1="http://schemas.microsoft.com/office/drawing/2015/9/8/chartex" xmlns:cx2="http://schemas.microsoft.com/office/drawing/2015/10/21/chartex" xmlns:cx3="http://schemas.microsoft.com/office/drawing/2016/5/9/chartex" xmlns:cx4="http://schemas.microsoft.com/office/drawing/2016/5/10/chartex" xmlns:cx5="http://schemas.microsoft.com/office/drawing/2016/5/11/chartex" xmlns:cx6="http://schemas.microsoft.com/office/drawing/2016/5/12/chartex" xmlns:cx7="http://schemas.microsoft.com/office/drawing/2016/5/13/chartex" xmlns:cx8="http://schemas.microsoft.com/office/drawing/2016/5/14/chartex" xmlns:mc="http://schemas.openxmlformats.org/markup-compatibility/2006" xmlns:aink="http://schemas.microsoft.com/office/drawing/2016/ink" xmlns:am3d="http://schemas.microsoft.com/office/drawing/2017/model3d" xmlns:o="urn:schemas-microsoft-com:office:office" xmlns:oel="http://schemas.microsoft.com/office/2019/extlst" xmlns:r="http://schemas.openxmlformats.org/officeDocument/2006/relationships" xmlns:m="http://schemas.openxmlformats.org/officeDocument/2006/math" xmlns:v="urn:schemas-microsoft-com:vml" xmlns:wp14="http://schemas.microsoft.com/office/word/2010/wordprocessingDrawing" xmlns:wp="http://schemas.openxmlformats.org/drawingml/2006/wordprocessingDrawing" xmlns:w10="urn:schemas-microsoft-com:office:word" xmlns:w="http://schemas.openxmlformats.org/wordprocessingml/2006/main" xmlns:w14="http://schemas.microsoft.com/office/word/2010/wordml" xmlns:w15="http://schemas.microsoft.com/office/word/2012/wordml" xmlns:w16cex="http://schemas.microsoft.com/office/word/2018/wordml/cex" xmlns:w16cid="http://schemas.microsoft.com/office/word/2016/wordml/cid" xmlns:w16="http://schemas.microsoft.com/office/word/2018/wordml" xmlns:w16du="http://schemas.microsoft.com/office/word/2023/wordml/word16du" xmlns:w16sdtdh="http://schemas.microsoft.com/office/word/2020/wordml/sdtdatahash" xmlns:w16sdtfl="http://schemas.microsoft.com/office/word/2024/wordml/sdtformatlock" xmlns:w16se="http://schemas.microsoft.com/office/word/2015/wordml/symex" xmlns:wpg="http://schemas.microsoft.com/office/word/2010/wordprocessingGroup" xmlns:wpi="http://schemas.microsoft.com/office/word/2010/wordprocessingInk" xmlns:wne="http://schemas.microsoft.com/office/word/2006/wordml" xmlns:wps="http://schemas.microsoft.com/office/word/2010/wordprocessingShape" mc:Ignorable="w14 w15 w16se w16cid w16 w16cex w16sdtdh w16sdtfl w16du wp14">
   <w:abstractNum w:abstractNumId="0" w15:restartNumberingAfterBreak="0">
     <w:nsid w:val="33127F22"/>
     <w:multiLevelType w:val="hybridMultilevel"/>
@@ -5006,14 +4760,14 @@
       </w:pPr>
     </w:lvl>
   </w:abstractNum>
-  <w:num w:numId="1">
+  <w:num w:numId="1" w16cid:durableId="772364943">
     <w:abstractNumId w:val="0"/>
   </w:num>
 </w:numbering>
 </file>
 
 <file path=word/styles.xml><?xml version="1.0" encoding="utf-8"?>
-<w:styles xmlns:mc="http://schemas.openxmlformats.org/markup-compatibility/2006" xmlns:r="http://schemas.openxmlformats.org/officeDocument/2006/relationships" xmlns:w="http://schemas.openxmlformats.org/wordprocessingml/2006/main" xmlns:w14="http://schemas.microsoft.com/office/word/2010/wordml" xmlns:w15="http://schemas.microsoft.com/office/word/2012/wordml" mc:Ignorable="w14 w15">
+<w:styles xmlns:mc="http://schemas.openxmlformats.org/markup-compatibility/2006" xmlns:r="http://schemas.openxmlformats.org/officeDocument/2006/relationships" xmlns:w="http://schemas.openxmlformats.org/wordprocessingml/2006/main" xmlns:w14="http://schemas.microsoft.com/office/word/2010/wordml" xmlns:w15="http://schemas.microsoft.com/office/word/2012/wordml" xmlns:w16cex="http://schemas.microsoft.com/office/word/2018/wordml/cex" xmlns:w16cid="http://schemas.microsoft.com/office/word/2016/wordml/cid" xmlns:w16="http://schemas.microsoft.com/office/word/2018/wordml" xmlns:w16du="http://schemas.microsoft.com/office/word/2023/wordml/word16du" xmlns:w16sdtdh="http://schemas.microsoft.com/office/word/2020/wordml/sdtdatahash" xmlns:w16sdtfl="http://schemas.microsoft.com/office/word/2024/wordml/sdtformatlock" xmlns:w16se="http://schemas.microsoft.com/office/word/2015/wordml/symex" mc:Ignorable="w14 w15 w16se w16cid w16 w16cex w16sdtdh w16sdtfl w16du">
   <w:docDefaults>
     <w:rPrDefault>
       <w:rPr>
@@ -5027,7 +4781,7 @@
     </w:rPrDefault>
     <w:pPrDefault/>
   </w:docDefaults>
-  <w:latentStyles w:defLockedState="0" w:defUIPriority="99" w:defSemiHidden="0" w:defUnhideWhenUsed="0" w:defQFormat="0" w:count="371">
+  <w:latentStyles w:defLockedState="0" w:defUIPriority="99" w:defSemiHidden="0" w:defUnhideWhenUsed="0" w:defQFormat="0" w:count="376">
     <w:lsdException w:name="Normal" w:uiPriority="0" w:qFormat="1"/>
     <w:lsdException w:name="heading 1" w:uiPriority="9" w:qFormat="1"/>
     <w:lsdException w:name="heading 2" w:semiHidden="1" w:uiPriority="9" w:unhideWhenUsed="1" w:qFormat="1"/>
@@ -5399,6 +5153,11 @@
     <w:lsdException w:name="List Table 5 Dark Accent 6" w:uiPriority="50"/>
     <w:lsdException w:name="List Table 6 Colorful Accent 6" w:uiPriority="51"/>
     <w:lsdException w:name="List Table 7 Colorful Accent 6" w:uiPriority="52"/>
+    <w:lsdException w:name="Mention" w:semiHidden="1" w:unhideWhenUsed="1"/>
+    <w:lsdException w:name="Smart Hyperlink" w:semiHidden="1" w:unhideWhenUsed="1"/>
+    <w:lsdException w:name="Hashtag" w:semiHidden="1" w:unhideWhenUsed="1"/>
+    <w:lsdException w:name="Unresolved Mention" w:semiHidden="1" w:unhideWhenUsed="1"/>
+    <w:lsdException w:name="Smart Link" w:semiHidden="1" w:unhideWhenUsed="1"/>
   </w:latentStyles>
   <w:style w:type="paragraph" w:default="1" w:styleId="a">
     <w:name w:val="Normal"/>
